--- a/documentation/Step 7.docx
+++ b/documentation/Step 7.docx
@@ -14,6 +14,21 @@
           <w:b/>
           <w:bCs/>
         </w:rPr>
+        <w:t>STEP 7 — SQL ANALYTICS &amp; KPI QUERIES</w:t>
+      </w:r>
+    </w:p>
+    <w:p>
+      <w:pPr>
+        <w:rPr>
+          <w:b/>
+          <w:bCs/>
+        </w:rPr>
+      </w:pPr>
+      <w:r>
+        <w:rPr>
+          <w:b/>
+          <w:bCs/>
+        </w:rPr>
         <w:t xml:space="preserve">STEP </w:t>
       </w:r>
       <w:r>
@@ -28,7 +43,330 @@
           <w:b/>
           <w:bCs/>
         </w:rPr>
-        <w:t xml:space="preserve"> — SQL ANALYTICS &amp; KPI QUERIES</w:t>
+        <w:t>.1 — EXPLORE AVAILABLE TABLES</w:t>
+      </w:r>
+    </w:p>
+    <w:p>
+      <w:pPr>
+        <w:rPr>
+          <w:b/>
+          <w:bCs/>
+        </w:rPr>
+      </w:pPr>
+      <w:r>
+        <w:rPr>
+          <w:b/>
+          <w:bCs/>
+        </w:rPr>
+        <w:t>OBJECTIVE</w:t>
+      </w:r>
+    </w:p>
+    <w:p>
+      <w:r>
+        <w:t>Understand the database structure before performing analytics and KPI calculations.</w:t>
+      </w:r>
+    </w:p>
+    <w:p>
+      <w:pPr>
+        <w:rPr>
+          <w:b/>
+          <w:bCs/>
+        </w:rPr>
+      </w:pPr>
+      <w:r>
+        <w:rPr>
+          <w:b/>
+          <w:bCs/>
+        </w:rPr>
+        <w:t>SQL QUERIES EXECUTED</w:t>
+      </w:r>
+    </w:p>
+    <w:p>
+      <w:r>
+        <w:t>Check Available Tables</w:t>
+      </w:r>
+      <w:r>
+        <w:t xml:space="preserve">: </w:t>
+      </w:r>
+      <w:r>
+        <w:t>SHOW TABLES;</w:t>
+      </w:r>
+    </w:p>
+    <w:p>
+      <w:r>
+        <w:t>Inspect Transaction Table Structure</w:t>
+      </w:r>
+      <w:r>
+        <w:t xml:space="preserve">: </w:t>
+      </w:r>
+      <w:r>
+        <w:t xml:space="preserve">DESCRIBE </w:t>
+      </w:r>
+      <w:proofErr w:type="spellStart"/>
+      <w:r>
+        <w:t>transactions_master</w:t>
+      </w:r>
+      <w:proofErr w:type="spellEnd"/>
+      <w:r>
+        <w:t>;</w:t>
+      </w:r>
+    </w:p>
+    <w:p>
+      <w:r>
+        <w:t>Inspect Risk Table Structure</w:t>
+      </w:r>
+      <w:r>
+        <w:t xml:space="preserve">: </w:t>
+      </w:r>
+      <w:r>
+        <w:t xml:space="preserve">DESCRIBE </w:t>
+      </w:r>
+      <w:proofErr w:type="spellStart"/>
+      <w:r>
+        <w:t>fraud_risk_scores</w:t>
+      </w:r>
+      <w:proofErr w:type="spellEnd"/>
+      <w:r>
+        <w:t>;</w:t>
+      </w:r>
+    </w:p>
+    <w:p>
+      <w:pPr>
+        <w:rPr>
+          <w:b/>
+          <w:bCs/>
+        </w:rPr>
+      </w:pPr>
+      <w:r>
+        <w:rPr>
+          <w:b/>
+          <w:bCs/>
+        </w:rPr>
+        <w:t>TABLES IDENTIFIED</w:t>
+      </w:r>
+    </w:p>
+    <w:p>
+      <w:proofErr w:type="spellStart"/>
+      <w:r>
+        <w:t>transactions_master</w:t>
+      </w:r>
+      <w:proofErr w:type="spellEnd"/>
+    </w:p>
+    <w:p>
+      <w:r>
+        <w:t>Contains</w:t>
+      </w:r>
+      <w:r>
+        <w:t xml:space="preserve">: </w:t>
+      </w:r>
+      <w:r>
+        <w:t>Customer Information</w:t>
+      </w:r>
+      <w:r>
+        <w:t xml:space="preserve">, </w:t>
+      </w:r>
+      <w:r>
+        <w:t>Merchant Information</w:t>
+      </w:r>
+      <w:r>
+        <w:t xml:space="preserve">, </w:t>
+      </w:r>
+      <w:r>
+        <w:t>Transaction Amount</w:t>
+      </w:r>
+      <w:r>
+        <w:t xml:space="preserve">, </w:t>
+      </w:r>
+      <w:r>
+        <w:t>Location Details</w:t>
+      </w:r>
+      <w:r>
+        <w:t xml:space="preserve">, </w:t>
+      </w:r>
+      <w:r>
+        <w:t>Fraud Label (</w:t>
+      </w:r>
+      <w:proofErr w:type="spellStart"/>
+      <w:r>
+        <w:t>is_fraud</w:t>
+      </w:r>
+      <w:proofErr w:type="spellEnd"/>
+      <w:r>
+        <w:t xml:space="preserve">) </w:t>
+      </w:r>
+      <w:r>
+        <w:t xml:space="preserve">and </w:t>
+      </w:r>
+      <w:r>
+        <w:t>Transaction Metadata</w:t>
+      </w:r>
+      <w:r>
+        <w:t>.</w:t>
+      </w:r>
+    </w:p>
+    <w:p>
+      <w:r>
+        <w:t>Total Columns:</w:t>
+      </w:r>
+      <w:r>
+        <w:t xml:space="preserve"> </w:t>
+      </w:r>
+      <w:r>
+        <w:t>24</w:t>
+      </w:r>
+    </w:p>
+    <w:p>
+      <w:proofErr w:type="spellStart"/>
+      <w:r>
+        <w:t>fraud_risk_scores</w:t>
+      </w:r>
+      <w:proofErr w:type="spellEnd"/>
+    </w:p>
+    <w:p>
+      <w:r>
+        <w:t>Contains:</w:t>
+      </w:r>
+      <w:r>
+        <w:t xml:space="preserve"> </w:t>
+      </w:r>
+      <w:proofErr w:type="spellStart"/>
+      <w:r>
+        <w:t>actual_fraud</w:t>
+      </w:r>
+      <w:proofErr w:type="spellEnd"/>
+      <w:r>
+        <w:t xml:space="preserve">, </w:t>
+      </w:r>
+      <w:proofErr w:type="spellStart"/>
+      <w:r>
+        <w:t>risk_score</w:t>
+      </w:r>
+      <w:proofErr w:type="spellEnd"/>
+      <w:r>
+        <w:t xml:space="preserve">, </w:t>
+      </w:r>
+      <w:proofErr w:type="spellStart"/>
+      <w:r>
+        <w:t>risk_category</w:t>
+      </w:r>
+      <w:proofErr w:type="spellEnd"/>
+      <w:r>
+        <w:t xml:space="preserve"> </w:t>
+      </w:r>
+      <w:r>
+        <w:t xml:space="preserve">and </w:t>
+      </w:r>
+      <w:r>
+        <w:t>alert</w:t>
+      </w:r>
+      <w:r>
+        <w:t>.</w:t>
+      </w:r>
+      <w:r>
+        <w:t xml:space="preserve"> </w:t>
+      </w:r>
+    </w:p>
+    <w:p>
+      <w:r>
+        <w:t>Total Columns:</w:t>
+      </w:r>
+      <w:r>
+        <w:t xml:space="preserve"> </w:t>
+      </w:r>
+      <w:r>
+        <w:t>4</w:t>
+      </w:r>
+    </w:p>
+    <w:p>
+      <w:pPr>
+        <w:rPr>
+          <w:b/>
+          <w:bCs/>
+        </w:rPr>
+      </w:pPr>
+      <w:r>
+        <w:rPr>
+          <w:b/>
+          <w:bCs/>
+        </w:rPr>
+        <w:t>PURPOSE</w:t>
+      </w:r>
+    </w:p>
+    <w:p>
+      <w:r>
+        <w:t>This step helps identify:</w:t>
+      </w:r>
+      <w:r>
+        <w:t xml:space="preserve"> </w:t>
+      </w:r>
+      <w:r>
+        <w:t>Available datasets</w:t>
+      </w:r>
+      <w:r>
+        <w:t xml:space="preserve">, </w:t>
+      </w:r>
+      <w:r>
+        <w:t>Available columns</w:t>
+      </w:r>
+      <w:r>
+        <w:t xml:space="preserve">, </w:t>
+      </w:r>
+      <w:r>
+        <w:t>Data types</w:t>
+      </w:r>
+      <w:r>
+        <w:t xml:space="preserve">, </w:t>
+      </w:r>
+      <w:r>
+        <w:t>Potential KPIs</w:t>
+      </w:r>
+      <w:r>
+        <w:t xml:space="preserve"> and </w:t>
+      </w:r>
+      <w:r>
+        <w:t>Reporting opportunities before beginning SQL analysis.</w:t>
+      </w:r>
+    </w:p>
+    <w:p>
+      <w:pPr>
+        <w:rPr>
+          <w:b/>
+          <w:bCs/>
+        </w:rPr>
+      </w:pPr>
+      <w:r>
+        <w:rPr>
+          <w:b/>
+          <w:bCs/>
+        </w:rPr>
+        <w:t>CONCLUSION</w:t>
+      </w:r>
+    </w:p>
+    <w:p>
+      <w:r>
+        <w:t>The database contains two analytical tables:</w:t>
+      </w:r>
+      <w:r>
+        <w:t xml:space="preserve"> </w:t>
+      </w:r>
+      <w:proofErr w:type="spellStart"/>
+      <w:r>
+        <w:t>transactions_master</w:t>
+      </w:r>
+      <w:proofErr w:type="spellEnd"/>
+      <w:r>
+        <w:t xml:space="preserve"> and </w:t>
+      </w:r>
+      <w:proofErr w:type="spellStart"/>
+      <w:r>
+        <w:t>fraud_risk_scores</w:t>
+      </w:r>
+      <w:proofErr w:type="spellEnd"/>
+      <w:r>
+        <w:t>. These</w:t>
+      </w:r>
+      <w:r>
+        <w:t xml:space="preserve"> will be used for fraud analytics, KPI reporting, risk analysis, and dashboard development.</w:t>
       </w:r>
     </w:p>
     <w:p>
@@ -57,7 +395,22 @@
           <w:b/>
           <w:bCs/>
         </w:rPr>
-        <w:t>.1 — EXPLORE AVAILABLE TABLES</w:t>
+        <w:t>.2 — CORE FRAUD KPIS</w:t>
+      </w:r>
+    </w:p>
+    <w:p>
+      <w:pPr>
+        <w:rPr>
+          <w:b/>
+          <w:bCs/>
+        </w:rPr>
+      </w:pPr>
+      <w:r>
+        <w:rPr>
+          <w:b/>
+          <w:bCs/>
+        </w:rPr>
+        <w:t>KPI 1 — TOTAL TRANSACTIONS</w:t>
       </w:r>
     </w:p>
     <w:p>
@@ -74,379 +427,67 @@
         </w:rPr>
         <w:t>OBJECTIVE</w:t>
       </w:r>
-    </w:p>
-    <w:p>
-      <w:r>
-        <w:t>Understand the database structure before performing analytics and KPI calculations.</w:t>
-      </w:r>
-    </w:p>
-    <w:p>
-      <w:pPr>
-        <w:rPr>
-          <w:b/>
-          <w:bCs/>
-        </w:rPr>
-      </w:pPr>
-      <w:r>
-        <w:rPr>
-          <w:b/>
-          <w:bCs/>
-        </w:rPr>
-        <w:t>SQL QUERIES EXECUTED</w:t>
-      </w:r>
-    </w:p>
-    <w:p>
-      <w:r>
-        <w:t>Check Available Tables</w:t>
-      </w:r>
-      <w:r>
+      <w:r>
+        <w:rPr>
+          <w:b/>
+          <w:bCs/>
+        </w:rPr>
         <w:t xml:space="preserve">: </w:t>
       </w:r>
       <w:r>
-        <w:t>SHOW TABLES;</w:t>
-      </w:r>
-    </w:p>
-    <w:p>
-      <w:r>
-        <w:t>Inspect Transaction Table Structure</w:t>
-      </w:r>
-      <w:r>
-        <w:t xml:space="preserve">: </w:t>
-      </w:r>
-      <w:r>
-        <w:t>DESCRIBE transactions_master;</w:t>
-      </w:r>
-    </w:p>
-    <w:p>
-      <w:r>
-        <w:t>Inspect Risk Table Structure</w:t>
-      </w:r>
-      <w:r>
-        <w:t xml:space="preserve">: </w:t>
-      </w:r>
-      <w:r>
-        <w:t>DESCRIBE fraud_risk_scores;</w:t>
-      </w:r>
-    </w:p>
-    <w:p>
-      <w:pPr>
-        <w:rPr>
-          <w:b/>
-          <w:bCs/>
-        </w:rPr>
-      </w:pPr>
-      <w:r>
-        <w:rPr>
-          <w:b/>
-          <w:bCs/>
-        </w:rPr>
-        <w:t>TABLES IDENTIFIED</w:t>
-      </w:r>
-    </w:p>
-    <w:p>
+        <w:t>Calculate the total number of transactions processed by the fraud analytics system.</w:t>
+      </w:r>
+    </w:p>
+    <w:p>
+      <w:pPr>
+        <w:rPr>
+          <w:b/>
+          <w:bCs/>
+        </w:rPr>
+      </w:pPr>
+      <w:r>
+        <w:rPr>
+          <w:b/>
+          <w:bCs/>
+        </w:rPr>
+        <w:t>SQL QUERY</w:t>
+      </w:r>
+      <w:r>
+        <w:rPr>
+          <w:b/>
+          <w:bCs/>
+        </w:rPr>
+        <w:t>:</w:t>
+      </w:r>
+    </w:p>
+    <w:p>
+      <w:r>
+        <w:t xml:space="preserve">SELECT </w:t>
+      </w:r>
+      <w:proofErr w:type="gramStart"/>
+      <w:r>
+        <w:t>COUNT(</w:t>
+      </w:r>
+      <w:proofErr w:type="gramEnd"/>
+      <w:r>
+        <w:t xml:space="preserve">*) AS </w:t>
+      </w:r>
+      <w:proofErr w:type="spellStart"/>
+      <w:r>
+        <w:t>total_transactions</w:t>
+      </w:r>
+      <w:proofErr w:type="spellEnd"/>
+      <w:r>
+        <w:br/>
+        <w:t xml:space="preserve">FROM </w:t>
+      </w:r>
+      <w:proofErr w:type="spellStart"/>
       <w:r>
         <w:t>transactions_master</w:t>
       </w:r>
-    </w:p>
-    <w:p>
-      <w:r>
-        <w:t>Contains</w:t>
-      </w:r>
-      <w:r>
-        <w:t xml:space="preserve">: </w:t>
-      </w:r>
-      <w:r>
-        <w:t>Customer Information</w:t>
-      </w:r>
-      <w:r>
-        <w:t xml:space="preserve">, </w:t>
-      </w:r>
-      <w:r>
-        <w:t>Merchant Information</w:t>
-      </w:r>
-      <w:r>
-        <w:t xml:space="preserve">, </w:t>
-      </w:r>
-      <w:r>
-        <w:t>Transaction Amount</w:t>
-      </w:r>
-      <w:r>
-        <w:t xml:space="preserve">, </w:t>
-      </w:r>
-      <w:r>
-        <w:t>Location Details</w:t>
-      </w:r>
-      <w:r>
-        <w:t xml:space="preserve">, </w:t>
-      </w:r>
-      <w:r>
-        <w:t xml:space="preserve">Fraud Label (is_fraud) </w:t>
-      </w:r>
-      <w:r>
-        <w:t xml:space="preserve">and </w:t>
-      </w:r>
-      <w:r>
-        <w:t>Transaction Metadata</w:t>
-      </w:r>
-      <w:r>
-        <w:t>.</w:t>
-      </w:r>
-    </w:p>
-    <w:p>
-      <w:r>
-        <w:t>Total Columns:</w:t>
-      </w:r>
-      <w:r>
-        <w:t xml:space="preserve"> </w:t>
-      </w:r>
-      <w:r>
-        <w:t>24</w:t>
-      </w:r>
-    </w:p>
-    <w:p>
-      <w:r>
-        <w:t>fraud_risk_scores</w:t>
-      </w:r>
-    </w:p>
-    <w:p>
-      <w:r>
-        <w:t>Contains:</w:t>
-      </w:r>
-      <w:r>
-        <w:t xml:space="preserve"> </w:t>
-      </w:r>
-      <w:r>
-        <w:t>actual_fraud</w:t>
-      </w:r>
-      <w:r>
-        <w:t xml:space="preserve">, </w:t>
-      </w:r>
-      <w:r>
-        <w:t>risk_score</w:t>
-      </w:r>
-      <w:r>
-        <w:t xml:space="preserve">, </w:t>
-      </w:r>
-      <w:r>
-        <w:t xml:space="preserve">risk_category </w:t>
-      </w:r>
-      <w:r>
-        <w:t xml:space="preserve">and </w:t>
-      </w:r>
-      <w:r>
-        <w:t>alert</w:t>
-      </w:r>
-      <w:r>
-        <w:t>.</w:t>
-      </w:r>
-      <w:r>
-        <w:t xml:space="preserve"> </w:t>
-      </w:r>
-    </w:p>
-    <w:p>
-      <w:r>
-        <w:t>Total Columns:</w:t>
-      </w:r>
-      <w:r>
-        <w:t xml:space="preserve"> </w:t>
-      </w:r>
-      <w:r>
-        <w:t>4</w:t>
-      </w:r>
-    </w:p>
-    <w:p>
-      <w:pPr>
-        <w:rPr>
-          <w:b/>
-          <w:bCs/>
-        </w:rPr>
-      </w:pPr>
-      <w:r>
-        <w:rPr>
-          <w:b/>
-          <w:bCs/>
-        </w:rPr>
-        <w:t>PURPOSE</w:t>
-      </w:r>
-    </w:p>
-    <w:p>
-      <w:r>
-        <w:t>This step helps identify:</w:t>
-      </w:r>
-      <w:r>
-        <w:t xml:space="preserve"> </w:t>
-      </w:r>
-      <w:r>
-        <w:t>Available datasets</w:t>
-      </w:r>
-      <w:r>
-        <w:t xml:space="preserve">, </w:t>
-      </w:r>
-      <w:r>
-        <w:t>Available columns</w:t>
-      </w:r>
-      <w:r>
-        <w:t xml:space="preserve">, </w:t>
-      </w:r>
-      <w:r>
-        <w:t>Data types</w:t>
-      </w:r>
-      <w:r>
-        <w:t xml:space="preserve">, </w:t>
-      </w:r>
-      <w:r>
-        <w:t>Potential KPIs</w:t>
-      </w:r>
-      <w:r>
-        <w:t xml:space="preserve"> and </w:t>
-      </w:r>
-      <w:r>
-        <w:t>Reporting opportunities before beginning SQL analysis.</w:t>
-      </w:r>
-    </w:p>
-    <w:p>
-      <w:pPr>
-        <w:rPr>
-          <w:b/>
-          <w:bCs/>
-        </w:rPr>
-      </w:pPr>
-      <w:r>
-        <w:rPr>
-          <w:b/>
-          <w:bCs/>
-        </w:rPr>
-        <w:t>CONCLUSION</w:t>
-      </w:r>
-    </w:p>
-    <w:p>
-      <w:r>
-        <w:t>The database contains two analytical tables:</w:t>
-      </w:r>
-      <w:r>
-        <w:t xml:space="preserve"> </w:t>
-      </w:r>
-      <w:r>
-        <w:t>transactions_master</w:t>
-      </w:r>
-      <w:r>
-        <w:t xml:space="preserve"> and </w:t>
-      </w:r>
-      <w:r>
-        <w:t>fraud_risk_scores</w:t>
-      </w:r>
-      <w:r>
-        <w:t>. These</w:t>
-      </w:r>
-      <w:r>
-        <w:t xml:space="preserve"> will be used for fraud analytics, KPI reporting, risk analysis, and dashboard development.</w:t>
-      </w:r>
-    </w:p>
-    <w:p>
-      <w:pPr>
-        <w:rPr>
-          <w:b/>
-          <w:bCs/>
-        </w:rPr>
-      </w:pPr>
-      <w:r>
-        <w:rPr>
-          <w:b/>
-          <w:bCs/>
-        </w:rPr>
-        <w:t xml:space="preserve">STEP </w:t>
-      </w:r>
-      <w:r>
-        <w:rPr>
-          <w:b/>
-          <w:bCs/>
-        </w:rPr>
-        <w:t>7</w:t>
-      </w:r>
-      <w:r>
-        <w:rPr>
-          <w:b/>
-          <w:bCs/>
-        </w:rPr>
-        <w:t xml:space="preserve">.2 — </w:t>
-      </w:r>
-      <w:r>
-        <w:rPr>
-          <w:b/>
-          <w:bCs/>
-        </w:rPr>
-        <w:t>CORE FRAUD KPIS</w:t>
-      </w:r>
-    </w:p>
-    <w:p>
-      <w:pPr>
-        <w:rPr>
-          <w:b/>
-          <w:bCs/>
-        </w:rPr>
-      </w:pPr>
-      <w:r>
-        <w:rPr>
-          <w:b/>
-          <w:bCs/>
-        </w:rPr>
-        <w:t>KPI 1 — TOTAL TRANSACTIONS</w:t>
-      </w:r>
-    </w:p>
-    <w:p>
-      <w:pPr>
-        <w:rPr>
-          <w:b/>
-          <w:bCs/>
-        </w:rPr>
-      </w:pPr>
-      <w:r>
-        <w:rPr>
-          <w:b/>
-          <w:bCs/>
-        </w:rPr>
-        <w:t>OBJECTIVE</w:t>
-      </w:r>
-      <w:r>
-        <w:rPr>
-          <w:b/>
-          <w:bCs/>
-        </w:rPr>
-        <w:t xml:space="preserve">: </w:t>
-      </w:r>
-      <w:r>
-        <w:t>Calculate the total number of transactions processed by the fraud analytics system.</w:t>
-      </w:r>
-    </w:p>
-    <w:p>
-      <w:pPr>
-        <w:rPr>
-          <w:b/>
-          <w:bCs/>
-        </w:rPr>
-      </w:pPr>
-      <w:r>
-        <w:rPr>
-          <w:b/>
-          <w:bCs/>
-        </w:rPr>
-        <w:t>SQL Query</w:t>
-      </w:r>
-      <w:r>
-        <w:rPr>
-          <w:b/>
-          <w:bCs/>
-        </w:rPr>
-        <w:t>:</w:t>
-      </w:r>
-    </w:p>
-    <w:p>
-      <w:r>
-        <w:t>SELECT COUNT(*) AS total_transactions</w:t>
-      </w:r>
-      <w:r>
-        <w:br/>
-        <w:t>FROM transactions_master;</w:t>
+      <w:proofErr w:type="spellEnd"/>
+      <w:r>
+        <w:t>;</w:t>
       </w:r>
     </w:p>
     <w:p>
@@ -552,7 +593,7 @@
           <w:b/>
           <w:bCs/>
         </w:rPr>
-        <w:t>SQL Query</w:t>
+        <w:t>SQL QUERY</w:t>
       </w:r>
       <w:r>
         <w:rPr>
@@ -564,15 +605,41 @@
     </w:p>
     <w:p>
       <w:r>
-        <w:t>SELECT COUNT(*) AS total_fraud_transactions</w:t>
-      </w:r>
+        <w:t xml:space="preserve">SELECT </w:t>
+      </w:r>
+      <w:proofErr w:type="gramStart"/>
+      <w:r>
+        <w:t>COUNT(</w:t>
+      </w:r>
+      <w:proofErr w:type="gramEnd"/>
+      <w:r>
+        <w:t xml:space="preserve">*) AS </w:t>
+      </w:r>
+      <w:proofErr w:type="spellStart"/>
+      <w:r>
+        <w:t>total_fraud_transactions</w:t>
+      </w:r>
+      <w:proofErr w:type="spellEnd"/>
       <w:r>
         <w:br/>
-        <w:t>FROM transactions_master</w:t>
-      </w:r>
+        <w:t xml:space="preserve">FROM </w:t>
+      </w:r>
+      <w:proofErr w:type="spellStart"/>
+      <w:r>
+        <w:t>transactions_master</w:t>
+      </w:r>
+      <w:proofErr w:type="spellEnd"/>
       <w:r>
         <w:br/>
-        <w:t>WHERE is_fraud = 1;</w:t>
+        <w:t xml:space="preserve">WHERE </w:t>
+      </w:r>
+      <w:proofErr w:type="spellStart"/>
+      <w:r>
+        <w:t>is_fraud</w:t>
+      </w:r>
+      <w:proofErr w:type="spellEnd"/>
+      <w:r>
+        <w:t xml:space="preserve"> = 1;</w:t>
       </w:r>
     </w:p>
     <w:p>
@@ -622,7 +689,15 @@
         <w:t xml:space="preserve">: </w:t>
       </w:r>
       <w:r>
-        <w:t>Out of all processed transactions, 9,651 were identified as fraudulent and used as the target class for fraud detection modeling.</w:t>
+        <w:t xml:space="preserve">Out of all processed transactions, 9,651 were identified as fraudulent and used as the target class for fraud detection </w:t>
+      </w:r>
+      <w:proofErr w:type="spellStart"/>
+      <w:r>
+        <w:t>modeling</w:t>
+      </w:r>
+      <w:proofErr w:type="spellEnd"/>
+      <w:r>
+        <w:t>.</w:t>
       </w:r>
     </w:p>
     <w:p>
@@ -677,7 +752,254 @@
           <w:b/>
           <w:bCs/>
         </w:rPr>
-        <w:t>SQL Query</w:t>
+        <w:t>SQL QUERY</w:t>
+      </w:r>
+      <w:r>
+        <w:rPr>
+          <w:b/>
+          <w:bCs/>
+        </w:rPr>
+        <w:t>:</w:t>
+      </w:r>
+    </w:p>
+    <w:p>
+      <w:r>
+        <w:t>SELECT</w:t>
+      </w:r>
+      <w:r>
+        <w:br/>
+        <w:t xml:space="preserve">    </w:t>
+      </w:r>
+      <w:proofErr w:type="gramStart"/>
+      <w:r>
+        <w:t>ROUND(</w:t>
+      </w:r>
+      <w:proofErr w:type="gramEnd"/>
+      <w:r>
+        <w:br/>
+        <w:t xml:space="preserve">     </w:t>
+      </w:r>
+      <w:proofErr w:type="gramStart"/>
+      <w:r>
+        <w:t xml:space="preserve">   (COUNT(</w:t>
+      </w:r>
+      <w:proofErr w:type="gramEnd"/>
+      <w:r>
+        <w:t xml:space="preserve">CASE WHEN </w:t>
+      </w:r>
+      <w:proofErr w:type="spellStart"/>
+      <w:r>
+        <w:t>is_fraud</w:t>
+      </w:r>
+      <w:proofErr w:type="spellEnd"/>
+      <w:r>
+        <w:t xml:space="preserve"> = 1 THEN 1 END) * 100.0)</w:t>
+      </w:r>
+      <w:r>
+        <w:br/>
+        <w:t xml:space="preserve">        / </w:t>
+      </w:r>
+      <w:proofErr w:type="gramStart"/>
+      <w:r>
+        <w:t>COUNT(</w:t>
+      </w:r>
+      <w:proofErr w:type="gramEnd"/>
+      <w:r>
+        <w:t>*),</w:t>
+      </w:r>
+      <w:r>
+        <w:br/>
+        <w:t xml:space="preserve">    4</w:t>
+      </w:r>
+      <w:r>
+        <w:t>)</w:t>
+      </w:r>
+      <w:r>
+        <w:br/>
+        <w:t xml:space="preserve"> </w:t>
+      </w:r>
+      <w:r>
+        <w:t xml:space="preserve">  </w:t>
+      </w:r>
+      <w:r>
+        <w:t xml:space="preserve"> AS </w:t>
+      </w:r>
+      <w:proofErr w:type="spellStart"/>
+      <w:r>
+        <w:t>fraud_rate_percentage</w:t>
+      </w:r>
+      <w:proofErr w:type="spellEnd"/>
+      <w:r>
+        <w:br/>
+        <w:t xml:space="preserve">FROM </w:t>
+      </w:r>
+      <w:proofErr w:type="spellStart"/>
+      <w:r>
+        <w:t>transactions_master</w:t>
+      </w:r>
+      <w:proofErr w:type="spellEnd"/>
+      <w:r>
+        <w:t>;</w:t>
+      </w:r>
+    </w:p>
+    <w:p>
+      <w:pPr>
+        <w:rPr>
+          <w:b/>
+          <w:bCs/>
+        </w:rPr>
+      </w:pPr>
+      <w:r>
+        <w:rPr>
+          <w:b/>
+          <w:bCs/>
+        </w:rPr>
+        <w:t>RESULT</w:t>
+      </w:r>
+      <w:r>
+        <w:rPr>
+          <w:b/>
+          <w:bCs/>
+        </w:rPr>
+        <w:t xml:space="preserve">: </w:t>
+      </w:r>
+      <w:r>
+        <w:t>0.5210%</w:t>
+      </w:r>
+    </w:p>
+    <w:p>
+      <w:pPr>
+        <w:rPr>
+          <w:b/>
+          <w:bCs/>
+        </w:rPr>
+      </w:pPr>
+      <w:r>
+        <w:rPr>
+          <w:b/>
+          <w:bCs/>
+        </w:rPr>
+        <w:t>BUSINESS INSIGHT</w:t>
+      </w:r>
+      <w:r>
+        <w:rPr>
+          <w:b/>
+          <w:bCs/>
+        </w:rPr>
+        <w:t xml:space="preserve">: </w:t>
+      </w:r>
+      <w:r>
+        <w:t>Only 0.52% of transactions are fraudulent, indicating a highly imbalanced dataset where legitimate transactions significantly outnumber fraudulent ones.</w:t>
+      </w:r>
+    </w:p>
+    <w:p>
+      <w:pPr>
+        <w:rPr>
+          <w:b/>
+          <w:bCs/>
+        </w:rPr>
+      </w:pPr>
+      <w:r>
+        <w:rPr>
+          <w:b/>
+          <w:bCs/>
+        </w:rPr>
+        <w:t>ANALYTICAL IMPORTANCE</w:t>
+      </w:r>
+      <w:r>
+        <w:rPr>
+          <w:b/>
+          <w:bCs/>
+        </w:rPr>
+        <w:t xml:space="preserve">: </w:t>
+      </w:r>
+      <w:r>
+        <w:t>This KPI justified the use of SMOTE during machine learning model development to address class imbalance and improve fraud detection performance.</w:t>
+      </w:r>
+    </w:p>
+    <w:p>
+      <w:pPr>
+        <w:rPr>
+          <w:b/>
+          <w:bCs/>
+        </w:rPr>
+      </w:pPr>
+      <w:r>
+        <w:rPr>
+          <w:b/>
+          <w:bCs/>
+        </w:rPr>
+        <w:t xml:space="preserve">STEP </w:t>
+      </w:r>
+      <w:r>
+        <w:rPr>
+          <w:b/>
+          <w:bCs/>
+        </w:rPr>
+        <w:t>7</w:t>
+      </w:r>
+      <w:r>
+        <w:rPr>
+          <w:b/>
+          <w:bCs/>
+        </w:rPr>
+        <w:t>.3 — TRANSACTION VALUE ANALYSIS</w:t>
+      </w:r>
+    </w:p>
+    <w:p>
+      <w:pPr>
+        <w:rPr>
+          <w:b/>
+          <w:bCs/>
+        </w:rPr>
+      </w:pPr>
+      <w:r>
+        <w:rPr>
+          <w:b/>
+          <w:bCs/>
+        </w:rPr>
+        <w:t>KPI 4 — TOTAL TRANSACTION VALUE</w:t>
+      </w:r>
+    </w:p>
+    <w:p>
+      <w:pPr>
+        <w:rPr>
+          <w:b/>
+          <w:bCs/>
+        </w:rPr>
+      </w:pPr>
+      <w:r>
+        <w:rPr>
+          <w:b/>
+          <w:bCs/>
+        </w:rPr>
+        <w:t>OBJECTIVE</w:t>
+      </w:r>
+      <w:r>
+        <w:rPr>
+          <w:b/>
+          <w:bCs/>
+        </w:rPr>
+        <w:t xml:space="preserve">: </w:t>
+      </w:r>
+      <w:r>
+        <w:t>Calculate the total monetary value of all transactions processed by the fraud analytics system.</w:t>
+      </w:r>
+    </w:p>
+    <w:p>
+      <w:pPr>
+        <w:rPr>
+          <w:b/>
+          <w:bCs/>
+        </w:rPr>
+      </w:pPr>
+      <w:r>
+        <w:rPr>
+          <w:b/>
+          <w:bCs/>
+        </w:rPr>
+        <w:lastRenderedPageBreak/>
+        <w:t>SQL QUERY</w:t>
       </w:r>
       <w:r>
         <w:rPr>
@@ -695,9 +1017,1787 @@
         <w:br/>
         <w:t xml:space="preserve">    ROUND(</w:t>
       </w:r>
+      <w:proofErr w:type="gramStart"/>
+      <w:r>
+        <w:t>SUM(</w:t>
+      </w:r>
+      <w:proofErr w:type="gramEnd"/>
+      <w:r>
+        <w:t xml:space="preserve">amt), 2) AS </w:t>
+      </w:r>
+      <w:proofErr w:type="spellStart"/>
+      <w:r>
+        <w:t>total_transaction_value</w:t>
+      </w:r>
+      <w:proofErr w:type="spellEnd"/>
       <w:r>
         <w:br/>
-        <w:t xml:space="preserve">        (COUNT(CASE WHEN is_fraud = 1 THEN 1 END) * 100.0)</w:t>
+        <w:t xml:space="preserve">FROM </w:t>
+      </w:r>
+      <w:proofErr w:type="spellStart"/>
+      <w:r>
+        <w:t>transactions_master</w:t>
+      </w:r>
+      <w:proofErr w:type="spellEnd"/>
+      <w:r>
+        <w:t>;</w:t>
+      </w:r>
+    </w:p>
+    <w:p>
+      <w:pPr>
+        <w:rPr>
+          <w:b/>
+          <w:bCs/>
+        </w:rPr>
+      </w:pPr>
+      <w:r>
+        <w:rPr>
+          <w:b/>
+          <w:bCs/>
+        </w:rPr>
+        <w:t>RESULT</w:t>
+      </w:r>
+      <w:r>
+        <w:rPr>
+          <w:b/>
+          <w:bCs/>
+        </w:rPr>
+        <w:t xml:space="preserve">: </w:t>
+      </w:r>
+      <w:r>
+        <w:t xml:space="preserve">Rs. </w:t>
+      </w:r>
+      <w:r>
+        <w:t>129,785,332.01</w:t>
+      </w:r>
+    </w:p>
+    <w:p>
+      <w:pPr>
+        <w:rPr>
+          <w:b/>
+          <w:bCs/>
+        </w:rPr>
+      </w:pPr>
+      <w:r>
+        <w:rPr>
+          <w:b/>
+          <w:bCs/>
+        </w:rPr>
+        <w:t>BUSINESS INSIGHT</w:t>
+      </w:r>
+      <w:r>
+        <w:rPr>
+          <w:b/>
+          <w:bCs/>
+        </w:rPr>
+        <w:t xml:space="preserve">: </w:t>
+      </w:r>
+      <w:r>
+        <w:t>This metric represents the overall transaction volume flowing through the system and provides context for evaluating the financial impact of fraudulent activities.</w:t>
+      </w:r>
+    </w:p>
+    <w:p>
+      <w:pPr>
+        <w:rPr>
+          <w:b/>
+          <w:bCs/>
+        </w:rPr>
+      </w:pPr>
+      <w:r>
+        <w:rPr>
+          <w:b/>
+          <w:bCs/>
+        </w:rPr>
+        <w:t>ANALYTICAL IMPORTANCE</w:t>
+      </w:r>
+      <w:r>
+        <w:rPr>
+          <w:b/>
+          <w:bCs/>
+        </w:rPr>
+        <w:t xml:space="preserve">: </w:t>
+      </w:r>
+      <w:r>
+        <w:t>This KPI serves as a baseline for calculating</w:t>
+      </w:r>
+      <w:r>
+        <w:t xml:space="preserve"> </w:t>
+      </w:r>
+      <w:r>
+        <w:t>Fraud Loss Value</w:t>
+      </w:r>
+      <w:r>
+        <w:t xml:space="preserve">, </w:t>
+      </w:r>
+      <w:r>
+        <w:t>Fraud Loss Percentage</w:t>
+      </w:r>
+      <w:r>
+        <w:t xml:space="preserve">, </w:t>
+      </w:r>
+      <w:r>
+        <w:t>Average Transaction Amount</w:t>
+      </w:r>
+      <w:r>
+        <w:t xml:space="preserve">, </w:t>
+      </w:r>
+      <w:r>
+        <w:t xml:space="preserve">Financial Risk Exposure </w:t>
+      </w:r>
+      <w:r>
+        <w:t xml:space="preserve">and </w:t>
+      </w:r>
+      <w:r>
+        <w:t>Revenue Protection Metrics</w:t>
+      </w:r>
+      <w:r>
+        <w:t>.</w:t>
+      </w:r>
+    </w:p>
+    <w:p>
+      <w:pPr>
+        <w:rPr>
+          <w:b/>
+          <w:bCs/>
+        </w:rPr>
+      </w:pPr>
+      <w:r>
+        <w:rPr>
+          <w:b/>
+          <w:bCs/>
+        </w:rPr>
+        <w:t>KPI 5 — TOTAL FRAUD TRANSACTION VALUE</w:t>
+      </w:r>
+    </w:p>
+    <w:p>
+      <w:pPr>
+        <w:rPr>
+          <w:b/>
+          <w:bCs/>
+        </w:rPr>
+      </w:pPr>
+      <w:r>
+        <w:rPr>
+          <w:b/>
+          <w:bCs/>
+        </w:rPr>
+        <w:t>OBJECTIVE</w:t>
+      </w:r>
+      <w:r>
+        <w:rPr>
+          <w:b/>
+          <w:bCs/>
+        </w:rPr>
+        <w:t xml:space="preserve">: </w:t>
+      </w:r>
+      <w:r>
+        <w:t>Calculate the total monetary value associated with fraudulent transactions.</w:t>
+      </w:r>
+    </w:p>
+    <w:p>
+      <w:pPr>
+        <w:rPr>
+          <w:b/>
+          <w:bCs/>
+        </w:rPr>
+      </w:pPr>
+      <w:r>
+        <w:rPr>
+          <w:b/>
+          <w:bCs/>
+        </w:rPr>
+        <w:t>SQL QUERY</w:t>
+      </w:r>
+      <w:r>
+        <w:rPr>
+          <w:b/>
+          <w:bCs/>
+        </w:rPr>
+        <w:t>:</w:t>
+      </w:r>
+    </w:p>
+    <w:p>
+      <w:r>
+        <w:t>SELECT</w:t>
+      </w:r>
+      <w:r>
+        <w:br/>
+        <w:t xml:space="preserve">    ROUND(</w:t>
+      </w:r>
+      <w:proofErr w:type="gramStart"/>
+      <w:r>
+        <w:t>SUM(</w:t>
+      </w:r>
+      <w:proofErr w:type="gramEnd"/>
+      <w:r>
+        <w:t xml:space="preserve">amt), 2) AS </w:t>
+      </w:r>
+      <w:proofErr w:type="spellStart"/>
+      <w:r>
+        <w:t>total_fraud_value</w:t>
+      </w:r>
+      <w:proofErr w:type="spellEnd"/>
+      <w:r>
+        <w:br/>
+        <w:t xml:space="preserve">FROM </w:t>
+      </w:r>
+      <w:proofErr w:type="spellStart"/>
+      <w:r>
+        <w:t>transactions_master</w:t>
+      </w:r>
+      <w:proofErr w:type="spellEnd"/>
+      <w:r>
+        <w:br/>
+        <w:t xml:space="preserve">WHERE </w:t>
+      </w:r>
+      <w:proofErr w:type="spellStart"/>
+      <w:r>
+        <w:t>is_fraud</w:t>
+      </w:r>
+      <w:proofErr w:type="spellEnd"/>
+      <w:r>
+        <w:t xml:space="preserve"> = 1;</w:t>
+      </w:r>
+    </w:p>
+    <w:p>
+      <w:pPr>
+        <w:rPr>
+          <w:b/>
+          <w:bCs/>
+        </w:rPr>
+      </w:pPr>
+      <w:r>
+        <w:rPr>
+          <w:b/>
+          <w:bCs/>
+        </w:rPr>
+        <w:t>RESULT</w:t>
+      </w:r>
+      <w:r>
+        <w:rPr>
+          <w:b/>
+          <w:bCs/>
+        </w:rPr>
+        <w:t xml:space="preserve">: </w:t>
+      </w:r>
+      <w:r>
+        <w:t xml:space="preserve">Rs. </w:t>
+      </w:r>
+      <w:r>
+        <w:t>512,413.29</w:t>
+      </w:r>
+    </w:p>
+    <w:p>
+      <w:pPr>
+        <w:rPr>
+          <w:b/>
+          <w:bCs/>
+        </w:rPr>
+      </w:pPr>
+      <w:r>
+        <w:rPr>
+          <w:b/>
+          <w:bCs/>
+        </w:rPr>
+        <w:t>BUSINESS INSIGHT</w:t>
+      </w:r>
+      <w:r>
+        <w:rPr>
+          <w:b/>
+          <w:bCs/>
+        </w:rPr>
+        <w:t xml:space="preserve">: </w:t>
+      </w:r>
+      <w:r>
+        <w:t xml:space="preserve">Fraudulent transactions accounted for approximately </w:t>
+      </w:r>
+      <w:r>
+        <w:t xml:space="preserve">Rs. </w:t>
+      </w:r>
+      <w:r>
+        <w:t>512.41 thousand in transaction value. This represents the total amount of money involved in confirmed fraud cases within the dataset.</w:t>
+      </w:r>
+    </w:p>
+    <w:p>
+      <w:r>
+        <w:rPr>
+          <w:b/>
+          <w:bCs/>
+        </w:rPr>
+        <w:t>ANALYTICAL IMPORTANCE</w:t>
+      </w:r>
+      <w:r>
+        <w:rPr>
+          <w:b/>
+          <w:bCs/>
+        </w:rPr>
+        <w:t xml:space="preserve">: </w:t>
+      </w:r>
+      <w:r>
+        <w:t>This KPI helps organizations</w:t>
+      </w:r>
+      <w:r>
+        <w:t xml:space="preserve">: </w:t>
+      </w:r>
+      <w:r>
+        <w:t>Estimate financial losses caused by fraud</w:t>
+      </w:r>
+      <w:r>
+        <w:t xml:space="preserve">, </w:t>
+      </w:r>
+      <w:r>
+        <w:t>Measure fraud exposure</w:t>
+      </w:r>
+      <w:r>
+        <w:t xml:space="preserve">, </w:t>
+      </w:r>
+      <w:r>
+        <w:t>prioritize</w:t>
+      </w:r>
+      <w:r>
+        <w:t xml:space="preserve"> fraud prevention efforts </w:t>
+      </w:r>
+      <w:r>
+        <w:t xml:space="preserve">and </w:t>
+      </w:r>
+      <w:r>
+        <w:t>Quantify business risk</w:t>
+      </w:r>
+      <w:r>
+        <w:t>.</w:t>
+      </w:r>
+    </w:p>
+    <w:p>
+      <w:pPr>
+        <w:rPr>
+          <w:b/>
+          <w:bCs/>
+        </w:rPr>
+      </w:pPr>
+      <w:r>
+        <w:rPr>
+          <w:b/>
+          <w:bCs/>
+        </w:rPr>
+        <w:t>KPI 6 — FRAUD VALUE PERCENTAGE</w:t>
+      </w:r>
+    </w:p>
+    <w:p>
+      <w:pPr>
+        <w:rPr>
+          <w:b/>
+          <w:bCs/>
+        </w:rPr>
+      </w:pPr>
+      <w:r>
+        <w:rPr>
+          <w:b/>
+          <w:bCs/>
+        </w:rPr>
+        <w:t>OBJECTIVE</w:t>
+      </w:r>
+      <w:r>
+        <w:rPr>
+          <w:b/>
+          <w:bCs/>
+        </w:rPr>
+        <w:t xml:space="preserve">: </w:t>
+      </w:r>
+      <w:r>
+        <w:t>Determine what percentage of the total transaction value is associated with fraudulent transactions.</w:t>
+      </w:r>
+    </w:p>
+    <w:p>
+      <w:pPr>
+        <w:rPr>
+          <w:b/>
+          <w:bCs/>
+        </w:rPr>
+      </w:pPr>
+      <w:r>
+        <w:rPr>
+          <w:b/>
+          <w:bCs/>
+        </w:rPr>
+        <w:t>SQL QUERY</w:t>
+      </w:r>
+      <w:r>
+        <w:rPr>
+          <w:b/>
+          <w:bCs/>
+        </w:rPr>
+        <w:t>:</w:t>
+      </w:r>
+    </w:p>
+    <w:p>
+      <w:r>
+        <w:t>SELECT</w:t>
+      </w:r>
+      <w:r>
+        <w:br/>
+        <w:t xml:space="preserve">    </w:t>
+      </w:r>
+      <w:proofErr w:type="gramStart"/>
+      <w:r>
+        <w:t>ROUND(</w:t>
+      </w:r>
+      <w:proofErr w:type="gramEnd"/>
+      <w:r>
+        <w:br/>
+        <w:t xml:space="preserve">     </w:t>
+      </w:r>
+      <w:proofErr w:type="gramStart"/>
+      <w:r>
+        <w:t xml:space="preserve">   (</w:t>
+      </w:r>
+      <w:proofErr w:type="gramEnd"/>
+      <w:r>
+        <w:br/>
+        <w:t xml:space="preserve">            </w:t>
+      </w:r>
+      <w:proofErr w:type="gramStart"/>
+      <w:r>
+        <w:t>SUM(</w:t>
+      </w:r>
+      <w:proofErr w:type="gramEnd"/>
+      <w:r>
+        <w:t xml:space="preserve">CASE WHEN </w:t>
+      </w:r>
+      <w:proofErr w:type="spellStart"/>
+      <w:r>
+        <w:t>is_fraud</w:t>
+      </w:r>
+      <w:proofErr w:type="spellEnd"/>
+      <w:r>
+        <w:t xml:space="preserve"> = 1 THEN amt ELSE 0 END)</w:t>
+      </w:r>
+      <w:r>
+        <w:br/>
+        <w:t xml:space="preserve">            * 100.0</w:t>
+      </w:r>
+      <w:r>
+        <w:br/>
+        <w:t xml:space="preserve">      </w:t>
+      </w:r>
+      <w:proofErr w:type="gramStart"/>
+      <w:r>
+        <w:t xml:space="preserve">  )</w:t>
+      </w:r>
+      <w:proofErr w:type="gramEnd"/>
+      <w:r>
+        <w:t xml:space="preserve"> / </w:t>
+      </w:r>
+      <w:proofErr w:type="gramStart"/>
+      <w:r>
+        <w:t>SUM(</w:t>
+      </w:r>
+      <w:proofErr w:type="gramEnd"/>
+      <w:r>
+        <w:t>amt),</w:t>
+      </w:r>
+      <w:r>
+        <w:br/>
+      </w:r>
+      <w:r>
+        <w:lastRenderedPageBreak/>
+        <w:t xml:space="preserve">     4</w:t>
+      </w:r>
+      <w:r>
+        <w:t>)</w:t>
+      </w:r>
+      <w:r>
+        <w:br/>
+      </w:r>
+      <w:r>
+        <w:t xml:space="preserve">    </w:t>
+      </w:r>
+      <w:r>
+        <w:t xml:space="preserve">AS </w:t>
+      </w:r>
+      <w:proofErr w:type="spellStart"/>
+      <w:r>
+        <w:t>fraud_value_percentage</w:t>
+      </w:r>
+      <w:proofErr w:type="spellEnd"/>
+      <w:r>
+        <w:br/>
+        <w:t xml:space="preserve">FROM </w:t>
+      </w:r>
+      <w:proofErr w:type="spellStart"/>
+      <w:r>
+        <w:t>transactions_master</w:t>
+      </w:r>
+      <w:proofErr w:type="spellEnd"/>
+      <w:r>
+        <w:t>;</w:t>
+      </w:r>
+    </w:p>
+    <w:p>
+      <w:pPr>
+        <w:rPr>
+          <w:b/>
+          <w:bCs/>
+        </w:rPr>
+      </w:pPr>
+      <w:r>
+        <w:rPr>
+          <w:b/>
+          <w:bCs/>
+        </w:rPr>
+        <w:t>RESULT</w:t>
+      </w:r>
+      <w:r>
+        <w:rPr>
+          <w:b/>
+          <w:bCs/>
+        </w:rPr>
+        <w:t xml:space="preserve">: </w:t>
+      </w:r>
+      <w:r>
+        <w:t>3.9461%</w:t>
+      </w:r>
+    </w:p>
+    <w:p>
+      <w:pPr>
+        <w:rPr>
+          <w:b/>
+          <w:bCs/>
+        </w:rPr>
+      </w:pPr>
+      <w:r>
+        <w:rPr>
+          <w:b/>
+          <w:bCs/>
+        </w:rPr>
+        <w:t>BUSINESS INSIGHT</w:t>
+      </w:r>
+      <w:r>
+        <w:rPr>
+          <w:b/>
+          <w:bCs/>
+        </w:rPr>
+        <w:t xml:space="preserve">: </w:t>
+      </w:r>
+      <w:r>
+        <w:t>Although fraudulent transactions represent only 0.5210% of all transactions, they account for approximately 3.95% of the total transaction value. This indicates that fraudulent activities are generally associated with higher-value transactions, increasing their financial impact on the organization.</w:t>
+      </w:r>
+    </w:p>
+    <w:p>
+      <w:r>
+        <w:rPr>
+          <w:b/>
+          <w:bCs/>
+        </w:rPr>
+        <w:t>ANALYTICAL IMPORTANCE</w:t>
+      </w:r>
+      <w:r>
+        <w:rPr>
+          <w:b/>
+          <w:bCs/>
+        </w:rPr>
+        <w:t xml:space="preserve">: </w:t>
+      </w:r>
+      <w:r>
+        <w:t>This KPI enables organizations to:</w:t>
+      </w:r>
+      <w:r>
+        <w:rPr>
+          <w:b/>
+          <w:bCs/>
+        </w:rPr>
+        <w:t xml:space="preserve"> </w:t>
+      </w:r>
+      <w:r>
+        <w:t>m</w:t>
+      </w:r>
+      <w:r>
+        <w:t>easure the financial impact of fraud</w:t>
+      </w:r>
+      <w:r>
+        <w:t>, q</w:t>
+      </w:r>
+      <w:r>
+        <w:t>uantify revenue at risk due to fraudulent activities</w:t>
+      </w:r>
+      <w:r>
+        <w:t>, p</w:t>
+      </w:r>
+      <w:r>
+        <w:t>rioritize monitoring of high-value transactions</w:t>
+      </w:r>
+      <w:r>
+        <w:t xml:space="preserve"> and s</w:t>
+      </w:r>
+      <w:r>
+        <w:t>upport fraud prevention strategies focused on minimizing financial losses.</w:t>
+      </w:r>
+    </w:p>
+    <w:p>
+      <w:pPr>
+        <w:rPr>
+          <w:b/>
+          <w:bCs/>
+        </w:rPr>
+      </w:pPr>
+      <w:r>
+        <w:rPr>
+          <w:b/>
+          <w:bCs/>
+        </w:rPr>
+        <w:t xml:space="preserve">STEP </w:t>
+      </w:r>
+      <w:r>
+        <w:rPr>
+          <w:b/>
+          <w:bCs/>
+        </w:rPr>
+        <w:t>7</w:t>
+      </w:r>
+      <w:r>
+        <w:rPr>
+          <w:b/>
+          <w:bCs/>
+        </w:rPr>
+        <w:t>.4 — GEOGRAPHIC FRAUD ANALYSIS</w:t>
+      </w:r>
+    </w:p>
+    <w:p>
+      <w:pPr>
+        <w:rPr>
+          <w:b/>
+          <w:bCs/>
+        </w:rPr>
+      </w:pPr>
+      <w:r>
+        <w:rPr>
+          <w:b/>
+          <w:bCs/>
+        </w:rPr>
+        <w:t>KPI 7 — FRAUD TRANSACTIONS BY STATE</w:t>
+      </w:r>
+    </w:p>
+    <w:p>
+      <w:pPr>
+        <w:rPr>
+          <w:b/>
+          <w:bCs/>
+        </w:rPr>
+      </w:pPr>
+      <w:r>
+        <w:rPr>
+          <w:b/>
+          <w:bCs/>
+        </w:rPr>
+        <w:t>OBJECTIVE</w:t>
+      </w:r>
+      <w:r>
+        <w:rPr>
+          <w:b/>
+          <w:bCs/>
+        </w:rPr>
+        <w:t xml:space="preserve">: </w:t>
+      </w:r>
+      <w:r>
+        <w:t>Identify the states with the highest number of fraudulent transactions to determine geographical fraud hotspots.</w:t>
+      </w:r>
+    </w:p>
+    <w:p>
+      <w:pPr>
+        <w:rPr>
+          <w:b/>
+          <w:bCs/>
+        </w:rPr>
+      </w:pPr>
+      <w:r>
+        <w:rPr>
+          <w:b/>
+          <w:bCs/>
+        </w:rPr>
+        <w:t xml:space="preserve">SQL </w:t>
+      </w:r>
+      <w:r>
+        <w:rPr>
+          <w:b/>
+          <w:bCs/>
+        </w:rPr>
+        <w:t>QUERY</w:t>
+      </w:r>
+      <w:r>
+        <w:rPr>
+          <w:b/>
+          <w:bCs/>
+        </w:rPr>
+        <w:t>:</w:t>
+      </w:r>
+    </w:p>
+    <w:p>
+      <w:r>
+        <w:t>SELECT</w:t>
+      </w:r>
+      <w:r>
+        <w:br/>
+      </w:r>
+      <w:r>
+        <w:t xml:space="preserve">         </w:t>
+      </w:r>
+      <w:r>
+        <w:t>state,</w:t>
+      </w:r>
+      <w:r>
+        <w:br/>
+      </w:r>
+      <w:r>
+        <w:t xml:space="preserve">         </w:t>
+      </w:r>
+      <w:proofErr w:type="gramStart"/>
+      <w:r>
+        <w:t>COUNT(</w:t>
+      </w:r>
+      <w:proofErr w:type="gramEnd"/>
+      <w:r>
+        <w:t xml:space="preserve">*) AS </w:t>
+      </w:r>
+      <w:proofErr w:type="spellStart"/>
+      <w:r>
+        <w:t>fraud_transactions</w:t>
+      </w:r>
+      <w:proofErr w:type="spellEnd"/>
+      <w:r>
+        <w:br/>
+        <w:t xml:space="preserve">FROM </w:t>
+      </w:r>
+      <w:proofErr w:type="spellStart"/>
+      <w:r>
+        <w:t>transactions_master</w:t>
+      </w:r>
+      <w:proofErr w:type="spellEnd"/>
+      <w:r>
+        <w:br/>
+        <w:t xml:space="preserve">WHERE </w:t>
+      </w:r>
+      <w:proofErr w:type="spellStart"/>
+      <w:r>
+        <w:t>is_fraud</w:t>
+      </w:r>
+      <w:proofErr w:type="spellEnd"/>
+      <w:r>
+        <w:t xml:space="preserve"> = 1</w:t>
+      </w:r>
+      <w:r>
+        <w:br/>
+        <w:t>GROUP BY state</w:t>
+      </w:r>
+      <w:r>
+        <w:br/>
+        <w:t xml:space="preserve">ORDER BY </w:t>
+      </w:r>
+      <w:proofErr w:type="spellStart"/>
+      <w:r>
+        <w:t>fraud_transactions</w:t>
+      </w:r>
+      <w:proofErr w:type="spellEnd"/>
+      <w:r>
+        <w:t xml:space="preserve"> DESC</w:t>
+      </w:r>
+      <w:r>
+        <w:br/>
+        <w:t>LIMIT 10;</w:t>
+      </w:r>
+    </w:p>
+    <w:p>
+      <w:pPr>
+        <w:rPr>
+          <w:b/>
+          <w:bCs/>
+        </w:rPr>
+      </w:pPr>
+      <w:r>
+        <w:rPr>
+          <w:b/>
+          <w:bCs/>
+        </w:rPr>
+        <w:t>RESULT</w:t>
+      </w:r>
+      <w:r>
+        <w:rPr>
+          <w:b/>
+          <w:bCs/>
+        </w:rPr>
+        <w:t xml:space="preserve">: </w:t>
+      </w:r>
+      <w:r>
+        <w:t>Top 5 States with Highest Fraud Transactions:</w:t>
+      </w:r>
+    </w:p>
+    <w:tbl>
+      <w:tblPr>
+        <w:tblStyle w:val="TableGrid"/>
+        <w:tblW w:w="0" w:type="auto"/>
+        <w:tblLook w:val="04A0" w:firstRow="1" w:lastRow="0" w:firstColumn="1" w:lastColumn="0" w:noHBand="0" w:noVBand="1"/>
+      </w:tblPr>
+      <w:tblGrid>
+        <w:gridCol w:w="714"/>
+        <w:gridCol w:w="2039"/>
+      </w:tblGrid>
+      <w:tr>
+        <w:tc>
+          <w:tcPr>
+            <w:tcW w:w="0" w:type="auto"/>
+            <w:hideMark/>
+          </w:tcPr>
+          <w:p>
+            <w:pPr>
+              <w:spacing w:after="160" w:line="278" w:lineRule="auto"/>
+            </w:pPr>
+            <w:r>
+              <w:t>State</w:t>
+            </w:r>
+          </w:p>
+        </w:tc>
+        <w:tc>
+          <w:tcPr>
+            <w:tcW w:w="0" w:type="auto"/>
+            <w:hideMark/>
+          </w:tcPr>
+          <w:p>
+            <w:pPr>
+              <w:spacing w:after="160" w:line="278" w:lineRule="auto"/>
+            </w:pPr>
+            <w:r>
+              <w:t>Fraud Transactions</w:t>
+            </w:r>
+          </w:p>
+        </w:tc>
+      </w:tr>
+      <w:tr>
+        <w:tc>
+          <w:tcPr>
+            <w:tcW w:w="0" w:type="auto"/>
+            <w:hideMark/>
+          </w:tcPr>
+          <w:p>
+            <w:pPr>
+              <w:spacing w:after="160" w:line="278" w:lineRule="auto"/>
+            </w:pPr>
+            <w:r>
+              <w:t>NY</w:t>
+            </w:r>
+          </w:p>
+        </w:tc>
+        <w:tc>
+          <w:tcPr>
+            <w:tcW w:w="0" w:type="auto"/>
+            <w:hideMark/>
+          </w:tcPr>
+          <w:p>
+            <w:pPr>
+              <w:spacing w:after="160" w:line="278" w:lineRule="auto"/>
+            </w:pPr>
+            <w:r>
+              <w:t>730</w:t>
+            </w:r>
+          </w:p>
+        </w:tc>
+      </w:tr>
+      <w:tr>
+        <w:tc>
+          <w:tcPr>
+            <w:tcW w:w="0" w:type="auto"/>
+            <w:hideMark/>
+          </w:tcPr>
+          <w:p>
+            <w:pPr>
+              <w:spacing w:after="160" w:line="278" w:lineRule="auto"/>
+            </w:pPr>
+            <w:r>
+              <w:t>TX</w:t>
+            </w:r>
+          </w:p>
+        </w:tc>
+        <w:tc>
+          <w:tcPr>
+            <w:tcW w:w="0" w:type="auto"/>
+            <w:hideMark/>
+          </w:tcPr>
+          <w:p>
+            <w:pPr>
+              <w:spacing w:after="160" w:line="278" w:lineRule="auto"/>
+            </w:pPr>
+            <w:r>
+              <w:t>592</w:t>
+            </w:r>
+          </w:p>
+        </w:tc>
+      </w:tr>
+      <w:tr>
+        <w:tc>
+          <w:tcPr>
+            <w:tcW w:w="0" w:type="auto"/>
+            <w:hideMark/>
+          </w:tcPr>
+          <w:p>
+            <w:pPr>
+              <w:spacing w:after="160" w:line="278" w:lineRule="auto"/>
+            </w:pPr>
+            <w:r>
+              <w:t>PA</w:t>
+            </w:r>
+          </w:p>
+        </w:tc>
+        <w:tc>
+          <w:tcPr>
+            <w:tcW w:w="0" w:type="auto"/>
+            <w:hideMark/>
+          </w:tcPr>
+          <w:p>
+            <w:pPr>
+              <w:spacing w:after="160" w:line="278" w:lineRule="auto"/>
+            </w:pPr>
+            <w:r>
+              <w:t>572</w:t>
+            </w:r>
+          </w:p>
+        </w:tc>
+      </w:tr>
+      <w:tr>
+        <w:tc>
+          <w:tcPr>
+            <w:tcW w:w="0" w:type="auto"/>
+            <w:hideMark/>
+          </w:tcPr>
+          <w:p>
+            <w:pPr>
+              <w:spacing w:after="160" w:line="278" w:lineRule="auto"/>
+            </w:pPr>
+            <w:r>
+              <w:t>CA</w:t>
+            </w:r>
+          </w:p>
+        </w:tc>
+        <w:tc>
+          <w:tcPr>
+            <w:tcW w:w="0" w:type="auto"/>
+            <w:hideMark/>
+          </w:tcPr>
+          <w:p>
+            <w:pPr>
+              <w:spacing w:after="160" w:line="278" w:lineRule="auto"/>
+            </w:pPr>
+            <w:r>
+              <w:t>402</w:t>
+            </w:r>
+          </w:p>
+        </w:tc>
+      </w:tr>
+      <w:tr>
+        <w:tc>
+          <w:tcPr>
+            <w:tcW w:w="0" w:type="auto"/>
+            <w:hideMark/>
+          </w:tcPr>
+          <w:p>
+            <w:pPr>
+              <w:spacing w:after="160" w:line="278" w:lineRule="auto"/>
+            </w:pPr>
+            <w:r>
+              <w:t>OH</w:t>
+            </w:r>
+          </w:p>
+        </w:tc>
+        <w:tc>
+          <w:tcPr>
+            <w:tcW w:w="0" w:type="auto"/>
+            <w:hideMark/>
+          </w:tcPr>
+          <w:p>
+            <w:pPr>
+              <w:spacing w:after="160" w:line="278" w:lineRule="auto"/>
+            </w:pPr>
+            <w:r>
+              <w:t>360</w:t>
+            </w:r>
+          </w:p>
+        </w:tc>
+      </w:tr>
+    </w:tbl>
+    <w:p>
+      <w:pPr>
+        <w:rPr>
+          <w:b/>
+          <w:bCs/>
+        </w:rPr>
+      </w:pPr>
+    </w:p>
+    <w:p>
+      <w:r>
+        <w:rPr>
+          <w:b/>
+          <w:bCs/>
+        </w:rPr>
+        <w:lastRenderedPageBreak/>
+        <w:t>BUSINESS INSIGHT</w:t>
+      </w:r>
+      <w:r>
+        <w:rPr>
+          <w:b/>
+          <w:bCs/>
+        </w:rPr>
+        <w:t xml:space="preserve">: </w:t>
+      </w:r>
+      <w:r>
+        <w:t>Fraudulent transactions are distributed across multiple states, with New York (NY) reporting the highest number of fraud cases, followed by Texas (TX) and Pennsylvania (PA). These states may require enhanced fraud monitoring and investigation due to their higher fraud activity.</w:t>
+      </w:r>
+    </w:p>
+    <w:p>
+      <w:r>
+        <w:rPr>
+          <w:b/>
+          <w:bCs/>
+        </w:rPr>
+        <w:t>ANALYTICAL IMPORTANCE</w:t>
+      </w:r>
+      <w:r>
+        <w:rPr>
+          <w:b/>
+          <w:bCs/>
+        </w:rPr>
+        <w:t xml:space="preserve">: </w:t>
+      </w:r>
+      <w:r>
+        <w:t>This KPI helps organizations to:</w:t>
+      </w:r>
+      <w:r>
+        <w:rPr>
+          <w:b/>
+          <w:bCs/>
+        </w:rPr>
+        <w:t xml:space="preserve"> i</w:t>
+      </w:r>
+      <w:r>
+        <w:t>dentify geographic fraud hotspots</w:t>
+      </w:r>
+      <w:r>
+        <w:t>, a</w:t>
+      </w:r>
+      <w:r>
+        <w:t>llocate fraud investigation resources more effectively</w:t>
+      </w:r>
+      <w:r>
+        <w:t>, s</w:t>
+      </w:r>
+      <w:r>
+        <w:t>upport region-wise fraud monitoring</w:t>
+      </w:r>
+      <w:r>
+        <w:t xml:space="preserve"> and b</w:t>
+      </w:r>
+      <w:r>
+        <w:t>uild geographic fraud dashboards in Power BI.</w:t>
+      </w:r>
+    </w:p>
+    <w:p>
+      <w:pPr>
+        <w:rPr>
+          <w:b/>
+          <w:bCs/>
+        </w:rPr>
+      </w:pPr>
+      <w:r>
+        <w:rPr>
+          <w:b/>
+          <w:bCs/>
+        </w:rPr>
+        <w:t>KPI 8 — FRAUD VALUE BY STATE</w:t>
+      </w:r>
+    </w:p>
+    <w:p>
+      <w:pPr>
+        <w:rPr>
+          <w:b/>
+          <w:bCs/>
+        </w:rPr>
+      </w:pPr>
+      <w:r>
+        <w:rPr>
+          <w:b/>
+          <w:bCs/>
+        </w:rPr>
+        <w:t>OBJECTIVE</w:t>
+      </w:r>
+      <w:r>
+        <w:rPr>
+          <w:b/>
+          <w:bCs/>
+        </w:rPr>
+        <w:t xml:space="preserve">: </w:t>
+      </w:r>
+      <w:r>
+        <w:t>Identify the states with the highest monetary losses caused by fraudulent transactions.</w:t>
+      </w:r>
+    </w:p>
+    <w:p>
+      <w:pPr>
+        <w:rPr>
+          <w:b/>
+          <w:bCs/>
+        </w:rPr>
+      </w:pPr>
+      <w:r>
+        <w:rPr>
+          <w:b/>
+          <w:bCs/>
+        </w:rPr>
+        <w:t>SQL</w:t>
+      </w:r>
+      <w:r>
+        <w:rPr>
+          <w:b/>
+          <w:bCs/>
+        </w:rPr>
+        <w:t xml:space="preserve"> QUERY</w:t>
+      </w:r>
+      <w:r>
+        <w:rPr>
+          <w:b/>
+          <w:bCs/>
+        </w:rPr>
+        <w:t>:</w:t>
+      </w:r>
+    </w:p>
+    <w:p>
+      <w:r>
+        <w:t>SELECT</w:t>
+      </w:r>
+      <w:r>
+        <w:br/>
+        <w:t xml:space="preserve">    state,</w:t>
+      </w:r>
+      <w:r>
+        <w:br/>
+        <w:t xml:space="preserve">    ROUND(</w:t>
+      </w:r>
+      <w:proofErr w:type="gramStart"/>
+      <w:r>
+        <w:t>SUM(</w:t>
+      </w:r>
+      <w:proofErr w:type="gramEnd"/>
+      <w:r>
+        <w:t xml:space="preserve">amt), 2) AS </w:t>
+      </w:r>
+      <w:proofErr w:type="spellStart"/>
+      <w:r>
+        <w:t>total_fraud_value</w:t>
+      </w:r>
+      <w:proofErr w:type="spellEnd"/>
+      <w:r>
+        <w:br/>
+        <w:t xml:space="preserve">FROM </w:t>
+      </w:r>
+      <w:proofErr w:type="spellStart"/>
+      <w:r>
+        <w:t>transactions_master</w:t>
+      </w:r>
+      <w:proofErr w:type="spellEnd"/>
+      <w:r>
+        <w:br/>
+        <w:t xml:space="preserve">WHERE </w:t>
+      </w:r>
+      <w:proofErr w:type="spellStart"/>
+      <w:r>
+        <w:t>is_fraud</w:t>
+      </w:r>
+      <w:proofErr w:type="spellEnd"/>
+      <w:r>
+        <w:t xml:space="preserve"> = 1</w:t>
+      </w:r>
+      <w:r>
+        <w:br/>
+        <w:t>GROUP BY state</w:t>
+      </w:r>
+      <w:r>
+        <w:br/>
+        <w:t xml:space="preserve">ORDER BY </w:t>
+      </w:r>
+      <w:proofErr w:type="spellStart"/>
+      <w:r>
+        <w:t>total_fraud_value</w:t>
+      </w:r>
+      <w:proofErr w:type="spellEnd"/>
+      <w:r>
+        <w:t xml:space="preserve"> DESC</w:t>
+      </w:r>
+      <w:r>
+        <w:br/>
+        <w:t>LIMIT 10;</w:t>
+      </w:r>
+    </w:p>
+    <w:p>
+      <w:pPr>
+        <w:rPr>
+          <w:b/>
+          <w:bCs/>
+        </w:rPr>
+      </w:pPr>
+      <w:r>
+        <w:rPr>
+          <w:b/>
+          <w:bCs/>
+        </w:rPr>
+        <w:t>RESULT</w:t>
+      </w:r>
+    </w:p>
+    <w:tbl>
+      <w:tblPr>
+        <w:tblStyle w:val="TableGrid"/>
+        <w:tblW w:w="0" w:type="auto"/>
+        <w:tblLook w:val="04A0" w:firstRow="1" w:lastRow="0" w:firstColumn="1" w:lastColumn="0" w:noHBand="0" w:noVBand="1"/>
+      </w:tblPr>
+      <w:tblGrid>
+        <w:gridCol w:w="728"/>
+        <w:gridCol w:w="2258"/>
+      </w:tblGrid>
+      <w:tr>
+        <w:tc>
+          <w:tcPr>
+            <w:tcW w:w="0" w:type="auto"/>
+            <w:hideMark/>
+          </w:tcPr>
+          <w:p>
+            <w:pPr>
+              <w:spacing w:after="160" w:line="278" w:lineRule="auto"/>
+              <w:rPr>
+                <w:b/>
+                <w:bCs/>
+              </w:rPr>
+            </w:pPr>
+            <w:r>
+              <w:rPr>
+                <w:b/>
+                <w:bCs/>
+              </w:rPr>
+              <w:t>State</w:t>
+            </w:r>
+          </w:p>
+        </w:tc>
+        <w:tc>
+          <w:tcPr>
+            <w:tcW w:w="0" w:type="auto"/>
+            <w:hideMark/>
+          </w:tcPr>
+          <w:p>
+            <w:pPr>
+              <w:spacing w:after="160" w:line="278" w:lineRule="auto"/>
+              <w:rPr>
+                <w:b/>
+                <w:bCs/>
+              </w:rPr>
+            </w:pPr>
+            <w:r>
+              <w:rPr>
+                <w:b/>
+                <w:bCs/>
+              </w:rPr>
+              <w:t>Total Fraud Value ($)</w:t>
+            </w:r>
+          </w:p>
+        </w:tc>
+      </w:tr>
+      <w:tr>
+        <w:tc>
+          <w:tcPr>
+            <w:tcW w:w="0" w:type="auto"/>
+            <w:hideMark/>
+          </w:tcPr>
+          <w:p>
+            <w:pPr>
+              <w:spacing w:after="160" w:line="278" w:lineRule="auto"/>
+            </w:pPr>
+            <w:r>
+              <w:t>NY</w:t>
+            </w:r>
+          </w:p>
+        </w:tc>
+        <w:tc>
+          <w:tcPr>
+            <w:tcW w:w="0" w:type="auto"/>
+            <w:hideMark/>
+          </w:tcPr>
+          <w:p>
+            <w:pPr>
+              <w:spacing w:after="160" w:line="278" w:lineRule="auto"/>
+            </w:pPr>
+            <w:r>
+              <w:t>395,295.32</w:t>
+            </w:r>
+          </w:p>
+        </w:tc>
+      </w:tr>
+      <w:tr>
+        <w:tc>
+          <w:tcPr>
+            <w:tcW w:w="0" w:type="auto"/>
+            <w:hideMark/>
+          </w:tcPr>
+          <w:p>
+            <w:pPr>
+              <w:spacing w:after="160" w:line="278" w:lineRule="auto"/>
+            </w:pPr>
+            <w:r>
+              <w:t>TX</w:t>
+            </w:r>
+          </w:p>
+        </w:tc>
+        <w:tc>
+          <w:tcPr>
+            <w:tcW w:w="0" w:type="auto"/>
+            <w:hideMark/>
+          </w:tcPr>
+          <w:p>
+            <w:pPr>
+              <w:spacing w:after="160" w:line="278" w:lineRule="auto"/>
+            </w:pPr>
+            <w:r>
+              <w:t>318,116.81</w:t>
+            </w:r>
+          </w:p>
+        </w:tc>
+      </w:tr>
+      <w:tr>
+        <w:tc>
+          <w:tcPr>
+            <w:tcW w:w="0" w:type="auto"/>
+            <w:hideMark/>
+          </w:tcPr>
+          <w:p>
+            <w:pPr>
+              <w:spacing w:after="160" w:line="278" w:lineRule="auto"/>
+            </w:pPr>
+            <w:r>
+              <w:t>PA</w:t>
+            </w:r>
+          </w:p>
+        </w:tc>
+        <w:tc>
+          <w:tcPr>
+            <w:tcW w:w="0" w:type="auto"/>
+            <w:hideMark/>
+          </w:tcPr>
+          <w:p>
+            <w:pPr>
+              <w:spacing w:after="160" w:line="278" w:lineRule="auto"/>
+            </w:pPr>
+            <w:r>
+              <w:t>307,432.28</w:t>
+            </w:r>
+          </w:p>
+        </w:tc>
+      </w:tr>
+      <w:tr>
+        <w:tc>
+          <w:tcPr>
+            <w:tcW w:w="0" w:type="auto"/>
+            <w:hideMark/>
+          </w:tcPr>
+          <w:p>
+            <w:pPr>
+              <w:spacing w:after="160" w:line="278" w:lineRule="auto"/>
+            </w:pPr>
+            <w:r>
+              <w:t>CA</w:t>
+            </w:r>
+          </w:p>
+        </w:tc>
+        <w:tc>
+          <w:tcPr>
+            <w:tcW w:w="0" w:type="auto"/>
+            <w:hideMark/>
+          </w:tcPr>
+          <w:p>
+            <w:pPr>
+              <w:spacing w:after="160" w:line="278" w:lineRule="auto"/>
+            </w:pPr>
+            <w:r>
+              <w:t>205,938.98</w:t>
+            </w:r>
+          </w:p>
+        </w:tc>
+      </w:tr>
+      <w:tr>
+        <w:tc>
+          <w:tcPr>
+            <w:tcW w:w="0" w:type="auto"/>
+            <w:hideMark/>
+          </w:tcPr>
+          <w:p>
+            <w:pPr>
+              <w:spacing w:after="160" w:line="278" w:lineRule="auto"/>
+            </w:pPr>
+            <w:r>
+              <w:t>OH</w:t>
+            </w:r>
+          </w:p>
+        </w:tc>
+        <w:tc>
+          <w:tcPr>
+            <w:tcW w:w="0" w:type="auto"/>
+            <w:hideMark/>
+          </w:tcPr>
+          <w:p>
+            <w:pPr>
+              <w:spacing w:after="160" w:line="278" w:lineRule="auto"/>
+            </w:pPr>
+            <w:r>
+              <w:t>192,000.44</w:t>
+            </w:r>
+          </w:p>
+        </w:tc>
+      </w:tr>
+      <w:tr>
+        <w:tc>
+          <w:tcPr>
+            <w:tcW w:w="0" w:type="auto"/>
+            <w:hideMark/>
+          </w:tcPr>
+          <w:p>
+            <w:pPr>
+              <w:spacing w:after="160" w:line="278" w:lineRule="auto"/>
+            </w:pPr>
+            <w:r>
+              <w:t>FL</w:t>
+            </w:r>
+          </w:p>
+        </w:tc>
+        <w:tc>
+          <w:tcPr>
+            <w:tcW w:w="0" w:type="auto"/>
+            <w:hideMark/>
+          </w:tcPr>
+          <w:p>
+            <w:pPr>
+              <w:spacing w:after="160" w:line="278" w:lineRule="auto"/>
+            </w:pPr>
+            <w:r>
+              <w:t>173,647.55</w:t>
+            </w:r>
+          </w:p>
+        </w:tc>
+      </w:tr>
+      <w:tr>
+        <w:tc>
+          <w:tcPr>
+            <w:tcW w:w="0" w:type="auto"/>
+            <w:hideMark/>
+          </w:tcPr>
+          <w:p>
+            <w:pPr>
+              <w:spacing w:after="160" w:line="278" w:lineRule="auto"/>
+            </w:pPr>
+            <w:r>
+              <w:t>IL</w:t>
+            </w:r>
+          </w:p>
+        </w:tc>
+        <w:tc>
+          <w:tcPr>
+            <w:tcW w:w="0" w:type="auto"/>
+            <w:hideMark/>
+          </w:tcPr>
+          <w:p>
+            <w:pPr>
+              <w:spacing w:after="160" w:line="278" w:lineRule="auto"/>
+            </w:pPr>
+            <w:r>
+              <w:t>164,099.44</w:t>
+            </w:r>
+          </w:p>
+        </w:tc>
+      </w:tr>
+      <w:tr>
+        <w:tc>
+          <w:tcPr>
+            <w:tcW w:w="0" w:type="auto"/>
+            <w:hideMark/>
+          </w:tcPr>
+          <w:p>
+            <w:pPr>
+              <w:spacing w:after="160" w:line="278" w:lineRule="auto"/>
+            </w:pPr>
+            <w:r>
+              <w:t>MI</w:t>
+            </w:r>
+          </w:p>
+        </w:tc>
+        <w:tc>
+          <w:tcPr>
+            <w:tcW w:w="0" w:type="auto"/>
+            <w:hideMark/>
+          </w:tcPr>
+          <w:p>
+            <w:pPr>
+              <w:spacing w:after="160" w:line="278" w:lineRule="auto"/>
+            </w:pPr>
+            <w:r>
+              <w:t>158,765.56</w:t>
+            </w:r>
+          </w:p>
+        </w:tc>
+      </w:tr>
+      <w:tr>
+        <w:tc>
+          <w:tcPr>
+            <w:tcW w:w="0" w:type="auto"/>
+            <w:hideMark/>
+          </w:tcPr>
+          <w:p>
+            <w:pPr>
+              <w:spacing w:after="160" w:line="278" w:lineRule="auto"/>
+            </w:pPr>
+            <w:r>
+              <w:t>AL</w:t>
+            </w:r>
+          </w:p>
+        </w:tc>
+        <w:tc>
+          <w:tcPr>
+            <w:tcW w:w="0" w:type="auto"/>
+            <w:hideMark/>
+          </w:tcPr>
+          <w:p>
+            <w:pPr>
+              <w:spacing w:after="160" w:line="278" w:lineRule="auto"/>
+            </w:pPr>
+            <w:r>
+              <w:t>149,071.50</w:t>
+            </w:r>
+          </w:p>
+        </w:tc>
+      </w:tr>
+      <w:tr>
+        <w:tc>
+          <w:tcPr>
+            <w:tcW w:w="0" w:type="auto"/>
+            <w:hideMark/>
+          </w:tcPr>
+          <w:p>
+            <w:pPr>
+              <w:spacing w:after="160" w:line="278" w:lineRule="auto"/>
+            </w:pPr>
+            <w:r>
+              <w:t>MN</w:t>
+            </w:r>
+          </w:p>
+        </w:tc>
+        <w:tc>
+          <w:tcPr>
+            <w:tcW w:w="0" w:type="auto"/>
+            <w:hideMark/>
+          </w:tcPr>
+          <w:p>
+            <w:pPr>
+              <w:spacing w:after="160" w:line="278" w:lineRule="auto"/>
+            </w:pPr>
+            <w:r>
+              <w:t>148,534.90</w:t>
+            </w:r>
+          </w:p>
+        </w:tc>
+      </w:tr>
+    </w:tbl>
+    <w:p>
+      <w:pPr>
+        <w:rPr>
+          <w:b/>
+          <w:bCs/>
+        </w:rPr>
+      </w:pPr>
+    </w:p>
+    <w:p>
+      <w:r>
+        <w:rPr>
+          <w:b/>
+          <w:bCs/>
+        </w:rPr>
+        <w:lastRenderedPageBreak/>
+        <w:t>BUSINESS INSIGHT</w:t>
+      </w:r>
+      <w:r>
+        <w:rPr>
+          <w:b/>
+          <w:bCs/>
+        </w:rPr>
+        <w:t xml:space="preserve">: </w:t>
+      </w:r>
+      <w:r>
+        <w:t>New York (NY) experienced the highest financial loss due to fraudulent transactions, followed by Texas (TX) and Pennsylvania (PA). Although Minnesota (MN) reported more fraud cases than Alabama (AL), Alabama recorded a higher fraud value, indicating that its fraudulent transactions involved larger amounts.</w:t>
+      </w:r>
+    </w:p>
+    <w:p>
+      <w:r>
+        <w:rPr>
+          <w:b/>
+          <w:bCs/>
+        </w:rPr>
+        <w:t>ANALYTICAL IMPORTANCE</w:t>
+      </w:r>
+      <w:r>
+        <w:rPr>
+          <w:b/>
+          <w:bCs/>
+        </w:rPr>
+        <w:t xml:space="preserve">: </w:t>
+      </w:r>
+      <w:r>
+        <w:t>This KPI helps organizations t</w:t>
+      </w:r>
+      <w:r>
+        <w:t>o i</w:t>
+      </w:r>
+      <w:r>
+        <w:t>dentify regions with the highest financial exposure</w:t>
+      </w:r>
+      <w:r>
+        <w:t>, p</w:t>
+      </w:r>
+      <w:r>
+        <w:t>rioritize fraud prevention based on monetary impact rather than transaction count</w:t>
+      </w:r>
+      <w:r>
+        <w:t>, s</w:t>
+      </w:r>
+      <w:r>
+        <w:t>upport financial risk assessment and resource allocation</w:t>
+      </w:r>
+      <w:r>
+        <w:t xml:space="preserve"> and d</w:t>
+      </w:r>
+      <w:r>
+        <w:t>evelop geographic risk dashboards for executive reporting.</w:t>
+      </w:r>
+    </w:p>
+    <w:p>
+      <w:pPr>
+        <w:rPr>
+          <w:b/>
+          <w:bCs/>
+        </w:rPr>
+      </w:pPr>
+      <w:r>
+        <w:rPr>
+          <w:b/>
+          <w:bCs/>
+        </w:rPr>
+        <w:t>KPI 9 — FRAUD RATE BY STATE</w:t>
+      </w:r>
+    </w:p>
+    <w:p>
+      <w:pPr>
+        <w:rPr>
+          <w:b/>
+          <w:bCs/>
+        </w:rPr>
+      </w:pPr>
+      <w:r>
+        <w:rPr>
+          <w:b/>
+          <w:bCs/>
+        </w:rPr>
+        <w:t>OBJECTIVE</w:t>
+      </w:r>
+      <w:r>
+        <w:rPr>
+          <w:b/>
+          <w:bCs/>
+        </w:rPr>
+        <w:t xml:space="preserve">: </w:t>
+      </w:r>
+      <w:r>
+        <w:t>Calculate the fraud rate for each state to identify regions with the highest proportion of fraudulent transactions.</w:t>
+      </w:r>
+    </w:p>
+    <w:p>
+      <w:pPr>
+        <w:rPr>
+          <w:b/>
+          <w:bCs/>
+        </w:rPr>
+      </w:pPr>
+      <w:r>
+        <w:rPr>
+          <w:b/>
+          <w:bCs/>
+        </w:rPr>
+        <w:t xml:space="preserve">SQL </w:t>
+      </w:r>
+      <w:r>
+        <w:rPr>
+          <w:b/>
+          <w:bCs/>
+        </w:rPr>
+        <w:t>QUERY</w:t>
+      </w:r>
+      <w:r>
+        <w:rPr>
+          <w:b/>
+          <w:bCs/>
+        </w:rPr>
+        <w:t>:</w:t>
+      </w:r>
+    </w:p>
+    <w:p>
+      <w:r>
+        <w:t>SELECT</w:t>
+      </w:r>
+      <w:r>
+        <w:br/>
+        <w:t xml:space="preserve">    state,</w:t>
+      </w:r>
+      <w:r>
+        <w:br/>
+        <w:t xml:space="preserve">    COUNT(CASE WHEN </w:t>
+      </w:r>
+      <w:proofErr w:type="spellStart"/>
+      <w:r>
+        <w:t>is_fraud</w:t>
+      </w:r>
+      <w:proofErr w:type="spellEnd"/>
+      <w:r>
+        <w:t xml:space="preserve"> = 1 THEN 1 END) AS </w:t>
+      </w:r>
+      <w:proofErr w:type="spellStart"/>
+      <w:r>
+        <w:t>fraud_transactions</w:t>
+      </w:r>
+      <w:proofErr w:type="spellEnd"/>
+      <w:r>
+        <w:t>,</w:t>
+      </w:r>
+      <w:r>
+        <w:br/>
+        <w:t xml:space="preserve">    COUNT(*) AS </w:t>
+      </w:r>
+      <w:proofErr w:type="spellStart"/>
+      <w:r>
+        <w:t>total_transactions</w:t>
+      </w:r>
+      <w:proofErr w:type="spellEnd"/>
+      <w:r>
+        <w:t>,</w:t>
+      </w:r>
+      <w:r>
+        <w:br/>
+        <w:t xml:space="preserve">    ROUND(</w:t>
+      </w:r>
+      <w:r>
+        <w:br/>
+        <w:t xml:space="preserve">        COUNT(CASE WHEN </w:t>
+      </w:r>
+      <w:proofErr w:type="spellStart"/>
+      <w:r>
+        <w:t>is_fraud</w:t>
+      </w:r>
+      <w:proofErr w:type="spellEnd"/>
+      <w:r>
+        <w:t xml:space="preserve"> = 1 THEN 1 END) * 100.0</w:t>
       </w:r>
       <w:r>
         <w:br/>
@@ -705,24 +2805,2536 @@
       </w:r>
       <w:r>
         <w:br/>
-        <w:t xml:space="preserve">    4</w:t>
-      </w:r>
-      <w:r>
-        <w:t>)</w:t>
+        <w:t xml:space="preserve">        2</w:t>
       </w:r>
       <w:r>
         <w:br/>
-        <w:t xml:space="preserve"> </w:t>
-      </w:r>
-      <w:r>
+        <w:t xml:space="preserve">    ) AS </w:t>
+      </w:r>
+      <w:proofErr w:type="spellStart"/>
+      <w:r>
+        <w:t>fraud_rate_percentage</w:t>
+      </w:r>
+      <w:proofErr w:type="spellEnd"/>
+      <w:r>
+        <w:br/>
+        <w:t xml:space="preserve">FROM </w:t>
+      </w:r>
+      <w:proofErr w:type="spellStart"/>
+      <w:r>
+        <w:t>transactions_master</w:t>
+      </w:r>
+      <w:proofErr w:type="spellEnd"/>
+      <w:r>
+        <w:br/>
+        <w:t>GROUP BY state</w:t>
+      </w:r>
+      <w:r>
+        <w:br/>
+        <w:t>HAVING COUNT(*) &gt;= 1000</w:t>
+      </w:r>
+      <w:r>
+        <w:br/>
+        <w:t xml:space="preserve">ORDER BY </w:t>
+      </w:r>
+      <w:proofErr w:type="spellStart"/>
+      <w:r>
+        <w:t>fraud_rate_percentage</w:t>
+      </w:r>
+      <w:proofErr w:type="spellEnd"/>
+      <w:r>
+        <w:t xml:space="preserve"> DESC</w:t>
+      </w:r>
+      <w:r>
+        <w:br/>
+        <w:t>LIMIT 10;</w:t>
+      </w:r>
+    </w:p>
+    <w:p>
+      <w:pPr>
+        <w:rPr>
+          <w:b/>
+          <w:bCs/>
+        </w:rPr>
+      </w:pPr>
+      <w:r>
+        <w:rPr>
+          <w:b/>
+          <w:bCs/>
+        </w:rPr>
+        <w:t>RESULT</w:t>
+      </w:r>
+      <w:r>
+        <w:rPr>
+          <w:b/>
+          <w:bCs/>
+        </w:rPr>
+        <w:t>:</w:t>
+      </w:r>
+    </w:p>
+    <w:tbl>
+      <w:tblPr>
+        <w:tblStyle w:val="TableGrid"/>
+        <w:tblW w:w="0" w:type="auto"/>
+        <w:tblLook w:val="04A0" w:firstRow="1" w:lastRow="0" w:firstColumn="1" w:lastColumn="0" w:noHBand="0" w:noVBand="1"/>
+      </w:tblPr>
+      <w:tblGrid>
+        <w:gridCol w:w="714"/>
+        <w:gridCol w:w="2039"/>
+        <w:gridCol w:w="1953"/>
+        <w:gridCol w:w="1639"/>
+      </w:tblGrid>
+      <w:tr>
+        <w:tc>
+          <w:tcPr>
+            <w:tcW w:w="0" w:type="auto"/>
+            <w:hideMark/>
+          </w:tcPr>
+          <w:p>
+            <w:pPr>
+              <w:spacing w:after="160" w:line="278" w:lineRule="auto"/>
+            </w:pPr>
+            <w:r>
+              <w:t>State</w:t>
+            </w:r>
+          </w:p>
+        </w:tc>
+        <w:tc>
+          <w:tcPr>
+            <w:tcW w:w="0" w:type="auto"/>
+            <w:hideMark/>
+          </w:tcPr>
+          <w:p>
+            <w:pPr>
+              <w:spacing w:after="160" w:line="278" w:lineRule="auto"/>
+            </w:pPr>
+            <w:r>
+              <w:t>Fraud Transactions</w:t>
+            </w:r>
+          </w:p>
+        </w:tc>
+        <w:tc>
+          <w:tcPr>
+            <w:tcW w:w="0" w:type="auto"/>
+            <w:hideMark/>
+          </w:tcPr>
+          <w:p>
+            <w:pPr>
+              <w:spacing w:after="160" w:line="278" w:lineRule="auto"/>
+            </w:pPr>
+            <w:r>
+              <w:t>Total Transactions</w:t>
+            </w:r>
+          </w:p>
+        </w:tc>
+        <w:tc>
+          <w:tcPr>
+            <w:tcW w:w="0" w:type="auto"/>
+            <w:hideMark/>
+          </w:tcPr>
+          <w:p>
+            <w:pPr>
+              <w:spacing w:after="160" w:line="278" w:lineRule="auto"/>
+            </w:pPr>
+            <w:r>
+              <w:t>Fraud Rate (%)</w:t>
+            </w:r>
+          </w:p>
+        </w:tc>
+      </w:tr>
+      <w:tr>
+        <w:tc>
+          <w:tcPr>
+            <w:tcW w:w="0" w:type="auto"/>
+            <w:hideMark/>
+          </w:tcPr>
+          <w:p>
+            <w:pPr>
+              <w:spacing w:after="160" w:line="278" w:lineRule="auto"/>
+            </w:pPr>
+            <w:r>
+              <w:t>AK</w:t>
+            </w:r>
+          </w:p>
+        </w:tc>
+        <w:tc>
+          <w:tcPr>
+            <w:tcW w:w="0" w:type="auto"/>
+            <w:hideMark/>
+          </w:tcPr>
+          <w:p>
+            <w:pPr>
+              <w:spacing w:after="160" w:line="278" w:lineRule="auto"/>
+            </w:pPr>
+            <w:r>
+              <w:t>50</w:t>
+            </w:r>
+          </w:p>
+        </w:tc>
+        <w:tc>
+          <w:tcPr>
+            <w:tcW w:w="0" w:type="auto"/>
+            <w:hideMark/>
+          </w:tcPr>
+          <w:p>
+            <w:pPr>
+              <w:spacing w:after="160" w:line="278" w:lineRule="auto"/>
+            </w:pPr>
+            <w:r>
+              <w:t>2,963</w:t>
+            </w:r>
+          </w:p>
+        </w:tc>
+        <w:tc>
+          <w:tcPr>
+            <w:tcW w:w="0" w:type="auto"/>
+            <w:hideMark/>
+          </w:tcPr>
+          <w:p>
+            <w:pPr>
+              <w:spacing w:after="160" w:line="278" w:lineRule="auto"/>
+            </w:pPr>
+            <w:r>
+              <w:t>1.69</w:t>
+            </w:r>
+          </w:p>
+        </w:tc>
+      </w:tr>
+      <w:tr>
+        <w:tc>
+          <w:tcPr>
+            <w:tcW w:w="0" w:type="auto"/>
+            <w:hideMark/>
+          </w:tcPr>
+          <w:p>
+            <w:pPr>
+              <w:spacing w:after="160" w:line="278" w:lineRule="auto"/>
+            </w:pPr>
+            <w:r>
+              <w:t>OR</w:t>
+            </w:r>
+          </w:p>
+        </w:tc>
+        <w:tc>
+          <w:tcPr>
+            <w:tcW w:w="0" w:type="auto"/>
+            <w:hideMark/>
+          </w:tcPr>
+          <w:p>
+            <w:pPr>
+              <w:spacing w:after="160" w:line="278" w:lineRule="auto"/>
+            </w:pPr>
+            <w:r>
+              <w:t>197</w:t>
+            </w:r>
+          </w:p>
+        </w:tc>
+        <w:tc>
+          <w:tcPr>
+            <w:tcW w:w="0" w:type="auto"/>
+            <w:hideMark/>
+          </w:tcPr>
+          <w:p>
+            <w:pPr>
+              <w:spacing w:after="160" w:line="278" w:lineRule="auto"/>
+            </w:pPr>
+            <w:r>
+              <w:t>26,408</w:t>
+            </w:r>
+          </w:p>
+        </w:tc>
+        <w:tc>
+          <w:tcPr>
+            <w:tcW w:w="0" w:type="auto"/>
+            <w:hideMark/>
+          </w:tcPr>
+          <w:p>
+            <w:pPr>
+              <w:spacing w:after="160" w:line="278" w:lineRule="auto"/>
+            </w:pPr>
+            <w:r>
+              <w:t>0.75</w:t>
+            </w:r>
+          </w:p>
+        </w:tc>
+      </w:tr>
+      <w:tr>
+        <w:tc>
+          <w:tcPr>
+            <w:tcW w:w="0" w:type="auto"/>
+            <w:hideMark/>
+          </w:tcPr>
+          <w:p>
+            <w:pPr>
+              <w:spacing w:after="160" w:line="278" w:lineRule="auto"/>
+            </w:pPr>
+            <w:r>
+              <w:t>NH</w:t>
+            </w:r>
+          </w:p>
+        </w:tc>
+        <w:tc>
+          <w:tcPr>
+            <w:tcW w:w="0" w:type="auto"/>
+            <w:hideMark/>
+          </w:tcPr>
+          <w:p>
+            <w:pPr>
+              <w:spacing w:after="160" w:line="278" w:lineRule="auto"/>
+            </w:pPr>
+            <w:r>
+              <w:t>79</w:t>
+            </w:r>
+          </w:p>
+        </w:tc>
+        <w:tc>
+          <w:tcPr>
+            <w:tcW w:w="0" w:type="auto"/>
+            <w:hideMark/>
+          </w:tcPr>
+          <w:p>
+            <w:pPr>
+              <w:spacing w:after="160" w:line="278" w:lineRule="auto"/>
+            </w:pPr>
+            <w:r>
+              <w:t>11,727</w:t>
+            </w:r>
+          </w:p>
+        </w:tc>
+        <w:tc>
+          <w:tcPr>
+            <w:tcW w:w="0" w:type="auto"/>
+            <w:hideMark/>
+          </w:tcPr>
+          <w:p>
+            <w:pPr>
+              <w:spacing w:after="160" w:line="278" w:lineRule="auto"/>
+            </w:pPr>
+            <w:r>
+              <w:t>0.67</w:t>
+            </w:r>
+          </w:p>
+        </w:tc>
+      </w:tr>
+      <w:tr>
+        <w:tc>
+          <w:tcPr>
+            <w:tcW w:w="0" w:type="auto"/>
+            <w:hideMark/>
+          </w:tcPr>
+          <w:p>
+            <w:pPr>
+              <w:spacing w:after="160" w:line="278" w:lineRule="auto"/>
+            </w:pPr>
+            <w:r>
+              <w:t>VA</w:t>
+            </w:r>
+          </w:p>
+        </w:tc>
+        <w:tc>
+          <w:tcPr>
+            <w:tcW w:w="0" w:type="auto"/>
+            <w:hideMark/>
+          </w:tcPr>
+          <w:p>
+            <w:pPr>
+              <w:spacing w:after="160" w:line="278" w:lineRule="auto"/>
+            </w:pPr>
+            <w:r>
+              <w:t>273</w:t>
+            </w:r>
+          </w:p>
+        </w:tc>
+        <w:tc>
+          <w:tcPr>
+            <w:tcW w:w="0" w:type="auto"/>
+            <w:hideMark/>
+          </w:tcPr>
+          <w:p>
+            <w:pPr>
+              <w:spacing w:after="160" w:line="278" w:lineRule="auto"/>
+            </w:pPr>
+            <w:r>
+              <w:t>41,756</w:t>
+            </w:r>
+          </w:p>
+        </w:tc>
+        <w:tc>
+          <w:tcPr>
+            <w:tcW w:w="0" w:type="auto"/>
+            <w:hideMark/>
+          </w:tcPr>
+          <w:p>
+            <w:pPr>
+              <w:spacing w:after="160" w:line="278" w:lineRule="auto"/>
+            </w:pPr>
+            <w:r>
+              <w:t>0.65</w:t>
+            </w:r>
+          </w:p>
+        </w:tc>
+      </w:tr>
+      <w:tr>
+        <w:tc>
+          <w:tcPr>
+            <w:tcW w:w="0" w:type="auto"/>
+            <w:hideMark/>
+          </w:tcPr>
+          <w:p>
+            <w:pPr>
+              <w:spacing w:after="160" w:line="278" w:lineRule="auto"/>
+            </w:pPr>
+            <w:r>
+              <w:t>TN</w:t>
+            </w:r>
+          </w:p>
+        </w:tc>
+        <w:tc>
+          <w:tcPr>
+            <w:tcW w:w="0" w:type="auto"/>
+            <w:hideMark/>
+          </w:tcPr>
+          <w:p>
+            <w:pPr>
+              <w:spacing w:after="160" w:line="278" w:lineRule="auto"/>
+            </w:pPr>
+            <w:r>
+              <w:t>159</w:t>
+            </w:r>
+          </w:p>
+        </w:tc>
+        <w:tc>
+          <w:tcPr>
+            <w:tcW w:w="0" w:type="auto"/>
+            <w:hideMark/>
+          </w:tcPr>
+          <w:p>
+            <w:pPr>
+              <w:spacing w:after="160" w:line="278" w:lineRule="auto"/>
+            </w:pPr>
+            <w:r>
+              <w:t>24,913</w:t>
+            </w:r>
+          </w:p>
+        </w:tc>
+        <w:tc>
+          <w:tcPr>
+            <w:tcW w:w="0" w:type="auto"/>
+            <w:hideMark/>
+          </w:tcPr>
+          <w:p>
+            <w:pPr>
+              <w:spacing w:after="160" w:line="278" w:lineRule="auto"/>
+            </w:pPr>
+            <w:r>
+              <w:t>0.64</w:t>
+            </w:r>
+          </w:p>
+        </w:tc>
+      </w:tr>
+      <w:tr>
+        <w:tc>
+          <w:tcPr>
+            <w:tcW w:w="0" w:type="auto"/>
+            <w:hideMark/>
+          </w:tcPr>
+          <w:p>
+            <w:pPr>
+              <w:spacing w:after="160" w:line="278" w:lineRule="auto"/>
+            </w:pPr>
+            <w:r>
+              <w:t>NE</w:t>
+            </w:r>
+          </w:p>
+        </w:tc>
+        <w:tc>
+          <w:tcPr>
+            <w:tcW w:w="0" w:type="auto"/>
+            <w:hideMark/>
+          </w:tcPr>
+          <w:p>
+            <w:pPr>
+              <w:spacing w:after="160" w:line="278" w:lineRule="auto"/>
+            </w:pPr>
+            <w:r>
+              <w:t>216</w:t>
+            </w:r>
+          </w:p>
+        </w:tc>
+        <w:tc>
+          <w:tcPr>
+            <w:tcW w:w="0" w:type="auto"/>
+            <w:hideMark/>
+          </w:tcPr>
+          <w:p>
+            <w:pPr>
+              <w:spacing w:after="160" w:line="278" w:lineRule="auto"/>
+            </w:pPr>
+            <w:r>
+              <w:t>34,425</w:t>
+            </w:r>
+          </w:p>
+        </w:tc>
+        <w:tc>
+          <w:tcPr>
+            <w:tcW w:w="0" w:type="auto"/>
+            <w:hideMark/>
+          </w:tcPr>
+          <w:p>
+            <w:pPr>
+              <w:spacing w:after="160" w:line="278" w:lineRule="auto"/>
+            </w:pPr>
+            <w:r>
+              <w:t>0.63</w:t>
+            </w:r>
+          </w:p>
+        </w:tc>
+      </w:tr>
+      <w:tr>
+        <w:tc>
+          <w:tcPr>
+            <w:tcW w:w="0" w:type="auto"/>
+            <w:hideMark/>
+          </w:tcPr>
+          <w:p>
+            <w:pPr>
+              <w:spacing w:after="160" w:line="278" w:lineRule="auto"/>
+            </w:pPr>
+            <w:r>
+              <w:lastRenderedPageBreak/>
+              <w:t>MN</w:t>
+            </w:r>
+          </w:p>
+        </w:tc>
+        <w:tc>
+          <w:tcPr>
+            <w:tcW w:w="0" w:type="auto"/>
+            <w:hideMark/>
+          </w:tcPr>
+          <w:p>
+            <w:pPr>
+              <w:spacing w:after="160" w:line="278" w:lineRule="auto"/>
+            </w:pPr>
+            <w:r>
+              <w:t>280</w:t>
+            </w:r>
+          </w:p>
+        </w:tc>
+        <w:tc>
+          <w:tcPr>
+            <w:tcW w:w="0" w:type="auto"/>
+            <w:hideMark/>
+          </w:tcPr>
+          <w:p>
+            <w:pPr>
+              <w:spacing w:after="160" w:line="278" w:lineRule="auto"/>
+            </w:pPr>
+            <w:r>
+              <w:t>45,433</w:t>
+            </w:r>
+          </w:p>
+        </w:tc>
+        <w:tc>
+          <w:tcPr>
+            <w:tcW w:w="0" w:type="auto"/>
+            <w:hideMark/>
+          </w:tcPr>
+          <w:p>
+            <w:pPr>
+              <w:spacing w:after="160" w:line="278" w:lineRule="auto"/>
+            </w:pPr>
+            <w:r>
+              <w:t>0.62</w:t>
+            </w:r>
+          </w:p>
+        </w:tc>
+      </w:tr>
+      <w:tr>
+        <w:tc>
+          <w:tcPr>
+            <w:tcW w:w="0" w:type="auto"/>
+            <w:hideMark/>
+          </w:tcPr>
+          <w:p>
+            <w:pPr>
+              <w:spacing w:after="160" w:line="278" w:lineRule="auto"/>
+            </w:pPr>
+            <w:r>
+              <w:t>NY</w:t>
+            </w:r>
+          </w:p>
+        </w:tc>
+        <w:tc>
+          <w:tcPr>
+            <w:tcW w:w="0" w:type="auto"/>
+            <w:hideMark/>
+          </w:tcPr>
+          <w:p>
+            <w:pPr>
+              <w:spacing w:after="160" w:line="278" w:lineRule="auto"/>
+            </w:pPr>
+            <w:r>
+              <w:t>730</w:t>
+            </w:r>
+          </w:p>
+        </w:tc>
+        <w:tc>
+          <w:tcPr>
+            <w:tcW w:w="0" w:type="auto"/>
+            <w:hideMark/>
+          </w:tcPr>
+          <w:p>
+            <w:pPr>
+              <w:spacing w:after="160" w:line="278" w:lineRule="auto"/>
+            </w:pPr>
+            <w:r>
+              <w:t>119,419</w:t>
+            </w:r>
+          </w:p>
+        </w:tc>
+        <w:tc>
+          <w:tcPr>
+            <w:tcW w:w="0" w:type="auto"/>
+            <w:hideMark/>
+          </w:tcPr>
+          <w:p>
+            <w:pPr>
+              <w:spacing w:after="160" w:line="278" w:lineRule="auto"/>
+            </w:pPr>
+            <w:r>
+              <w:t>0.61</w:t>
+            </w:r>
+          </w:p>
+        </w:tc>
+      </w:tr>
+      <w:tr>
+        <w:tc>
+          <w:tcPr>
+            <w:tcW w:w="0" w:type="auto"/>
+            <w:hideMark/>
+          </w:tcPr>
+          <w:p>
+            <w:pPr>
+              <w:spacing w:after="160" w:line="278" w:lineRule="auto"/>
+            </w:pPr>
+            <w:r>
+              <w:t>DC</w:t>
+            </w:r>
+          </w:p>
+        </w:tc>
+        <w:tc>
+          <w:tcPr>
+            <w:tcW w:w="0" w:type="auto"/>
+            <w:hideMark/>
+          </w:tcPr>
+          <w:p>
+            <w:pPr>
+              <w:spacing w:after="160" w:line="278" w:lineRule="auto"/>
+            </w:pPr>
+            <w:r>
+              <w:t>31</w:t>
+            </w:r>
+          </w:p>
+        </w:tc>
+        <w:tc>
+          <w:tcPr>
+            <w:tcW w:w="0" w:type="auto"/>
+            <w:hideMark/>
+          </w:tcPr>
+          <w:p>
+            <w:pPr>
+              <w:spacing w:after="160" w:line="278" w:lineRule="auto"/>
+            </w:pPr>
+            <w:r>
+              <w:t>5,130</w:t>
+            </w:r>
+          </w:p>
+        </w:tc>
+        <w:tc>
+          <w:tcPr>
+            <w:tcW w:w="0" w:type="auto"/>
+            <w:hideMark/>
+          </w:tcPr>
+          <w:p>
+            <w:pPr>
+              <w:spacing w:after="160" w:line="278" w:lineRule="auto"/>
+            </w:pPr>
+            <w:r>
+              <w:t>0.60</w:t>
+            </w:r>
+          </w:p>
+        </w:tc>
+      </w:tr>
+      <w:tr>
+        <w:tc>
+          <w:tcPr>
+            <w:tcW w:w="0" w:type="auto"/>
+            <w:hideMark/>
+          </w:tcPr>
+          <w:p>
+            <w:pPr>
+              <w:spacing w:after="160" w:line="278" w:lineRule="auto"/>
+            </w:pPr>
+            <w:r>
+              <w:t>KS</w:t>
+            </w:r>
+          </w:p>
+        </w:tc>
+        <w:tc>
+          <w:tcPr>
+            <w:tcW w:w="0" w:type="auto"/>
+            <w:hideMark/>
+          </w:tcPr>
+          <w:p>
+            <w:pPr>
+              <w:spacing w:after="160" w:line="278" w:lineRule="auto"/>
+            </w:pPr>
+            <w:r>
+              <w:t>193</w:t>
+            </w:r>
+          </w:p>
+        </w:tc>
+        <w:tc>
+          <w:tcPr>
+            <w:tcW w:w="0" w:type="auto"/>
+            <w:hideMark/>
+          </w:tcPr>
+          <w:p>
+            <w:pPr>
+              <w:spacing w:after="160" w:line="278" w:lineRule="auto"/>
+            </w:pPr>
+            <w:r>
+              <w:t>32,939</w:t>
+            </w:r>
+          </w:p>
+        </w:tc>
+        <w:tc>
+          <w:tcPr>
+            <w:tcW w:w="0" w:type="auto"/>
+            <w:hideMark/>
+          </w:tcPr>
+          <w:p>
+            <w:pPr>
+              <w:spacing w:after="160" w:line="278" w:lineRule="auto"/>
+            </w:pPr>
+            <w:r>
+              <w:t>0.59</w:t>
+            </w:r>
+          </w:p>
+        </w:tc>
+      </w:tr>
+    </w:tbl>
+    <w:p>
+      <w:pPr>
+        <w:rPr>
+          <w:b/>
+          <w:bCs/>
+        </w:rPr>
+      </w:pPr>
+    </w:p>
+    <w:p>
+      <w:r>
+        <w:rPr>
+          <w:b/>
+          <w:bCs/>
+        </w:rPr>
+        <w:t>BUSINESS INSIGHT</w:t>
+      </w:r>
+      <w:r>
+        <w:rPr>
+          <w:b/>
+          <w:bCs/>
+        </w:rPr>
+        <w:t xml:space="preserve">: </w:t>
+      </w:r>
+      <w:r>
+        <w:t>After excluding states with very low transaction volumes, Alaska (AK) recorded the highest fraud rate at 1.69%, followed by Oregon (OR) and New Hampshire (NH). Although New York (NY) had the highest number of fraud cases, its fraud rate was lower because it also processed a significantly larger number of transactions.</w:t>
+      </w:r>
+    </w:p>
+    <w:p>
+      <w:pPr>
+        <w:rPr>
+          <w:b/>
+          <w:bCs/>
+        </w:rPr>
+      </w:pPr>
+      <w:r>
+        <w:rPr>
+          <w:b/>
+          <w:bCs/>
+        </w:rPr>
+        <w:t>ANALYTICAL IMPORTANCE</w:t>
+      </w:r>
+      <w:r>
+        <w:rPr>
+          <w:b/>
+          <w:bCs/>
+        </w:rPr>
+        <w:t xml:space="preserve">: </w:t>
+      </w:r>
+      <w:r>
+        <w:t>This KPI helps organizations to:</w:t>
+      </w:r>
+      <w:r>
+        <w:rPr>
+          <w:b/>
+          <w:bCs/>
+        </w:rPr>
+        <w:t xml:space="preserve"> c</w:t>
+      </w:r>
+      <w:r>
+        <w:t>ompare fraud risk across states fairly by considering transaction volume</w:t>
+      </w:r>
+      <w:r>
+        <w:t>, i</w:t>
+      </w:r>
+      <w:r>
+        <w:t>dentify regions with disproportionately high fraud activity</w:t>
+      </w:r>
+      <w:r>
+        <w:t>, p</w:t>
+      </w:r>
+      <w:r>
+        <w:t>rioritize fraud prevention efforts in high-risk states</w:t>
+      </w:r>
+      <w:r>
+        <w:t xml:space="preserve"> and s</w:t>
+      </w:r>
+      <w:r>
+        <w:t xml:space="preserve">upport regional risk assessment and strategic decision-making. </w:t>
+      </w:r>
+    </w:p>
+    <w:p>
+      <w:pPr>
+        <w:rPr>
+          <w:b/>
+          <w:bCs/>
+        </w:rPr>
+      </w:pPr>
+      <w:r>
+        <w:rPr>
+          <w:b/>
+          <w:bCs/>
+        </w:rPr>
+        <w:t xml:space="preserve">STEP </w:t>
+      </w:r>
+      <w:r>
+        <w:rPr>
+          <w:b/>
+          <w:bCs/>
+        </w:rPr>
+        <w:t>7</w:t>
+      </w:r>
+      <w:r>
+        <w:rPr>
+          <w:b/>
+          <w:bCs/>
+        </w:rPr>
+        <w:t>.5 — MERCHANT &amp; CATEGORY FRAUD ANALYSIS</w:t>
+      </w:r>
+    </w:p>
+    <w:p>
+      <w:pPr>
+        <w:rPr>
+          <w:b/>
+          <w:bCs/>
+        </w:rPr>
+      </w:pPr>
+      <w:r>
+        <w:rPr>
+          <w:b/>
+          <w:bCs/>
+        </w:rPr>
+        <w:t>KPI 10 — FRAUD TRANSACTIONS BY MERCHANT CATEGORY</w:t>
+      </w:r>
+    </w:p>
+    <w:p>
+      <w:pPr>
+        <w:rPr>
+          <w:b/>
+          <w:bCs/>
+        </w:rPr>
+      </w:pPr>
+      <w:r>
+        <w:rPr>
+          <w:b/>
+          <w:bCs/>
+        </w:rPr>
+        <w:t>OBJECTIVE</w:t>
+      </w:r>
+      <w:r>
+        <w:rPr>
+          <w:b/>
+          <w:bCs/>
+        </w:rPr>
+        <w:t xml:space="preserve">: </w:t>
+      </w:r>
+      <w:r>
+        <w:t>Identify the merchant categories with the highest number of fraudulent transactions to determine which business sectors are most vulnerable to fraud.</w:t>
+      </w:r>
+    </w:p>
+    <w:p>
+      <w:pPr>
+        <w:rPr>
+          <w:b/>
+          <w:bCs/>
+        </w:rPr>
+      </w:pPr>
+      <w:r>
+        <w:rPr>
+          <w:b/>
+          <w:bCs/>
+        </w:rPr>
+        <w:t>SQL QUERY</w:t>
+      </w:r>
+      <w:r>
+        <w:rPr>
+          <w:b/>
+          <w:bCs/>
+        </w:rPr>
+        <w:t>:</w:t>
+      </w:r>
+    </w:p>
+    <w:p>
+      <w:r>
+        <w:t>SELECT</w:t>
+      </w:r>
+      <w:r>
+        <w:br/>
+        <w:t xml:space="preserve">    category,</w:t>
+      </w:r>
+      <w:r>
+        <w:br/>
+        <w:t xml:space="preserve">    </w:t>
+      </w:r>
+      <w:proofErr w:type="gramStart"/>
+      <w:r>
+        <w:t>COUNT(</w:t>
+      </w:r>
+      <w:proofErr w:type="gramEnd"/>
+      <w:r>
+        <w:t xml:space="preserve">*) AS </w:t>
+      </w:r>
+      <w:proofErr w:type="spellStart"/>
+      <w:r>
+        <w:t>fraud_transactions</w:t>
+      </w:r>
+      <w:proofErr w:type="spellEnd"/>
+      <w:r>
+        <w:br/>
+        <w:t xml:space="preserve">FROM </w:t>
+      </w:r>
+      <w:proofErr w:type="spellStart"/>
+      <w:r>
+        <w:t>transactions_master</w:t>
+      </w:r>
+      <w:proofErr w:type="spellEnd"/>
+      <w:r>
+        <w:br/>
+        <w:t xml:space="preserve">WHERE </w:t>
+      </w:r>
+      <w:proofErr w:type="spellStart"/>
+      <w:r>
+        <w:t>is_fraud</w:t>
+      </w:r>
+      <w:proofErr w:type="spellEnd"/>
+      <w:r>
+        <w:t xml:space="preserve"> = 1</w:t>
+      </w:r>
+      <w:r>
+        <w:br/>
+        <w:t>GROUP BY category</w:t>
+      </w:r>
+      <w:r>
+        <w:br/>
+        <w:t xml:space="preserve">ORDER BY </w:t>
+      </w:r>
+      <w:proofErr w:type="spellStart"/>
+      <w:r>
+        <w:t>fraud_transactions</w:t>
+      </w:r>
+      <w:proofErr w:type="spellEnd"/>
+      <w:r>
+        <w:t xml:space="preserve"> DESC;</w:t>
+      </w:r>
+    </w:p>
+    <w:p>
+      <w:pPr>
+        <w:rPr>
+          <w:b/>
+          <w:bCs/>
+        </w:rPr>
+      </w:pPr>
+      <w:r>
+        <w:rPr>
+          <w:b/>
+          <w:bCs/>
+        </w:rPr>
+        <w:t>RESULT</w:t>
+      </w:r>
+      <w:r>
+        <w:rPr>
+          <w:b/>
+          <w:bCs/>
+        </w:rPr>
+        <w:t>:</w:t>
+      </w:r>
+    </w:p>
+    <w:tbl>
+      <w:tblPr>
+        <w:tblStyle w:val="TableGrid"/>
+        <w:tblW w:w="0" w:type="auto"/>
+        <w:tblLook w:val="04A0" w:firstRow="1" w:lastRow="0" w:firstColumn="1" w:lastColumn="0" w:noHBand="0" w:noVBand="1"/>
+      </w:tblPr>
+      <w:tblGrid>
+        <w:gridCol w:w="2092"/>
+        <w:gridCol w:w="2039"/>
+      </w:tblGrid>
+      <w:tr>
+        <w:tc>
+          <w:tcPr>
+            <w:tcW w:w="0" w:type="auto"/>
+            <w:hideMark/>
+          </w:tcPr>
+          <w:p>
+            <w:pPr>
+              <w:spacing w:after="160" w:line="278" w:lineRule="auto"/>
+            </w:pPr>
+            <w:r>
+              <w:t>Merchant Category</w:t>
+            </w:r>
+          </w:p>
+        </w:tc>
+        <w:tc>
+          <w:tcPr>
+            <w:tcW w:w="0" w:type="auto"/>
+            <w:hideMark/>
+          </w:tcPr>
+          <w:p>
+            <w:pPr>
+              <w:spacing w:after="160" w:line="278" w:lineRule="auto"/>
+            </w:pPr>
+            <w:r>
+              <w:t>Fraud Transactions</w:t>
+            </w:r>
+          </w:p>
+        </w:tc>
+      </w:tr>
+      <w:tr>
+        <w:tc>
+          <w:tcPr>
+            <w:tcW w:w="0" w:type="auto"/>
+            <w:hideMark/>
+          </w:tcPr>
+          <w:p>
+            <w:pPr>
+              <w:spacing w:after="160" w:line="278" w:lineRule="auto"/>
+            </w:pPr>
+            <w:proofErr w:type="spellStart"/>
+            <w:r>
+              <w:t>grocery_pos</w:t>
+            </w:r>
+            <w:proofErr w:type="spellEnd"/>
+          </w:p>
+        </w:tc>
+        <w:tc>
+          <w:tcPr>
+            <w:tcW w:w="0" w:type="auto"/>
+            <w:hideMark/>
+          </w:tcPr>
+          <w:p>
+            <w:pPr>
+              <w:spacing w:after="160" w:line="278" w:lineRule="auto"/>
+            </w:pPr>
+            <w:r>
+              <w:t>2,228</w:t>
+            </w:r>
+          </w:p>
+        </w:tc>
+      </w:tr>
+      <w:tr>
+        <w:tc>
+          <w:tcPr>
+            <w:tcW w:w="0" w:type="auto"/>
+            <w:hideMark/>
+          </w:tcPr>
+          <w:p>
+            <w:pPr>
+              <w:spacing w:after="160" w:line="278" w:lineRule="auto"/>
+            </w:pPr>
+            <w:proofErr w:type="spellStart"/>
+            <w:r>
+              <w:t>shopping_net</w:t>
+            </w:r>
+            <w:proofErr w:type="spellEnd"/>
+          </w:p>
+        </w:tc>
+        <w:tc>
+          <w:tcPr>
+            <w:tcW w:w="0" w:type="auto"/>
+            <w:hideMark/>
+          </w:tcPr>
+          <w:p>
+            <w:pPr>
+              <w:spacing w:after="160" w:line="278" w:lineRule="auto"/>
+            </w:pPr>
+            <w:r>
+              <w:t>2,219</w:t>
+            </w:r>
+          </w:p>
+        </w:tc>
+      </w:tr>
+      <w:tr>
+        <w:tc>
+          <w:tcPr>
+            <w:tcW w:w="0" w:type="auto"/>
+            <w:hideMark/>
+          </w:tcPr>
+          <w:p>
+            <w:pPr>
+              <w:spacing w:after="160" w:line="278" w:lineRule="auto"/>
+            </w:pPr>
+            <w:proofErr w:type="spellStart"/>
+            <w:r>
+              <w:t>misc_net</w:t>
+            </w:r>
+            <w:proofErr w:type="spellEnd"/>
+          </w:p>
+        </w:tc>
+        <w:tc>
+          <w:tcPr>
+            <w:tcW w:w="0" w:type="auto"/>
+            <w:hideMark/>
+          </w:tcPr>
+          <w:p>
+            <w:pPr>
+              <w:spacing w:after="160" w:line="278" w:lineRule="auto"/>
+            </w:pPr>
+            <w:r>
+              <w:t>1,182</w:t>
+            </w:r>
+          </w:p>
+        </w:tc>
+      </w:tr>
+      <w:tr>
+        <w:tc>
+          <w:tcPr>
+            <w:tcW w:w="0" w:type="auto"/>
+            <w:hideMark/>
+          </w:tcPr>
+          <w:p>
+            <w:pPr>
+              <w:spacing w:after="160" w:line="278" w:lineRule="auto"/>
+            </w:pPr>
+            <w:proofErr w:type="spellStart"/>
+            <w:r>
+              <w:t>shopping_pos</w:t>
+            </w:r>
+            <w:proofErr w:type="spellEnd"/>
+          </w:p>
+        </w:tc>
+        <w:tc>
+          <w:tcPr>
+            <w:tcW w:w="0" w:type="auto"/>
+            <w:hideMark/>
+          </w:tcPr>
+          <w:p>
+            <w:pPr>
+              <w:spacing w:after="160" w:line="278" w:lineRule="auto"/>
+            </w:pPr>
+            <w:r>
+              <w:t>1,056</w:t>
+            </w:r>
+          </w:p>
+        </w:tc>
+      </w:tr>
+      <w:tr>
+        <w:tc>
+          <w:tcPr>
+            <w:tcW w:w="0" w:type="auto"/>
+            <w:hideMark/>
+          </w:tcPr>
+          <w:p>
+            <w:pPr>
+              <w:spacing w:after="160" w:line="278" w:lineRule="auto"/>
+            </w:pPr>
+            <w:proofErr w:type="spellStart"/>
+            <w:r>
+              <w:lastRenderedPageBreak/>
+              <w:t>gas_transport</w:t>
+            </w:r>
+            <w:proofErr w:type="spellEnd"/>
+          </w:p>
+        </w:tc>
+        <w:tc>
+          <w:tcPr>
+            <w:tcW w:w="0" w:type="auto"/>
+            <w:hideMark/>
+          </w:tcPr>
+          <w:p>
+            <w:pPr>
+              <w:spacing w:after="160" w:line="278" w:lineRule="auto"/>
+            </w:pPr>
+            <w:r>
+              <w:t>772</w:t>
+            </w:r>
+          </w:p>
+        </w:tc>
+      </w:tr>
+      <w:tr>
+        <w:tc>
+          <w:tcPr>
+            <w:tcW w:w="0" w:type="auto"/>
+            <w:hideMark/>
+          </w:tcPr>
+          <w:p>
+            <w:pPr>
+              <w:spacing w:after="160" w:line="278" w:lineRule="auto"/>
+            </w:pPr>
+            <w:proofErr w:type="spellStart"/>
+            <w:r>
+              <w:t>misc_pos</w:t>
+            </w:r>
+            <w:proofErr w:type="spellEnd"/>
+          </w:p>
+        </w:tc>
+        <w:tc>
+          <w:tcPr>
+            <w:tcW w:w="0" w:type="auto"/>
+            <w:hideMark/>
+          </w:tcPr>
+          <w:p>
+            <w:pPr>
+              <w:spacing w:after="160" w:line="278" w:lineRule="auto"/>
+            </w:pPr>
+            <w:r>
+              <w:t>322</w:t>
+            </w:r>
+          </w:p>
+        </w:tc>
+      </w:tr>
+      <w:tr>
+        <w:tc>
+          <w:tcPr>
+            <w:tcW w:w="0" w:type="auto"/>
+            <w:hideMark/>
+          </w:tcPr>
+          <w:p>
+            <w:pPr>
+              <w:spacing w:after="160" w:line="278" w:lineRule="auto"/>
+            </w:pPr>
+            <w:proofErr w:type="spellStart"/>
+            <w:r>
+              <w:t>kids_pets</w:t>
+            </w:r>
+            <w:proofErr w:type="spellEnd"/>
+          </w:p>
+        </w:tc>
+        <w:tc>
+          <w:tcPr>
+            <w:tcW w:w="0" w:type="auto"/>
+            <w:hideMark/>
+          </w:tcPr>
+          <w:p>
+            <w:pPr>
+              <w:spacing w:after="160" w:line="278" w:lineRule="auto"/>
+            </w:pPr>
+            <w:r>
+              <w:t>304</w:t>
+            </w:r>
+          </w:p>
+        </w:tc>
+      </w:tr>
+      <w:tr>
+        <w:tc>
+          <w:tcPr>
+            <w:tcW w:w="0" w:type="auto"/>
+            <w:hideMark/>
+          </w:tcPr>
+          <w:p>
+            <w:pPr>
+              <w:spacing w:after="160" w:line="278" w:lineRule="auto"/>
+            </w:pPr>
+            <w:r>
+              <w:t>entertainment</w:t>
+            </w:r>
+          </w:p>
+        </w:tc>
+        <w:tc>
+          <w:tcPr>
+            <w:tcW w:w="0" w:type="auto"/>
+            <w:hideMark/>
+          </w:tcPr>
+          <w:p>
+            <w:pPr>
+              <w:spacing w:after="160" w:line="278" w:lineRule="auto"/>
+            </w:pPr>
+            <w:r>
+              <w:t>292</w:t>
+            </w:r>
+          </w:p>
+        </w:tc>
+      </w:tr>
+      <w:tr>
+        <w:tc>
+          <w:tcPr>
+            <w:tcW w:w="0" w:type="auto"/>
+            <w:hideMark/>
+          </w:tcPr>
+          <w:p>
+            <w:pPr>
+              <w:spacing w:after="160" w:line="278" w:lineRule="auto"/>
+            </w:pPr>
+            <w:proofErr w:type="spellStart"/>
+            <w:r>
+              <w:t>personal_care</w:t>
+            </w:r>
+            <w:proofErr w:type="spellEnd"/>
+          </w:p>
+        </w:tc>
+        <w:tc>
+          <w:tcPr>
+            <w:tcW w:w="0" w:type="auto"/>
+            <w:hideMark/>
+          </w:tcPr>
+          <w:p>
+            <w:pPr>
+              <w:spacing w:after="160" w:line="278" w:lineRule="auto"/>
+            </w:pPr>
+            <w:r>
+              <w:t>290</w:t>
+            </w:r>
+          </w:p>
+        </w:tc>
+      </w:tr>
+      <w:tr>
+        <w:tc>
+          <w:tcPr>
+            <w:tcW w:w="0" w:type="auto"/>
+            <w:hideMark/>
+          </w:tcPr>
+          <w:p>
+            <w:pPr>
+              <w:spacing w:after="160" w:line="278" w:lineRule="auto"/>
+            </w:pPr>
+            <w:r>
+              <w:t>home</w:t>
+            </w:r>
+          </w:p>
+        </w:tc>
+        <w:tc>
+          <w:tcPr>
+            <w:tcW w:w="0" w:type="auto"/>
+            <w:hideMark/>
+          </w:tcPr>
+          <w:p>
+            <w:pPr>
+              <w:spacing w:after="160" w:line="278" w:lineRule="auto"/>
+            </w:pPr>
+            <w:r>
+              <w:t>265</w:t>
+            </w:r>
+          </w:p>
+        </w:tc>
+      </w:tr>
+      <w:tr>
+        <w:tc>
+          <w:tcPr>
+            <w:tcW w:w="0" w:type="auto"/>
+            <w:hideMark/>
+          </w:tcPr>
+          <w:p>
+            <w:pPr>
+              <w:spacing w:after="160" w:line="278" w:lineRule="auto"/>
+            </w:pPr>
+            <w:proofErr w:type="spellStart"/>
+            <w:r>
+              <w:t>food_dining</w:t>
+            </w:r>
+            <w:proofErr w:type="spellEnd"/>
+          </w:p>
+        </w:tc>
+        <w:tc>
+          <w:tcPr>
+            <w:tcW w:w="0" w:type="auto"/>
+            <w:hideMark/>
+          </w:tcPr>
+          <w:p>
+            <w:pPr>
+              <w:spacing w:after="160" w:line="278" w:lineRule="auto"/>
+            </w:pPr>
+            <w:r>
+              <w:t>205</w:t>
+            </w:r>
+          </w:p>
+        </w:tc>
+      </w:tr>
+      <w:tr>
+        <w:tc>
+          <w:tcPr>
+            <w:tcW w:w="0" w:type="auto"/>
+            <w:hideMark/>
+          </w:tcPr>
+          <w:p>
+            <w:pPr>
+              <w:spacing w:after="160" w:line="278" w:lineRule="auto"/>
+            </w:pPr>
+            <w:proofErr w:type="spellStart"/>
+            <w:r>
+              <w:t>health_fitness</w:t>
+            </w:r>
+            <w:proofErr w:type="spellEnd"/>
+          </w:p>
+        </w:tc>
+        <w:tc>
+          <w:tcPr>
+            <w:tcW w:w="0" w:type="auto"/>
+            <w:hideMark/>
+          </w:tcPr>
+          <w:p>
+            <w:pPr>
+              <w:spacing w:after="160" w:line="278" w:lineRule="auto"/>
+            </w:pPr>
+            <w:r>
+              <w:t>185</w:t>
+            </w:r>
+          </w:p>
+        </w:tc>
+      </w:tr>
+      <w:tr>
+        <w:tc>
+          <w:tcPr>
+            <w:tcW w:w="0" w:type="auto"/>
+            <w:hideMark/>
+          </w:tcPr>
+          <w:p>
+            <w:pPr>
+              <w:spacing w:after="160" w:line="278" w:lineRule="auto"/>
+            </w:pPr>
+            <w:proofErr w:type="spellStart"/>
+            <w:r>
+              <w:t>grocery_net</w:t>
+            </w:r>
+            <w:proofErr w:type="spellEnd"/>
+          </w:p>
+        </w:tc>
+        <w:tc>
+          <w:tcPr>
+            <w:tcW w:w="0" w:type="auto"/>
+            <w:hideMark/>
+          </w:tcPr>
+          <w:p>
+            <w:pPr>
+              <w:spacing w:after="160" w:line="278" w:lineRule="auto"/>
+            </w:pPr>
+            <w:r>
+              <w:t>175</w:t>
+            </w:r>
+          </w:p>
+        </w:tc>
+      </w:tr>
+      <w:tr>
+        <w:tc>
+          <w:tcPr>
+            <w:tcW w:w="0" w:type="auto"/>
+            <w:hideMark/>
+          </w:tcPr>
+          <w:p>
+            <w:pPr>
+              <w:spacing w:after="160" w:line="278" w:lineRule="auto"/>
+            </w:pPr>
+            <w:r>
+              <w:t>travel</w:t>
+            </w:r>
+          </w:p>
+        </w:tc>
+        <w:tc>
+          <w:tcPr>
+            <w:tcW w:w="0" w:type="auto"/>
+            <w:hideMark/>
+          </w:tcPr>
+          <w:p>
+            <w:pPr>
+              <w:spacing w:after="160" w:line="278" w:lineRule="auto"/>
+            </w:pPr>
+            <w:r>
+              <w:t>156</w:t>
+            </w:r>
+          </w:p>
+        </w:tc>
+      </w:tr>
+    </w:tbl>
+    <w:p>
+      <w:pPr>
+        <w:rPr>
+          <w:b/>
+          <w:bCs/>
+        </w:rPr>
+      </w:pPr>
+    </w:p>
+    <w:p>
+      <w:pPr>
+        <w:rPr>
+          <w:b/>
+          <w:bCs/>
+        </w:rPr>
+      </w:pPr>
+      <w:r>
+        <w:rPr>
+          <w:b/>
+          <w:bCs/>
+        </w:rPr>
+        <w:t>BUSINESS INSIGHT</w:t>
+      </w:r>
+      <w:r>
+        <w:rPr>
+          <w:b/>
+          <w:bCs/>
+        </w:rPr>
+        <w:t xml:space="preserve">: </w:t>
+      </w:r>
+      <w:r>
+        <w:t xml:space="preserve">The </w:t>
+      </w:r>
+      <w:proofErr w:type="spellStart"/>
+      <w:r>
+        <w:t>grocery_pos</w:t>
+      </w:r>
+      <w:proofErr w:type="spellEnd"/>
+      <w:r>
+        <w:t xml:space="preserve"> category recorded the highest number of fraudulent transactions (2,228), closely followed by </w:t>
+      </w:r>
+      <w:proofErr w:type="spellStart"/>
+      <w:r>
+        <w:t>shopping_net</w:t>
+      </w:r>
+      <w:proofErr w:type="spellEnd"/>
+      <w:r>
+        <w:t xml:space="preserve"> (2,219). Retail-related merchant categories dominate the fraud landscape, indicating that these sectors are more frequently targeted by fraudulent activities.</w:t>
+      </w:r>
+    </w:p>
+    <w:p>
+      <w:r>
+        <w:rPr>
+          <w:b/>
+          <w:bCs/>
+        </w:rPr>
+        <w:t>ANALYTICAL IMPORTANCE</w:t>
+      </w:r>
+      <w:r>
+        <w:rPr>
+          <w:b/>
+          <w:bCs/>
+        </w:rPr>
+        <w:t xml:space="preserve">: </w:t>
+      </w:r>
+      <w:r>
+        <w:t>This KPI helps organizations to:</w:t>
+      </w:r>
+      <w:r>
+        <w:rPr>
+          <w:b/>
+          <w:bCs/>
+        </w:rPr>
+        <w:t xml:space="preserve"> i</w:t>
+      </w:r>
+      <w:r>
+        <w:t>dentify high-risk merchant categories</w:t>
+      </w:r>
+      <w:r>
+        <w:t>, s</w:t>
+      </w:r>
+      <w:r>
+        <w:t>trengthen fraud monitoring for vulnerable business sectors</w:t>
+      </w:r>
+      <w:r>
+        <w:t>, d</w:t>
+      </w:r>
+      <w:r>
+        <w:t>evelop category-specific fraud prevention strategies</w:t>
+      </w:r>
+      <w:r>
+        <w:t xml:space="preserve"> and p</w:t>
+      </w:r>
+      <w:r>
+        <w:t>rioritize investigation efforts based on fraud frequency.</w:t>
+      </w:r>
+    </w:p>
+    <w:p>
+      <w:pPr>
+        <w:rPr>
+          <w:b/>
+          <w:bCs/>
+        </w:rPr>
+      </w:pPr>
+      <w:r>
+        <w:rPr>
+          <w:b/>
+          <w:bCs/>
+        </w:rPr>
+        <w:t>KPI 11 — FRAUD VALUE BY MERCHANT CATEGORY</w:t>
+      </w:r>
+    </w:p>
+    <w:p>
+      <w:pPr>
+        <w:rPr>
+          <w:b/>
+          <w:bCs/>
+        </w:rPr>
+      </w:pPr>
+      <w:r>
+        <w:rPr>
+          <w:b/>
+          <w:bCs/>
+        </w:rPr>
+        <w:t>OBJECTIVE</w:t>
+      </w:r>
+      <w:r>
+        <w:rPr>
+          <w:b/>
+          <w:bCs/>
+        </w:rPr>
+        <w:t xml:space="preserve">: </w:t>
+      </w:r>
+      <w:r>
+        <w:t>Identify the merchant categories responsible for the highest monetary losses due to fraudulent transactions.</w:t>
+      </w:r>
+    </w:p>
+    <w:p>
+      <w:pPr>
+        <w:rPr>
+          <w:b/>
+          <w:bCs/>
+        </w:rPr>
+      </w:pPr>
+      <w:r>
+        <w:rPr>
+          <w:b/>
+          <w:bCs/>
+        </w:rPr>
+        <w:t xml:space="preserve">SQL </w:t>
+      </w:r>
+      <w:r>
+        <w:rPr>
+          <w:b/>
+          <w:bCs/>
+        </w:rPr>
+        <w:t>QUERY</w:t>
+      </w:r>
+      <w:r>
+        <w:rPr>
+          <w:b/>
+          <w:bCs/>
+        </w:rPr>
+        <w:t>:</w:t>
+      </w:r>
+    </w:p>
+    <w:p>
+      <w:r>
+        <w:t>SELECT</w:t>
+      </w:r>
+      <w:r>
+        <w:br/>
+        <w:t xml:space="preserve">    category,</w:t>
+      </w:r>
+      <w:r>
+        <w:br/>
+        <w:t xml:space="preserve">    ROUND(</w:t>
+      </w:r>
+      <w:proofErr w:type="gramStart"/>
+      <w:r>
+        <w:t>SUM(</w:t>
+      </w:r>
+      <w:proofErr w:type="gramEnd"/>
+      <w:r>
+        <w:t xml:space="preserve">amt), 2) AS </w:t>
+      </w:r>
+      <w:proofErr w:type="spellStart"/>
+      <w:r>
+        <w:t>total_fraud_value</w:t>
+      </w:r>
+      <w:proofErr w:type="spellEnd"/>
+      <w:r>
+        <w:br/>
+        <w:t xml:space="preserve">FROM </w:t>
+      </w:r>
+      <w:proofErr w:type="spellStart"/>
+      <w:r>
+        <w:t>transactions_master</w:t>
+      </w:r>
+      <w:proofErr w:type="spellEnd"/>
+      <w:r>
+        <w:br/>
+        <w:t xml:space="preserve">WHERE </w:t>
+      </w:r>
+      <w:proofErr w:type="spellStart"/>
+      <w:r>
+        <w:t>is_fraud</w:t>
+      </w:r>
+      <w:proofErr w:type="spellEnd"/>
+      <w:r>
+        <w:t xml:space="preserve"> = 1</w:t>
+      </w:r>
+      <w:r>
+        <w:br/>
+        <w:t>GROUP BY category</w:t>
+      </w:r>
+      <w:r>
+        <w:br/>
+        <w:t xml:space="preserve">ORDER BY </w:t>
+      </w:r>
+      <w:proofErr w:type="spellStart"/>
+      <w:r>
+        <w:t>total_fraud_value</w:t>
+      </w:r>
+      <w:proofErr w:type="spellEnd"/>
+      <w:r>
+        <w:t xml:space="preserve"> DESC;</w:t>
+      </w:r>
+    </w:p>
+    <w:p>
+      <w:pPr>
+        <w:rPr>
+          <w:b/>
+          <w:bCs/>
+        </w:rPr>
+      </w:pPr>
+    </w:p>
+    <w:p>
+      <w:pPr>
+        <w:rPr>
+          <w:b/>
+          <w:bCs/>
+        </w:rPr>
+      </w:pPr>
+    </w:p>
+    <w:p>
+      <w:pPr>
+        <w:rPr>
+          <w:b/>
+          <w:bCs/>
+        </w:rPr>
+      </w:pPr>
+      <w:r>
+        <w:rPr>
+          <w:b/>
+          <w:bCs/>
+        </w:rPr>
+        <w:lastRenderedPageBreak/>
+        <w:t>RESULT</w:t>
+      </w:r>
+      <w:r>
+        <w:rPr>
+          <w:b/>
+          <w:bCs/>
+        </w:rPr>
+        <w:t>:</w:t>
+      </w:r>
+    </w:p>
+    <w:tbl>
+      <w:tblPr>
+        <w:tblStyle w:val="TableGrid"/>
+        <w:tblW w:w="0" w:type="auto"/>
+        <w:tblLook w:val="04A0" w:firstRow="1" w:lastRow="0" w:firstColumn="1" w:lastColumn="0" w:noHBand="0" w:noVBand="1"/>
+      </w:tblPr>
+      <w:tblGrid>
+        <w:gridCol w:w="2092"/>
+        <w:gridCol w:w="1889"/>
+      </w:tblGrid>
+      <w:tr>
+        <w:tc>
+          <w:tcPr>
+            <w:tcW w:w="0" w:type="auto"/>
+            <w:hideMark/>
+          </w:tcPr>
+          <w:p>
+            <w:pPr>
+              <w:spacing w:after="160" w:line="278" w:lineRule="auto"/>
+            </w:pPr>
+            <w:r>
+              <w:t>Merchant Category</w:t>
+            </w:r>
+          </w:p>
+        </w:tc>
+        <w:tc>
+          <w:tcPr>
+            <w:tcW w:w="0" w:type="auto"/>
+            <w:hideMark/>
+          </w:tcPr>
+          <w:p>
+            <w:pPr>
+              <w:spacing w:after="160" w:line="278" w:lineRule="auto"/>
+            </w:pPr>
+            <w:r>
+              <w:t xml:space="preserve">Total Fraud Value </w:t>
+            </w:r>
+          </w:p>
+        </w:tc>
+      </w:tr>
+      <w:tr>
+        <w:tc>
+          <w:tcPr>
+            <w:tcW w:w="0" w:type="auto"/>
+            <w:hideMark/>
+          </w:tcPr>
+          <w:p>
+            <w:pPr>
+              <w:spacing w:after="160" w:line="278" w:lineRule="auto"/>
+            </w:pPr>
+            <w:proofErr w:type="spellStart"/>
+            <w:r>
+              <w:t>shopping_net</w:t>
+            </w:r>
+            <w:proofErr w:type="spellEnd"/>
+          </w:p>
+        </w:tc>
+        <w:tc>
+          <w:tcPr>
+            <w:tcW w:w="0" w:type="auto"/>
+            <w:hideMark/>
+          </w:tcPr>
+          <w:p>
+            <w:pPr>
+              <w:spacing w:after="160" w:line="278" w:lineRule="auto"/>
+            </w:pPr>
+            <w:r>
+              <w:t>2,214,847.64</w:t>
+            </w:r>
+          </w:p>
+        </w:tc>
+      </w:tr>
+      <w:tr>
+        <w:tc>
+          <w:tcPr>
+            <w:tcW w:w="0" w:type="auto"/>
+            <w:hideMark/>
+          </w:tcPr>
+          <w:p>
+            <w:pPr>
+              <w:spacing w:after="160" w:line="278" w:lineRule="auto"/>
+            </w:pPr>
+            <w:proofErr w:type="spellStart"/>
+            <w:r>
+              <w:t>misc_net</w:t>
+            </w:r>
+            <w:proofErr w:type="spellEnd"/>
+          </w:p>
+        </w:tc>
+        <w:tc>
+          <w:tcPr>
+            <w:tcW w:w="0" w:type="auto"/>
+            <w:hideMark/>
+          </w:tcPr>
+          <w:p>
+            <w:pPr>
+              <w:spacing w:after="160" w:line="278" w:lineRule="auto"/>
+            </w:pPr>
+            <w:r>
+              <w:t>944,009.71</w:t>
+            </w:r>
+          </w:p>
+        </w:tc>
+      </w:tr>
+      <w:tr>
+        <w:tc>
+          <w:tcPr>
+            <w:tcW w:w="0" w:type="auto"/>
+            <w:hideMark/>
+          </w:tcPr>
+          <w:p>
+            <w:pPr>
+              <w:spacing w:after="160" w:line="278" w:lineRule="auto"/>
+            </w:pPr>
+            <w:proofErr w:type="spellStart"/>
+            <w:r>
+              <w:t>shopping_pos</w:t>
+            </w:r>
+            <w:proofErr w:type="spellEnd"/>
+          </w:p>
+        </w:tc>
+        <w:tc>
+          <w:tcPr>
+            <w:tcW w:w="0" w:type="auto"/>
+            <w:hideMark/>
+          </w:tcPr>
+          <w:p>
+            <w:pPr>
+              <w:spacing w:after="160" w:line="278" w:lineRule="auto"/>
+            </w:pPr>
+            <w:r>
+              <w:t>928,132.34</w:t>
+            </w:r>
+          </w:p>
+        </w:tc>
+      </w:tr>
+      <w:tr>
+        <w:tc>
+          <w:tcPr>
+            <w:tcW w:w="0" w:type="auto"/>
+            <w:hideMark/>
+          </w:tcPr>
+          <w:p>
+            <w:pPr>
+              <w:spacing w:after="160" w:line="278" w:lineRule="auto"/>
+            </w:pPr>
+            <w:proofErr w:type="spellStart"/>
+            <w:r>
+              <w:t>grocery_pos</w:t>
+            </w:r>
+            <w:proofErr w:type="spellEnd"/>
+          </w:p>
+        </w:tc>
+        <w:tc>
+          <w:tcPr>
+            <w:tcW w:w="0" w:type="auto"/>
+            <w:hideMark/>
+          </w:tcPr>
+          <w:p>
+            <w:pPr>
+              <w:spacing w:after="160" w:line="278" w:lineRule="auto"/>
+            </w:pPr>
+            <w:r>
+              <w:t>695,664.62</w:t>
+            </w:r>
+          </w:p>
+        </w:tc>
+      </w:tr>
+      <w:tr>
+        <w:tc>
+          <w:tcPr>
+            <w:tcW w:w="0" w:type="auto"/>
+            <w:hideMark/>
+          </w:tcPr>
+          <w:p>
+            <w:pPr>
+              <w:spacing w:after="160" w:line="278" w:lineRule="auto"/>
+            </w:pPr>
+            <w:r>
+              <w:t>entertainment</w:t>
+            </w:r>
+          </w:p>
+        </w:tc>
+        <w:tc>
+          <w:tcPr>
+            <w:tcW w:w="0" w:type="auto"/>
+            <w:hideMark/>
+          </w:tcPr>
+          <w:p>
+            <w:pPr>
+              <w:spacing w:after="160" w:line="278" w:lineRule="auto"/>
+            </w:pPr>
+            <w:r>
+              <w:t>147,399.96</w:t>
+            </w:r>
+          </w:p>
+        </w:tc>
+      </w:tr>
+      <w:tr>
+        <w:tc>
+          <w:tcPr>
+            <w:tcW w:w="0" w:type="auto"/>
+            <w:hideMark/>
+          </w:tcPr>
+          <w:p>
+            <w:pPr>
+              <w:spacing w:after="160" w:line="278" w:lineRule="auto"/>
+            </w:pPr>
+            <w:proofErr w:type="spellStart"/>
+            <w:r>
+              <w:t>misc_pos</w:t>
+            </w:r>
+            <w:proofErr w:type="spellEnd"/>
+          </w:p>
+        </w:tc>
+        <w:tc>
+          <w:tcPr>
+            <w:tcW w:w="0" w:type="auto"/>
+            <w:hideMark/>
+          </w:tcPr>
+          <w:p>
+            <w:pPr>
+              <w:spacing w:after="160" w:line="278" w:lineRule="auto"/>
+            </w:pPr>
+            <w:r>
+              <w:t>68,494.84</w:t>
+            </w:r>
+          </w:p>
+        </w:tc>
+      </w:tr>
+      <w:tr>
+        <w:tc>
+          <w:tcPr>
+            <w:tcW w:w="0" w:type="auto"/>
+            <w:hideMark/>
+          </w:tcPr>
+          <w:p>
+            <w:pPr>
+              <w:spacing w:after="160" w:line="278" w:lineRule="auto"/>
+            </w:pPr>
+            <w:r>
+              <w:t>home</w:t>
+            </w:r>
+          </w:p>
+        </w:tc>
+        <w:tc>
+          <w:tcPr>
+            <w:tcW w:w="0" w:type="auto"/>
+            <w:hideMark/>
+          </w:tcPr>
+          <w:p>
+            <w:pPr>
+              <w:spacing w:after="160" w:line="278" w:lineRule="auto"/>
+            </w:pPr>
+            <w:r>
+              <w:t>68,231.96</w:t>
+            </w:r>
+          </w:p>
+        </w:tc>
+      </w:tr>
+      <w:tr>
+        <w:tc>
+          <w:tcPr>
+            <w:tcW w:w="0" w:type="auto"/>
+            <w:hideMark/>
+          </w:tcPr>
+          <w:p>
+            <w:pPr>
+              <w:spacing w:after="160" w:line="278" w:lineRule="auto"/>
+            </w:pPr>
+            <w:proofErr w:type="spellStart"/>
+            <w:r>
+              <w:t>food_dining</w:t>
+            </w:r>
+            <w:proofErr w:type="spellEnd"/>
+          </w:p>
+        </w:tc>
+        <w:tc>
+          <w:tcPr>
+            <w:tcW w:w="0" w:type="auto"/>
+            <w:hideMark/>
+          </w:tcPr>
+          <w:p>
+            <w:pPr>
+              <w:spacing w:after="160" w:line="278" w:lineRule="auto"/>
+            </w:pPr>
+            <w:r>
+              <w:t>24,739.16</w:t>
+            </w:r>
+          </w:p>
+        </w:tc>
+      </w:tr>
+      <w:tr>
+        <w:tc>
+          <w:tcPr>
+            <w:tcW w:w="0" w:type="auto"/>
+            <w:hideMark/>
+          </w:tcPr>
+          <w:p>
+            <w:pPr>
+              <w:spacing w:after="160" w:line="278" w:lineRule="auto"/>
+            </w:pPr>
+            <w:proofErr w:type="spellStart"/>
+            <w:r>
+              <w:t>gas_transport</w:t>
+            </w:r>
+            <w:proofErr w:type="spellEnd"/>
+          </w:p>
+        </w:tc>
+        <w:tc>
+          <w:tcPr>
+            <w:tcW w:w="0" w:type="auto"/>
+            <w:hideMark/>
+          </w:tcPr>
+          <w:p>
+            <w:pPr>
+              <w:spacing w:after="160" w:line="278" w:lineRule="auto"/>
+            </w:pPr>
+            <w:r>
+              <w:t>9,442.53</w:t>
+            </w:r>
+          </w:p>
+        </w:tc>
+      </w:tr>
+      <w:tr>
+        <w:tc>
+          <w:tcPr>
+            <w:tcW w:w="0" w:type="auto"/>
+            <w:hideMark/>
+          </w:tcPr>
+          <w:p>
+            <w:pPr>
+              <w:spacing w:after="160" w:line="278" w:lineRule="auto"/>
+            </w:pPr>
+            <w:proofErr w:type="spellStart"/>
+            <w:r>
+              <w:t>personal_care</w:t>
+            </w:r>
+            <w:proofErr w:type="spellEnd"/>
+          </w:p>
+        </w:tc>
+        <w:tc>
+          <w:tcPr>
+            <w:tcW w:w="0" w:type="auto"/>
+            <w:hideMark/>
+          </w:tcPr>
+          <w:p>
+            <w:pPr>
+              <w:spacing w:after="160" w:line="278" w:lineRule="auto"/>
+            </w:pPr>
+            <w:r>
+              <w:t>7,571.96</w:t>
+            </w:r>
+          </w:p>
+        </w:tc>
+      </w:tr>
+      <w:tr>
+        <w:tc>
+          <w:tcPr>
+            <w:tcW w:w="0" w:type="auto"/>
+            <w:hideMark/>
+          </w:tcPr>
+          <w:p>
+            <w:pPr>
+              <w:spacing w:after="160" w:line="278" w:lineRule="auto"/>
+            </w:pPr>
+            <w:proofErr w:type="spellStart"/>
+            <w:r>
+              <w:t>kids_pets</w:t>
+            </w:r>
+            <w:proofErr w:type="spellEnd"/>
+          </w:p>
+        </w:tc>
+        <w:tc>
+          <w:tcPr>
+            <w:tcW w:w="0" w:type="auto"/>
+            <w:hideMark/>
+          </w:tcPr>
+          <w:p>
+            <w:pPr>
+              <w:spacing w:after="160" w:line="278" w:lineRule="auto"/>
+            </w:pPr>
+            <w:r>
+              <w:t>5,619.53</w:t>
+            </w:r>
+          </w:p>
+        </w:tc>
+      </w:tr>
+      <w:tr>
+        <w:tc>
+          <w:tcPr>
+            <w:tcW w:w="0" w:type="auto"/>
+            <w:hideMark/>
+          </w:tcPr>
+          <w:p>
+            <w:pPr>
+              <w:spacing w:after="160" w:line="278" w:lineRule="auto"/>
+            </w:pPr>
+            <w:proofErr w:type="spellStart"/>
+            <w:r>
+              <w:t>health_fitness</w:t>
+            </w:r>
+            <w:proofErr w:type="spellEnd"/>
+          </w:p>
+        </w:tc>
+        <w:tc>
+          <w:tcPr>
+            <w:tcW w:w="0" w:type="auto"/>
+            <w:hideMark/>
+          </w:tcPr>
+          <w:p>
+            <w:pPr>
+              <w:spacing w:after="160" w:line="278" w:lineRule="auto"/>
+            </w:pPr>
+            <w:r>
+              <w:t>3,751.36</w:t>
+            </w:r>
+          </w:p>
+        </w:tc>
+      </w:tr>
+      <w:tr>
+        <w:tc>
+          <w:tcPr>
+            <w:tcW w:w="0" w:type="auto"/>
+            <w:hideMark/>
+          </w:tcPr>
+          <w:p>
+            <w:pPr>
+              <w:spacing w:after="160" w:line="278" w:lineRule="auto"/>
+            </w:pPr>
+            <w:proofErr w:type="spellStart"/>
+            <w:r>
+              <w:t>grocery_net</w:t>
+            </w:r>
+            <w:proofErr w:type="spellEnd"/>
+          </w:p>
+        </w:tc>
+        <w:tc>
+          <w:tcPr>
+            <w:tcW w:w="0" w:type="auto"/>
+            <w:hideMark/>
+          </w:tcPr>
+          <w:p>
+            <w:pPr>
+              <w:spacing w:after="160" w:line="278" w:lineRule="auto"/>
+            </w:pPr>
+            <w:r>
+              <w:t>2,108.21</w:t>
+            </w:r>
+          </w:p>
+        </w:tc>
+      </w:tr>
+      <w:tr>
+        <w:tc>
+          <w:tcPr>
+            <w:tcW w:w="0" w:type="auto"/>
+            <w:hideMark/>
+          </w:tcPr>
+          <w:p>
+            <w:pPr>
+              <w:spacing w:after="160" w:line="278" w:lineRule="auto"/>
+            </w:pPr>
+            <w:r>
+              <w:t>travel</w:t>
+            </w:r>
+          </w:p>
+        </w:tc>
+        <w:tc>
+          <w:tcPr>
+            <w:tcW w:w="0" w:type="auto"/>
+            <w:hideMark/>
+          </w:tcPr>
+          <w:p>
+            <w:pPr>
+              <w:spacing w:after="160" w:line="278" w:lineRule="auto"/>
+            </w:pPr>
+            <w:r>
+              <w:t>1,399.47</w:t>
+            </w:r>
+          </w:p>
+        </w:tc>
+      </w:tr>
+    </w:tbl>
+    <w:p>
+      <w:pPr>
+        <w:rPr>
+          <w:b/>
+          <w:bCs/>
+        </w:rPr>
+      </w:pPr>
+    </w:p>
+    <w:p>
+      <w:r>
+        <w:rPr>
+          <w:b/>
+          <w:bCs/>
+        </w:rPr>
+        <w:t>BUSINESS INSIGHT</w:t>
+      </w:r>
+      <w:r>
+        <w:rPr>
+          <w:b/>
+          <w:bCs/>
+        </w:rPr>
+        <w:t xml:space="preserve">: </w:t>
+      </w:r>
+      <w:r>
+        <w:t xml:space="preserve">Although </w:t>
+      </w:r>
+      <w:proofErr w:type="spellStart"/>
+      <w:r>
+        <w:t>grocery_pos</w:t>
+      </w:r>
+      <w:proofErr w:type="spellEnd"/>
+      <w:r>
+        <w:t xml:space="preserve"> recorded the highest number of fraudulent transactions, </w:t>
+      </w:r>
+      <w:proofErr w:type="spellStart"/>
+      <w:r>
+        <w:t>shopping_net</w:t>
+      </w:r>
+      <w:proofErr w:type="spellEnd"/>
+      <w:r>
+        <w:t xml:space="preserve"> resulted in the highest financial loss</w:t>
+      </w:r>
+      <w:r>
+        <w:t xml:space="preserve">. </w:t>
+      </w:r>
+      <w:r>
+        <w:t>This indicates that fraudulent transactions within online shopping categories generally involve significantly higher transaction values.</w:t>
+      </w:r>
+    </w:p>
+    <w:p>
+      <w:pPr>
+        <w:rPr>
+          <w:b/>
+          <w:bCs/>
+        </w:rPr>
+      </w:pPr>
+      <w:r>
+        <w:rPr>
+          <w:b/>
+          <w:bCs/>
+        </w:rPr>
+        <w:t>ANALYTICAL IMPORTANCE</w:t>
+      </w:r>
+      <w:r>
+        <w:rPr>
+          <w:b/>
+          <w:bCs/>
+        </w:rPr>
+        <w:t xml:space="preserve">: </w:t>
+      </w:r>
+      <w:r>
+        <w:t>This KPI helps organizations to</w:t>
+      </w:r>
+      <w:r>
+        <w:t xml:space="preserve"> i</w:t>
+      </w:r>
+      <w:r>
+        <w:t>dentify merchant categories with the greatest financial exposure</w:t>
+      </w:r>
+      <w:r>
+        <w:t>, p</w:t>
+      </w:r>
+      <w:r>
+        <w:t>rioritize fraud prevention based on monetary impact</w:t>
+      </w:r>
+      <w:r>
+        <w:t>, s</w:t>
+      </w:r>
+      <w:r>
+        <w:t>trengthen monitoring for high-value online transactions</w:t>
+      </w:r>
+      <w:r>
+        <w:t xml:space="preserve"> and s</w:t>
+      </w:r>
+      <w:r>
+        <w:t>upport financial risk assessment across merchant categories.</w:t>
+      </w:r>
+      <w:r>
+        <w:br/>
+      </w:r>
+      <w:r>
+        <w:rPr>
+          <w:b/>
+          <w:bCs/>
+        </w:rPr>
+        <w:t>KPI 12 — FRAUD RATE BY MERCHANT CATEGORY</w:t>
+      </w:r>
+    </w:p>
+    <w:p>
+      <w:pPr>
+        <w:rPr>
+          <w:b/>
+          <w:bCs/>
+        </w:rPr>
+      </w:pPr>
+      <w:r>
+        <w:rPr>
+          <w:b/>
+          <w:bCs/>
+        </w:rPr>
+        <w:t>OBJECTIVE</w:t>
+      </w:r>
+      <w:r>
+        <w:rPr>
+          <w:b/>
+          <w:bCs/>
+        </w:rPr>
+        <w:t xml:space="preserve">: </w:t>
+      </w:r>
+      <w:r>
+        <w:t>Calculate the fraud rate for each merchant category to identify business sectors with the highest proportion of fraudulent transactions.</w:t>
+      </w:r>
+    </w:p>
+    <w:p>
+      <w:pPr>
+        <w:rPr>
+          <w:b/>
+          <w:bCs/>
+        </w:rPr>
+      </w:pPr>
+    </w:p>
+    <w:p>
+      <w:pPr>
+        <w:rPr>
+          <w:b/>
+          <w:bCs/>
+        </w:rPr>
+      </w:pPr>
+    </w:p>
+    <w:p>
+      <w:pPr>
+        <w:rPr>
+          <w:b/>
+          <w:bCs/>
+        </w:rPr>
+      </w:pPr>
+      <w:r>
+        <w:rPr>
+          <w:b/>
+          <w:bCs/>
+        </w:rPr>
+        <w:lastRenderedPageBreak/>
+        <w:t xml:space="preserve">SQL </w:t>
+      </w:r>
+      <w:r>
+        <w:rPr>
+          <w:b/>
+          <w:bCs/>
+        </w:rPr>
+        <w:t>QUERY</w:t>
+      </w:r>
+      <w:r>
+        <w:rPr>
+          <w:b/>
+          <w:bCs/>
+        </w:rPr>
+        <w:t>:</w:t>
+      </w:r>
+    </w:p>
+    <w:p>
+      <w:r>
+        <w:t>SELECT</w:t>
+      </w:r>
+      <w:r>
+        <w:br/>
+        <w:t xml:space="preserve">    category,</w:t>
+      </w:r>
+      <w:r>
+        <w:br/>
+        <w:t xml:space="preserve">    </w:t>
+      </w:r>
+      <w:proofErr w:type="gramStart"/>
+      <w:r>
+        <w:t>COUNT(</w:t>
+      </w:r>
+      <w:proofErr w:type="gramEnd"/>
+      <w:r>
+        <w:t xml:space="preserve">CASE WHEN </w:t>
+      </w:r>
+      <w:proofErr w:type="spellStart"/>
+      <w:r>
+        <w:t>is_fraud</w:t>
+      </w:r>
+      <w:proofErr w:type="spellEnd"/>
+      <w:r>
+        <w:t xml:space="preserve"> = 1 THEN 1 END) AS </w:t>
+      </w:r>
+      <w:proofErr w:type="spellStart"/>
+      <w:r>
+        <w:t>fraud_transactions</w:t>
+      </w:r>
+      <w:proofErr w:type="spellEnd"/>
+      <w:r>
+        <w:t>,</w:t>
+      </w:r>
+      <w:r>
+        <w:br/>
+        <w:t xml:space="preserve">    </w:t>
+      </w:r>
+      <w:proofErr w:type="gramStart"/>
+      <w:r>
+        <w:t>COUNT(</w:t>
+      </w:r>
+      <w:proofErr w:type="gramEnd"/>
+      <w:r>
+        <w:t xml:space="preserve">*) AS </w:t>
+      </w:r>
+      <w:proofErr w:type="spellStart"/>
+      <w:r>
+        <w:t>total_transactions</w:t>
+      </w:r>
+      <w:proofErr w:type="spellEnd"/>
+      <w:r>
+        <w:t>,</w:t>
+      </w:r>
+      <w:r>
+        <w:br/>
+        <w:t xml:space="preserve">    </w:t>
+      </w:r>
+      <w:proofErr w:type="gramStart"/>
+      <w:r>
+        <w:t>ROUND(</w:t>
+      </w:r>
+      <w:proofErr w:type="gramEnd"/>
+      <w:r>
+        <w:br/>
+        <w:t xml:space="preserve">        </w:t>
+      </w:r>
+      <w:proofErr w:type="gramStart"/>
+      <w:r>
+        <w:t>COUNT(</w:t>
+      </w:r>
+      <w:proofErr w:type="gramEnd"/>
+      <w:r>
+        <w:t xml:space="preserve">CASE WHEN </w:t>
+      </w:r>
+      <w:proofErr w:type="spellStart"/>
+      <w:r>
+        <w:t>is_fraud</w:t>
+      </w:r>
+      <w:proofErr w:type="spellEnd"/>
+      <w:r>
+        <w:t xml:space="preserve"> = 1 THEN 1 END) * 100.0</w:t>
+      </w:r>
+      <w:r>
+        <w:br/>
+        <w:t xml:space="preserve">        / </w:t>
+      </w:r>
+      <w:proofErr w:type="gramStart"/>
+      <w:r>
+        <w:t>COUNT(</w:t>
+      </w:r>
+      <w:proofErr w:type="gramEnd"/>
+      <w:r>
+        <w:t>*),</w:t>
+      </w:r>
+      <w:r>
+        <w:br/>
+        <w:t xml:space="preserve">        2</w:t>
+      </w:r>
+      <w:r>
+        <w:br/>
         <w:t xml:space="preserve">  </w:t>
       </w:r>
-      <w:r>
-        <w:t xml:space="preserve"> AS fraud_rate_percentage</w:t>
-      </w:r>
+      <w:proofErr w:type="gramStart"/>
+      <w:r>
+        <w:t xml:space="preserve">  )</w:t>
+      </w:r>
+      <w:proofErr w:type="gramEnd"/>
+      <w:r>
+        <w:t xml:space="preserve"> AS </w:t>
+      </w:r>
+      <w:proofErr w:type="spellStart"/>
+      <w:r>
+        <w:t>fraud_rate_percentage</w:t>
+      </w:r>
+      <w:proofErr w:type="spellEnd"/>
       <w:r>
         <w:br/>
-        <w:t>FROM transactions_master;</w:t>
+        <w:t xml:space="preserve">FROM </w:t>
+      </w:r>
+      <w:proofErr w:type="spellStart"/>
+      <w:r>
+        <w:t>transactions_master</w:t>
+      </w:r>
+      <w:proofErr w:type="spellEnd"/>
+      <w:r>
+        <w:br/>
+        <w:t>GROUP BY category</w:t>
+      </w:r>
+      <w:r>
+        <w:br/>
+        <w:t xml:space="preserve">ORDER BY </w:t>
+      </w:r>
+      <w:proofErr w:type="spellStart"/>
+      <w:r>
+        <w:t>fraud_rate_percentage</w:t>
+      </w:r>
+      <w:proofErr w:type="spellEnd"/>
+      <w:r>
+        <w:t xml:space="preserve"> DESC;</w:t>
       </w:r>
     </w:p>
     <w:p>
@@ -744,25 +5356,997 @@
           <w:b/>
           <w:bCs/>
         </w:rPr>
+        <w:t>:</w:t>
+      </w:r>
+    </w:p>
+    <w:tbl>
+      <w:tblPr>
+        <w:tblStyle w:val="TableGrid"/>
+        <w:tblW w:w="0" w:type="auto"/>
+        <w:tblLook w:val="04A0" w:firstRow="1" w:lastRow="0" w:firstColumn="1" w:lastColumn="0" w:noHBand="0" w:noVBand="1"/>
+      </w:tblPr>
+      <w:tblGrid>
+        <w:gridCol w:w="2092"/>
+        <w:gridCol w:w="2039"/>
+        <w:gridCol w:w="1953"/>
+        <w:gridCol w:w="1639"/>
+      </w:tblGrid>
+      <w:tr>
+        <w:tc>
+          <w:tcPr>
+            <w:tcW w:w="0" w:type="auto"/>
+            <w:hideMark/>
+          </w:tcPr>
+          <w:p>
+            <w:pPr>
+              <w:spacing w:after="160" w:line="278" w:lineRule="auto"/>
+            </w:pPr>
+            <w:r>
+              <w:t>Merchant Category</w:t>
+            </w:r>
+          </w:p>
+        </w:tc>
+        <w:tc>
+          <w:tcPr>
+            <w:tcW w:w="0" w:type="auto"/>
+            <w:hideMark/>
+          </w:tcPr>
+          <w:p>
+            <w:pPr>
+              <w:spacing w:after="160" w:line="278" w:lineRule="auto"/>
+            </w:pPr>
+            <w:r>
+              <w:t>Fraud Transactions</w:t>
+            </w:r>
+          </w:p>
+        </w:tc>
+        <w:tc>
+          <w:tcPr>
+            <w:tcW w:w="0" w:type="auto"/>
+            <w:hideMark/>
+          </w:tcPr>
+          <w:p>
+            <w:pPr>
+              <w:spacing w:after="160" w:line="278" w:lineRule="auto"/>
+            </w:pPr>
+            <w:r>
+              <w:t>Total Transactions</w:t>
+            </w:r>
+          </w:p>
+        </w:tc>
+        <w:tc>
+          <w:tcPr>
+            <w:tcW w:w="0" w:type="auto"/>
+            <w:hideMark/>
+          </w:tcPr>
+          <w:p>
+            <w:pPr>
+              <w:spacing w:after="160" w:line="278" w:lineRule="auto"/>
+            </w:pPr>
+            <w:r>
+              <w:t>Fraud Rate (%)</w:t>
+            </w:r>
+          </w:p>
+        </w:tc>
+      </w:tr>
+      <w:tr>
+        <w:tc>
+          <w:tcPr>
+            <w:tcW w:w="0" w:type="auto"/>
+            <w:hideMark/>
+          </w:tcPr>
+          <w:p>
+            <w:pPr>
+              <w:spacing w:after="160" w:line="278" w:lineRule="auto"/>
+            </w:pPr>
+            <w:proofErr w:type="spellStart"/>
+            <w:r>
+              <w:t>shopping_net</w:t>
+            </w:r>
+            <w:proofErr w:type="spellEnd"/>
+          </w:p>
+        </w:tc>
+        <w:tc>
+          <w:tcPr>
+            <w:tcW w:w="0" w:type="auto"/>
+            <w:hideMark/>
+          </w:tcPr>
+          <w:p>
+            <w:pPr>
+              <w:spacing w:after="160" w:line="278" w:lineRule="auto"/>
+            </w:pPr>
+            <w:r>
+              <w:t>2,219</w:t>
+            </w:r>
+          </w:p>
+        </w:tc>
+        <w:tc>
+          <w:tcPr>
+            <w:tcW w:w="0" w:type="auto"/>
+            <w:hideMark/>
+          </w:tcPr>
+          <w:p>
+            <w:pPr>
+              <w:spacing w:after="160" w:line="278" w:lineRule="auto"/>
+            </w:pPr>
+            <w:r>
+              <w:t>139,322</w:t>
+            </w:r>
+          </w:p>
+        </w:tc>
+        <w:tc>
+          <w:tcPr>
+            <w:tcW w:w="0" w:type="auto"/>
+            <w:hideMark/>
+          </w:tcPr>
+          <w:p>
+            <w:pPr>
+              <w:spacing w:after="160" w:line="278" w:lineRule="auto"/>
+            </w:pPr>
+            <w:r>
+              <w:t>1.59</w:t>
+            </w:r>
+          </w:p>
+        </w:tc>
+      </w:tr>
+      <w:tr>
+        <w:tc>
+          <w:tcPr>
+            <w:tcW w:w="0" w:type="auto"/>
+            <w:hideMark/>
+          </w:tcPr>
+          <w:p>
+            <w:pPr>
+              <w:spacing w:after="160" w:line="278" w:lineRule="auto"/>
+            </w:pPr>
+            <w:proofErr w:type="spellStart"/>
+            <w:r>
+              <w:t>misc_net</w:t>
+            </w:r>
+            <w:proofErr w:type="spellEnd"/>
+          </w:p>
+        </w:tc>
+        <w:tc>
+          <w:tcPr>
+            <w:tcW w:w="0" w:type="auto"/>
+            <w:hideMark/>
+          </w:tcPr>
+          <w:p>
+            <w:pPr>
+              <w:spacing w:after="160" w:line="278" w:lineRule="auto"/>
+            </w:pPr>
+            <w:r>
+              <w:t>1,182</w:t>
+            </w:r>
+          </w:p>
+        </w:tc>
+        <w:tc>
+          <w:tcPr>
+            <w:tcW w:w="0" w:type="auto"/>
+            <w:hideMark/>
+          </w:tcPr>
+          <w:p>
+            <w:pPr>
+              <w:spacing w:after="160" w:line="278" w:lineRule="auto"/>
+            </w:pPr>
+            <w:r>
+              <w:t>90,654</w:t>
+            </w:r>
+          </w:p>
+        </w:tc>
+        <w:tc>
+          <w:tcPr>
+            <w:tcW w:w="0" w:type="auto"/>
+            <w:hideMark/>
+          </w:tcPr>
+          <w:p>
+            <w:pPr>
+              <w:spacing w:after="160" w:line="278" w:lineRule="auto"/>
+            </w:pPr>
+            <w:r>
+              <w:t>1.30</w:t>
+            </w:r>
+          </w:p>
+        </w:tc>
+      </w:tr>
+      <w:tr>
+        <w:tc>
+          <w:tcPr>
+            <w:tcW w:w="0" w:type="auto"/>
+            <w:hideMark/>
+          </w:tcPr>
+          <w:p>
+            <w:pPr>
+              <w:spacing w:after="160" w:line="278" w:lineRule="auto"/>
+            </w:pPr>
+            <w:proofErr w:type="spellStart"/>
+            <w:r>
+              <w:t>grocery_pos</w:t>
+            </w:r>
+            <w:proofErr w:type="spellEnd"/>
+          </w:p>
+        </w:tc>
+        <w:tc>
+          <w:tcPr>
+            <w:tcW w:w="0" w:type="auto"/>
+            <w:hideMark/>
+          </w:tcPr>
+          <w:p>
+            <w:pPr>
+              <w:spacing w:after="160" w:line="278" w:lineRule="auto"/>
+            </w:pPr>
+            <w:r>
+              <w:t>2,228</w:t>
+            </w:r>
+          </w:p>
+        </w:tc>
+        <w:tc>
+          <w:tcPr>
+            <w:tcW w:w="0" w:type="auto"/>
+            <w:hideMark/>
+          </w:tcPr>
+          <w:p>
+            <w:pPr>
+              <w:spacing w:after="160" w:line="278" w:lineRule="auto"/>
+            </w:pPr>
+            <w:r>
+              <w:t>176,191</w:t>
+            </w:r>
+          </w:p>
+        </w:tc>
+        <w:tc>
+          <w:tcPr>
+            <w:tcW w:w="0" w:type="auto"/>
+            <w:hideMark/>
+          </w:tcPr>
+          <w:p>
+            <w:pPr>
+              <w:spacing w:after="160" w:line="278" w:lineRule="auto"/>
+            </w:pPr>
+            <w:r>
+              <w:t>1.26</w:t>
+            </w:r>
+          </w:p>
+        </w:tc>
+      </w:tr>
+      <w:tr>
+        <w:tc>
+          <w:tcPr>
+            <w:tcW w:w="0" w:type="auto"/>
+            <w:hideMark/>
+          </w:tcPr>
+          <w:p>
+            <w:pPr>
+              <w:spacing w:after="160" w:line="278" w:lineRule="auto"/>
+            </w:pPr>
+            <w:proofErr w:type="spellStart"/>
+            <w:r>
+              <w:t>shopping_pos</w:t>
+            </w:r>
+            <w:proofErr w:type="spellEnd"/>
+          </w:p>
+        </w:tc>
+        <w:tc>
+          <w:tcPr>
+            <w:tcW w:w="0" w:type="auto"/>
+            <w:hideMark/>
+          </w:tcPr>
+          <w:p>
+            <w:pPr>
+              <w:spacing w:after="160" w:line="278" w:lineRule="auto"/>
+            </w:pPr>
+            <w:r>
+              <w:t>1,056</w:t>
+            </w:r>
+          </w:p>
+        </w:tc>
+        <w:tc>
+          <w:tcPr>
+            <w:tcW w:w="0" w:type="auto"/>
+            <w:hideMark/>
+          </w:tcPr>
+          <w:p>
+            <w:pPr>
+              <w:spacing w:after="160" w:line="278" w:lineRule="auto"/>
+            </w:pPr>
+            <w:r>
+              <w:t>166,463</w:t>
+            </w:r>
+          </w:p>
+        </w:tc>
+        <w:tc>
+          <w:tcPr>
+            <w:tcW w:w="0" w:type="auto"/>
+            <w:hideMark/>
+          </w:tcPr>
+          <w:p>
+            <w:pPr>
+              <w:spacing w:after="160" w:line="278" w:lineRule="auto"/>
+            </w:pPr>
+            <w:r>
+              <w:t>0.63</w:t>
+            </w:r>
+          </w:p>
+        </w:tc>
+      </w:tr>
+      <w:tr>
+        <w:tc>
+          <w:tcPr>
+            <w:tcW w:w="0" w:type="auto"/>
+            <w:hideMark/>
+          </w:tcPr>
+          <w:p>
+            <w:pPr>
+              <w:spacing w:after="160" w:line="278" w:lineRule="auto"/>
+            </w:pPr>
+            <w:proofErr w:type="spellStart"/>
+            <w:r>
+              <w:t>gas_transport</w:t>
+            </w:r>
+            <w:proofErr w:type="spellEnd"/>
+          </w:p>
+        </w:tc>
+        <w:tc>
+          <w:tcPr>
+            <w:tcW w:w="0" w:type="auto"/>
+            <w:hideMark/>
+          </w:tcPr>
+          <w:p>
+            <w:pPr>
+              <w:spacing w:after="160" w:line="278" w:lineRule="auto"/>
+            </w:pPr>
+            <w:r>
+              <w:t>772</w:t>
+            </w:r>
+          </w:p>
+        </w:tc>
+        <w:tc>
+          <w:tcPr>
+            <w:tcW w:w="0" w:type="auto"/>
+            <w:hideMark/>
+          </w:tcPr>
+          <w:p>
+            <w:pPr>
+              <w:spacing w:after="160" w:line="278" w:lineRule="auto"/>
+            </w:pPr>
+            <w:r>
+              <w:t>188,029</w:t>
+            </w:r>
+          </w:p>
+        </w:tc>
+        <w:tc>
+          <w:tcPr>
+            <w:tcW w:w="0" w:type="auto"/>
+            <w:hideMark/>
+          </w:tcPr>
+          <w:p>
+            <w:pPr>
+              <w:spacing w:after="160" w:line="278" w:lineRule="auto"/>
+            </w:pPr>
+            <w:r>
+              <w:t>0.41</w:t>
+            </w:r>
+          </w:p>
+        </w:tc>
+      </w:tr>
+      <w:tr>
+        <w:tc>
+          <w:tcPr>
+            <w:tcW w:w="0" w:type="auto"/>
+            <w:hideMark/>
+          </w:tcPr>
+          <w:p>
+            <w:pPr>
+              <w:spacing w:after="160" w:line="278" w:lineRule="auto"/>
+            </w:pPr>
+            <w:proofErr w:type="spellStart"/>
+            <w:r>
+              <w:t>misc_pos</w:t>
+            </w:r>
+            <w:proofErr w:type="spellEnd"/>
+          </w:p>
+        </w:tc>
+        <w:tc>
+          <w:tcPr>
+            <w:tcW w:w="0" w:type="auto"/>
+            <w:hideMark/>
+          </w:tcPr>
+          <w:p>
+            <w:pPr>
+              <w:spacing w:after="160" w:line="278" w:lineRule="auto"/>
+            </w:pPr>
+            <w:r>
+              <w:t>322</w:t>
+            </w:r>
+          </w:p>
+        </w:tc>
+        <w:tc>
+          <w:tcPr>
+            <w:tcW w:w="0" w:type="auto"/>
+            <w:hideMark/>
+          </w:tcPr>
+          <w:p>
+            <w:pPr>
+              <w:spacing w:after="160" w:line="278" w:lineRule="auto"/>
+            </w:pPr>
+            <w:r>
+              <w:t>114,229</w:t>
+            </w:r>
+          </w:p>
+        </w:tc>
+        <w:tc>
+          <w:tcPr>
+            <w:tcW w:w="0" w:type="auto"/>
+            <w:hideMark/>
+          </w:tcPr>
+          <w:p>
+            <w:pPr>
+              <w:spacing w:after="160" w:line="278" w:lineRule="auto"/>
+            </w:pPr>
+            <w:r>
+              <w:t>0.28</w:t>
+            </w:r>
+          </w:p>
+        </w:tc>
+      </w:tr>
+      <w:tr>
+        <w:tc>
+          <w:tcPr>
+            <w:tcW w:w="0" w:type="auto"/>
+            <w:hideMark/>
+          </w:tcPr>
+          <w:p>
+            <w:pPr>
+              <w:spacing w:after="160" w:line="278" w:lineRule="auto"/>
+            </w:pPr>
+            <w:proofErr w:type="spellStart"/>
+            <w:r>
+              <w:t>grocery_net</w:t>
+            </w:r>
+            <w:proofErr w:type="spellEnd"/>
+          </w:p>
+        </w:tc>
+        <w:tc>
+          <w:tcPr>
+            <w:tcW w:w="0" w:type="auto"/>
+            <w:hideMark/>
+          </w:tcPr>
+          <w:p>
+            <w:pPr>
+              <w:spacing w:after="160" w:line="278" w:lineRule="auto"/>
+            </w:pPr>
+            <w:r>
+              <w:t>175</w:t>
+            </w:r>
+          </w:p>
+        </w:tc>
+        <w:tc>
+          <w:tcPr>
+            <w:tcW w:w="0" w:type="auto"/>
+            <w:hideMark/>
+          </w:tcPr>
+          <w:p>
+            <w:pPr>
+              <w:spacing w:after="160" w:line="278" w:lineRule="auto"/>
+            </w:pPr>
+            <w:r>
+              <w:t>64,878</w:t>
+            </w:r>
+          </w:p>
+        </w:tc>
+        <w:tc>
+          <w:tcPr>
+            <w:tcW w:w="0" w:type="auto"/>
+            <w:hideMark/>
+          </w:tcPr>
+          <w:p>
+            <w:pPr>
+              <w:spacing w:after="160" w:line="278" w:lineRule="auto"/>
+            </w:pPr>
+            <w:r>
+              <w:t>0.27</w:t>
+            </w:r>
+          </w:p>
+        </w:tc>
+      </w:tr>
+      <w:tr>
+        <w:tc>
+          <w:tcPr>
+            <w:tcW w:w="0" w:type="auto"/>
+            <w:hideMark/>
+          </w:tcPr>
+          <w:p>
+            <w:pPr>
+              <w:spacing w:after="160" w:line="278" w:lineRule="auto"/>
+            </w:pPr>
+            <w:r>
+              <w:t>travel</w:t>
+            </w:r>
+          </w:p>
+        </w:tc>
+        <w:tc>
+          <w:tcPr>
+            <w:tcW w:w="0" w:type="auto"/>
+            <w:hideMark/>
+          </w:tcPr>
+          <w:p>
+            <w:pPr>
+              <w:spacing w:after="160" w:line="278" w:lineRule="auto"/>
+            </w:pPr>
+            <w:r>
+              <w:t>156</w:t>
+            </w:r>
+          </w:p>
+        </w:tc>
+        <w:tc>
+          <w:tcPr>
+            <w:tcW w:w="0" w:type="auto"/>
+            <w:hideMark/>
+          </w:tcPr>
+          <w:p>
+            <w:pPr>
+              <w:spacing w:after="160" w:line="278" w:lineRule="auto"/>
+            </w:pPr>
+            <w:r>
+              <w:t>57,956</w:t>
+            </w:r>
+          </w:p>
+        </w:tc>
+        <w:tc>
+          <w:tcPr>
+            <w:tcW w:w="0" w:type="auto"/>
+            <w:hideMark/>
+          </w:tcPr>
+          <w:p>
+            <w:pPr>
+              <w:spacing w:after="160" w:line="278" w:lineRule="auto"/>
+            </w:pPr>
+            <w:r>
+              <w:t>0.27</w:t>
+            </w:r>
+          </w:p>
+        </w:tc>
+      </w:tr>
+      <w:tr>
+        <w:tc>
+          <w:tcPr>
+            <w:tcW w:w="0" w:type="auto"/>
+            <w:hideMark/>
+          </w:tcPr>
+          <w:p>
+            <w:pPr>
+              <w:spacing w:after="160" w:line="278" w:lineRule="auto"/>
+            </w:pPr>
+            <w:r>
+              <w:t>entertainment</w:t>
+            </w:r>
+          </w:p>
+        </w:tc>
+        <w:tc>
+          <w:tcPr>
+            <w:tcW w:w="0" w:type="auto"/>
+            <w:hideMark/>
+          </w:tcPr>
+          <w:p>
+            <w:pPr>
+              <w:spacing w:after="160" w:line="278" w:lineRule="auto"/>
+            </w:pPr>
+            <w:r>
+              <w:t>292</w:t>
+            </w:r>
+          </w:p>
+        </w:tc>
+        <w:tc>
+          <w:tcPr>
+            <w:tcW w:w="0" w:type="auto"/>
+            <w:hideMark/>
+          </w:tcPr>
+          <w:p>
+            <w:pPr>
+              <w:spacing w:after="160" w:line="278" w:lineRule="auto"/>
+            </w:pPr>
+            <w:r>
+              <w:t>134,118</w:t>
+            </w:r>
+          </w:p>
+        </w:tc>
+        <w:tc>
+          <w:tcPr>
+            <w:tcW w:w="0" w:type="auto"/>
+            <w:hideMark/>
+          </w:tcPr>
+          <w:p>
+            <w:pPr>
+              <w:spacing w:after="160" w:line="278" w:lineRule="auto"/>
+            </w:pPr>
+            <w:r>
+              <w:t>0.22</w:t>
+            </w:r>
+          </w:p>
+        </w:tc>
+      </w:tr>
+      <w:tr>
+        <w:tc>
+          <w:tcPr>
+            <w:tcW w:w="0" w:type="auto"/>
+            <w:hideMark/>
+          </w:tcPr>
+          <w:p>
+            <w:pPr>
+              <w:spacing w:after="160" w:line="278" w:lineRule="auto"/>
+            </w:pPr>
+            <w:proofErr w:type="spellStart"/>
+            <w:r>
+              <w:t>personal_care</w:t>
+            </w:r>
+            <w:proofErr w:type="spellEnd"/>
+          </w:p>
+        </w:tc>
+        <w:tc>
+          <w:tcPr>
+            <w:tcW w:w="0" w:type="auto"/>
+            <w:hideMark/>
+          </w:tcPr>
+          <w:p>
+            <w:pPr>
+              <w:spacing w:after="160" w:line="278" w:lineRule="auto"/>
+            </w:pPr>
+            <w:r>
+              <w:t>290</w:t>
+            </w:r>
+          </w:p>
+        </w:tc>
+        <w:tc>
+          <w:tcPr>
+            <w:tcW w:w="0" w:type="auto"/>
+            <w:hideMark/>
+          </w:tcPr>
+          <w:p>
+            <w:pPr>
+              <w:spacing w:after="160" w:line="278" w:lineRule="auto"/>
+            </w:pPr>
+            <w:r>
+              <w:t>130,085</w:t>
+            </w:r>
+          </w:p>
+        </w:tc>
+        <w:tc>
+          <w:tcPr>
+            <w:tcW w:w="0" w:type="auto"/>
+            <w:hideMark/>
+          </w:tcPr>
+          <w:p>
+            <w:pPr>
+              <w:spacing w:after="160" w:line="278" w:lineRule="auto"/>
+            </w:pPr>
+            <w:r>
+              <w:t>0.22</w:t>
+            </w:r>
+          </w:p>
+        </w:tc>
+      </w:tr>
+      <w:tr>
+        <w:tc>
+          <w:tcPr>
+            <w:tcW w:w="0" w:type="auto"/>
+            <w:hideMark/>
+          </w:tcPr>
+          <w:p>
+            <w:pPr>
+              <w:spacing w:after="160" w:line="278" w:lineRule="auto"/>
+            </w:pPr>
+            <w:proofErr w:type="spellStart"/>
+            <w:r>
+              <w:t>kids_pets</w:t>
+            </w:r>
+            <w:proofErr w:type="spellEnd"/>
+          </w:p>
+        </w:tc>
+        <w:tc>
+          <w:tcPr>
+            <w:tcW w:w="0" w:type="auto"/>
+            <w:hideMark/>
+          </w:tcPr>
+          <w:p>
+            <w:pPr>
+              <w:spacing w:after="160" w:line="278" w:lineRule="auto"/>
+            </w:pPr>
+            <w:r>
+              <w:t>304</w:t>
+            </w:r>
+          </w:p>
+        </w:tc>
+        <w:tc>
+          <w:tcPr>
+            <w:tcW w:w="0" w:type="auto"/>
+            <w:hideMark/>
+          </w:tcPr>
+          <w:p>
+            <w:pPr>
+              <w:spacing w:after="160" w:line="278" w:lineRule="auto"/>
+            </w:pPr>
+            <w:r>
+              <w:t>161,727</w:t>
+            </w:r>
+          </w:p>
+        </w:tc>
+        <w:tc>
+          <w:tcPr>
+            <w:tcW w:w="0" w:type="auto"/>
+            <w:hideMark/>
+          </w:tcPr>
+          <w:p>
+            <w:pPr>
+              <w:spacing w:after="160" w:line="278" w:lineRule="auto"/>
+            </w:pPr>
+            <w:r>
+              <w:t>0.19</w:t>
+            </w:r>
+          </w:p>
+        </w:tc>
+      </w:tr>
+      <w:tr>
+        <w:tc>
+          <w:tcPr>
+            <w:tcW w:w="0" w:type="auto"/>
+            <w:hideMark/>
+          </w:tcPr>
+          <w:p>
+            <w:pPr>
+              <w:spacing w:after="160" w:line="278" w:lineRule="auto"/>
+            </w:pPr>
+            <w:proofErr w:type="spellStart"/>
+            <w:r>
+              <w:t>food_dining</w:t>
+            </w:r>
+            <w:proofErr w:type="spellEnd"/>
+          </w:p>
+        </w:tc>
+        <w:tc>
+          <w:tcPr>
+            <w:tcW w:w="0" w:type="auto"/>
+            <w:hideMark/>
+          </w:tcPr>
+          <w:p>
+            <w:pPr>
+              <w:spacing w:after="160" w:line="278" w:lineRule="auto"/>
+            </w:pPr>
+            <w:r>
+              <w:t>205</w:t>
+            </w:r>
+          </w:p>
+        </w:tc>
+        <w:tc>
+          <w:tcPr>
+            <w:tcW w:w="0" w:type="auto"/>
+            <w:hideMark/>
+          </w:tcPr>
+          <w:p>
+            <w:pPr>
+              <w:spacing w:after="160" w:line="278" w:lineRule="auto"/>
+            </w:pPr>
+            <w:r>
+              <w:t>130,729</w:t>
+            </w:r>
+          </w:p>
+        </w:tc>
+        <w:tc>
+          <w:tcPr>
+            <w:tcW w:w="0" w:type="auto"/>
+            <w:hideMark/>
+          </w:tcPr>
+          <w:p>
+            <w:pPr>
+              <w:spacing w:after="160" w:line="278" w:lineRule="auto"/>
+            </w:pPr>
+            <w:r>
+              <w:t>0.16</w:t>
+            </w:r>
+          </w:p>
+        </w:tc>
+      </w:tr>
+      <w:tr>
+        <w:tc>
+          <w:tcPr>
+            <w:tcW w:w="0" w:type="auto"/>
+            <w:hideMark/>
+          </w:tcPr>
+          <w:p>
+            <w:pPr>
+              <w:spacing w:after="160" w:line="278" w:lineRule="auto"/>
+            </w:pPr>
+            <w:proofErr w:type="spellStart"/>
+            <w:r>
+              <w:t>health_fitness</w:t>
+            </w:r>
+            <w:proofErr w:type="spellEnd"/>
+          </w:p>
+        </w:tc>
+        <w:tc>
+          <w:tcPr>
+            <w:tcW w:w="0" w:type="auto"/>
+            <w:hideMark/>
+          </w:tcPr>
+          <w:p>
+            <w:pPr>
+              <w:spacing w:after="160" w:line="278" w:lineRule="auto"/>
+            </w:pPr>
+            <w:r>
+              <w:t>185</w:t>
+            </w:r>
+          </w:p>
+        </w:tc>
+        <w:tc>
+          <w:tcPr>
+            <w:tcW w:w="0" w:type="auto"/>
+            <w:hideMark/>
+          </w:tcPr>
+          <w:p>
+            <w:pPr>
+              <w:spacing w:after="160" w:line="278" w:lineRule="auto"/>
+            </w:pPr>
+            <w:r>
+              <w:t>122,553</w:t>
+            </w:r>
+          </w:p>
+        </w:tc>
+        <w:tc>
+          <w:tcPr>
+            <w:tcW w:w="0" w:type="auto"/>
+            <w:hideMark/>
+          </w:tcPr>
+          <w:p>
+            <w:pPr>
+              <w:spacing w:after="160" w:line="278" w:lineRule="auto"/>
+            </w:pPr>
+            <w:r>
+              <w:t>0.15</w:t>
+            </w:r>
+          </w:p>
+        </w:tc>
+      </w:tr>
+      <w:tr>
+        <w:tc>
+          <w:tcPr>
+            <w:tcW w:w="0" w:type="auto"/>
+            <w:hideMark/>
+          </w:tcPr>
+          <w:p>
+            <w:pPr>
+              <w:spacing w:after="160" w:line="278" w:lineRule="auto"/>
+            </w:pPr>
+            <w:r>
+              <w:t>home</w:t>
+            </w:r>
+          </w:p>
+        </w:tc>
+        <w:tc>
+          <w:tcPr>
+            <w:tcW w:w="0" w:type="auto"/>
+            <w:hideMark/>
+          </w:tcPr>
+          <w:p>
+            <w:pPr>
+              <w:spacing w:after="160" w:line="278" w:lineRule="auto"/>
+            </w:pPr>
+            <w:r>
+              <w:t>265</w:t>
+            </w:r>
+          </w:p>
+        </w:tc>
+        <w:tc>
+          <w:tcPr>
+            <w:tcW w:w="0" w:type="auto"/>
+            <w:hideMark/>
+          </w:tcPr>
+          <w:p>
+            <w:pPr>
+              <w:spacing w:after="160" w:line="278" w:lineRule="auto"/>
+            </w:pPr>
+            <w:r>
+              <w:t>175,460</w:t>
+            </w:r>
+          </w:p>
+        </w:tc>
+        <w:tc>
+          <w:tcPr>
+            <w:tcW w:w="0" w:type="auto"/>
+            <w:hideMark/>
+          </w:tcPr>
+          <w:p>
+            <w:pPr>
+              <w:spacing w:after="160" w:line="278" w:lineRule="auto"/>
+            </w:pPr>
+            <w:r>
+              <w:t>0.15</w:t>
+            </w:r>
+          </w:p>
+        </w:tc>
+      </w:tr>
+    </w:tbl>
+    <w:p>
+      <w:pPr>
+        <w:rPr>
+          <w:b/>
+          <w:bCs/>
+        </w:rPr>
+      </w:pPr>
+    </w:p>
+    <w:p>
+      <w:pPr>
+        <w:rPr>
+          <w:b/>
+          <w:bCs/>
+        </w:rPr>
+      </w:pPr>
+    </w:p>
+    <w:p>
+      <w:r>
+        <w:rPr>
+          <w:b/>
+          <w:bCs/>
+        </w:rPr>
+        <w:lastRenderedPageBreak/>
+        <w:t>BUSINESS INSIGHT</w:t>
+      </w:r>
+      <w:r>
+        <w:rPr>
+          <w:b/>
+          <w:bCs/>
+        </w:rPr>
         <w:t xml:space="preserve">: </w:t>
       </w:r>
       <w:r>
-        <w:t>0.5210%</w:t>
-      </w:r>
-    </w:p>
-    <w:p>
-      <w:pPr>
-        <w:rPr>
-          <w:b/>
-          <w:bCs/>
-        </w:rPr>
-      </w:pPr>
-      <w:r>
-        <w:rPr>
-          <w:b/>
-          <w:bCs/>
-        </w:rPr>
-        <w:t>BUSINESS INSIGHT</w:t>
+        <w:t xml:space="preserve">The </w:t>
+      </w:r>
+      <w:proofErr w:type="spellStart"/>
+      <w:r>
+        <w:t>shopping_net</w:t>
+      </w:r>
+      <w:proofErr w:type="spellEnd"/>
+      <w:r>
+        <w:t xml:space="preserve"> category recorded the highest fraud rate (1.59%), followed by </w:t>
+      </w:r>
+      <w:proofErr w:type="spellStart"/>
+      <w:r>
+        <w:t>misc_net</w:t>
+      </w:r>
+      <w:proofErr w:type="spellEnd"/>
+      <w:r>
+        <w:t xml:space="preserve"> (1.30%) and </w:t>
+      </w:r>
+      <w:proofErr w:type="spellStart"/>
+      <w:r>
+        <w:t>grocery_pos</w:t>
+      </w:r>
+      <w:proofErr w:type="spellEnd"/>
+      <w:r>
+        <w:t xml:space="preserve"> (1.26%). Although </w:t>
+      </w:r>
+      <w:proofErr w:type="spellStart"/>
+      <w:r>
+        <w:t>grocery_pos</w:t>
+      </w:r>
+      <w:proofErr w:type="spellEnd"/>
+      <w:r>
+        <w:t xml:space="preserve"> had the highest number of fraud cases, </w:t>
+      </w:r>
+      <w:proofErr w:type="spellStart"/>
+      <w:r>
+        <w:t>shopping_net</w:t>
+      </w:r>
+      <w:proofErr w:type="spellEnd"/>
+      <w:r>
+        <w:t xml:space="preserve"> exhibited both the highest fraud rate and the greatest financial loss, making it the highest-risk merchant category.</w:t>
+      </w:r>
+    </w:p>
+    <w:p>
+      <w:r>
+        <w:rPr>
+          <w:b/>
+          <w:bCs/>
+        </w:rPr>
+        <w:t>ANALYTICAL IMPORTANCE</w:t>
       </w:r>
       <w:r>
         <w:rPr>
@@ -772,242 +6356,61 @@
         <w:t xml:space="preserve">: </w:t>
       </w:r>
       <w:r>
-        <w:t>Only 0.52% of transactions are fraudulent, indicating a highly imbalanced dataset where legitimate transactions significantly outnumber fraudulent ones.</w:t>
-      </w:r>
-    </w:p>
-    <w:p>
-      <w:pPr>
-        <w:rPr>
-          <w:b/>
-          <w:bCs/>
-        </w:rPr>
-      </w:pPr>
-      <w:r>
-        <w:rPr>
-          <w:b/>
-          <w:bCs/>
-        </w:rPr>
-        <w:t>ANALYTICAL IMPORTANCE</w:t>
-      </w:r>
-      <w:r>
-        <w:rPr>
-          <w:b/>
-          <w:bCs/>
-        </w:rPr>
-        <w:t xml:space="preserve">: </w:t>
-      </w:r>
-      <w:r>
-        <w:t>This KPI justified the use of SMOTE during machine learning model development to address class imbalance and improve fraud detection performance.</w:t>
-      </w:r>
-    </w:p>
-    <w:p>
-      <w:pPr>
-        <w:rPr>
-          <w:b/>
-          <w:bCs/>
-        </w:rPr>
-      </w:pPr>
-      <w:r>
-        <w:rPr>
-          <w:b/>
-          <w:bCs/>
-        </w:rPr>
-        <w:t xml:space="preserve">STEP </w:t>
-      </w:r>
-      <w:r>
-        <w:rPr>
-          <w:b/>
-          <w:bCs/>
-        </w:rPr>
-        <w:t>7</w:t>
-      </w:r>
-      <w:r>
-        <w:rPr>
-          <w:b/>
-          <w:bCs/>
-        </w:rPr>
-        <w:t>.3 — TRANSACTION VALUE ANALYSIS</w:t>
-      </w:r>
-    </w:p>
-    <w:p>
-      <w:pPr>
-        <w:rPr>
-          <w:b/>
-          <w:bCs/>
-        </w:rPr>
-      </w:pPr>
-      <w:r>
-        <w:rPr>
-          <w:b/>
-          <w:bCs/>
-        </w:rPr>
-        <w:t>KPI 4 — TOTAL TRANSACTION VALUE</w:t>
-      </w:r>
-    </w:p>
-    <w:p>
-      <w:pPr>
-        <w:rPr>
-          <w:b/>
-          <w:bCs/>
-        </w:rPr>
-      </w:pPr>
-      <w:r>
-        <w:rPr>
-          <w:b/>
-          <w:bCs/>
-        </w:rPr>
-        <w:t>OBJECTIVE</w:t>
-      </w:r>
-      <w:r>
-        <w:rPr>
-          <w:b/>
-          <w:bCs/>
-        </w:rPr>
-        <w:t xml:space="preserve">: </w:t>
-      </w:r>
-      <w:r>
-        <w:t>Calculate the total monetary value of all transactions processed by the fraud analytics system.</w:t>
-      </w:r>
-    </w:p>
-    <w:p>
-      <w:pPr>
-        <w:rPr>
-          <w:b/>
-          <w:bCs/>
-        </w:rPr>
-      </w:pPr>
-      <w:r>
-        <w:rPr>
-          <w:b/>
-          <w:bCs/>
-        </w:rPr>
-        <w:lastRenderedPageBreak/>
-        <w:t>SQL QUERY</w:t>
-      </w:r>
-    </w:p>
-    <w:p>
-      <w:r>
-        <w:t>SELECT</w:t>
-      </w:r>
-      <w:r>
-        <w:br/>
-        <w:t xml:space="preserve">    ROUND(SUM(amt), 2) AS total_transaction_value</w:t>
-      </w:r>
-      <w:r>
-        <w:br/>
-        <w:t>FROM transactions_master;</w:t>
-      </w:r>
-    </w:p>
-    <w:p>
-      <w:pPr>
-        <w:rPr>
-          <w:b/>
-          <w:bCs/>
-        </w:rPr>
-      </w:pPr>
-      <w:r>
-        <w:rPr>
-          <w:b/>
-          <w:bCs/>
-        </w:rPr>
-        <w:t>RESULT</w:t>
-      </w:r>
-      <w:r>
-        <w:rPr>
-          <w:b/>
-          <w:bCs/>
-        </w:rPr>
-        <w:t xml:space="preserve">: </w:t>
-      </w:r>
-      <w:r>
-        <w:t xml:space="preserve">Rs. </w:t>
-      </w:r>
-      <w:r>
-        <w:t>129,785,332.01</w:t>
-      </w:r>
-    </w:p>
-    <w:p>
-      <w:pPr>
-        <w:rPr>
-          <w:b/>
-          <w:bCs/>
-        </w:rPr>
-      </w:pPr>
-      <w:r>
-        <w:rPr>
-          <w:b/>
-          <w:bCs/>
-        </w:rPr>
-        <w:t>BUSINESS INSIGHT</w:t>
-      </w:r>
-      <w:r>
-        <w:rPr>
-          <w:b/>
-          <w:bCs/>
-        </w:rPr>
-        <w:t xml:space="preserve">: </w:t>
-      </w:r>
-      <w:r>
-        <w:t>This metric represents the overall transaction volume flowing through the system and provides context for evaluating the financial impact of fraudulent activities.</w:t>
-      </w:r>
-    </w:p>
-    <w:p>
-      <w:pPr>
-        <w:rPr>
-          <w:b/>
-          <w:bCs/>
-        </w:rPr>
-      </w:pPr>
-      <w:r>
-        <w:rPr>
-          <w:b/>
-          <w:bCs/>
-        </w:rPr>
-        <w:t>ANALYTICAL IMPORTANCE</w:t>
-      </w:r>
-      <w:r>
-        <w:rPr>
-          <w:b/>
-          <w:bCs/>
-        </w:rPr>
-        <w:t xml:space="preserve">: </w:t>
-      </w:r>
-      <w:r>
-        <w:t>This KPI serves as a baseline for calculating</w:t>
-      </w:r>
-      <w:r>
-        <w:t xml:space="preserve"> </w:t>
-      </w:r>
-      <w:r>
-        <w:t>Fraud Loss Value</w:t>
-      </w:r>
-      <w:r>
-        <w:t xml:space="preserve">, </w:t>
-      </w:r>
-      <w:r>
-        <w:t>Fraud Loss Percentage</w:t>
-      </w:r>
-      <w:r>
-        <w:t xml:space="preserve">, </w:t>
-      </w:r>
-      <w:r>
-        <w:t>Average Transaction Amount</w:t>
-      </w:r>
-      <w:r>
-        <w:t xml:space="preserve">, </w:t>
-      </w:r>
-      <w:r>
-        <w:t xml:space="preserve">Financial Risk Exposure </w:t>
-      </w:r>
-      <w:r>
-        <w:t xml:space="preserve">and </w:t>
-      </w:r>
-      <w:r>
-        <w:t>Revenue Protection Metrics</w:t>
-      </w:r>
-      <w:r>
-        <w:t>.</w:t>
-      </w:r>
+        <w:t>This KPI helps organizations to</w:t>
+      </w:r>
+      <w:r>
+        <w:t xml:space="preserve"> c</w:t>
+      </w:r>
+      <w:r>
+        <w:t>ompare fraud risk across merchant categories by considering transaction volume</w:t>
+      </w:r>
+      <w:r>
+        <w:t>, i</w:t>
+      </w:r>
+      <w:r>
+        <w:t>dentify merchant categories with disproportionately high fraud activity</w:t>
+      </w:r>
+      <w:r>
+        <w:t>, s</w:t>
+      </w:r>
+      <w:r>
+        <w:t>trengthen fraud monitoring for high-risk business sectors</w:t>
+      </w:r>
+      <w:r>
+        <w:t xml:space="preserve"> and s</w:t>
+      </w:r>
+      <w:r>
+        <w:t>upport merchant-specific fraud prevention strategies.</w:t>
+      </w:r>
+    </w:p>
+    <w:p>
+      <w:pPr>
+        <w:rPr>
+          <w:b/>
+          <w:bCs/>
+        </w:rPr>
+      </w:pPr>
+    </w:p>
+    <w:p/>
+    <w:p/>
+    <w:p/>
+    <w:p/>
+    <w:p>
+      <w:pPr>
+        <w:rPr>
+          <w:b/>
+          <w:bCs/>
+        </w:rPr>
+      </w:pPr>
+    </w:p>
+    <w:p/>
+    <w:p>
+      <w:pPr>
+        <w:rPr>
+          <w:b/>
+          <w:bCs/>
+        </w:rPr>
+      </w:pPr>
     </w:p>
     <w:p/>
     <w:sectPr>
@@ -1321,6 +6724,602 @@
     </w:lvl>
   </w:abstractNum>
   <w:abstractNum w:abstractNumId="2" w15:restartNumberingAfterBreak="0">
+    <w:nsid w:val="258A67C3"/>
+    <w:multiLevelType w:val="multilevel"/>
+    <w:tmpl w:val="FC7248AC"/>
+    <w:lvl w:ilvl="0">
+      <w:start w:val="1"/>
+      <w:numFmt w:val="bullet"/>
+      <w:lvlText w:val=""/>
+      <w:lvlJc w:val="left"/>
+      <w:pPr>
+        <w:tabs>
+          <w:tab w:val="num" w:pos="720"/>
+        </w:tabs>
+        <w:ind w:left="720" w:hanging="360"/>
+      </w:pPr>
+      <w:rPr>
+        <w:rFonts w:ascii="Symbol" w:hAnsi="Symbol" w:hint="default"/>
+        <w:sz w:val="20"/>
+      </w:rPr>
+    </w:lvl>
+    <w:lvl w:ilvl="1" w:tentative="1">
+      <w:start w:val="1"/>
+      <w:numFmt w:val="bullet"/>
+      <w:lvlText w:val="o"/>
+      <w:lvlJc w:val="left"/>
+      <w:pPr>
+        <w:tabs>
+          <w:tab w:val="num" w:pos="1440"/>
+        </w:tabs>
+        <w:ind w:left="1440" w:hanging="360"/>
+      </w:pPr>
+      <w:rPr>
+        <w:rFonts w:ascii="Courier New" w:hAnsi="Courier New" w:hint="default"/>
+        <w:sz w:val="20"/>
+      </w:rPr>
+    </w:lvl>
+    <w:lvl w:ilvl="2" w:tentative="1">
+      <w:start w:val="1"/>
+      <w:numFmt w:val="bullet"/>
+      <w:lvlText w:val=""/>
+      <w:lvlJc w:val="left"/>
+      <w:pPr>
+        <w:tabs>
+          <w:tab w:val="num" w:pos="2160"/>
+        </w:tabs>
+        <w:ind w:left="2160" w:hanging="360"/>
+      </w:pPr>
+      <w:rPr>
+        <w:rFonts w:ascii="Wingdings" w:hAnsi="Wingdings" w:hint="default"/>
+        <w:sz w:val="20"/>
+      </w:rPr>
+    </w:lvl>
+    <w:lvl w:ilvl="3" w:tentative="1">
+      <w:start w:val="1"/>
+      <w:numFmt w:val="bullet"/>
+      <w:lvlText w:val=""/>
+      <w:lvlJc w:val="left"/>
+      <w:pPr>
+        <w:tabs>
+          <w:tab w:val="num" w:pos="2880"/>
+        </w:tabs>
+        <w:ind w:left="2880" w:hanging="360"/>
+      </w:pPr>
+      <w:rPr>
+        <w:rFonts w:ascii="Wingdings" w:hAnsi="Wingdings" w:hint="default"/>
+        <w:sz w:val="20"/>
+      </w:rPr>
+    </w:lvl>
+    <w:lvl w:ilvl="4" w:tentative="1">
+      <w:start w:val="1"/>
+      <w:numFmt w:val="bullet"/>
+      <w:lvlText w:val=""/>
+      <w:lvlJc w:val="left"/>
+      <w:pPr>
+        <w:tabs>
+          <w:tab w:val="num" w:pos="3600"/>
+        </w:tabs>
+        <w:ind w:left="3600" w:hanging="360"/>
+      </w:pPr>
+      <w:rPr>
+        <w:rFonts w:ascii="Wingdings" w:hAnsi="Wingdings" w:hint="default"/>
+        <w:sz w:val="20"/>
+      </w:rPr>
+    </w:lvl>
+    <w:lvl w:ilvl="5" w:tentative="1">
+      <w:start w:val="1"/>
+      <w:numFmt w:val="bullet"/>
+      <w:lvlText w:val=""/>
+      <w:lvlJc w:val="left"/>
+      <w:pPr>
+        <w:tabs>
+          <w:tab w:val="num" w:pos="4320"/>
+        </w:tabs>
+        <w:ind w:left="4320" w:hanging="360"/>
+      </w:pPr>
+      <w:rPr>
+        <w:rFonts w:ascii="Wingdings" w:hAnsi="Wingdings" w:hint="default"/>
+        <w:sz w:val="20"/>
+      </w:rPr>
+    </w:lvl>
+    <w:lvl w:ilvl="6" w:tentative="1">
+      <w:start w:val="1"/>
+      <w:numFmt w:val="bullet"/>
+      <w:lvlText w:val=""/>
+      <w:lvlJc w:val="left"/>
+      <w:pPr>
+        <w:tabs>
+          <w:tab w:val="num" w:pos="5040"/>
+        </w:tabs>
+        <w:ind w:left="5040" w:hanging="360"/>
+      </w:pPr>
+      <w:rPr>
+        <w:rFonts w:ascii="Wingdings" w:hAnsi="Wingdings" w:hint="default"/>
+        <w:sz w:val="20"/>
+      </w:rPr>
+    </w:lvl>
+    <w:lvl w:ilvl="7" w:tentative="1">
+      <w:start w:val="1"/>
+      <w:numFmt w:val="bullet"/>
+      <w:lvlText w:val=""/>
+      <w:lvlJc w:val="left"/>
+      <w:pPr>
+        <w:tabs>
+          <w:tab w:val="num" w:pos="5760"/>
+        </w:tabs>
+        <w:ind w:left="5760" w:hanging="360"/>
+      </w:pPr>
+      <w:rPr>
+        <w:rFonts w:ascii="Wingdings" w:hAnsi="Wingdings" w:hint="default"/>
+        <w:sz w:val="20"/>
+      </w:rPr>
+    </w:lvl>
+    <w:lvl w:ilvl="8" w:tentative="1">
+      <w:start w:val="1"/>
+      <w:numFmt w:val="bullet"/>
+      <w:lvlText w:val=""/>
+      <w:lvlJc w:val="left"/>
+      <w:pPr>
+        <w:tabs>
+          <w:tab w:val="num" w:pos="6480"/>
+        </w:tabs>
+        <w:ind w:left="6480" w:hanging="360"/>
+      </w:pPr>
+      <w:rPr>
+        <w:rFonts w:ascii="Wingdings" w:hAnsi="Wingdings" w:hint="default"/>
+        <w:sz w:val="20"/>
+      </w:rPr>
+    </w:lvl>
+  </w:abstractNum>
+  <w:abstractNum w:abstractNumId="3" w15:restartNumberingAfterBreak="0">
+    <w:nsid w:val="322E4EFA"/>
+    <w:multiLevelType w:val="multilevel"/>
+    <w:tmpl w:val="1F94BAC6"/>
+    <w:lvl w:ilvl="0">
+      <w:start w:val="1"/>
+      <w:numFmt w:val="bullet"/>
+      <w:lvlText w:val=""/>
+      <w:lvlJc w:val="left"/>
+      <w:pPr>
+        <w:tabs>
+          <w:tab w:val="num" w:pos="720"/>
+        </w:tabs>
+        <w:ind w:left="720" w:hanging="360"/>
+      </w:pPr>
+      <w:rPr>
+        <w:rFonts w:ascii="Symbol" w:hAnsi="Symbol" w:hint="default"/>
+        <w:sz w:val="20"/>
+      </w:rPr>
+    </w:lvl>
+    <w:lvl w:ilvl="1" w:tentative="1">
+      <w:start w:val="1"/>
+      <w:numFmt w:val="bullet"/>
+      <w:lvlText w:val="o"/>
+      <w:lvlJc w:val="left"/>
+      <w:pPr>
+        <w:tabs>
+          <w:tab w:val="num" w:pos="1440"/>
+        </w:tabs>
+        <w:ind w:left="1440" w:hanging="360"/>
+      </w:pPr>
+      <w:rPr>
+        <w:rFonts w:ascii="Courier New" w:hAnsi="Courier New" w:hint="default"/>
+        <w:sz w:val="20"/>
+      </w:rPr>
+    </w:lvl>
+    <w:lvl w:ilvl="2" w:tentative="1">
+      <w:start w:val="1"/>
+      <w:numFmt w:val="bullet"/>
+      <w:lvlText w:val=""/>
+      <w:lvlJc w:val="left"/>
+      <w:pPr>
+        <w:tabs>
+          <w:tab w:val="num" w:pos="2160"/>
+        </w:tabs>
+        <w:ind w:left="2160" w:hanging="360"/>
+      </w:pPr>
+      <w:rPr>
+        <w:rFonts w:ascii="Wingdings" w:hAnsi="Wingdings" w:hint="default"/>
+        <w:sz w:val="20"/>
+      </w:rPr>
+    </w:lvl>
+    <w:lvl w:ilvl="3" w:tentative="1">
+      <w:start w:val="1"/>
+      <w:numFmt w:val="bullet"/>
+      <w:lvlText w:val=""/>
+      <w:lvlJc w:val="left"/>
+      <w:pPr>
+        <w:tabs>
+          <w:tab w:val="num" w:pos="2880"/>
+        </w:tabs>
+        <w:ind w:left="2880" w:hanging="360"/>
+      </w:pPr>
+      <w:rPr>
+        <w:rFonts w:ascii="Wingdings" w:hAnsi="Wingdings" w:hint="default"/>
+        <w:sz w:val="20"/>
+      </w:rPr>
+    </w:lvl>
+    <w:lvl w:ilvl="4" w:tentative="1">
+      <w:start w:val="1"/>
+      <w:numFmt w:val="bullet"/>
+      <w:lvlText w:val=""/>
+      <w:lvlJc w:val="left"/>
+      <w:pPr>
+        <w:tabs>
+          <w:tab w:val="num" w:pos="3600"/>
+        </w:tabs>
+        <w:ind w:left="3600" w:hanging="360"/>
+      </w:pPr>
+      <w:rPr>
+        <w:rFonts w:ascii="Wingdings" w:hAnsi="Wingdings" w:hint="default"/>
+        <w:sz w:val="20"/>
+      </w:rPr>
+    </w:lvl>
+    <w:lvl w:ilvl="5" w:tentative="1">
+      <w:start w:val="1"/>
+      <w:numFmt w:val="bullet"/>
+      <w:lvlText w:val=""/>
+      <w:lvlJc w:val="left"/>
+      <w:pPr>
+        <w:tabs>
+          <w:tab w:val="num" w:pos="4320"/>
+        </w:tabs>
+        <w:ind w:left="4320" w:hanging="360"/>
+      </w:pPr>
+      <w:rPr>
+        <w:rFonts w:ascii="Wingdings" w:hAnsi="Wingdings" w:hint="default"/>
+        <w:sz w:val="20"/>
+      </w:rPr>
+    </w:lvl>
+    <w:lvl w:ilvl="6" w:tentative="1">
+      <w:start w:val="1"/>
+      <w:numFmt w:val="bullet"/>
+      <w:lvlText w:val=""/>
+      <w:lvlJc w:val="left"/>
+      <w:pPr>
+        <w:tabs>
+          <w:tab w:val="num" w:pos="5040"/>
+        </w:tabs>
+        <w:ind w:left="5040" w:hanging="360"/>
+      </w:pPr>
+      <w:rPr>
+        <w:rFonts w:ascii="Wingdings" w:hAnsi="Wingdings" w:hint="default"/>
+        <w:sz w:val="20"/>
+      </w:rPr>
+    </w:lvl>
+    <w:lvl w:ilvl="7" w:tentative="1">
+      <w:start w:val="1"/>
+      <w:numFmt w:val="bullet"/>
+      <w:lvlText w:val=""/>
+      <w:lvlJc w:val="left"/>
+      <w:pPr>
+        <w:tabs>
+          <w:tab w:val="num" w:pos="5760"/>
+        </w:tabs>
+        <w:ind w:left="5760" w:hanging="360"/>
+      </w:pPr>
+      <w:rPr>
+        <w:rFonts w:ascii="Wingdings" w:hAnsi="Wingdings" w:hint="default"/>
+        <w:sz w:val="20"/>
+      </w:rPr>
+    </w:lvl>
+    <w:lvl w:ilvl="8" w:tentative="1">
+      <w:start w:val="1"/>
+      <w:numFmt w:val="bullet"/>
+      <w:lvlText w:val=""/>
+      <w:lvlJc w:val="left"/>
+      <w:pPr>
+        <w:tabs>
+          <w:tab w:val="num" w:pos="6480"/>
+        </w:tabs>
+        <w:ind w:left="6480" w:hanging="360"/>
+      </w:pPr>
+      <w:rPr>
+        <w:rFonts w:ascii="Wingdings" w:hAnsi="Wingdings" w:hint="default"/>
+        <w:sz w:val="20"/>
+      </w:rPr>
+    </w:lvl>
+  </w:abstractNum>
+  <w:abstractNum w:abstractNumId="4" w15:restartNumberingAfterBreak="0">
+    <w:nsid w:val="37B7137D"/>
+    <w:multiLevelType w:val="multilevel"/>
+    <w:tmpl w:val="BED69D94"/>
+    <w:lvl w:ilvl="0">
+      <w:start w:val="1"/>
+      <w:numFmt w:val="bullet"/>
+      <w:lvlText w:val=""/>
+      <w:lvlJc w:val="left"/>
+      <w:pPr>
+        <w:tabs>
+          <w:tab w:val="num" w:pos="720"/>
+        </w:tabs>
+        <w:ind w:left="720" w:hanging="360"/>
+      </w:pPr>
+      <w:rPr>
+        <w:rFonts w:ascii="Symbol" w:hAnsi="Symbol" w:hint="default"/>
+        <w:sz w:val="20"/>
+      </w:rPr>
+    </w:lvl>
+    <w:lvl w:ilvl="1" w:tentative="1">
+      <w:start w:val="1"/>
+      <w:numFmt w:val="bullet"/>
+      <w:lvlText w:val="o"/>
+      <w:lvlJc w:val="left"/>
+      <w:pPr>
+        <w:tabs>
+          <w:tab w:val="num" w:pos="1440"/>
+        </w:tabs>
+        <w:ind w:left="1440" w:hanging="360"/>
+      </w:pPr>
+      <w:rPr>
+        <w:rFonts w:ascii="Courier New" w:hAnsi="Courier New" w:hint="default"/>
+        <w:sz w:val="20"/>
+      </w:rPr>
+    </w:lvl>
+    <w:lvl w:ilvl="2" w:tentative="1">
+      <w:start w:val="1"/>
+      <w:numFmt w:val="bullet"/>
+      <w:lvlText w:val=""/>
+      <w:lvlJc w:val="left"/>
+      <w:pPr>
+        <w:tabs>
+          <w:tab w:val="num" w:pos="2160"/>
+        </w:tabs>
+        <w:ind w:left="2160" w:hanging="360"/>
+      </w:pPr>
+      <w:rPr>
+        <w:rFonts w:ascii="Wingdings" w:hAnsi="Wingdings" w:hint="default"/>
+        <w:sz w:val="20"/>
+      </w:rPr>
+    </w:lvl>
+    <w:lvl w:ilvl="3" w:tentative="1">
+      <w:start w:val="1"/>
+      <w:numFmt w:val="bullet"/>
+      <w:lvlText w:val=""/>
+      <w:lvlJc w:val="left"/>
+      <w:pPr>
+        <w:tabs>
+          <w:tab w:val="num" w:pos="2880"/>
+        </w:tabs>
+        <w:ind w:left="2880" w:hanging="360"/>
+      </w:pPr>
+      <w:rPr>
+        <w:rFonts w:ascii="Wingdings" w:hAnsi="Wingdings" w:hint="default"/>
+        <w:sz w:val="20"/>
+      </w:rPr>
+    </w:lvl>
+    <w:lvl w:ilvl="4" w:tentative="1">
+      <w:start w:val="1"/>
+      <w:numFmt w:val="bullet"/>
+      <w:lvlText w:val=""/>
+      <w:lvlJc w:val="left"/>
+      <w:pPr>
+        <w:tabs>
+          <w:tab w:val="num" w:pos="3600"/>
+        </w:tabs>
+        <w:ind w:left="3600" w:hanging="360"/>
+      </w:pPr>
+      <w:rPr>
+        <w:rFonts w:ascii="Wingdings" w:hAnsi="Wingdings" w:hint="default"/>
+        <w:sz w:val="20"/>
+      </w:rPr>
+    </w:lvl>
+    <w:lvl w:ilvl="5" w:tentative="1">
+      <w:start w:val="1"/>
+      <w:numFmt w:val="bullet"/>
+      <w:lvlText w:val=""/>
+      <w:lvlJc w:val="left"/>
+      <w:pPr>
+        <w:tabs>
+          <w:tab w:val="num" w:pos="4320"/>
+        </w:tabs>
+        <w:ind w:left="4320" w:hanging="360"/>
+      </w:pPr>
+      <w:rPr>
+        <w:rFonts w:ascii="Wingdings" w:hAnsi="Wingdings" w:hint="default"/>
+        <w:sz w:val="20"/>
+      </w:rPr>
+    </w:lvl>
+    <w:lvl w:ilvl="6" w:tentative="1">
+      <w:start w:val="1"/>
+      <w:numFmt w:val="bullet"/>
+      <w:lvlText w:val=""/>
+      <w:lvlJc w:val="left"/>
+      <w:pPr>
+        <w:tabs>
+          <w:tab w:val="num" w:pos="5040"/>
+        </w:tabs>
+        <w:ind w:left="5040" w:hanging="360"/>
+      </w:pPr>
+      <w:rPr>
+        <w:rFonts w:ascii="Wingdings" w:hAnsi="Wingdings" w:hint="default"/>
+        <w:sz w:val="20"/>
+      </w:rPr>
+    </w:lvl>
+    <w:lvl w:ilvl="7" w:tentative="1">
+      <w:start w:val="1"/>
+      <w:numFmt w:val="bullet"/>
+      <w:lvlText w:val=""/>
+      <w:lvlJc w:val="left"/>
+      <w:pPr>
+        <w:tabs>
+          <w:tab w:val="num" w:pos="5760"/>
+        </w:tabs>
+        <w:ind w:left="5760" w:hanging="360"/>
+      </w:pPr>
+      <w:rPr>
+        <w:rFonts w:ascii="Wingdings" w:hAnsi="Wingdings" w:hint="default"/>
+        <w:sz w:val="20"/>
+      </w:rPr>
+    </w:lvl>
+    <w:lvl w:ilvl="8" w:tentative="1">
+      <w:start w:val="1"/>
+      <w:numFmt w:val="bullet"/>
+      <w:lvlText w:val=""/>
+      <w:lvlJc w:val="left"/>
+      <w:pPr>
+        <w:tabs>
+          <w:tab w:val="num" w:pos="6480"/>
+        </w:tabs>
+        <w:ind w:left="6480" w:hanging="360"/>
+      </w:pPr>
+      <w:rPr>
+        <w:rFonts w:ascii="Wingdings" w:hAnsi="Wingdings" w:hint="default"/>
+        <w:sz w:val="20"/>
+      </w:rPr>
+    </w:lvl>
+  </w:abstractNum>
+  <w:abstractNum w:abstractNumId="5" w15:restartNumberingAfterBreak="0">
+    <w:nsid w:val="3EF56BB3"/>
+    <w:multiLevelType w:val="multilevel"/>
+    <w:tmpl w:val="E488FB46"/>
+    <w:lvl w:ilvl="0">
+      <w:start w:val="1"/>
+      <w:numFmt w:val="bullet"/>
+      <w:lvlText w:val=""/>
+      <w:lvlJc w:val="left"/>
+      <w:pPr>
+        <w:tabs>
+          <w:tab w:val="num" w:pos="720"/>
+        </w:tabs>
+        <w:ind w:left="720" w:hanging="360"/>
+      </w:pPr>
+      <w:rPr>
+        <w:rFonts w:ascii="Symbol" w:hAnsi="Symbol" w:hint="default"/>
+        <w:sz w:val="20"/>
+      </w:rPr>
+    </w:lvl>
+    <w:lvl w:ilvl="1" w:tentative="1">
+      <w:start w:val="1"/>
+      <w:numFmt w:val="bullet"/>
+      <w:lvlText w:val="o"/>
+      <w:lvlJc w:val="left"/>
+      <w:pPr>
+        <w:tabs>
+          <w:tab w:val="num" w:pos="1440"/>
+        </w:tabs>
+        <w:ind w:left="1440" w:hanging="360"/>
+      </w:pPr>
+      <w:rPr>
+        <w:rFonts w:ascii="Courier New" w:hAnsi="Courier New" w:hint="default"/>
+        <w:sz w:val="20"/>
+      </w:rPr>
+    </w:lvl>
+    <w:lvl w:ilvl="2" w:tentative="1">
+      <w:start w:val="1"/>
+      <w:numFmt w:val="bullet"/>
+      <w:lvlText w:val=""/>
+      <w:lvlJc w:val="left"/>
+      <w:pPr>
+        <w:tabs>
+          <w:tab w:val="num" w:pos="2160"/>
+        </w:tabs>
+        <w:ind w:left="2160" w:hanging="360"/>
+      </w:pPr>
+      <w:rPr>
+        <w:rFonts w:ascii="Wingdings" w:hAnsi="Wingdings" w:hint="default"/>
+        <w:sz w:val="20"/>
+      </w:rPr>
+    </w:lvl>
+    <w:lvl w:ilvl="3" w:tentative="1">
+      <w:start w:val="1"/>
+      <w:numFmt w:val="bullet"/>
+      <w:lvlText w:val=""/>
+      <w:lvlJc w:val="left"/>
+      <w:pPr>
+        <w:tabs>
+          <w:tab w:val="num" w:pos="2880"/>
+        </w:tabs>
+        <w:ind w:left="2880" w:hanging="360"/>
+      </w:pPr>
+      <w:rPr>
+        <w:rFonts w:ascii="Wingdings" w:hAnsi="Wingdings" w:hint="default"/>
+        <w:sz w:val="20"/>
+      </w:rPr>
+    </w:lvl>
+    <w:lvl w:ilvl="4" w:tentative="1">
+      <w:start w:val="1"/>
+      <w:numFmt w:val="bullet"/>
+      <w:lvlText w:val=""/>
+      <w:lvlJc w:val="left"/>
+      <w:pPr>
+        <w:tabs>
+          <w:tab w:val="num" w:pos="3600"/>
+        </w:tabs>
+        <w:ind w:left="3600" w:hanging="360"/>
+      </w:pPr>
+      <w:rPr>
+        <w:rFonts w:ascii="Wingdings" w:hAnsi="Wingdings" w:hint="default"/>
+        <w:sz w:val="20"/>
+      </w:rPr>
+    </w:lvl>
+    <w:lvl w:ilvl="5" w:tentative="1">
+      <w:start w:val="1"/>
+      <w:numFmt w:val="bullet"/>
+      <w:lvlText w:val=""/>
+      <w:lvlJc w:val="left"/>
+      <w:pPr>
+        <w:tabs>
+          <w:tab w:val="num" w:pos="4320"/>
+        </w:tabs>
+        <w:ind w:left="4320" w:hanging="360"/>
+      </w:pPr>
+      <w:rPr>
+        <w:rFonts w:ascii="Wingdings" w:hAnsi="Wingdings" w:hint="default"/>
+        <w:sz w:val="20"/>
+      </w:rPr>
+    </w:lvl>
+    <w:lvl w:ilvl="6" w:tentative="1">
+      <w:start w:val="1"/>
+      <w:numFmt w:val="bullet"/>
+      <w:lvlText w:val=""/>
+      <w:lvlJc w:val="left"/>
+      <w:pPr>
+        <w:tabs>
+          <w:tab w:val="num" w:pos="5040"/>
+        </w:tabs>
+        <w:ind w:left="5040" w:hanging="360"/>
+      </w:pPr>
+      <w:rPr>
+        <w:rFonts w:ascii="Wingdings" w:hAnsi="Wingdings" w:hint="default"/>
+        <w:sz w:val="20"/>
+      </w:rPr>
+    </w:lvl>
+    <w:lvl w:ilvl="7" w:tentative="1">
+      <w:start w:val="1"/>
+      <w:numFmt w:val="bullet"/>
+      <w:lvlText w:val=""/>
+      <w:lvlJc w:val="left"/>
+      <w:pPr>
+        <w:tabs>
+          <w:tab w:val="num" w:pos="5760"/>
+        </w:tabs>
+        <w:ind w:left="5760" w:hanging="360"/>
+      </w:pPr>
+      <w:rPr>
+        <w:rFonts w:ascii="Wingdings" w:hAnsi="Wingdings" w:hint="default"/>
+        <w:sz w:val="20"/>
+      </w:rPr>
+    </w:lvl>
+    <w:lvl w:ilvl="8" w:tentative="1">
+      <w:start w:val="1"/>
+      <w:numFmt w:val="bullet"/>
+      <w:lvlText w:val=""/>
+      <w:lvlJc w:val="left"/>
+      <w:pPr>
+        <w:tabs>
+          <w:tab w:val="num" w:pos="6480"/>
+        </w:tabs>
+        <w:ind w:left="6480" w:hanging="360"/>
+      </w:pPr>
+      <w:rPr>
+        <w:rFonts w:ascii="Wingdings" w:hAnsi="Wingdings" w:hint="default"/>
+        <w:sz w:val="20"/>
+      </w:rPr>
+    </w:lvl>
+  </w:abstractNum>
+  <w:abstractNum w:abstractNumId="6" w15:restartNumberingAfterBreak="0">
     <w:nsid w:val="43770020"/>
     <w:multiLevelType w:val="multilevel"/>
     <w:tmpl w:val="0E2AE1D8"/>
@@ -1469,10 +7468,606 @@
       </w:rPr>
     </w:lvl>
   </w:abstractNum>
-  <w:abstractNum w:abstractNumId="3" w15:restartNumberingAfterBreak="0">
+  <w:abstractNum w:abstractNumId="7" w15:restartNumberingAfterBreak="0">
+    <w:nsid w:val="45FC121C"/>
+    <w:multiLevelType w:val="multilevel"/>
+    <w:tmpl w:val="BC3CFD3E"/>
+    <w:lvl w:ilvl="0">
+      <w:start w:val="1"/>
+      <w:numFmt w:val="bullet"/>
+      <w:lvlText w:val=""/>
+      <w:lvlJc w:val="left"/>
+      <w:pPr>
+        <w:tabs>
+          <w:tab w:val="num" w:pos="720"/>
+        </w:tabs>
+        <w:ind w:left="720" w:hanging="360"/>
+      </w:pPr>
+      <w:rPr>
+        <w:rFonts w:ascii="Symbol" w:hAnsi="Symbol" w:hint="default"/>
+        <w:sz w:val="20"/>
+      </w:rPr>
+    </w:lvl>
+    <w:lvl w:ilvl="1" w:tentative="1">
+      <w:start w:val="1"/>
+      <w:numFmt w:val="bullet"/>
+      <w:lvlText w:val="o"/>
+      <w:lvlJc w:val="left"/>
+      <w:pPr>
+        <w:tabs>
+          <w:tab w:val="num" w:pos="1440"/>
+        </w:tabs>
+        <w:ind w:left="1440" w:hanging="360"/>
+      </w:pPr>
+      <w:rPr>
+        <w:rFonts w:ascii="Courier New" w:hAnsi="Courier New" w:hint="default"/>
+        <w:sz w:val="20"/>
+      </w:rPr>
+    </w:lvl>
+    <w:lvl w:ilvl="2" w:tentative="1">
+      <w:start w:val="1"/>
+      <w:numFmt w:val="bullet"/>
+      <w:lvlText w:val=""/>
+      <w:lvlJc w:val="left"/>
+      <w:pPr>
+        <w:tabs>
+          <w:tab w:val="num" w:pos="2160"/>
+        </w:tabs>
+        <w:ind w:left="2160" w:hanging="360"/>
+      </w:pPr>
+      <w:rPr>
+        <w:rFonts w:ascii="Wingdings" w:hAnsi="Wingdings" w:hint="default"/>
+        <w:sz w:val="20"/>
+      </w:rPr>
+    </w:lvl>
+    <w:lvl w:ilvl="3" w:tentative="1">
+      <w:start w:val="1"/>
+      <w:numFmt w:val="bullet"/>
+      <w:lvlText w:val=""/>
+      <w:lvlJc w:val="left"/>
+      <w:pPr>
+        <w:tabs>
+          <w:tab w:val="num" w:pos="2880"/>
+        </w:tabs>
+        <w:ind w:left="2880" w:hanging="360"/>
+      </w:pPr>
+      <w:rPr>
+        <w:rFonts w:ascii="Wingdings" w:hAnsi="Wingdings" w:hint="default"/>
+        <w:sz w:val="20"/>
+      </w:rPr>
+    </w:lvl>
+    <w:lvl w:ilvl="4" w:tentative="1">
+      <w:start w:val="1"/>
+      <w:numFmt w:val="bullet"/>
+      <w:lvlText w:val=""/>
+      <w:lvlJc w:val="left"/>
+      <w:pPr>
+        <w:tabs>
+          <w:tab w:val="num" w:pos="3600"/>
+        </w:tabs>
+        <w:ind w:left="3600" w:hanging="360"/>
+      </w:pPr>
+      <w:rPr>
+        <w:rFonts w:ascii="Wingdings" w:hAnsi="Wingdings" w:hint="default"/>
+        <w:sz w:val="20"/>
+      </w:rPr>
+    </w:lvl>
+    <w:lvl w:ilvl="5" w:tentative="1">
+      <w:start w:val="1"/>
+      <w:numFmt w:val="bullet"/>
+      <w:lvlText w:val=""/>
+      <w:lvlJc w:val="left"/>
+      <w:pPr>
+        <w:tabs>
+          <w:tab w:val="num" w:pos="4320"/>
+        </w:tabs>
+        <w:ind w:left="4320" w:hanging="360"/>
+      </w:pPr>
+      <w:rPr>
+        <w:rFonts w:ascii="Wingdings" w:hAnsi="Wingdings" w:hint="default"/>
+        <w:sz w:val="20"/>
+      </w:rPr>
+    </w:lvl>
+    <w:lvl w:ilvl="6" w:tentative="1">
+      <w:start w:val="1"/>
+      <w:numFmt w:val="bullet"/>
+      <w:lvlText w:val=""/>
+      <w:lvlJc w:val="left"/>
+      <w:pPr>
+        <w:tabs>
+          <w:tab w:val="num" w:pos="5040"/>
+        </w:tabs>
+        <w:ind w:left="5040" w:hanging="360"/>
+      </w:pPr>
+      <w:rPr>
+        <w:rFonts w:ascii="Wingdings" w:hAnsi="Wingdings" w:hint="default"/>
+        <w:sz w:val="20"/>
+      </w:rPr>
+    </w:lvl>
+    <w:lvl w:ilvl="7" w:tentative="1">
+      <w:start w:val="1"/>
+      <w:numFmt w:val="bullet"/>
+      <w:lvlText w:val=""/>
+      <w:lvlJc w:val="left"/>
+      <w:pPr>
+        <w:tabs>
+          <w:tab w:val="num" w:pos="5760"/>
+        </w:tabs>
+        <w:ind w:left="5760" w:hanging="360"/>
+      </w:pPr>
+      <w:rPr>
+        <w:rFonts w:ascii="Wingdings" w:hAnsi="Wingdings" w:hint="default"/>
+        <w:sz w:val="20"/>
+      </w:rPr>
+    </w:lvl>
+    <w:lvl w:ilvl="8" w:tentative="1">
+      <w:start w:val="1"/>
+      <w:numFmt w:val="bullet"/>
+      <w:lvlText w:val=""/>
+      <w:lvlJc w:val="left"/>
+      <w:pPr>
+        <w:tabs>
+          <w:tab w:val="num" w:pos="6480"/>
+        </w:tabs>
+        <w:ind w:left="6480" w:hanging="360"/>
+      </w:pPr>
+      <w:rPr>
+        <w:rFonts w:ascii="Wingdings" w:hAnsi="Wingdings" w:hint="default"/>
+        <w:sz w:val="20"/>
+      </w:rPr>
+    </w:lvl>
+  </w:abstractNum>
+  <w:abstractNum w:abstractNumId="8" w15:restartNumberingAfterBreak="0">
+    <w:nsid w:val="58517171"/>
+    <w:multiLevelType w:val="multilevel"/>
+    <w:tmpl w:val="7E1C615C"/>
+    <w:lvl w:ilvl="0">
+      <w:start w:val="1"/>
+      <w:numFmt w:val="bullet"/>
+      <w:lvlText w:val=""/>
+      <w:lvlJc w:val="left"/>
+      <w:pPr>
+        <w:tabs>
+          <w:tab w:val="num" w:pos="720"/>
+        </w:tabs>
+        <w:ind w:left="720" w:hanging="360"/>
+      </w:pPr>
+      <w:rPr>
+        <w:rFonts w:ascii="Symbol" w:hAnsi="Symbol" w:hint="default"/>
+        <w:sz w:val="20"/>
+      </w:rPr>
+    </w:lvl>
+    <w:lvl w:ilvl="1" w:tentative="1">
+      <w:start w:val="1"/>
+      <w:numFmt w:val="bullet"/>
+      <w:lvlText w:val="o"/>
+      <w:lvlJc w:val="left"/>
+      <w:pPr>
+        <w:tabs>
+          <w:tab w:val="num" w:pos="1440"/>
+        </w:tabs>
+        <w:ind w:left="1440" w:hanging="360"/>
+      </w:pPr>
+      <w:rPr>
+        <w:rFonts w:ascii="Courier New" w:hAnsi="Courier New" w:hint="default"/>
+        <w:sz w:val="20"/>
+      </w:rPr>
+    </w:lvl>
+    <w:lvl w:ilvl="2" w:tentative="1">
+      <w:start w:val="1"/>
+      <w:numFmt w:val="bullet"/>
+      <w:lvlText w:val=""/>
+      <w:lvlJc w:val="left"/>
+      <w:pPr>
+        <w:tabs>
+          <w:tab w:val="num" w:pos="2160"/>
+        </w:tabs>
+        <w:ind w:left="2160" w:hanging="360"/>
+      </w:pPr>
+      <w:rPr>
+        <w:rFonts w:ascii="Wingdings" w:hAnsi="Wingdings" w:hint="default"/>
+        <w:sz w:val="20"/>
+      </w:rPr>
+    </w:lvl>
+    <w:lvl w:ilvl="3" w:tentative="1">
+      <w:start w:val="1"/>
+      <w:numFmt w:val="bullet"/>
+      <w:lvlText w:val=""/>
+      <w:lvlJc w:val="left"/>
+      <w:pPr>
+        <w:tabs>
+          <w:tab w:val="num" w:pos="2880"/>
+        </w:tabs>
+        <w:ind w:left="2880" w:hanging="360"/>
+      </w:pPr>
+      <w:rPr>
+        <w:rFonts w:ascii="Wingdings" w:hAnsi="Wingdings" w:hint="default"/>
+        <w:sz w:val="20"/>
+      </w:rPr>
+    </w:lvl>
+    <w:lvl w:ilvl="4" w:tentative="1">
+      <w:start w:val="1"/>
+      <w:numFmt w:val="bullet"/>
+      <w:lvlText w:val=""/>
+      <w:lvlJc w:val="left"/>
+      <w:pPr>
+        <w:tabs>
+          <w:tab w:val="num" w:pos="3600"/>
+        </w:tabs>
+        <w:ind w:left="3600" w:hanging="360"/>
+      </w:pPr>
+      <w:rPr>
+        <w:rFonts w:ascii="Wingdings" w:hAnsi="Wingdings" w:hint="default"/>
+        <w:sz w:val="20"/>
+      </w:rPr>
+    </w:lvl>
+    <w:lvl w:ilvl="5" w:tentative="1">
+      <w:start w:val="1"/>
+      <w:numFmt w:val="bullet"/>
+      <w:lvlText w:val=""/>
+      <w:lvlJc w:val="left"/>
+      <w:pPr>
+        <w:tabs>
+          <w:tab w:val="num" w:pos="4320"/>
+        </w:tabs>
+        <w:ind w:left="4320" w:hanging="360"/>
+      </w:pPr>
+      <w:rPr>
+        <w:rFonts w:ascii="Wingdings" w:hAnsi="Wingdings" w:hint="default"/>
+        <w:sz w:val="20"/>
+      </w:rPr>
+    </w:lvl>
+    <w:lvl w:ilvl="6" w:tentative="1">
+      <w:start w:val="1"/>
+      <w:numFmt w:val="bullet"/>
+      <w:lvlText w:val=""/>
+      <w:lvlJc w:val="left"/>
+      <w:pPr>
+        <w:tabs>
+          <w:tab w:val="num" w:pos="5040"/>
+        </w:tabs>
+        <w:ind w:left="5040" w:hanging="360"/>
+      </w:pPr>
+      <w:rPr>
+        <w:rFonts w:ascii="Wingdings" w:hAnsi="Wingdings" w:hint="default"/>
+        <w:sz w:val="20"/>
+      </w:rPr>
+    </w:lvl>
+    <w:lvl w:ilvl="7" w:tentative="1">
+      <w:start w:val="1"/>
+      <w:numFmt w:val="bullet"/>
+      <w:lvlText w:val=""/>
+      <w:lvlJc w:val="left"/>
+      <w:pPr>
+        <w:tabs>
+          <w:tab w:val="num" w:pos="5760"/>
+        </w:tabs>
+        <w:ind w:left="5760" w:hanging="360"/>
+      </w:pPr>
+      <w:rPr>
+        <w:rFonts w:ascii="Wingdings" w:hAnsi="Wingdings" w:hint="default"/>
+        <w:sz w:val="20"/>
+      </w:rPr>
+    </w:lvl>
+    <w:lvl w:ilvl="8" w:tentative="1">
+      <w:start w:val="1"/>
+      <w:numFmt w:val="bullet"/>
+      <w:lvlText w:val=""/>
+      <w:lvlJc w:val="left"/>
+      <w:pPr>
+        <w:tabs>
+          <w:tab w:val="num" w:pos="6480"/>
+        </w:tabs>
+        <w:ind w:left="6480" w:hanging="360"/>
+      </w:pPr>
+      <w:rPr>
+        <w:rFonts w:ascii="Wingdings" w:hAnsi="Wingdings" w:hint="default"/>
+        <w:sz w:val="20"/>
+      </w:rPr>
+    </w:lvl>
+  </w:abstractNum>
+  <w:abstractNum w:abstractNumId="9" w15:restartNumberingAfterBreak="0">
+    <w:nsid w:val="62B806D5"/>
+    <w:multiLevelType w:val="multilevel"/>
+    <w:tmpl w:val="872AE7FE"/>
+    <w:lvl w:ilvl="0">
+      <w:start w:val="1"/>
+      <w:numFmt w:val="bullet"/>
+      <w:lvlText w:val=""/>
+      <w:lvlJc w:val="left"/>
+      <w:pPr>
+        <w:tabs>
+          <w:tab w:val="num" w:pos="720"/>
+        </w:tabs>
+        <w:ind w:left="720" w:hanging="360"/>
+      </w:pPr>
+      <w:rPr>
+        <w:rFonts w:ascii="Symbol" w:hAnsi="Symbol" w:hint="default"/>
+        <w:sz w:val="20"/>
+      </w:rPr>
+    </w:lvl>
+    <w:lvl w:ilvl="1" w:tentative="1">
+      <w:start w:val="1"/>
+      <w:numFmt w:val="bullet"/>
+      <w:lvlText w:val="o"/>
+      <w:lvlJc w:val="left"/>
+      <w:pPr>
+        <w:tabs>
+          <w:tab w:val="num" w:pos="1440"/>
+        </w:tabs>
+        <w:ind w:left="1440" w:hanging="360"/>
+      </w:pPr>
+      <w:rPr>
+        <w:rFonts w:ascii="Courier New" w:hAnsi="Courier New" w:hint="default"/>
+        <w:sz w:val="20"/>
+      </w:rPr>
+    </w:lvl>
+    <w:lvl w:ilvl="2" w:tentative="1">
+      <w:start w:val="1"/>
+      <w:numFmt w:val="bullet"/>
+      <w:lvlText w:val=""/>
+      <w:lvlJc w:val="left"/>
+      <w:pPr>
+        <w:tabs>
+          <w:tab w:val="num" w:pos="2160"/>
+        </w:tabs>
+        <w:ind w:left="2160" w:hanging="360"/>
+      </w:pPr>
+      <w:rPr>
+        <w:rFonts w:ascii="Wingdings" w:hAnsi="Wingdings" w:hint="default"/>
+        <w:sz w:val="20"/>
+      </w:rPr>
+    </w:lvl>
+    <w:lvl w:ilvl="3" w:tentative="1">
+      <w:start w:val="1"/>
+      <w:numFmt w:val="bullet"/>
+      <w:lvlText w:val=""/>
+      <w:lvlJc w:val="left"/>
+      <w:pPr>
+        <w:tabs>
+          <w:tab w:val="num" w:pos="2880"/>
+        </w:tabs>
+        <w:ind w:left="2880" w:hanging="360"/>
+      </w:pPr>
+      <w:rPr>
+        <w:rFonts w:ascii="Wingdings" w:hAnsi="Wingdings" w:hint="default"/>
+        <w:sz w:val="20"/>
+      </w:rPr>
+    </w:lvl>
+    <w:lvl w:ilvl="4" w:tentative="1">
+      <w:start w:val="1"/>
+      <w:numFmt w:val="bullet"/>
+      <w:lvlText w:val=""/>
+      <w:lvlJc w:val="left"/>
+      <w:pPr>
+        <w:tabs>
+          <w:tab w:val="num" w:pos="3600"/>
+        </w:tabs>
+        <w:ind w:left="3600" w:hanging="360"/>
+      </w:pPr>
+      <w:rPr>
+        <w:rFonts w:ascii="Wingdings" w:hAnsi="Wingdings" w:hint="default"/>
+        <w:sz w:val="20"/>
+      </w:rPr>
+    </w:lvl>
+    <w:lvl w:ilvl="5" w:tentative="1">
+      <w:start w:val="1"/>
+      <w:numFmt w:val="bullet"/>
+      <w:lvlText w:val=""/>
+      <w:lvlJc w:val="left"/>
+      <w:pPr>
+        <w:tabs>
+          <w:tab w:val="num" w:pos="4320"/>
+        </w:tabs>
+        <w:ind w:left="4320" w:hanging="360"/>
+      </w:pPr>
+      <w:rPr>
+        <w:rFonts w:ascii="Wingdings" w:hAnsi="Wingdings" w:hint="default"/>
+        <w:sz w:val="20"/>
+      </w:rPr>
+    </w:lvl>
+    <w:lvl w:ilvl="6" w:tentative="1">
+      <w:start w:val="1"/>
+      <w:numFmt w:val="bullet"/>
+      <w:lvlText w:val=""/>
+      <w:lvlJc w:val="left"/>
+      <w:pPr>
+        <w:tabs>
+          <w:tab w:val="num" w:pos="5040"/>
+        </w:tabs>
+        <w:ind w:left="5040" w:hanging="360"/>
+      </w:pPr>
+      <w:rPr>
+        <w:rFonts w:ascii="Wingdings" w:hAnsi="Wingdings" w:hint="default"/>
+        <w:sz w:val="20"/>
+      </w:rPr>
+    </w:lvl>
+    <w:lvl w:ilvl="7" w:tentative="1">
+      <w:start w:val="1"/>
+      <w:numFmt w:val="bullet"/>
+      <w:lvlText w:val=""/>
+      <w:lvlJc w:val="left"/>
+      <w:pPr>
+        <w:tabs>
+          <w:tab w:val="num" w:pos="5760"/>
+        </w:tabs>
+        <w:ind w:left="5760" w:hanging="360"/>
+      </w:pPr>
+      <w:rPr>
+        <w:rFonts w:ascii="Wingdings" w:hAnsi="Wingdings" w:hint="default"/>
+        <w:sz w:val="20"/>
+      </w:rPr>
+    </w:lvl>
+    <w:lvl w:ilvl="8" w:tentative="1">
+      <w:start w:val="1"/>
+      <w:numFmt w:val="bullet"/>
+      <w:lvlText w:val=""/>
+      <w:lvlJc w:val="left"/>
+      <w:pPr>
+        <w:tabs>
+          <w:tab w:val="num" w:pos="6480"/>
+        </w:tabs>
+        <w:ind w:left="6480" w:hanging="360"/>
+      </w:pPr>
+      <w:rPr>
+        <w:rFonts w:ascii="Wingdings" w:hAnsi="Wingdings" w:hint="default"/>
+        <w:sz w:val="20"/>
+      </w:rPr>
+    </w:lvl>
+  </w:abstractNum>
+  <w:abstractNum w:abstractNumId="10" w15:restartNumberingAfterBreak="0">
     <w:nsid w:val="65204D1B"/>
     <w:multiLevelType w:val="multilevel"/>
     <w:tmpl w:val="96E4344E"/>
+    <w:lvl w:ilvl="0">
+      <w:start w:val="1"/>
+      <w:numFmt w:val="bullet"/>
+      <w:lvlText w:val=""/>
+      <w:lvlJc w:val="left"/>
+      <w:pPr>
+        <w:tabs>
+          <w:tab w:val="num" w:pos="720"/>
+        </w:tabs>
+        <w:ind w:left="720" w:hanging="360"/>
+      </w:pPr>
+      <w:rPr>
+        <w:rFonts w:ascii="Symbol" w:hAnsi="Symbol" w:hint="default"/>
+        <w:sz w:val="20"/>
+      </w:rPr>
+    </w:lvl>
+    <w:lvl w:ilvl="1" w:tentative="1">
+      <w:start w:val="1"/>
+      <w:numFmt w:val="bullet"/>
+      <w:lvlText w:val="o"/>
+      <w:lvlJc w:val="left"/>
+      <w:pPr>
+        <w:tabs>
+          <w:tab w:val="num" w:pos="1440"/>
+        </w:tabs>
+        <w:ind w:left="1440" w:hanging="360"/>
+      </w:pPr>
+      <w:rPr>
+        <w:rFonts w:ascii="Courier New" w:hAnsi="Courier New" w:hint="default"/>
+        <w:sz w:val="20"/>
+      </w:rPr>
+    </w:lvl>
+    <w:lvl w:ilvl="2" w:tentative="1">
+      <w:start w:val="1"/>
+      <w:numFmt w:val="bullet"/>
+      <w:lvlText w:val=""/>
+      <w:lvlJc w:val="left"/>
+      <w:pPr>
+        <w:tabs>
+          <w:tab w:val="num" w:pos="2160"/>
+        </w:tabs>
+        <w:ind w:left="2160" w:hanging="360"/>
+      </w:pPr>
+      <w:rPr>
+        <w:rFonts w:ascii="Wingdings" w:hAnsi="Wingdings" w:hint="default"/>
+        <w:sz w:val="20"/>
+      </w:rPr>
+    </w:lvl>
+    <w:lvl w:ilvl="3" w:tentative="1">
+      <w:start w:val="1"/>
+      <w:numFmt w:val="bullet"/>
+      <w:lvlText w:val=""/>
+      <w:lvlJc w:val="left"/>
+      <w:pPr>
+        <w:tabs>
+          <w:tab w:val="num" w:pos="2880"/>
+        </w:tabs>
+        <w:ind w:left="2880" w:hanging="360"/>
+      </w:pPr>
+      <w:rPr>
+        <w:rFonts w:ascii="Wingdings" w:hAnsi="Wingdings" w:hint="default"/>
+        <w:sz w:val="20"/>
+      </w:rPr>
+    </w:lvl>
+    <w:lvl w:ilvl="4" w:tentative="1">
+      <w:start w:val="1"/>
+      <w:numFmt w:val="bullet"/>
+      <w:lvlText w:val=""/>
+      <w:lvlJc w:val="left"/>
+      <w:pPr>
+        <w:tabs>
+          <w:tab w:val="num" w:pos="3600"/>
+        </w:tabs>
+        <w:ind w:left="3600" w:hanging="360"/>
+      </w:pPr>
+      <w:rPr>
+        <w:rFonts w:ascii="Wingdings" w:hAnsi="Wingdings" w:hint="default"/>
+        <w:sz w:val="20"/>
+      </w:rPr>
+    </w:lvl>
+    <w:lvl w:ilvl="5" w:tentative="1">
+      <w:start w:val="1"/>
+      <w:numFmt w:val="bullet"/>
+      <w:lvlText w:val=""/>
+      <w:lvlJc w:val="left"/>
+      <w:pPr>
+        <w:tabs>
+          <w:tab w:val="num" w:pos="4320"/>
+        </w:tabs>
+        <w:ind w:left="4320" w:hanging="360"/>
+      </w:pPr>
+      <w:rPr>
+        <w:rFonts w:ascii="Wingdings" w:hAnsi="Wingdings" w:hint="default"/>
+        <w:sz w:val="20"/>
+      </w:rPr>
+    </w:lvl>
+    <w:lvl w:ilvl="6" w:tentative="1">
+      <w:start w:val="1"/>
+      <w:numFmt w:val="bullet"/>
+      <w:lvlText w:val=""/>
+      <w:lvlJc w:val="left"/>
+      <w:pPr>
+        <w:tabs>
+          <w:tab w:val="num" w:pos="5040"/>
+        </w:tabs>
+        <w:ind w:left="5040" w:hanging="360"/>
+      </w:pPr>
+      <w:rPr>
+        <w:rFonts w:ascii="Wingdings" w:hAnsi="Wingdings" w:hint="default"/>
+        <w:sz w:val="20"/>
+      </w:rPr>
+    </w:lvl>
+    <w:lvl w:ilvl="7" w:tentative="1">
+      <w:start w:val="1"/>
+      <w:numFmt w:val="bullet"/>
+      <w:lvlText w:val=""/>
+      <w:lvlJc w:val="left"/>
+      <w:pPr>
+        <w:tabs>
+          <w:tab w:val="num" w:pos="5760"/>
+        </w:tabs>
+        <w:ind w:left="5760" w:hanging="360"/>
+      </w:pPr>
+      <w:rPr>
+        <w:rFonts w:ascii="Wingdings" w:hAnsi="Wingdings" w:hint="default"/>
+        <w:sz w:val="20"/>
+      </w:rPr>
+    </w:lvl>
+    <w:lvl w:ilvl="8" w:tentative="1">
+      <w:start w:val="1"/>
+      <w:numFmt w:val="bullet"/>
+      <w:lvlText w:val=""/>
+      <w:lvlJc w:val="left"/>
+      <w:pPr>
+        <w:tabs>
+          <w:tab w:val="num" w:pos="6480"/>
+        </w:tabs>
+        <w:ind w:left="6480" w:hanging="360"/>
+      </w:pPr>
+      <w:rPr>
+        <w:rFonts w:ascii="Wingdings" w:hAnsi="Wingdings" w:hint="default"/>
+        <w:sz w:val="20"/>
+      </w:rPr>
+    </w:lvl>
+  </w:abstractNum>
+  <w:abstractNum w:abstractNumId="11" w15:restartNumberingAfterBreak="0">
+    <w:nsid w:val="6FE446C8"/>
+    <w:multiLevelType w:val="multilevel"/>
+    <w:tmpl w:val="47804F18"/>
     <w:lvl w:ilvl="0">
       <w:start w:val="1"/>
       <w:numFmt w:val="bullet"/>
@@ -1622,13 +8217,37 @@
     <w:abstractNumId w:val="0"/>
   </w:num>
   <w:num w:numId="2" w16cid:durableId="1459761358">
-    <w:abstractNumId w:val="2"/>
+    <w:abstractNumId w:val="6"/>
   </w:num>
   <w:num w:numId="3" w16cid:durableId="963074050">
     <w:abstractNumId w:val="1"/>
   </w:num>
   <w:num w:numId="4" w16cid:durableId="56831129">
+    <w:abstractNumId w:val="10"/>
+  </w:num>
+  <w:num w:numId="5" w16cid:durableId="1639337746">
+    <w:abstractNumId w:val="11"/>
+  </w:num>
+  <w:num w:numId="6" w16cid:durableId="1516381623">
     <w:abstractNumId w:val="3"/>
+  </w:num>
+  <w:num w:numId="7" w16cid:durableId="1381905450">
+    <w:abstractNumId w:val="8"/>
+  </w:num>
+  <w:num w:numId="8" w16cid:durableId="736706530">
+    <w:abstractNumId w:val="5"/>
+  </w:num>
+  <w:num w:numId="9" w16cid:durableId="1471090832">
+    <w:abstractNumId w:val="4"/>
+  </w:num>
+  <w:num w:numId="10" w16cid:durableId="1114642301">
+    <w:abstractNumId w:val="2"/>
+  </w:num>
+  <w:num w:numId="11" w16cid:durableId="1405641026">
+    <w:abstractNumId w:val="9"/>
+  </w:num>
+  <w:num w:numId="12" w16cid:durableId="1874729619">
+    <w:abstractNumId w:val="7"/>
   </w:num>
 </w:numbering>
 </file>
@@ -2549,6 +9168,25 @@
       <w:spacing w:val="5"/>
     </w:rPr>
   </w:style>
+  <w:style w:type="table" w:styleId="TableGrid">
+    <w:name w:val="Table Grid"/>
+    <w:basedOn w:val="TableNormal"/>
+    <w:uiPriority w:val="39"/>
+    <w:rsid w:val="00C04532"/>
+    <w:pPr>
+      <w:spacing w:after="0" w:line="240" w:lineRule="auto"/>
+    </w:pPr>
+    <w:tblPr>
+      <w:tblBorders>
+        <w:top w:val="single" w:sz="4" w:space="0" w:color="auto"/>
+        <w:left w:val="single" w:sz="4" w:space="0" w:color="auto"/>
+        <w:bottom w:val="single" w:sz="4" w:space="0" w:color="auto"/>
+        <w:right w:val="single" w:sz="4" w:space="0" w:color="auto"/>
+        <w:insideH w:val="single" w:sz="4" w:space="0" w:color="auto"/>
+        <w:insideV w:val="single" w:sz="4" w:space="0" w:color="auto"/>
+      </w:tblBorders>
+    </w:tblPr>
+  </w:style>
 </w:styles>
 </file>
 

--- a/documentation/Step 7.docx
+++ b/documentation/Step 7.docx
@@ -1352,10 +1352,7 @@
         <w:t xml:space="preserve">, </w:t>
       </w:r>
       <w:r>
-        <w:t>prioritize</w:t>
-      </w:r>
-      <w:r>
-        <w:t xml:space="preserve"> fraud prevention efforts </w:t>
+        <w:t xml:space="preserve">prioritize fraud prevention efforts </w:t>
       </w:r>
       <w:r>
         <w:t xml:space="preserve">and </w:t>
@@ -1713,14 +1710,7 @@
           <w:b/>
           <w:bCs/>
         </w:rPr>
-        <w:t xml:space="preserve">SQL </w:t>
-      </w:r>
-      <w:r>
-        <w:rPr>
-          <w:b/>
-          <w:bCs/>
-        </w:rPr>
-        <w:t>QUERY</w:t>
+        <w:t>SQL QUERY</w:t>
       </w:r>
       <w:r>
         <w:rPr>
@@ -2726,14 +2716,7 @@
           <w:b/>
           <w:bCs/>
         </w:rPr>
-        <w:t xml:space="preserve">SQL </w:t>
-      </w:r>
-      <w:r>
-        <w:rPr>
-          <w:b/>
-          <w:bCs/>
-        </w:rPr>
-        <w:t>QUERY</w:t>
+        <w:t>SQL QUERY</w:t>
       </w:r>
       <w:r>
         <w:rPr>
@@ -4412,14 +4395,7 @@
           <w:b/>
           <w:bCs/>
         </w:rPr>
-        <w:t xml:space="preserve">SQL </w:t>
-      </w:r>
-      <w:r>
-        <w:rPr>
-          <w:b/>
-          <w:bCs/>
-        </w:rPr>
-        <w:t>QUERY</w:t>
+        <w:t>SQL QUERY</w:t>
       </w:r>
       <w:r>
         <w:rPr>
@@ -5176,14 +5152,7 @@
           <w:bCs/>
         </w:rPr>
         <w:lastRenderedPageBreak/>
-        <w:t xml:space="preserve">SQL </w:t>
-      </w:r>
-      <w:r>
-        <w:rPr>
-          <w:b/>
-          <w:bCs/>
-        </w:rPr>
-        <w:t>QUERY</w:t>
+        <w:t>SQL QUERY</w:t>
       </w:r>
       <w:r>
         <w:rPr>
@@ -6382,6 +6351,1182 @@
       <w:r>
         <w:t>upport merchant-specific fraud prevention strategies.</w:t>
       </w:r>
+    </w:p>
+    <w:p>
+      <w:pPr>
+        <w:rPr>
+          <w:b/>
+          <w:bCs/>
+        </w:rPr>
+      </w:pPr>
+      <w:r>
+        <w:rPr>
+          <w:b/>
+          <w:bCs/>
+        </w:rPr>
+        <w:t xml:space="preserve">STEP </w:t>
+      </w:r>
+      <w:r>
+        <w:rPr>
+          <w:b/>
+          <w:bCs/>
+        </w:rPr>
+        <w:t>7</w:t>
+      </w:r>
+      <w:r>
+        <w:rPr>
+          <w:b/>
+          <w:bCs/>
+        </w:rPr>
+        <w:t>.6 — CUSTOMER FRAUD ANALYSIS</w:t>
+      </w:r>
+    </w:p>
+    <w:p>
+      <w:pPr>
+        <w:rPr>
+          <w:b/>
+          <w:bCs/>
+        </w:rPr>
+      </w:pPr>
+      <w:r>
+        <w:rPr>
+          <w:b/>
+          <w:bCs/>
+        </w:rPr>
+        <w:t>OBJECTIVE</w:t>
+      </w:r>
+      <w:r>
+        <w:rPr>
+          <w:b/>
+          <w:bCs/>
+        </w:rPr>
+        <w:t xml:space="preserve">: </w:t>
+      </w:r>
+      <w:r>
+        <w:t>Identify the distribution of fraudulent transactions across customer genders.</w:t>
+      </w:r>
+    </w:p>
+    <w:p>
+      <w:pPr>
+        <w:rPr>
+          <w:b/>
+          <w:bCs/>
+        </w:rPr>
+      </w:pPr>
+      <w:r>
+        <w:rPr>
+          <w:b/>
+          <w:bCs/>
+        </w:rPr>
+        <w:t xml:space="preserve">SQL </w:t>
+      </w:r>
+      <w:r>
+        <w:rPr>
+          <w:b/>
+          <w:bCs/>
+        </w:rPr>
+        <w:t>QUERY</w:t>
+      </w:r>
+      <w:r>
+        <w:rPr>
+          <w:b/>
+          <w:bCs/>
+        </w:rPr>
+        <w:t>:</w:t>
+      </w:r>
+    </w:p>
+    <w:p>
+      <w:r>
+        <w:t>SELECT</w:t>
+      </w:r>
+      <w:r>
+        <w:br/>
+        <w:t xml:space="preserve">    gender,</w:t>
+      </w:r>
+      <w:r>
+        <w:br/>
+        <w:t xml:space="preserve">    </w:t>
+      </w:r>
+      <w:proofErr w:type="gramStart"/>
+      <w:r>
+        <w:t>COUNT(</w:t>
+      </w:r>
+      <w:proofErr w:type="gramEnd"/>
+      <w:r>
+        <w:t xml:space="preserve">*) AS </w:t>
+      </w:r>
+      <w:proofErr w:type="spellStart"/>
+      <w:r>
+        <w:t>fraud_transactions</w:t>
+      </w:r>
+      <w:proofErr w:type="spellEnd"/>
+      <w:r>
+        <w:br/>
+        <w:t xml:space="preserve">FROM </w:t>
+      </w:r>
+      <w:proofErr w:type="spellStart"/>
+      <w:r>
+        <w:t>transactions_master</w:t>
+      </w:r>
+      <w:proofErr w:type="spellEnd"/>
+      <w:r>
+        <w:br/>
+        <w:t xml:space="preserve">WHERE </w:t>
+      </w:r>
+      <w:proofErr w:type="spellStart"/>
+      <w:r>
+        <w:t>is_fraud</w:t>
+      </w:r>
+      <w:proofErr w:type="spellEnd"/>
+      <w:r>
+        <w:t xml:space="preserve"> = 1</w:t>
+      </w:r>
+      <w:r>
+        <w:br/>
+        <w:t>GROUP BY gender</w:t>
+      </w:r>
+      <w:r>
+        <w:br/>
+        <w:t xml:space="preserve">ORDER BY </w:t>
+      </w:r>
+      <w:proofErr w:type="spellStart"/>
+      <w:r>
+        <w:t>fraud_transactions</w:t>
+      </w:r>
+      <w:proofErr w:type="spellEnd"/>
+      <w:r>
+        <w:t xml:space="preserve"> DESC;</w:t>
+      </w:r>
+    </w:p>
+    <w:p>
+      <w:pPr>
+        <w:rPr>
+          <w:b/>
+          <w:bCs/>
+        </w:rPr>
+      </w:pPr>
+      <w:r>
+        <w:rPr>
+          <w:b/>
+          <w:bCs/>
+        </w:rPr>
+        <w:t>RESULT</w:t>
+      </w:r>
+    </w:p>
+    <w:tbl>
+      <w:tblPr>
+        <w:tblStyle w:val="TableGrid"/>
+        <w:tblW w:w="0" w:type="auto"/>
+        <w:tblLook w:val="04A0" w:firstRow="1" w:lastRow="0" w:firstColumn="1" w:lastColumn="0" w:noHBand="0" w:noVBand="1"/>
+      </w:tblPr>
+      <w:tblGrid>
+        <w:gridCol w:w="943"/>
+        <w:gridCol w:w="2039"/>
+      </w:tblGrid>
+      <w:tr>
+        <w:tc>
+          <w:tcPr>
+            <w:tcW w:w="0" w:type="auto"/>
+            <w:hideMark/>
+          </w:tcPr>
+          <w:p>
+            <w:pPr>
+              <w:spacing w:after="160" w:line="278" w:lineRule="auto"/>
+            </w:pPr>
+            <w:r>
+              <w:t>Gender</w:t>
+            </w:r>
+          </w:p>
+        </w:tc>
+        <w:tc>
+          <w:tcPr>
+            <w:tcW w:w="0" w:type="auto"/>
+            <w:hideMark/>
+          </w:tcPr>
+          <w:p>
+            <w:pPr>
+              <w:spacing w:after="160" w:line="278" w:lineRule="auto"/>
+            </w:pPr>
+            <w:r>
+              <w:t>Fraud Transactions</w:t>
+            </w:r>
+          </w:p>
+        </w:tc>
+      </w:tr>
+      <w:tr>
+        <w:tc>
+          <w:tcPr>
+            <w:tcW w:w="0" w:type="auto"/>
+            <w:hideMark/>
+          </w:tcPr>
+          <w:p>
+            <w:pPr>
+              <w:spacing w:after="160" w:line="278" w:lineRule="auto"/>
+            </w:pPr>
+            <w:r>
+              <w:t>Female</w:t>
+            </w:r>
+          </w:p>
+        </w:tc>
+        <w:tc>
+          <w:tcPr>
+            <w:tcW w:w="0" w:type="auto"/>
+            <w:hideMark/>
+          </w:tcPr>
+          <w:p>
+            <w:pPr>
+              <w:spacing w:after="160" w:line="278" w:lineRule="auto"/>
+            </w:pPr>
+            <w:r>
+              <w:t>4,899</w:t>
+            </w:r>
+          </w:p>
+        </w:tc>
+      </w:tr>
+      <w:tr>
+        <w:tc>
+          <w:tcPr>
+            <w:tcW w:w="0" w:type="auto"/>
+            <w:hideMark/>
+          </w:tcPr>
+          <w:p>
+            <w:pPr>
+              <w:spacing w:after="160" w:line="278" w:lineRule="auto"/>
+            </w:pPr>
+            <w:r>
+              <w:t>Male</w:t>
+            </w:r>
+          </w:p>
+        </w:tc>
+        <w:tc>
+          <w:tcPr>
+            <w:tcW w:w="0" w:type="auto"/>
+            <w:hideMark/>
+          </w:tcPr>
+          <w:p>
+            <w:pPr>
+              <w:spacing w:after="160" w:line="278" w:lineRule="auto"/>
+            </w:pPr>
+            <w:r>
+              <w:t>4,752</w:t>
+            </w:r>
+          </w:p>
+        </w:tc>
+      </w:tr>
+    </w:tbl>
+    <w:p>
+      <w:pPr>
+        <w:rPr>
+          <w:b/>
+          <w:bCs/>
+        </w:rPr>
+      </w:pPr>
+    </w:p>
+    <w:p>
+      <w:pPr>
+        <w:rPr>
+          <w:b/>
+          <w:bCs/>
+        </w:rPr>
+      </w:pPr>
+      <w:r>
+        <w:rPr>
+          <w:b/>
+          <w:bCs/>
+        </w:rPr>
+        <w:t>BUSINESS INSIGHT</w:t>
+      </w:r>
+      <w:r>
+        <w:rPr>
+          <w:b/>
+          <w:bCs/>
+        </w:rPr>
+        <w:t xml:space="preserve">: </w:t>
+      </w:r>
+      <w:r>
+        <w:t>Fraudulent transactions were distributed almost equally between female and male customers. Female customers recorded 4,899 fraud cases, while male customers recorded 4,752, indicating only a marginal difference in fraud occurrence within this dataset.</w:t>
+      </w:r>
+    </w:p>
+    <w:p>
+      <w:r>
+        <w:rPr>
+          <w:b/>
+          <w:bCs/>
+        </w:rPr>
+        <w:t>ANALYTICAL IMPORTANCE</w:t>
+      </w:r>
+      <w:r>
+        <w:rPr>
+          <w:b/>
+          <w:bCs/>
+        </w:rPr>
+        <w:t xml:space="preserve">: </w:t>
+      </w:r>
+      <w:r>
+        <w:t>This KPI helps organizations to:</w:t>
+      </w:r>
+      <w:r>
+        <w:t xml:space="preserve"> u</w:t>
+      </w:r>
+      <w:r>
+        <w:t>nderstand fraud distribution across customer demographics</w:t>
+      </w:r>
+      <w:r>
+        <w:t>, i</w:t>
+      </w:r>
+      <w:r>
+        <w:t>dentify whether fraud is concentrated within a specific customer segment</w:t>
+      </w:r>
+      <w:r>
+        <w:t xml:space="preserve"> and s</w:t>
+      </w:r>
+      <w:r>
+        <w:t>upport customer segmentation analysis for fraud monitoring.</w:t>
+      </w:r>
+    </w:p>
+    <w:p>
+      <w:pPr>
+        <w:rPr>
+          <w:b/>
+          <w:bCs/>
+        </w:rPr>
+      </w:pPr>
+      <w:r>
+        <w:rPr>
+          <w:b/>
+          <w:bCs/>
+        </w:rPr>
+        <w:t>KPI 14 — FRAUD VALUE BY GENDER</w:t>
+      </w:r>
+    </w:p>
+    <w:p>
+      <w:pPr>
+        <w:rPr>
+          <w:b/>
+          <w:bCs/>
+        </w:rPr>
+      </w:pPr>
+      <w:r>
+        <w:rPr>
+          <w:b/>
+          <w:bCs/>
+        </w:rPr>
+        <w:t>OBJECTIVE</w:t>
+      </w:r>
+      <w:r>
+        <w:rPr>
+          <w:b/>
+          <w:bCs/>
+        </w:rPr>
+        <w:t xml:space="preserve">: </w:t>
+      </w:r>
+      <w:r>
+        <w:t>Calculate the total monetary value of fraudulent transactions across customer genders.</w:t>
+      </w:r>
+    </w:p>
+    <w:p>
+      <w:pPr>
+        <w:rPr>
+          <w:b/>
+          <w:bCs/>
+        </w:rPr>
+      </w:pPr>
+    </w:p>
+    <w:p>
+      <w:pPr>
+        <w:rPr>
+          <w:b/>
+          <w:bCs/>
+        </w:rPr>
+      </w:pPr>
+      <w:r>
+        <w:rPr>
+          <w:b/>
+          <w:bCs/>
+        </w:rPr>
+        <w:lastRenderedPageBreak/>
+        <w:t xml:space="preserve">SQL </w:t>
+      </w:r>
+      <w:r>
+        <w:rPr>
+          <w:b/>
+          <w:bCs/>
+        </w:rPr>
+        <w:t>QUERY</w:t>
+      </w:r>
+      <w:r>
+        <w:rPr>
+          <w:b/>
+          <w:bCs/>
+        </w:rPr>
+        <w:t>:</w:t>
+      </w:r>
+    </w:p>
+    <w:p>
+      <w:r>
+        <w:t>SELECT</w:t>
+      </w:r>
+      <w:r>
+        <w:br/>
+        <w:t xml:space="preserve">    gender,</w:t>
+      </w:r>
+      <w:r>
+        <w:br/>
+        <w:t xml:space="preserve">    ROUND(</w:t>
+      </w:r>
+      <w:proofErr w:type="gramStart"/>
+      <w:r>
+        <w:t>SUM(</w:t>
+      </w:r>
+      <w:proofErr w:type="gramEnd"/>
+      <w:r>
+        <w:t xml:space="preserve">amt), 2) AS </w:t>
+      </w:r>
+      <w:proofErr w:type="spellStart"/>
+      <w:r>
+        <w:t>total_fraud_value</w:t>
+      </w:r>
+      <w:proofErr w:type="spellEnd"/>
+      <w:r>
+        <w:br/>
+        <w:t xml:space="preserve">FROM </w:t>
+      </w:r>
+      <w:proofErr w:type="spellStart"/>
+      <w:r>
+        <w:t>transactions_master</w:t>
+      </w:r>
+      <w:proofErr w:type="spellEnd"/>
+      <w:r>
+        <w:br/>
+        <w:t xml:space="preserve">WHERE </w:t>
+      </w:r>
+      <w:proofErr w:type="spellStart"/>
+      <w:r>
+        <w:t>is_fraud</w:t>
+      </w:r>
+      <w:proofErr w:type="spellEnd"/>
+      <w:r>
+        <w:t xml:space="preserve"> = 1</w:t>
+      </w:r>
+      <w:r>
+        <w:br/>
+        <w:t>GROUP BY gender</w:t>
+      </w:r>
+      <w:r>
+        <w:br/>
+        <w:t xml:space="preserve">ORDER BY </w:t>
+      </w:r>
+      <w:proofErr w:type="spellStart"/>
+      <w:r>
+        <w:t>total_fraud_value</w:t>
+      </w:r>
+      <w:proofErr w:type="spellEnd"/>
+      <w:r>
+        <w:t xml:space="preserve"> DESC;</w:t>
+      </w:r>
+    </w:p>
+    <w:p>
+      <w:pPr>
+        <w:rPr>
+          <w:b/>
+          <w:bCs/>
+        </w:rPr>
+      </w:pPr>
+      <w:r>
+        <w:rPr>
+          <w:b/>
+          <w:bCs/>
+        </w:rPr>
+        <w:t>RESULT</w:t>
+      </w:r>
+    </w:p>
+    <w:tbl>
+      <w:tblPr>
+        <w:tblStyle w:val="TableGrid"/>
+        <w:tblW w:w="0" w:type="auto"/>
+        <w:tblLook w:val="04A0" w:firstRow="1" w:lastRow="0" w:firstColumn="1" w:lastColumn="0" w:noHBand="0" w:noVBand="1"/>
+      </w:tblPr>
+      <w:tblGrid>
+        <w:gridCol w:w="943"/>
+        <w:gridCol w:w="1889"/>
+      </w:tblGrid>
+      <w:tr>
+        <w:tc>
+          <w:tcPr>
+            <w:tcW w:w="0" w:type="auto"/>
+            <w:hideMark/>
+          </w:tcPr>
+          <w:p>
+            <w:pPr>
+              <w:spacing w:after="160" w:line="278" w:lineRule="auto"/>
+            </w:pPr>
+            <w:r>
+              <w:t>Gender</w:t>
+            </w:r>
+          </w:p>
+        </w:tc>
+        <w:tc>
+          <w:tcPr>
+            <w:tcW w:w="0" w:type="auto"/>
+            <w:hideMark/>
+          </w:tcPr>
+          <w:p>
+            <w:pPr>
+              <w:spacing w:after="160" w:line="278" w:lineRule="auto"/>
+            </w:pPr>
+            <w:r>
+              <w:t>Total Fraud Value</w:t>
+            </w:r>
+          </w:p>
+        </w:tc>
+      </w:tr>
+      <w:tr>
+        <w:tc>
+          <w:tcPr>
+            <w:tcW w:w="0" w:type="auto"/>
+            <w:hideMark/>
+          </w:tcPr>
+          <w:p>
+            <w:pPr>
+              <w:spacing w:after="160" w:line="278" w:lineRule="auto"/>
+            </w:pPr>
+            <w:r>
+              <w:t>Male</w:t>
+            </w:r>
+          </w:p>
+        </w:tc>
+        <w:tc>
+          <w:tcPr>
+            <w:tcW w:w="0" w:type="auto"/>
+            <w:hideMark/>
+          </w:tcPr>
+          <w:p>
+            <w:pPr>
+              <w:spacing w:after="160" w:line="278" w:lineRule="auto"/>
+            </w:pPr>
+            <w:r>
+              <w:t>2,718,666.71</w:t>
+            </w:r>
+          </w:p>
+        </w:tc>
+      </w:tr>
+      <w:tr>
+        <w:tc>
+          <w:tcPr>
+            <w:tcW w:w="0" w:type="auto"/>
+            <w:hideMark/>
+          </w:tcPr>
+          <w:p>
+            <w:pPr>
+              <w:spacing w:after="160" w:line="278" w:lineRule="auto"/>
+            </w:pPr>
+            <w:r>
+              <w:t>Female</w:t>
+            </w:r>
+          </w:p>
+        </w:tc>
+        <w:tc>
+          <w:tcPr>
+            <w:tcW w:w="0" w:type="auto"/>
+            <w:hideMark/>
+          </w:tcPr>
+          <w:p>
+            <w:pPr>
+              <w:spacing w:after="160" w:line="278" w:lineRule="auto"/>
+            </w:pPr>
+            <w:r>
+              <w:t>2,402,746.58</w:t>
+            </w:r>
+          </w:p>
+        </w:tc>
+      </w:tr>
+    </w:tbl>
+    <w:p>
+      <w:pPr>
+        <w:rPr>
+          <w:b/>
+          <w:bCs/>
+        </w:rPr>
+      </w:pPr>
+    </w:p>
+    <w:p>
+      <w:pPr>
+        <w:rPr>
+          <w:b/>
+          <w:bCs/>
+        </w:rPr>
+      </w:pPr>
+      <w:r>
+        <w:rPr>
+          <w:b/>
+          <w:bCs/>
+        </w:rPr>
+        <w:t>BUSINESS INSIGHT</w:t>
+      </w:r>
+      <w:r>
+        <w:rPr>
+          <w:b/>
+          <w:bCs/>
+        </w:rPr>
+        <w:t xml:space="preserve">: </w:t>
+      </w:r>
+      <w:r>
+        <w:t>Although female customers recorded a slightly higher number of fraudulent transactions, male customers accounted for the greater financial loss. This indicates that fraudulent transactions involving male customers were generally higher in value within the dataset.</w:t>
+      </w:r>
+    </w:p>
+    <w:p>
+      <w:r>
+        <w:rPr>
+          <w:b/>
+          <w:bCs/>
+        </w:rPr>
+        <w:t>ANALYTICAL IMPORTANCE</w:t>
+      </w:r>
+      <w:r>
+        <w:rPr>
+          <w:b/>
+          <w:bCs/>
+        </w:rPr>
+        <w:t xml:space="preserve">: </w:t>
+      </w:r>
+      <w:r>
+        <w:t>This KPI helps organizations to</w:t>
+      </w:r>
+      <w:r>
+        <w:t>: c</w:t>
+      </w:r>
+      <w:r>
+        <w:t>ompare the financial impact of fraud across customer segments</w:t>
+      </w:r>
+      <w:r>
+        <w:t>, i</w:t>
+      </w:r>
+      <w:r>
+        <w:t>dentify customer groups associated with higher-value fraudulent transactions</w:t>
+      </w:r>
+      <w:r>
+        <w:t xml:space="preserve"> and s</w:t>
+      </w:r>
+      <w:r>
+        <w:t>upport customer-focused fraud risk assessment and monitoring.</w:t>
+      </w:r>
+    </w:p>
+    <w:p>
+      <w:pPr>
+        <w:rPr>
+          <w:b/>
+          <w:bCs/>
+        </w:rPr>
+      </w:pPr>
+      <w:r>
+        <w:rPr>
+          <w:b/>
+          <w:bCs/>
+        </w:rPr>
+        <w:t>KPI 15 — FRAUD RATE BY GENDER</w:t>
+      </w:r>
+    </w:p>
+    <w:p>
+      <w:pPr>
+        <w:rPr>
+          <w:b/>
+          <w:bCs/>
+        </w:rPr>
+      </w:pPr>
+      <w:r>
+        <w:rPr>
+          <w:b/>
+          <w:bCs/>
+        </w:rPr>
+        <w:t>OBJECTIVE</w:t>
+      </w:r>
+      <w:r>
+        <w:rPr>
+          <w:b/>
+          <w:bCs/>
+        </w:rPr>
+        <w:t xml:space="preserve">: </w:t>
+      </w:r>
+      <w:r>
+        <w:t>Calculate the fraud rate for each gender by comparing fraudulent transactions against the total number of transactions.</w:t>
+      </w:r>
+    </w:p>
+    <w:p>
+      <w:pPr>
+        <w:rPr>
+          <w:b/>
+          <w:bCs/>
+        </w:rPr>
+      </w:pPr>
+      <w:r>
+        <w:rPr>
+          <w:b/>
+          <w:bCs/>
+        </w:rPr>
+        <w:t xml:space="preserve">SQL </w:t>
+      </w:r>
+      <w:r>
+        <w:rPr>
+          <w:b/>
+          <w:bCs/>
+        </w:rPr>
+        <w:t>QUERY</w:t>
+      </w:r>
+      <w:r>
+        <w:rPr>
+          <w:b/>
+          <w:bCs/>
+        </w:rPr>
+        <w:t>:</w:t>
+      </w:r>
+    </w:p>
+    <w:p>
+      <w:r>
+        <w:t>SELECT</w:t>
+      </w:r>
+      <w:r>
+        <w:br/>
+        <w:t xml:space="preserve">    gender,</w:t>
+      </w:r>
+      <w:r>
+        <w:br/>
+        <w:t xml:space="preserve">    </w:t>
+      </w:r>
+      <w:proofErr w:type="gramStart"/>
+      <w:r>
+        <w:t>COUNT(</w:t>
+      </w:r>
+      <w:proofErr w:type="gramEnd"/>
+      <w:r>
+        <w:t xml:space="preserve">CASE WHEN </w:t>
+      </w:r>
+      <w:proofErr w:type="spellStart"/>
+      <w:r>
+        <w:t>is_fraud</w:t>
+      </w:r>
+      <w:proofErr w:type="spellEnd"/>
+      <w:r>
+        <w:t xml:space="preserve"> = 1 THEN 1 END) AS </w:t>
+      </w:r>
+      <w:proofErr w:type="spellStart"/>
+      <w:r>
+        <w:t>fraud_transactions</w:t>
+      </w:r>
+      <w:proofErr w:type="spellEnd"/>
+      <w:r>
+        <w:t>,</w:t>
+      </w:r>
+      <w:r>
+        <w:br/>
+        <w:t xml:space="preserve">    </w:t>
+      </w:r>
+      <w:proofErr w:type="gramStart"/>
+      <w:r>
+        <w:t>COUNT(</w:t>
+      </w:r>
+      <w:proofErr w:type="gramEnd"/>
+      <w:r>
+        <w:t xml:space="preserve">*) AS </w:t>
+      </w:r>
+      <w:proofErr w:type="spellStart"/>
+      <w:r>
+        <w:t>total_transactions</w:t>
+      </w:r>
+      <w:proofErr w:type="spellEnd"/>
+      <w:r>
+        <w:t>,</w:t>
+      </w:r>
+      <w:r>
+        <w:br/>
+        <w:t xml:space="preserve">    </w:t>
+      </w:r>
+      <w:proofErr w:type="gramStart"/>
+      <w:r>
+        <w:t>ROUND(</w:t>
+      </w:r>
+      <w:proofErr w:type="gramEnd"/>
+      <w:r>
+        <w:br/>
+        <w:t xml:space="preserve">        </w:t>
+      </w:r>
+      <w:proofErr w:type="gramStart"/>
+      <w:r>
+        <w:t>COUNT(</w:t>
+      </w:r>
+      <w:proofErr w:type="gramEnd"/>
+      <w:r>
+        <w:t xml:space="preserve">CASE WHEN </w:t>
+      </w:r>
+      <w:proofErr w:type="spellStart"/>
+      <w:r>
+        <w:t>is_fraud</w:t>
+      </w:r>
+      <w:proofErr w:type="spellEnd"/>
+      <w:r>
+        <w:t xml:space="preserve"> = 1 THEN 1 END) * 100.0</w:t>
+      </w:r>
+      <w:r>
+        <w:br/>
+        <w:t xml:space="preserve">        / </w:t>
+      </w:r>
+      <w:proofErr w:type="gramStart"/>
+      <w:r>
+        <w:t>COUNT(</w:t>
+      </w:r>
+      <w:proofErr w:type="gramEnd"/>
+      <w:r>
+        <w:t>*),</w:t>
+      </w:r>
+      <w:r>
+        <w:br/>
+        <w:t xml:space="preserve">        2</w:t>
+      </w:r>
+      <w:r>
+        <w:br/>
+        <w:t xml:space="preserve">  </w:t>
+      </w:r>
+      <w:proofErr w:type="gramStart"/>
+      <w:r>
+        <w:t xml:space="preserve">  )</w:t>
+      </w:r>
+      <w:proofErr w:type="gramEnd"/>
+      <w:r>
+        <w:t xml:space="preserve"> AS </w:t>
+      </w:r>
+      <w:proofErr w:type="spellStart"/>
+      <w:r>
+        <w:t>fraud_rate_percentage</w:t>
+      </w:r>
+      <w:proofErr w:type="spellEnd"/>
+      <w:r>
+        <w:br/>
+        <w:t xml:space="preserve">FROM </w:t>
+      </w:r>
+      <w:proofErr w:type="spellStart"/>
+      <w:r>
+        <w:t>transactions_master</w:t>
+      </w:r>
+      <w:proofErr w:type="spellEnd"/>
+      <w:r>
+        <w:br/>
+      </w:r>
+      <w:r>
+        <w:lastRenderedPageBreak/>
+        <w:t>GROUP BY gender</w:t>
+      </w:r>
+      <w:r>
+        <w:br/>
+        <w:t xml:space="preserve">ORDER BY </w:t>
+      </w:r>
+      <w:proofErr w:type="spellStart"/>
+      <w:r>
+        <w:t>fraud_rate_percentage</w:t>
+      </w:r>
+      <w:proofErr w:type="spellEnd"/>
+      <w:r>
+        <w:t xml:space="preserve"> DESC;</w:t>
+      </w:r>
+    </w:p>
+    <w:p>
+      <w:pPr>
+        <w:rPr>
+          <w:b/>
+          <w:bCs/>
+        </w:rPr>
+      </w:pPr>
+      <w:r>
+        <w:rPr>
+          <w:b/>
+          <w:bCs/>
+        </w:rPr>
+        <w:t>RESULT</w:t>
+      </w:r>
+    </w:p>
+    <w:tbl>
+      <w:tblPr>
+        <w:tblStyle w:val="TableGrid"/>
+        <w:tblW w:w="0" w:type="auto"/>
+        <w:tblLook w:val="04A0" w:firstRow="1" w:lastRow="0" w:firstColumn="1" w:lastColumn="0" w:noHBand="0" w:noVBand="1"/>
+      </w:tblPr>
+      <w:tblGrid>
+        <w:gridCol w:w="943"/>
+        <w:gridCol w:w="2039"/>
+        <w:gridCol w:w="1953"/>
+        <w:gridCol w:w="1639"/>
+      </w:tblGrid>
+      <w:tr>
+        <w:tc>
+          <w:tcPr>
+            <w:tcW w:w="0" w:type="auto"/>
+            <w:hideMark/>
+          </w:tcPr>
+          <w:p>
+            <w:pPr>
+              <w:spacing w:after="160" w:line="278" w:lineRule="auto"/>
+            </w:pPr>
+            <w:r>
+              <w:t>Gender</w:t>
+            </w:r>
+          </w:p>
+        </w:tc>
+        <w:tc>
+          <w:tcPr>
+            <w:tcW w:w="0" w:type="auto"/>
+            <w:hideMark/>
+          </w:tcPr>
+          <w:p>
+            <w:pPr>
+              <w:spacing w:after="160" w:line="278" w:lineRule="auto"/>
+            </w:pPr>
+            <w:r>
+              <w:t>Fraud Transactions</w:t>
+            </w:r>
+          </w:p>
+        </w:tc>
+        <w:tc>
+          <w:tcPr>
+            <w:tcW w:w="0" w:type="auto"/>
+            <w:hideMark/>
+          </w:tcPr>
+          <w:p>
+            <w:pPr>
+              <w:spacing w:after="160" w:line="278" w:lineRule="auto"/>
+            </w:pPr>
+            <w:r>
+              <w:t>Total Transactions</w:t>
+            </w:r>
+          </w:p>
+        </w:tc>
+        <w:tc>
+          <w:tcPr>
+            <w:tcW w:w="0" w:type="auto"/>
+            <w:hideMark/>
+          </w:tcPr>
+          <w:p>
+            <w:pPr>
+              <w:spacing w:after="160" w:line="278" w:lineRule="auto"/>
+            </w:pPr>
+            <w:r>
+              <w:t>Fraud Rate (%)</w:t>
+            </w:r>
+          </w:p>
+        </w:tc>
+      </w:tr>
+      <w:tr>
+        <w:tc>
+          <w:tcPr>
+            <w:tcW w:w="0" w:type="auto"/>
+            <w:hideMark/>
+          </w:tcPr>
+          <w:p>
+            <w:pPr>
+              <w:spacing w:after="160" w:line="278" w:lineRule="auto"/>
+            </w:pPr>
+            <w:r>
+              <w:t>Male</w:t>
+            </w:r>
+          </w:p>
+        </w:tc>
+        <w:tc>
+          <w:tcPr>
+            <w:tcW w:w="0" w:type="auto"/>
+            <w:hideMark/>
+          </w:tcPr>
+          <w:p>
+            <w:pPr>
+              <w:spacing w:after="160" w:line="278" w:lineRule="auto"/>
+            </w:pPr>
+            <w:r>
+              <w:t>4,752</w:t>
+            </w:r>
+          </w:p>
+        </w:tc>
+        <w:tc>
+          <w:tcPr>
+            <w:tcW w:w="0" w:type="auto"/>
+            <w:hideMark/>
+          </w:tcPr>
+          <w:p>
+            <w:pPr>
+              <w:spacing w:after="160" w:line="278" w:lineRule="auto"/>
+            </w:pPr>
+            <w:r>
+              <w:t>837,645</w:t>
+            </w:r>
+          </w:p>
+        </w:tc>
+        <w:tc>
+          <w:tcPr>
+            <w:tcW w:w="0" w:type="auto"/>
+            <w:hideMark/>
+          </w:tcPr>
+          <w:p>
+            <w:pPr>
+              <w:spacing w:after="160" w:line="278" w:lineRule="auto"/>
+            </w:pPr>
+            <w:r>
+              <w:t>0.57</w:t>
+            </w:r>
+          </w:p>
+        </w:tc>
+      </w:tr>
+      <w:tr>
+        <w:tc>
+          <w:tcPr>
+            <w:tcW w:w="0" w:type="auto"/>
+            <w:hideMark/>
+          </w:tcPr>
+          <w:p>
+            <w:pPr>
+              <w:spacing w:after="160" w:line="278" w:lineRule="auto"/>
+            </w:pPr>
+            <w:r>
+              <w:t>Female</w:t>
+            </w:r>
+          </w:p>
+        </w:tc>
+        <w:tc>
+          <w:tcPr>
+            <w:tcW w:w="0" w:type="auto"/>
+            <w:hideMark/>
+          </w:tcPr>
+          <w:p>
+            <w:pPr>
+              <w:spacing w:after="160" w:line="278" w:lineRule="auto"/>
+            </w:pPr>
+            <w:r>
+              <w:t>4,899</w:t>
+            </w:r>
+          </w:p>
+        </w:tc>
+        <w:tc>
+          <w:tcPr>
+            <w:tcW w:w="0" w:type="auto"/>
+            <w:hideMark/>
+          </w:tcPr>
+          <w:p>
+            <w:pPr>
+              <w:spacing w:after="160" w:line="278" w:lineRule="auto"/>
+            </w:pPr>
+            <w:r>
+              <w:t>1,014,749</w:t>
+            </w:r>
+          </w:p>
+        </w:tc>
+        <w:tc>
+          <w:tcPr>
+            <w:tcW w:w="0" w:type="auto"/>
+            <w:hideMark/>
+          </w:tcPr>
+          <w:p>
+            <w:pPr>
+              <w:spacing w:after="160" w:line="278" w:lineRule="auto"/>
+            </w:pPr>
+            <w:r>
+              <w:t>0.48</w:t>
+            </w:r>
+          </w:p>
+        </w:tc>
+      </w:tr>
+    </w:tbl>
+    <w:p>
+      <w:pPr>
+        <w:rPr>
+          <w:b/>
+          <w:bCs/>
+        </w:rPr>
+      </w:pPr>
+    </w:p>
+    <w:p>
+      <w:pPr>
+        <w:rPr>
+          <w:b/>
+          <w:bCs/>
+        </w:rPr>
+      </w:pPr>
+      <w:r>
+        <w:rPr>
+          <w:b/>
+          <w:bCs/>
+        </w:rPr>
+        <w:t>BUSINESS INSIGHT</w:t>
+      </w:r>
+      <w:r>
+        <w:rPr>
+          <w:b/>
+          <w:bCs/>
+        </w:rPr>
+        <w:t xml:space="preserve">: </w:t>
+      </w:r>
+      <w:r>
+        <w:t>Although female customers recorded a slightly higher number of fraudulent transactions, they also processed a significantly larger number of total transactions. After accounting for transaction volume, male customers exhibited a higher fraud rate (0.57%) compared to female customers (0.48%), indicating a relatively higher fraud risk within this dataset.</w:t>
+      </w:r>
+    </w:p>
+    <w:p>
+      <w:pPr>
+        <w:rPr>
+          <w:b/>
+          <w:bCs/>
+        </w:rPr>
+      </w:pPr>
+      <w:r>
+        <w:rPr>
+          <w:b/>
+          <w:bCs/>
+        </w:rPr>
+        <w:t>ANALYTICAL IMPORTANCE</w:t>
+      </w:r>
+      <w:r>
+        <w:rPr>
+          <w:b/>
+          <w:bCs/>
+        </w:rPr>
+        <w:t xml:space="preserve">: </w:t>
+      </w:r>
+      <w:r>
+        <w:t>This KPI helps organizations to:</w:t>
+      </w:r>
+      <w:r>
+        <w:rPr>
+          <w:b/>
+          <w:bCs/>
+        </w:rPr>
+        <w:t xml:space="preserve"> c</w:t>
+      </w:r>
+      <w:r>
+        <w:t>ompare fraud risk across customer demographics using normalized metrics</w:t>
+      </w:r>
+      <w:r>
+        <w:t>, a</w:t>
+      </w:r>
+      <w:r>
+        <w:t>void misleading conclusions based solely on fraud counts</w:t>
+      </w:r>
+      <w:r>
+        <w:t xml:space="preserve"> and s</w:t>
+      </w:r>
+      <w:r>
+        <w:t xml:space="preserve">upport customer segmentation and fraud risk assessment. </w:t>
+      </w:r>
+    </w:p>
+    <w:p/>
+    <w:p>
+      <w:pPr>
+        <w:rPr>
+          <w:b/>
+          <w:bCs/>
+        </w:rPr>
+      </w:pPr>
+    </w:p>
+    <w:p/>
+    <w:p/>
+    <w:p>
+      <w:pPr>
+        <w:rPr>
+          <w:b/>
+          <w:bCs/>
+        </w:rPr>
+      </w:pPr>
     </w:p>
     <w:p>
       <w:pPr>
@@ -6575,6 +7720,155 @@
     </w:lvl>
   </w:abstractNum>
   <w:abstractNum w:abstractNumId="1" w15:restartNumberingAfterBreak="0">
+    <w:nsid w:val="0E6035E7"/>
+    <w:multiLevelType w:val="multilevel"/>
+    <w:tmpl w:val="5AA00FEA"/>
+    <w:lvl w:ilvl="0">
+      <w:start w:val="1"/>
+      <w:numFmt w:val="bullet"/>
+      <w:lvlText w:val=""/>
+      <w:lvlJc w:val="left"/>
+      <w:pPr>
+        <w:tabs>
+          <w:tab w:val="num" w:pos="720"/>
+        </w:tabs>
+        <w:ind w:left="720" w:hanging="360"/>
+      </w:pPr>
+      <w:rPr>
+        <w:rFonts w:ascii="Symbol" w:hAnsi="Symbol" w:hint="default"/>
+        <w:sz w:val="20"/>
+      </w:rPr>
+    </w:lvl>
+    <w:lvl w:ilvl="1" w:tentative="1">
+      <w:start w:val="1"/>
+      <w:numFmt w:val="bullet"/>
+      <w:lvlText w:val="o"/>
+      <w:lvlJc w:val="left"/>
+      <w:pPr>
+        <w:tabs>
+          <w:tab w:val="num" w:pos="1440"/>
+        </w:tabs>
+        <w:ind w:left="1440" w:hanging="360"/>
+      </w:pPr>
+      <w:rPr>
+        <w:rFonts w:ascii="Courier New" w:hAnsi="Courier New" w:hint="default"/>
+        <w:sz w:val="20"/>
+      </w:rPr>
+    </w:lvl>
+    <w:lvl w:ilvl="2" w:tentative="1">
+      <w:start w:val="1"/>
+      <w:numFmt w:val="bullet"/>
+      <w:lvlText w:val=""/>
+      <w:lvlJc w:val="left"/>
+      <w:pPr>
+        <w:tabs>
+          <w:tab w:val="num" w:pos="2160"/>
+        </w:tabs>
+        <w:ind w:left="2160" w:hanging="360"/>
+      </w:pPr>
+      <w:rPr>
+        <w:rFonts w:ascii="Wingdings" w:hAnsi="Wingdings" w:hint="default"/>
+        <w:sz w:val="20"/>
+      </w:rPr>
+    </w:lvl>
+    <w:lvl w:ilvl="3" w:tentative="1">
+      <w:start w:val="1"/>
+      <w:numFmt w:val="bullet"/>
+      <w:lvlText w:val=""/>
+      <w:lvlJc w:val="left"/>
+      <w:pPr>
+        <w:tabs>
+          <w:tab w:val="num" w:pos="2880"/>
+        </w:tabs>
+        <w:ind w:left="2880" w:hanging="360"/>
+      </w:pPr>
+      <w:rPr>
+        <w:rFonts w:ascii="Wingdings" w:hAnsi="Wingdings" w:hint="default"/>
+        <w:sz w:val="20"/>
+      </w:rPr>
+    </w:lvl>
+    <w:lvl w:ilvl="4" w:tentative="1">
+      <w:start w:val="1"/>
+      <w:numFmt w:val="bullet"/>
+      <w:lvlText w:val=""/>
+      <w:lvlJc w:val="left"/>
+      <w:pPr>
+        <w:tabs>
+          <w:tab w:val="num" w:pos="3600"/>
+        </w:tabs>
+        <w:ind w:left="3600" w:hanging="360"/>
+      </w:pPr>
+      <w:rPr>
+        <w:rFonts w:ascii="Wingdings" w:hAnsi="Wingdings" w:hint="default"/>
+        <w:sz w:val="20"/>
+      </w:rPr>
+    </w:lvl>
+    <w:lvl w:ilvl="5" w:tentative="1">
+      <w:start w:val="1"/>
+      <w:numFmt w:val="bullet"/>
+      <w:lvlText w:val=""/>
+      <w:lvlJc w:val="left"/>
+      <w:pPr>
+        <w:tabs>
+          <w:tab w:val="num" w:pos="4320"/>
+        </w:tabs>
+        <w:ind w:left="4320" w:hanging="360"/>
+      </w:pPr>
+      <w:rPr>
+        <w:rFonts w:ascii="Wingdings" w:hAnsi="Wingdings" w:hint="default"/>
+        <w:sz w:val="20"/>
+      </w:rPr>
+    </w:lvl>
+    <w:lvl w:ilvl="6" w:tentative="1">
+      <w:start w:val="1"/>
+      <w:numFmt w:val="bullet"/>
+      <w:lvlText w:val=""/>
+      <w:lvlJc w:val="left"/>
+      <w:pPr>
+        <w:tabs>
+          <w:tab w:val="num" w:pos="5040"/>
+        </w:tabs>
+        <w:ind w:left="5040" w:hanging="360"/>
+      </w:pPr>
+      <w:rPr>
+        <w:rFonts w:ascii="Wingdings" w:hAnsi="Wingdings" w:hint="default"/>
+        <w:sz w:val="20"/>
+      </w:rPr>
+    </w:lvl>
+    <w:lvl w:ilvl="7" w:tentative="1">
+      <w:start w:val="1"/>
+      <w:numFmt w:val="bullet"/>
+      <w:lvlText w:val=""/>
+      <w:lvlJc w:val="left"/>
+      <w:pPr>
+        <w:tabs>
+          <w:tab w:val="num" w:pos="5760"/>
+        </w:tabs>
+        <w:ind w:left="5760" w:hanging="360"/>
+      </w:pPr>
+      <w:rPr>
+        <w:rFonts w:ascii="Wingdings" w:hAnsi="Wingdings" w:hint="default"/>
+        <w:sz w:val="20"/>
+      </w:rPr>
+    </w:lvl>
+    <w:lvl w:ilvl="8" w:tentative="1">
+      <w:start w:val="1"/>
+      <w:numFmt w:val="bullet"/>
+      <w:lvlText w:val=""/>
+      <w:lvlJc w:val="left"/>
+      <w:pPr>
+        <w:tabs>
+          <w:tab w:val="num" w:pos="6480"/>
+        </w:tabs>
+        <w:ind w:left="6480" w:hanging="360"/>
+      </w:pPr>
+      <w:rPr>
+        <w:rFonts w:ascii="Wingdings" w:hAnsi="Wingdings" w:hint="default"/>
+        <w:sz w:val="20"/>
+      </w:rPr>
+    </w:lvl>
+  </w:abstractNum>
+  <w:abstractNum w:abstractNumId="2" w15:restartNumberingAfterBreak="0">
     <w:nsid w:val="1DE106C8"/>
     <w:multiLevelType w:val="multilevel"/>
     <w:tmpl w:val="AE0EECAE"/>
@@ -6723,7 +8017,7 @@
       </w:rPr>
     </w:lvl>
   </w:abstractNum>
-  <w:abstractNum w:abstractNumId="2" w15:restartNumberingAfterBreak="0">
+  <w:abstractNum w:abstractNumId="3" w15:restartNumberingAfterBreak="0">
     <w:nsid w:val="258A67C3"/>
     <w:multiLevelType w:val="multilevel"/>
     <w:tmpl w:val="FC7248AC"/>
@@ -6872,7 +8166,156 @@
       </w:rPr>
     </w:lvl>
   </w:abstractNum>
-  <w:abstractNum w:abstractNumId="3" w15:restartNumberingAfterBreak="0">
+  <w:abstractNum w:abstractNumId="4" w15:restartNumberingAfterBreak="0">
+    <w:nsid w:val="2993358A"/>
+    <w:multiLevelType w:val="multilevel"/>
+    <w:tmpl w:val="433A5C2A"/>
+    <w:lvl w:ilvl="0">
+      <w:start w:val="1"/>
+      <w:numFmt w:val="bullet"/>
+      <w:lvlText w:val=""/>
+      <w:lvlJc w:val="left"/>
+      <w:pPr>
+        <w:tabs>
+          <w:tab w:val="num" w:pos="720"/>
+        </w:tabs>
+        <w:ind w:left="720" w:hanging="360"/>
+      </w:pPr>
+      <w:rPr>
+        <w:rFonts w:ascii="Symbol" w:hAnsi="Symbol" w:hint="default"/>
+        <w:sz w:val="20"/>
+      </w:rPr>
+    </w:lvl>
+    <w:lvl w:ilvl="1" w:tentative="1">
+      <w:start w:val="1"/>
+      <w:numFmt w:val="bullet"/>
+      <w:lvlText w:val="o"/>
+      <w:lvlJc w:val="left"/>
+      <w:pPr>
+        <w:tabs>
+          <w:tab w:val="num" w:pos="1440"/>
+        </w:tabs>
+        <w:ind w:left="1440" w:hanging="360"/>
+      </w:pPr>
+      <w:rPr>
+        <w:rFonts w:ascii="Courier New" w:hAnsi="Courier New" w:hint="default"/>
+        <w:sz w:val="20"/>
+      </w:rPr>
+    </w:lvl>
+    <w:lvl w:ilvl="2" w:tentative="1">
+      <w:start w:val="1"/>
+      <w:numFmt w:val="bullet"/>
+      <w:lvlText w:val=""/>
+      <w:lvlJc w:val="left"/>
+      <w:pPr>
+        <w:tabs>
+          <w:tab w:val="num" w:pos="2160"/>
+        </w:tabs>
+        <w:ind w:left="2160" w:hanging="360"/>
+      </w:pPr>
+      <w:rPr>
+        <w:rFonts w:ascii="Wingdings" w:hAnsi="Wingdings" w:hint="default"/>
+        <w:sz w:val="20"/>
+      </w:rPr>
+    </w:lvl>
+    <w:lvl w:ilvl="3" w:tentative="1">
+      <w:start w:val="1"/>
+      <w:numFmt w:val="bullet"/>
+      <w:lvlText w:val=""/>
+      <w:lvlJc w:val="left"/>
+      <w:pPr>
+        <w:tabs>
+          <w:tab w:val="num" w:pos="2880"/>
+        </w:tabs>
+        <w:ind w:left="2880" w:hanging="360"/>
+      </w:pPr>
+      <w:rPr>
+        <w:rFonts w:ascii="Wingdings" w:hAnsi="Wingdings" w:hint="default"/>
+        <w:sz w:val="20"/>
+      </w:rPr>
+    </w:lvl>
+    <w:lvl w:ilvl="4" w:tentative="1">
+      <w:start w:val="1"/>
+      <w:numFmt w:val="bullet"/>
+      <w:lvlText w:val=""/>
+      <w:lvlJc w:val="left"/>
+      <w:pPr>
+        <w:tabs>
+          <w:tab w:val="num" w:pos="3600"/>
+        </w:tabs>
+        <w:ind w:left="3600" w:hanging="360"/>
+      </w:pPr>
+      <w:rPr>
+        <w:rFonts w:ascii="Wingdings" w:hAnsi="Wingdings" w:hint="default"/>
+        <w:sz w:val="20"/>
+      </w:rPr>
+    </w:lvl>
+    <w:lvl w:ilvl="5" w:tentative="1">
+      <w:start w:val="1"/>
+      <w:numFmt w:val="bullet"/>
+      <w:lvlText w:val=""/>
+      <w:lvlJc w:val="left"/>
+      <w:pPr>
+        <w:tabs>
+          <w:tab w:val="num" w:pos="4320"/>
+        </w:tabs>
+        <w:ind w:left="4320" w:hanging="360"/>
+      </w:pPr>
+      <w:rPr>
+        <w:rFonts w:ascii="Wingdings" w:hAnsi="Wingdings" w:hint="default"/>
+        <w:sz w:val="20"/>
+      </w:rPr>
+    </w:lvl>
+    <w:lvl w:ilvl="6" w:tentative="1">
+      <w:start w:val="1"/>
+      <w:numFmt w:val="bullet"/>
+      <w:lvlText w:val=""/>
+      <w:lvlJc w:val="left"/>
+      <w:pPr>
+        <w:tabs>
+          <w:tab w:val="num" w:pos="5040"/>
+        </w:tabs>
+        <w:ind w:left="5040" w:hanging="360"/>
+      </w:pPr>
+      <w:rPr>
+        <w:rFonts w:ascii="Wingdings" w:hAnsi="Wingdings" w:hint="default"/>
+        <w:sz w:val="20"/>
+      </w:rPr>
+    </w:lvl>
+    <w:lvl w:ilvl="7" w:tentative="1">
+      <w:start w:val="1"/>
+      <w:numFmt w:val="bullet"/>
+      <w:lvlText w:val=""/>
+      <w:lvlJc w:val="left"/>
+      <w:pPr>
+        <w:tabs>
+          <w:tab w:val="num" w:pos="5760"/>
+        </w:tabs>
+        <w:ind w:left="5760" w:hanging="360"/>
+      </w:pPr>
+      <w:rPr>
+        <w:rFonts w:ascii="Wingdings" w:hAnsi="Wingdings" w:hint="default"/>
+        <w:sz w:val="20"/>
+      </w:rPr>
+    </w:lvl>
+    <w:lvl w:ilvl="8" w:tentative="1">
+      <w:start w:val="1"/>
+      <w:numFmt w:val="bullet"/>
+      <w:lvlText w:val=""/>
+      <w:lvlJc w:val="left"/>
+      <w:pPr>
+        <w:tabs>
+          <w:tab w:val="num" w:pos="6480"/>
+        </w:tabs>
+        <w:ind w:left="6480" w:hanging="360"/>
+      </w:pPr>
+      <w:rPr>
+        <w:rFonts w:ascii="Wingdings" w:hAnsi="Wingdings" w:hint="default"/>
+        <w:sz w:val="20"/>
+      </w:rPr>
+    </w:lvl>
+  </w:abstractNum>
+  <w:abstractNum w:abstractNumId="5" w15:restartNumberingAfterBreak="0">
     <w:nsid w:val="322E4EFA"/>
     <w:multiLevelType w:val="multilevel"/>
     <w:tmpl w:val="1F94BAC6"/>
@@ -7021,7 +8464,7 @@
       </w:rPr>
     </w:lvl>
   </w:abstractNum>
-  <w:abstractNum w:abstractNumId="4" w15:restartNumberingAfterBreak="0">
+  <w:abstractNum w:abstractNumId="6" w15:restartNumberingAfterBreak="0">
     <w:nsid w:val="37B7137D"/>
     <w:multiLevelType w:val="multilevel"/>
     <w:tmpl w:val="BED69D94"/>
@@ -7170,7 +8613,7 @@
       </w:rPr>
     </w:lvl>
   </w:abstractNum>
-  <w:abstractNum w:abstractNumId="5" w15:restartNumberingAfterBreak="0">
+  <w:abstractNum w:abstractNumId="7" w15:restartNumberingAfterBreak="0">
     <w:nsid w:val="3EF56BB3"/>
     <w:multiLevelType w:val="multilevel"/>
     <w:tmpl w:val="E488FB46"/>
@@ -7319,7 +8762,7 @@
       </w:rPr>
     </w:lvl>
   </w:abstractNum>
-  <w:abstractNum w:abstractNumId="6" w15:restartNumberingAfterBreak="0">
+  <w:abstractNum w:abstractNumId="8" w15:restartNumberingAfterBreak="0">
     <w:nsid w:val="43770020"/>
     <w:multiLevelType w:val="multilevel"/>
     <w:tmpl w:val="0E2AE1D8"/>
@@ -7468,7 +8911,7 @@
       </w:rPr>
     </w:lvl>
   </w:abstractNum>
-  <w:abstractNum w:abstractNumId="7" w15:restartNumberingAfterBreak="0">
+  <w:abstractNum w:abstractNumId="9" w15:restartNumberingAfterBreak="0">
     <w:nsid w:val="45FC121C"/>
     <w:multiLevelType w:val="multilevel"/>
     <w:tmpl w:val="BC3CFD3E"/>
@@ -7617,7 +9060,7 @@
       </w:rPr>
     </w:lvl>
   </w:abstractNum>
-  <w:abstractNum w:abstractNumId="8" w15:restartNumberingAfterBreak="0">
+  <w:abstractNum w:abstractNumId="10" w15:restartNumberingAfterBreak="0">
     <w:nsid w:val="58517171"/>
     <w:multiLevelType w:val="multilevel"/>
     <w:tmpl w:val="7E1C615C"/>
@@ -7766,7 +9209,7 @@
       </w:rPr>
     </w:lvl>
   </w:abstractNum>
-  <w:abstractNum w:abstractNumId="9" w15:restartNumberingAfterBreak="0">
+  <w:abstractNum w:abstractNumId="11" w15:restartNumberingAfterBreak="0">
     <w:nsid w:val="62B806D5"/>
     <w:multiLevelType w:val="multilevel"/>
     <w:tmpl w:val="872AE7FE"/>
@@ -7915,7 +9358,7 @@
       </w:rPr>
     </w:lvl>
   </w:abstractNum>
-  <w:abstractNum w:abstractNumId="10" w15:restartNumberingAfterBreak="0">
+  <w:abstractNum w:abstractNumId="12" w15:restartNumberingAfterBreak="0">
     <w:nsid w:val="65204D1B"/>
     <w:multiLevelType w:val="multilevel"/>
     <w:tmpl w:val="96E4344E"/>
@@ -8064,10 +9507,159 @@
       </w:rPr>
     </w:lvl>
   </w:abstractNum>
-  <w:abstractNum w:abstractNumId="11" w15:restartNumberingAfterBreak="0">
+  <w:abstractNum w:abstractNumId="13" w15:restartNumberingAfterBreak="0">
     <w:nsid w:val="6FE446C8"/>
     <w:multiLevelType w:val="multilevel"/>
     <w:tmpl w:val="47804F18"/>
+    <w:lvl w:ilvl="0">
+      <w:start w:val="1"/>
+      <w:numFmt w:val="bullet"/>
+      <w:lvlText w:val=""/>
+      <w:lvlJc w:val="left"/>
+      <w:pPr>
+        <w:tabs>
+          <w:tab w:val="num" w:pos="720"/>
+        </w:tabs>
+        <w:ind w:left="720" w:hanging="360"/>
+      </w:pPr>
+      <w:rPr>
+        <w:rFonts w:ascii="Symbol" w:hAnsi="Symbol" w:hint="default"/>
+        <w:sz w:val="20"/>
+      </w:rPr>
+    </w:lvl>
+    <w:lvl w:ilvl="1" w:tentative="1">
+      <w:start w:val="1"/>
+      <w:numFmt w:val="bullet"/>
+      <w:lvlText w:val="o"/>
+      <w:lvlJc w:val="left"/>
+      <w:pPr>
+        <w:tabs>
+          <w:tab w:val="num" w:pos="1440"/>
+        </w:tabs>
+        <w:ind w:left="1440" w:hanging="360"/>
+      </w:pPr>
+      <w:rPr>
+        <w:rFonts w:ascii="Courier New" w:hAnsi="Courier New" w:hint="default"/>
+        <w:sz w:val="20"/>
+      </w:rPr>
+    </w:lvl>
+    <w:lvl w:ilvl="2" w:tentative="1">
+      <w:start w:val="1"/>
+      <w:numFmt w:val="bullet"/>
+      <w:lvlText w:val=""/>
+      <w:lvlJc w:val="left"/>
+      <w:pPr>
+        <w:tabs>
+          <w:tab w:val="num" w:pos="2160"/>
+        </w:tabs>
+        <w:ind w:left="2160" w:hanging="360"/>
+      </w:pPr>
+      <w:rPr>
+        <w:rFonts w:ascii="Wingdings" w:hAnsi="Wingdings" w:hint="default"/>
+        <w:sz w:val="20"/>
+      </w:rPr>
+    </w:lvl>
+    <w:lvl w:ilvl="3" w:tentative="1">
+      <w:start w:val="1"/>
+      <w:numFmt w:val="bullet"/>
+      <w:lvlText w:val=""/>
+      <w:lvlJc w:val="left"/>
+      <w:pPr>
+        <w:tabs>
+          <w:tab w:val="num" w:pos="2880"/>
+        </w:tabs>
+        <w:ind w:left="2880" w:hanging="360"/>
+      </w:pPr>
+      <w:rPr>
+        <w:rFonts w:ascii="Wingdings" w:hAnsi="Wingdings" w:hint="default"/>
+        <w:sz w:val="20"/>
+      </w:rPr>
+    </w:lvl>
+    <w:lvl w:ilvl="4" w:tentative="1">
+      <w:start w:val="1"/>
+      <w:numFmt w:val="bullet"/>
+      <w:lvlText w:val=""/>
+      <w:lvlJc w:val="left"/>
+      <w:pPr>
+        <w:tabs>
+          <w:tab w:val="num" w:pos="3600"/>
+        </w:tabs>
+        <w:ind w:left="3600" w:hanging="360"/>
+      </w:pPr>
+      <w:rPr>
+        <w:rFonts w:ascii="Wingdings" w:hAnsi="Wingdings" w:hint="default"/>
+        <w:sz w:val="20"/>
+      </w:rPr>
+    </w:lvl>
+    <w:lvl w:ilvl="5" w:tentative="1">
+      <w:start w:val="1"/>
+      <w:numFmt w:val="bullet"/>
+      <w:lvlText w:val=""/>
+      <w:lvlJc w:val="left"/>
+      <w:pPr>
+        <w:tabs>
+          <w:tab w:val="num" w:pos="4320"/>
+        </w:tabs>
+        <w:ind w:left="4320" w:hanging="360"/>
+      </w:pPr>
+      <w:rPr>
+        <w:rFonts w:ascii="Wingdings" w:hAnsi="Wingdings" w:hint="default"/>
+        <w:sz w:val="20"/>
+      </w:rPr>
+    </w:lvl>
+    <w:lvl w:ilvl="6" w:tentative="1">
+      <w:start w:val="1"/>
+      <w:numFmt w:val="bullet"/>
+      <w:lvlText w:val=""/>
+      <w:lvlJc w:val="left"/>
+      <w:pPr>
+        <w:tabs>
+          <w:tab w:val="num" w:pos="5040"/>
+        </w:tabs>
+        <w:ind w:left="5040" w:hanging="360"/>
+      </w:pPr>
+      <w:rPr>
+        <w:rFonts w:ascii="Wingdings" w:hAnsi="Wingdings" w:hint="default"/>
+        <w:sz w:val="20"/>
+      </w:rPr>
+    </w:lvl>
+    <w:lvl w:ilvl="7" w:tentative="1">
+      <w:start w:val="1"/>
+      <w:numFmt w:val="bullet"/>
+      <w:lvlText w:val=""/>
+      <w:lvlJc w:val="left"/>
+      <w:pPr>
+        <w:tabs>
+          <w:tab w:val="num" w:pos="5760"/>
+        </w:tabs>
+        <w:ind w:left="5760" w:hanging="360"/>
+      </w:pPr>
+      <w:rPr>
+        <w:rFonts w:ascii="Wingdings" w:hAnsi="Wingdings" w:hint="default"/>
+        <w:sz w:val="20"/>
+      </w:rPr>
+    </w:lvl>
+    <w:lvl w:ilvl="8" w:tentative="1">
+      <w:start w:val="1"/>
+      <w:numFmt w:val="bullet"/>
+      <w:lvlText w:val=""/>
+      <w:lvlJc w:val="left"/>
+      <w:pPr>
+        <w:tabs>
+          <w:tab w:val="num" w:pos="6480"/>
+        </w:tabs>
+        <w:ind w:left="6480" w:hanging="360"/>
+      </w:pPr>
+      <w:rPr>
+        <w:rFonts w:ascii="Wingdings" w:hAnsi="Wingdings" w:hint="default"/>
+        <w:sz w:val="20"/>
+      </w:rPr>
+    </w:lvl>
+  </w:abstractNum>
+  <w:abstractNum w:abstractNumId="14" w15:restartNumberingAfterBreak="0">
+    <w:nsid w:val="75871D22"/>
+    <w:multiLevelType w:val="multilevel"/>
+    <w:tmpl w:val="B25C240A"/>
     <w:lvl w:ilvl="0">
       <w:start w:val="1"/>
       <w:numFmt w:val="bullet"/>
@@ -8217,37 +9809,46 @@
     <w:abstractNumId w:val="0"/>
   </w:num>
   <w:num w:numId="2" w16cid:durableId="1459761358">
+    <w:abstractNumId w:val="8"/>
+  </w:num>
+  <w:num w:numId="3" w16cid:durableId="963074050">
+    <w:abstractNumId w:val="2"/>
+  </w:num>
+  <w:num w:numId="4" w16cid:durableId="56831129">
+    <w:abstractNumId w:val="12"/>
+  </w:num>
+  <w:num w:numId="5" w16cid:durableId="1639337746">
+    <w:abstractNumId w:val="13"/>
+  </w:num>
+  <w:num w:numId="6" w16cid:durableId="1516381623">
+    <w:abstractNumId w:val="5"/>
+  </w:num>
+  <w:num w:numId="7" w16cid:durableId="1381905450">
+    <w:abstractNumId w:val="10"/>
+  </w:num>
+  <w:num w:numId="8" w16cid:durableId="736706530">
+    <w:abstractNumId w:val="7"/>
+  </w:num>
+  <w:num w:numId="9" w16cid:durableId="1471090832">
     <w:abstractNumId w:val="6"/>
   </w:num>
-  <w:num w:numId="3" w16cid:durableId="963074050">
+  <w:num w:numId="10" w16cid:durableId="1114642301">
+    <w:abstractNumId w:val="3"/>
+  </w:num>
+  <w:num w:numId="11" w16cid:durableId="1405641026">
+    <w:abstractNumId w:val="11"/>
+  </w:num>
+  <w:num w:numId="12" w16cid:durableId="1874729619">
+    <w:abstractNumId w:val="9"/>
+  </w:num>
+  <w:num w:numId="13" w16cid:durableId="273707331">
+    <w:abstractNumId w:val="4"/>
+  </w:num>
+  <w:num w:numId="14" w16cid:durableId="2029406577">
     <w:abstractNumId w:val="1"/>
   </w:num>
-  <w:num w:numId="4" w16cid:durableId="56831129">
-    <w:abstractNumId w:val="10"/>
-  </w:num>
-  <w:num w:numId="5" w16cid:durableId="1639337746">
-    <w:abstractNumId w:val="11"/>
-  </w:num>
-  <w:num w:numId="6" w16cid:durableId="1516381623">
-    <w:abstractNumId w:val="3"/>
-  </w:num>
-  <w:num w:numId="7" w16cid:durableId="1381905450">
-    <w:abstractNumId w:val="8"/>
-  </w:num>
-  <w:num w:numId="8" w16cid:durableId="736706530">
-    <w:abstractNumId w:val="5"/>
-  </w:num>
-  <w:num w:numId="9" w16cid:durableId="1471090832">
-    <w:abstractNumId w:val="4"/>
-  </w:num>
-  <w:num w:numId="10" w16cid:durableId="1114642301">
-    <w:abstractNumId w:val="2"/>
-  </w:num>
-  <w:num w:numId="11" w16cid:durableId="1405641026">
-    <w:abstractNumId w:val="9"/>
-  </w:num>
-  <w:num w:numId="12" w16cid:durableId="1874729619">
-    <w:abstractNumId w:val="7"/>
+  <w:num w:numId="15" w16cid:durableId="155659207">
+    <w:abstractNumId w:val="14"/>
   </w:num>
 </w:numbering>
 </file>

--- a/documentation/Step 7.docx
+++ b/documentation/Step 7.docx
@@ -6418,14 +6418,7 @@
           <w:b/>
           <w:bCs/>
         </w:rPr>
-        <w:t xml:space="preserve">SQL </w:t>
-      </w:r>
-      <w:r>
-        <w:rPr>
-          <w:b/>
-          <w:bCs/>
-        </w:rPr>
-        <w:t>QUERY</w:t>
+        <w:t>SQL QUERY</w:t>
       </w:r>
       <w:r>
         <w:rPr>
@@ -6663,13 +6656,7 @@
         <w:t xml:space="preserve">: </w:t>
       </w:r>
       <w:r>
-        <w:t>This KPI helps organizations to:</w:t>
-      </w:r>
-      <w:r>
-        <w:t xml:space="preserve"> u</w:t>
-      </w:r>
-      <w:r>
-        <w:t>nderstand fraud distribution across customer demographics</w:t>
+        <w:t>This KPI helps organizations to: understand fraud distribution across customer demographics</w:t>
       </w:r>
       <w:r>
         <w:t>, i</w:t>
@@ -6745,14 +6732,7 @@
           <w:bCs/>
         </w:rPr>
         <w:lastRenderedPageBreak/>
-        <w:t xml:space="preserve">SQL </w:t>
-      </w:r>
-      <w:r>
-        <w:rPr>
-          <w:b/>
-          <w:bCs/>
-        </w:rPr>
-        <w:t>QUERY</w:t>
+        <w:t>SQL QUERY</w:t>
       </w:r>
       <w:r>
         <w:rPr>
@@ -7063,14 +7043,7 @@
           <w:b/>
           <w:bCs/>
         </w:rPr>
-        <w:t xml:space="preserve">SQL </w:t>
-      </w:r>
-      <w:r>
-        <w:rPr>
-          <w:b/>
-          <w:bCs/>
-        </w:rPr>
-        <w:t>QUERY</w:t>
+        <w:t>SQL QUERY</w:t>
       </w:r>
       <w:r>
         <w:rPr>
@@ -7509,46 +7482,5056 @@
         <w:t xml:space="preserve">upport customer segmentation and fraud risk assessment. </w:t>
       </w:r>
     </w:p>
-    <w:p/>
-    <w:p>
-      <w:pPr>
-        <w:rPr>
-          <w:b/>
-          <w:bCs/>
-        </w:rPr>
-      </w:pPr>
-    </w:p>
-    <w:p/>
-    <w:p/>
-    <w:p>
-      <w:pPr>
-        <w:rPr>
-          <w:b/>
-          <w:bCs/>
-        </w:rPr>
-      </w:pPr>
-    </w:p>
-    <w:p>
-      <w:pPr>
-        <w:rPr>
-          <w:b/>
-          <w:bCs/>
-        </w:rPr>
-      </w:pPr>
-    </w:p>
-    <w:p/>
-    <w:p/>
-    <w:p/>
-    <w:p/>
-    <w:p>
-      <w:pPr>
-        <w:rPr>
-          <w:b/>
-          <w:bCs/>
-        </w:rPr>
-      </w:pPr>
-    </w:p>
-    <w:p/>
+    <w:p>
+      <w:pPr>
+        <w:rPr>
+          <w:b/>
+          <w:bCs/>
+        </w:rPr>
+      </w:pPr>
+      <w:r>
+        <w:rPr>
+          <w:b/>
+          <w:bCs/>
+        </w:rPr>
+        <w:t xml:space="preserve">STEP </w:t>
+      </w:r>
+      <w:r>
+        <w:rPr>
+          <w:b/>
+          <w:bCs/>
+        </w:rPr>
+        <w:t>7</w:t>
+      </w:r>
+      <w:r>
+        <w:rPr>
+          <w:b/>
+          <w:bCs/>
+        </w:rPr>
+        <w:t>.7 — TRANSACTION &amp; TEMPORAL ANALYSIS</w:t>
+      </w:r>
+    </w:p>
+    <w:p>
+      <w:pPr>
+        <w:rPr>
+          <w:b/>
+          <w:bCs/>
+        </w:rPr>
+      </w:pPr>
+      <w:r>
+        <w:rPr>
+          <w:b/>
+          <w:bCs/>
+        </w:rPr>
+        <w:t>KPI 16 — AVERAGE FRAUD TRANSACTION AMOUNT</w:t>
+      </w:r>
+    </w:p>
+    <w:p>
+      <w:pPr>
+        <w:rPr>
+          <w:b/>
+          <w:bCs/>
+        </w:rPr>
+      </w:pPr>
+      <w:r>
+        <w:rPr>
+          <w:b/>
+          <w:bCs/>
+        </w:rPr>
+        <w:t>OBJECTIVE</w:t>
+      </w:r>
+      <w:r>
+        <w:rPr>
+          <w:b/>
+          <w:bCs/>
+        </w:rPr>
+        <w:t xml:space="preserve">: </w:t>
+      </w:r>
+      <w:r>
+        <w:t>Calculate the average monetary value of fraudulent transactions to measure the average financial exposure associated with each confirmed fraud case.</w:t>
+      </w:r>
+    </w:p>
+    <w:p>
+      <w:pPr>
+        <w:rPr>
+          <w:b/>
+          <w:bCs/>
+        </w:rPr>
+      </w:pPr>
+      <w:r>
+        <w:rPr>
+          <w:b/>
+          <w:bCs/>
+        </w:rPr>
+        <w:t xml:space="preserve">SQL </w:t>
+      </w:r>
+      <w:r>
+        <w:rPr>
+          <w:b/>
+          <w:bCs/>
+        </w:rPr>
+        <w:t>QUERY</w:t>
+      </w:r>
+      <w:r>
+        <w:rPr>
+          <w:b/>
+          <w:bCs/>
+        </w:rPr>
+        <w:t>:</w:t>
+      </w:r>
+    </w:p>
+    <w:p>
+      <w:r>
+        <w:t>SELECT</w:t>
+      </w:r>
+      <w:r>
+        <w:br/>
+        <w:t xml:space="preserve">    ROUND(</w:t>
+      </w:r>
+      <w:proofErr w:type="gramStart"/>
+      <w:r>
+        <w:t>AVG(</w:t>
+      </w:r>
+      <w:proofErr w:type="gramEnd"/>
+      <w:r>
+        <w:t xml:space="preserve">amt), 2) AS </w:t>
+      </w:r>
+      <w:proofErr w:type="spellStart"/>
+      <w:r>
+        <w:t>average_fraud_transaction_amount</w:t>
+      </w:r>
+      <w:proofErr w:type="spellEnd"/>
+      <w:r>
+        <w:br/>
+        <w:t xml:space="preserve">FROM </w:t>
+      </w:r>
+      <w:proofErr w:type="spellStart"/>
+      <w:r>
+        <w:t>transactions_master</w:t>
+      </w:r>
+      <w:proofErr w:type="spellEnd"/>
+      <w:r>
+        <w:br/>
+        <w:t xml:space="preserve">WHERE </w:t>
+      </w:r>
+      <w:proofErr w:type="spellStart"/>
+      <w:r>
+        <w:t>is_fraud</w:t>
+      </w:r>
+      <w:proofErr w:type="spellEnd"/>
+      <w:r>
+        <w:t xml:space="preserve"> = 1;</w:t>
+      </w:r>
+    </w:p>
+    <w:p>
+      <w:pPr>
+        <w:rPr>
+          <w:b/>
+          <w:bCs/>
+        </w:rPr>
+      </w:pPr>
+      <w:r>
+        <w:rPr>
+          <w:b/>
+          <w:bCs/>
+        </w:rPr>
+        <w:t>RESULT</w:t>
+      </w:r>
+      <w:r>
+        <w:rPr>
+          <w:b/>
+          <w:bCs/>
+        </w:rPr>
+        <w:t xml:space="preserve">: </w:t>
+      </w:r>
+      <w:r>
+        <w:t xml:space="preserve">Rs. </w:t>
+      </w:r>
+      <w:r>
+        <w:t>530.66</w:t>
+      </w:r>
+    </w:p>
+    <w:p>
+      <w:pPr>
+        <w:rPr>
+          <w:b/>
+          <w:bCs/>
+        </w:rPr>
+      </w:pPr>
+      <w:r>
+        <w:rPr>
+          <w:b/>
+          <w:bCs/>
+        </w:rPr>
+        <w:t>BUSINESS INSIGHT</w:t>
+      </w:r>
+      <w:r>
+        <w:rPr>
+          <w:b/>
+          <w:bCs/>
+        </w:rPr>
+        <w:t xml:space="preserve">: </w:t>
+      </w:r>
+      <w:r>
+        <w:t xml:space="preserve">The average fraudulent transaction amount was </w:t>
+      </w:r>
+      <w:r>
+        <w:t xml:space="preserve">Rs. </w:t>
+      </w:r>
+      <w:r>
+        <w:t xml:space="preserve">530.66, indicating that each confirmed fraud transaction involved approximately </w:t>
+      </w:r>
+      <w:r>
+        <w:t xml:space="preserve">Rs. </w:t>
+      </w:r>
+      <w:r>
+        <w:t>531 in financial value on average.</w:t>
+      </w:r>
+    </w:p>
+    <w:p>
+      <w:r>
+        <w:rPr>
+          <w:b/>
+          <w:bCs/>
+        </w:rPr>
+        <w:t>ANALYTICAL IMPORTANCE</w:t>
+      </w:r>
+      <w:r>
+        <w:rPr>
+          <w:b/>
+          <w:bCs/>
+        </w:rPr>
+        <w:t xml:space="preserve">: </w:t>
+      </w:r>
+      <w:r>
+        <w:t>This KPI helps organizations to:</w:t>
+      </w:r>
+      <w:r>
+        <w:rPr>
+          <w:b/>
+          <w:bCs/>
+        </w:rPr>
+        <w:t xml:space="preserve"> </w:t>
+      </w:r>
+      <w:r>
+        <w:t>m</w:t>
+      </w:r>
+      <w:r>
+        <w:t>easure the average financial exposure per fraudulent transaction</w:t>
+      </w:r>
+      <w:r>
+        <w:t>, u</w:t>
+      </w:r>
+      <w:r>
+        <w:t>nderstand the monetary impact of individual fraud cases</w:t>
+      </w:r>
+      <w:r>
+        <w:t>, s</w:t>
+      </w:r>
+      <w:r>
+        <w:t>upport fraud investigation and financial risk assessment</w:t>
+      </w:r>
+      <w:r>
+        <w:t>, and p</w:t>
+      </w:r>
+      <w:r>
+        <w:t xml:space="preserve">rovide context when </w:t>
+      </w:r>
+      <w:proofErr w:type="spellStart"/>
+      <w:r>
+        <w:t>analyzing</w:t>
+      </w:r>
+      <w:proofErr w:type="spellEnd"/>
+      <w:r>
+        <w:t xml:space="preserve"> total fraud losses.</w:t>
+      </w:r>
+    </w:p>
+    <w:p>
+      <w:pPr>
+        <w:rPr>
+          <w:b/>
+          <w:bCs/>
+        </w:rPr>
+      </w:pPr>
+    </w:p>
+    <w:p>
+      <w:pPr>
+        <w:rPr>
+          <w:b/>
+          <w:bCs/>
+        </w:rPr>
+      </w:pPr>
+      <w:r>
+        <w:rPr>
+          <w:b/>
+          <w:bCs/>
+        </w:rPr>
+        <w:lastRenderedPageBreak/>
+        <w:t>KPI 17 — HIGHEST FRAUD TRANSACTION AMOUNT</w:t>
+      </w:r>
+    </w:p>
+    <w:p>
+      <w:pPr>
+        <w:rPr>
+          <w:b/>
+          <w:bCs/>
+        </w:rPr>
+      </w:pPr>
+      <w:r>
+        <w:rPr>
+          <w:b/>
+          <w:bCs/>
+        </w:rPr>
+        <w:t>OBJECTIVE</w:t>
+      </w:r>
+      <w:r>
+        <w:rPr>
+          <w:b/>
+          <w:bCs/>
+        </w:rPr>
+        <w:t xml:space="preserve">: </w:t>
+      </w:r>
+      <w:r>
+        <w:t>Identify the highest monetary value recorded for a fraudulent transaction.</w:t>
+      </w:r>
+    </w:p>
+    <w:p>
+      <w:pPr>
+        <w:rPr>
+          <w:b/>
+          <w:bCs/>
+        </w:rPr>
+      </w:pPr>
+      <w:r>
+        <w:rPr>
+          <w:b/>
+          <w:bCs/>
+        </w:rPr>
+        <w:t xml:space="preserve">SQL </w:t>
+      </w:r>
+      <w:r>
+        <w:rPr>
+          <w:b/>
+          <w:bCs/>
+        </w:rPr>
+        <w:t>QUERY</w:t>
+      </w:r>
+      <w:r>
+        <w:rPr>
+          <w:b/>
+          <w:bCs/>
+        </w:rPr>
+        <w:t>:</w:t>
+      </w:r>
+    </w:p>
+    <w:p>
+      <w:r>
+        <w:t>SELECT</w:t>
+      </w:r>
+      <w:r>
+        <w:br/>
+        <w:t xml:space="preserve">    ROUND(</w:t>
+      </w:r>
+      <w:proofErr w:type="gramStart"/>
+      <w:r>
+        <w:t>MAX(</w:t>
+      </w:r>
+      <w:proofErr w:type="gramEnd"/>
+      <w:r>
+        <w:t xml:space="preserve">amt), 2) AS </w:t>
+      </w:r>
+      <w:proofErr w:type="spellStart"/>
+      <w:r>
+        <w:t>highest_fraud_transaction_amount</w:t>
+      </w:r>
+      <w:proofErr w:type="spellEnd"/>
+      <w:r>
+        <w:br/>
+        <w:t xml:space="preserve">FROM </w:t>
+      </w:r>
+      <w:proofErr w:type="spellStart"/>
+      <w:r>
+        <w:t>transactions_master</w:t>
+      </w:r>
+      <w:proofErr w:type="spellEnd"/>
+      <w:r>
+        <w:br/>
+        <w:t xml:space="preserve">WHERE </w:t>
+      </w:r>
+      <w:proofErr w:type="spellStart"/>
+      <w:r>
+        <w:t>is_fraud</w:t>
+      </w:r>
+      <w:proofErr w:type="spellEnd"/>
+      <w:r>
+        <w:t xml:space="preserve"> = 1;</w:t>
+      </w:r>
+    </w:p>
+    <w:p>
+      <w:pPr>
+        <w:rPr>
+          <w:b/>
+          <w:bCs/>
+        </w:rPr>
+      </w:pPr>
+      <w:r>
+        <w:rPr>
+          <w:b/>
+          <w:bCs/>
+        </w:rPr>
+        <w:t>RESULT</w:t>
+      </w:r>
+      <w:r>
+        <w:rPr>
+          <w:b/>
+          <w:bCs/>
+        </w:rPr>
+        <w:t xml:space="preserve">: </w:t>
+      </w:r>
+      <w:r>
+        <w:t xml:space="preserve">Rs. </w:t>
+      </w:r>
+      <w:r>
+        <w:t>1,376.04</w:t>
+      </w:r>
+    </w:p>
+    <w:p>
+      <w:pPr>
+        <w:rPr>
+          <w:b/>
+          <w:bCs/>
+        </w:rPr>
+      </w:pPr>
+      <w:r>
+        <w:rPr>
+          <w:b/>
+          <w:bCs/>
+        </w:rPr>
+        <w:t>BUSINESS INSIGHT</w:t>
+      </w:r>
+      <w:r>
+        <w:rPr>
+          <w:b/>
+          <w:bCs/>
+        </w:rPr>
+        <w:t xml:space="preserve">: </w:t>
+      </w:r>
+      <w:r>
+        <w:t xml:space="preserve">The highest fraudulent transaction amount recorded in the dataset was </w:t>
+      </w:r>
+      <w:r>
+        <w:t xml:space="preserve">Rs. </w:t>
+      </w:r>
+      <w:r>
+        <w:t>1,376.04. This represents the maximum financial exposure associated with a single confirmed fraudulent transaction.</w:t>
+      </w:r>
+    </w:p>
+    <w:p>
+      <w:pPr>
+        <w:rPr>
+          <w:b/>
+          <w:bCs/>
+        </w:rPr>
+      </w:pPr>
+      <w:r>
+        <w:rPr>
+          <w:b/>
+          <w:bCs/>
+        </w:rPr>
+        <w:t>ANALYTICAL IMPORTANCE</w:t>
+      </w:r>
+      <w:r>
+        <w:rPr>
+          <w:b/>
+          <w:bCs/>
+        </w:rPr>
+        <w:t xml:space="preserve">: </w:t>
+      </w:r>
+      <w:r>
+        <w:t>This KPI helps organizations to</w:t>
+      </w:r>
+      <w:r>
+        <w:t xml:space="preserve"> i</w:t>
+      </w:r>
+      <w:r>
+        <w:t>dentify the maximum financial impact of an individual fraud case</w:t>
+      </w:r>
+      <w:r>
+        <w:t>, u</w:t>
+      </w:r>
+      <w:r>
+        <w:t>nderstand the upper range of fraudulent transaction values</w:t>
+      </w:r>
+      <w:r>
+        <w:t>, s</w:t>
+      </w:r>
+      <w:r>
+        <w:t>upport investigation and prioritization of high-value fraud cases</w:t>
+      </w:r>
+      <w:r>
+        <w:t xml:space="preserve"> and p</w:t>
+      </w:r>
+      <w:r>
+        <w:t>rovide context when comparing average and maximum fraud transaction amounts.</w:t>
+      </w:r>
+    </w:p>
+    <w:p>
+      <w:pPr>
+        <w:rPr>
+          <w:b/>
+          <w:bCs/>
+        </w:rPr>
+      </w:pPr>
+      <w:r>
+        <w:rPr>
+          <w:b/>
+          <w:bCs/>
+        </w:rPr>
+        <w:t>KPI 18 — FRAUD TRANSACTIONS BY HOUR OF DAY</w:t>
+      </w:r>
+    </w:p>
+    <w:p>
+      <w:pPr>
+        <w:rPr>
+          <w:b/>
+          <w:bCs/>
+        </w:rPr>
+      </w:pPr>
+      <w:r>
+        <w:rPr>
+          <w:b/>
+          <w:bCs/>
+        </w:rPr>
+        <w:t>OBJECTIVE</w:t>
+      </w:r>
+      <w:r>
+        <w:rPr>
+          <w:b/>
+          <w:bCs/>
+        </w:rPr>
+        <w:t xml:space="preserve">: </w:t>
+      </w:r>
+      <w:proofErr w:type="spellStart"/>
+      <w:r>
+        <w:t>Analyze</w:t>
+      </w:r>
+      <w:proofErr w:type="spellEnd"/>
+      <w:r>
+        <w:t xml:space="preserve"> fraudulent transactions by hour of day to identify time periods with the highest fraud activity.</w:t>
+      </w:r>
+    </w:p>
+    <w:p>
+      <w:pPr>
+        <w:rPr>
+          <w:b/>
+          <w:bCs/>
+        </w:rPr>
+      </w:pPr>
+      <w:r>
+        <w:rPr>
+          <w:b/>
+          <w:bCs/>
+        </w:rPr>
+        <w:t xml:space="preserve">SQL </w:t>
+      </w:r>
+      <w:r>
+        <w:rPr>
+          <w:b/>
+          <w:bCs/>
+        </w:rPr>
+        <w:t>QUERY</w:t>
+      </w:r>
+      <w:r>
+        <w:rPr>
+          <w:b/>
+          <w:bCs/>
+        </w:rPr>
+        <w:t>:</w:t>
+      </w:r>
+    </w:p>
+    <w:p>
+      <w:r>
+        <w:t>SELECT</w:t>
+      </w:r>
+      <w:r>
+        <w:br/>
+        <w:t xml:space="preserve">    </w:t>
+      </w:r>
+      <w:proofErr w:type="gramStart"/>
+      <w:r>
+        <w:t>HOUR(</w:t>
+      </w:r>
+      <w:proofErr w:type="gramEnd"/>
+      <w:r>
+        <w:br/>
+        <w:t xml:space="preserve">        STR_TO_</w:t>
+      </w:r>
+      <w:proofErr w:type="gramStart"/>
+      <w:r>
+        <w:t>DATE(</w:t>
+      </w:r>
+      <w:proofErr w:type="gramEnd"/>
+      <w:r>
+        <w:br/>
+        <w:t xml:space="preserve">            </w:t>
+      </w:r>
+      <w:proofErr w:type="spellStart"/>
+      <w:r>
+        <w:t>trans_date_trans_time</w:t>
+      </w:r>
+      <w:proofErr w:type="spellEnd"/>
+      <w:r>
+        <w:t>,</w:t>
+      </w:r>
+      <w:r>
+        <w:br/>
+        <w:t xml:space="preserve">            '%Y-%m-%d %</w:t>
+      </w:r>
+      <w:proofErr w:type="gramStart"/>
+      <w:r>
+        <w:t>H:%</w:t>
+      </w:r>
+      <w:proofErr w:type="spellStart"/>
+      <w:r>
+        <w:t>i</w:t>
+      </w:r>
+      <w:proofErr w:type="spellEnd"/>
+      <w:r>
+        <w:t>:%</w:t>
+      </w:r>
+      <w:proofErr w:type="gramEnd"/>
+      <w:r>
+        <w:t>s'</w:t>
+      </w:r>
+      <w:r>
+        <w:br/>
+        <w:t xml:space="preserve">      </w:t>
+      </w:r>
+      <w:proofErr w:type="gramStart"/>
+      <w:r>
+        <w:t xml:space="preserve">  )</w:t>
+      </w:r>
+      <w:proofErr w:type="gramEnd"/>
+      <w:r>
+        <w:br/>
+        <w:t xml:space="preserve">  </w:t>
+      </w:r>
+      <w:proofErr w:type="gramStart"/>
+      <w:r>
+        <w:t xml:space="preserve">  )</w:t>
+      </w:r>
+      <w:proofErr w:type="gramEnd"/>
+      <w:r>
+        <w:t xml:space="preserve"> AS </w:t>
+      </w:r>
+      <w:proofErr w:type="spellStart"/>
+      <w:r>
+        <w:t>transaction_hour</w:t>
+      </w:r>
+      <w:proofErr w:type="spellEnd"/>
+      <w:r>
+        <w:t>,</w:t>
+      </w:r>
+      <w:r>
+        <w:br/>
+        <w:t xml:space="preserve">    </w:t>
+      </w:r>
+      <w:proofErr w:type="gramStart"/>
+      <w:r>
+        <w:t>COUNT(</w:t>
+      </w:r>
+      <w:proofErr w:type="gramEnd"/>
+      <w:r>
+        <w:t xml:space="preserve">*) AS </w:t>
+      </w:r>
+      <w:proofErr w:type="spellStart"/>
+      <w:r>
+        <w:t>fraud_transactions</w:t>
+      </w:r>
+      <w:proofErr w:type="spellEnd"/>
+      <w:r>
+        <w:br/>
+        <w:t xml:space="preserve">FROM </w:t>
+      </w:r>
+      <w:proofErr w:type="spellStart"/>
+      <w:r>
+        <w:t>transactions_master</w:t>
+      </w:r>
+      <w:proofErr w:type="spellEnd"/>
+      <w:r>
+        <w:br/>
+        <w:t xml:space="preserve">WHERE </w:t>
+      </w:r>
+      <w:proofErr w:type="spellStart"/>
+      <w:r>
+        <w:t>is_fraud</w:t>
+      </w:r>
+      <w:proofErr w:type="spellEnd"/>
+      <w:r>
+        <w:t xml:space="preserve"> = 1</w:t>
+      </w:r>
+      <w:r>
+        <w:br/>
+        <w:t xml:space="preserve">GROUP BY </w:t>
+      </w:r>
+      <w:proofErr w:type="spellStart"/>
+      <w:r>
+        <w:t>transaction_hour</w:t>
+      </w:r>
+      <w:proofErr w:type="spellEnd"/>
+      <w:r>
+        <w:br/>
+        <w:t xml:space="preserve">ORDER BY </w:t>
+      </w:r>
+      <w:proofErr w:type="spellStart"/>
+      <w:r>
+        <w:t>fraud_transactions</w:t>
+      </w:r>
+      <w:proofErr w:type="spellEnd"/>
+      <w:r>
+        <w:t xml:space="preserve"> DESC;</w:t>
+      </w:r>
+    </w:p>
+    <w:p>
+      <w:pPr>
+        <w:rPr>
+          <w:b/>
+          <w:bCs/>
+        </w:rPr>
+      </w:pPr>
+      <w:r>
+        <w:rPr>
+          <w:b/>
+          <w:bCs/>
+        </w:rPr>
+        <w:t>RESULT</w:t>
+      </w:r>
+      <w:r>
+        <w:rPr>
+          <w:b/>
+          <w:bCs/>
+        </w:rPr>
+        <w:t xml:space="preserve">: </w:t>
+      </w:r>
+      <w:r>
+        <w:t>The highest fraud activity was recorded during late-night and early-morning hours.</w:t>
+      </w:r>
+    </w:p>
+    <w:tbl>
+      <w:tblPr>
+        <w:tblStyle w:val="TableGrid"/>
+        <w:tblW w:w="0" w:type="auto"/>
+        <w:tblLook w:val="04A0" w:firstRow="1" w:lastRow="0" w:firstColumn="1" w:lastColumn="0" w:noHBand="0" w:noVBand="1"/>
+      </w:tblPr>
+      <w:tblGrid>
+        <w:gridCol w:w="1875"/>
+        <w:gridCol w:w="2039"/>
+      </w:tblGrid>
+      <w:tr>
+        <w:tc>
+          <w:tcPr>
+            <w:tcW w:w="0" w:type="auto"/>
+            <w:hideMark/>
+          </w:tcPr>
+          <w:p>
+            <w:pPr>
+              <w:spacing w:after="160" w:line="278" w:lineRule="auto"/>
+            </w:pPr>
+            <w:r>
+              <w:t>Transaction Hour</w:t>
+            </w:r>
+          </w:p>
+        </w:tc>
+        <w:tc>
+          <w:tcPr>
+            <w:tcW w:w="0" w:type="auto"/>
+            <w:hideMark/>
+          </w:tcPr>
+          <w:p>
+            <w:pPr>
+              <w:spacing w:after="160" w:line="278" w:lineRule="auto"/>
+            </w:pPr>
+            <w:r>
+              <w:t>Fraud Transactions</w:t>
+            </w:r>
+          </w:p>
+        </w:tc>
+      </w:tr>
+      <w:tr>
+        <w:tc>
+          <w:tcPr>
+            <w:tcW w:w="0" w:type="auto"/>
+            <w:hideMark/>
+          </w:tcPr>
+          <w:p>
+            <w:pPr>
+              <w:spacing w:after="160" w:line="278" w:lineRule="auto"/>
+            </w:pPr>
+            <w:r>
+              <w:t>22:00</w:t>
+            </w:r>
+          </w:p>
+        </w:tc>
+        <w:tc>
+          <w:tcPr>
+            <w:tcW w:w="0" w:type="auto"/>
+            <w:hideMark/>
+          </w:tcPr>
+          <w:p>
+            <w:pPr>
+              <w:spacing w:after="160" w:line="278" w:lineRule="auto"/>
+            </w:pPr>
+            <w:r>
+              <w:t>2,481</w:t>
+            </w:r>
+          </w:p>
+        </w:tc>
+      </w:tr>
+      <w:tr>
+        <w:tc>
+          <w:tcPr>
+            <w:tcW w:w="0" w:type="auto"/>
+            <w:hideMark/>
+          </w:tcPr>
+          <w:p>
+            <w:pPr>
+              <w:spacing w:after="160" w:line="278" w:lineRule="auto"/>
+            </w:pPr>
+            <w:r>
+              <w:lastRenderedPageBreak/>
+              <w:t>23:00</w:t>
+            </w:r>
+          </w:p>
+        </w:tc>
+        <w:tc>
+          <w:tcPr>
+            <w:tcW w:w="0" w:type="auto"/>
+            <w:hideMark/>
+          </w:tcPr>
+          <w:p>
+            <w:pPr>
+              <w:spacing w:after="160" w:line="278" w:lineRule="auto"/>
+            </w:pPr>
+            <w:r>
+              <w:t>2,442</w:t>
+            </w:r>
+          </w:p>
+        </w:tc>
+      </w:tr>
+      <w:tr>
+        <w:tc>
+          <w:tcPr>
+            <w:tcW w:w="0" w:type="auto"/>
+            <w:hideMark/>
+          </w:tcPr>
+          <w:p>
+            <w:pPr>
+              <w:spacing w:after="160" w:line="278" w:lineRule="auto"/>
+            </w:pPr>
+            <w:r>
+              <w:t>01:00</w:t>
+            </w:r>
+          </w:p>
+        </w:tc>
+        <w:tc>
+          <w:tcPr>
+            <w:tcW w:w="0" w:type="auto"/>
+            <w:hideMark/>
+          </w:tcPr>
+          <w:p>
+            <w:pPr>
+              <w:spacing w:after="160" w:line="278" w:lineRule="auto"/>
+            </w:pPr>
+            <w:r>
+              <w:t>827</w:t>
+            </w:r>
+          </w:p>
+        </w:tc>
+      </w:tr>
+      <w:tr>
+        <w:tc>
+          <w:tcPr>
+            <w:tcW w:w="0" w:type="auto"/>
+            <w:hideMark/>
+          </w:tcPr>
+          <w:p>
+            <w:pPr>
+              <w:spacing w:after="160" w:line="278" w:lineRule="auto"/>
+            </w:pPr>
+            <w:r>
+              <w:t>00:00</w:t>
+            </w:r>
+          </w:p>
+        </w:tc>
+        <w:tc>
+          <w:tcPr>
+            <w:tcW w:w="0" w:type="auto"/>
+            <w:hideMark/>
+          </w:tcPr>
+          <w:p>
+            <w:pPr>
+              <w:spacing w:after="160" w:line="278" w:lineRule="auto"/>
+            </w:pPr>
+            <w:r>
+              <w:t>823</w:t>
+            </w:r>
+          </w:p>
+        </w:tc>
+      </w:tr>
+      <w:tr>
+        <w:tc>
+          <w:tcPr>
+            <w:tcW w:w="0" w:type="auto"/>
+            <w:hideMark/>
+          </w:tcPr>
+          <w:p>
+            <w:pPr>
+              <w:spacing w:after="160" w:line="278" w:lineRule="auto"/>
+            </w:pPr>
+            <w:r>
+              <w:t>03:00</w:t>
+            </w:r>
+          </w:p>
+        </w:tc>
+        <w:tc>
+          <w:tcPr>
+            <w:tcW w:w="0" w:type="auto"/>
+            <w:hideMark/>
+          </w:tcPr>
+          <w:p>
+            <w:pPr>
+              <w:spacing w:after="160" w:line="278" w:lineRule="auto"/>
+            </w:pPr>
+            <w:r>
+              <w:t>803</w:t>
+            </w:r>
+          </w:p>
+        </w:tc>
+      </w:tr>
+      <w:tr>
+        <w:tc>
+          <w:tcPr>
+            <w:tcW w:w="0" w:type="auto"/>
+            <w:hideMark/>
+          </w:tcPr>
+          <w:p>
+            <w:pPr>
+              <w:spacing w:after="160" w:line="278" w:lineRule="auto"/>
+            </w:pPr>
+            <w:r>
+              <w:t>02:00</w:t>
+            </w:r>
+          </w:p>
+        </w:tc>
+        <w:tc>
+          <w:tcPr>
+            <w:tcW w:w="0" w:type="auto"/>
+            <w:hideMark/>
+          </w:tcPr>
+          <w:p>
+            <w:pPr>
+              <w:spacing w:after="160" w:line="278" w:lineRule="auto"/>
+            </w:pPr>
+            <w:r>
+              <w:t>793</w:t>
+            </w:r>
+          </w:p>
+        </w:tc>
+      </w:tr>
+    </w:tbl>
+    <w:p>
+      <w:pPr>
+        <w:rPr>
+          <w:b/>
+          <w:bCs/>
+        </w:rPr>
+      </w:pPr>
+    </w:p>
+    <w:p>
+      <w:pPr>
+        <w:rPr>
+          <w:b/>
+          <w:bCs/>
+        </w:rPr>
+      </w:pPr>
+      <w:r>
+        <w:rPr>
+          <w:b/>
+          <w:bCs/>
+        </w:rPr>
+        <w:t>BUSINESS INSIGHT</w:t>
+      </w:r>
+      <w:r>
+        <w:rPr>
+          <w:b/>
+          <w:bCs/>
+        </w:rPr>
+        <w:t xml:space="preserve">: </w:t>
+      </w:r>
+      <w:r>
+        <w:t>Fraudulent transactions were heavily concentrated during late-night and early-morning hours. The highest fraud activity occurred at 10 PM and 11 PM, with 2,481 and 2,442 fraudulent transactions respectively. Fraud activity also remained elevated between 12 AM and 3 AM, followed by a significant decline during other hours of the day.</w:t>
+      </w:r>
+    </w:p>
+    <w:p>
+      <w:r>
+        <w:rPr>
+          <w:b/>
+          <w:bCs/>
+        </w:rPr>
+        <w:t>ANALYTICAL IMPORTANCE</w:t>
+      </w:r>
+      <w:r>
+        <w:rPr>
+          <w:b/>
+          <w:bCs/>
+        </w:rPr>
+        <w:t xml:space="preserve">: </w:t>
+      </w:r>
+      <w:r>
+        <w:t>This KPI helps organizations to</w:t>
+      </w:r>
+      <w:r>
+        <w:t xml:space="preserve"> i</w:t>
+      </w:r>
+      <w:r>
+        <w:t>dentify time periods with elevated fraud activity</w:t>
+      </w:r>
+      <w:r>
+        <w:t>, s</w:t>
+      </w:r>
+      <w:r>
+        <w:t>trengthen transaction monitoring during high-risk hours</w:t>
+      </w:r>
+      <w:r>
+        <w:t>, s</w:t>
+      </w:r>
+      <w:r>
+        <w:t>upport time-based fraud detection rules and alert strategies</w:t>
+      </w:r>
+      <w:r>
+        <w:t xml:space="preserve"> and a</w:t>
+      </w:r>
+      <w:r>
+        <w:t>llocate fraud investigation resources based on observed temporal patterns.</w:t>
+      </w:r>
+    </w:p>
+    <w:p>
+      <w:pPr>
+        <w:rPr>
+          <w:b/>
+          <w:bCs/>
+        </w:rPr>
+      </w:pPr>
+      <w:r>
+        <w:rPr>
+          <w:b/>
+          <w:bCs/>
+        </w:rPr>
+        <w:t>KPI 19 — FRAUD TRANSACTIONS BY DAY OF WEEK</w:t>
+      </w:r>
+    </w:p>
+    <w:p>
+      <w:pPr>
+        <w:rPr>
+          <w:b/>
+          <w:bCs/>
+        </w:rPr>
+      </w:pPr>
+      <w:r>
+        <w:rPr>
+          <w:b/>
+          <w:bCs/>
+        </w:rPr>
+        <w:t>OBJECTIVE</w:t>
+      </w:r>
+      <w:r>
+        <w:rPr>
+          <w:b/>
+          <w:bCs/>
+        </w:rPr>
+        <w:t xml:space="preserve">: </w:t>
+      </w:r>
+      <w:proofErr w:type="spellStart"/>
+      <w:r>
+        <w:t>Analyze</w:t>
+      </w:r>
+      <w:proofErr w:type="spellEnd"/>
+      <w:r>
+        <w:t xml:space="preserve"> fraudulent transactions across different days of the week to identify days with higher fraud activity.</w:t>
+      </w:r>
+    </w:p>
+    <w:p>
+      <w:pPr>
+        <w:rPr>
+          <w:b/>
+          <w:bCs/>
+        </w:rPr>
+      </w:pPr>
+      <w:r>
+        <w:rPr>
+          <w:b/>
+          <w:bCs/>
+        </w:rPr>
+        <w:t xml:space="preserve">SQL </w:t>
+      </w:r>
+      <w:r>
+        <w:rPr>
+          <w:b/>
+          <w:bCs/>
+        </w:rPr>
+        <w:t>QUERY</w:t>
+      </w:r>
+      <w:r>
+        <w:rPr>
+          <w:b/>
+          <w:bCs/>
+        </w:rPr>
+        <w:t>:</w:t>
+      </w:r>
+    </w:p>
+    <w:p>
+      <w:r>
+        <w:t>SELECT</w:t>
+      </w:r>
+      <w:r>
+        <w:br/>
+        <w:t xml:space="preserve">    </w:t>
+      </w:r>
+      <w:proofErr w:type="gramStart"/>
+      <w:r>
+        <w:t>DAYNAME(</w:t>
+      </w:r>
+      <w:proofErr w:type="gramEnd"/>
+      <w:r>
+        <w:br/>
+        <w:t xml:space="preserve">        STR_TO_</w:t>
+      </w:r>
+      <w:proofErr w:type="gramStart"/>
+      <w:r>
+        <w:t>DATE(</w:t>
+      </w:r>
+      <w:proofErr w:type="gramEnd"/>
+      <w:r>
+        <w:br/>
+        <w:t xml:space="preserve">            </w:t>
+      </w:r>
+      <w:proofErr w:type="spellStart"/>
+      <w:r>
+        <w:t>trans_date_trans_time</w:t>
+      </w:r>
+      <w:proofErr w:type="spellEnd"/>
+      <w:r>
+        <w:t>,</w:t>
+      </w:r>
+      <w:r>
+        <w:br/>
+        <w:t xml:space="preserve">            '%Y-%m-%d %</w:t>
+      </w:r>
+      <w:proofErr w:type="gramStart"/>
+      <w:r>
+        <w:t>H:%</w:t>
+      </w:r>
+      <w:proofErr w:type="spellStart"/>
+      <w:r>
+        <w:t>i</w:t>
+      </w:r>
+      <w:proofErr w:type="spellEnd"/>
+      <w:r>
+        <w:t>:%</w:t>
+      </w:r>
+      <w:proofErr w:type="gramEnd"/>
+      <w:r>
+        <w:t>s'</w:t>
+      </w:r>
+      <w:r>
+        <w:br/>
+        <w:t xml:space="preserve">      </w:t>
+      </w:r>
+      <w:proofErr w:type="gramStart"/>
+      <w:r>
+        <w:t xml:space="preserve">  )</w:t>
+      </w:r>
+      <w:proofErr w:type="gramEnd"/>
+      <w:r>
+        <w:br/>
+        <w:t xml:space="preserve">  </w:t>
+      </w:r>
+      <w:proofErr w:type="gramStart"/>
+      <w:r>
+        <w:t xml:space="preserve">  )</w:t>
+      </w:r>
+      <w:proofErr w:type="gramEnd"/>
+      <w:r>
+        <w:t xml:space="preserve"> AS </w:t>
+      </w:r>
+      <w:proofErr w:type="spellStart"/>
+      <w:r>
+        <w:t>transaction_day</w:t>
+      </w:r>
+      <w:proofErr w:type="spellEnd"/>
+      <w:r>
+        <w:t>,</w:t>
+      </w:r>
+      <w:r>
+        <w:br/>
+        <w:t xml:space="preserve">    </w:t>
+      </w:r>
+      <w:proofErr w:type="gramStart"/>
+      <w:r>
+        <w:t>COUNT(</w:t>
+      </w:r>
+      <w:proofErr w:type="gramEnd"/>
+      <w:r>
+        <w:t xml:space="preserve">*) AS </w:t>
+      </w:r>
+      <w:proofErr w:type="spellStart"/>
+      <w:r>
+        <w:t>fraud_transactions</w:t>
+      </w:r>
+      <w:proofErr w:type="spellEnd"/>
+      <w:r>
+        <w:br/>
+        <w:t xml:space="preserve">FROM </w:t>
+      </w:r>
+      <w:proofErr w:type="spellStart"/>
+      <w:r>
+        <w:t>transactions_master</w:t>
+      </w:r>
+      <w:proofErr w:type="spellEnd"/>
+      <w:r>
+        <w:br/>
+        <w:t xml:space="preserve">WHERE </w:t>
+      </w:r>
+      <w:proofErr w:type="spellStart"/>
+      <w:r>
+        <w:t>is_fraud</w:t>
+      </w:r>
+      <w:proofErr w:type="spellEnd"/>
+      <w:r>
+        <w:t xml:space="preserve"> = 1</w:t>
+      </w:r>
+      <w:r>
+        <w:br/>
+        <w:t xml:space="preserve">GROUP BY </w:t>
+      </w:r>
+      <w:proofErr w:type="spellStart"/>
+      <w:r>
+        <w:t>transaction_day</w:t>
+      </w:r>
+      <w:proofErr w:type="spellEnd"/>
+      <w:r>
+        <w:br/>
+        <w:t xml:space="preserve">ORDER BY </w:t>
+      </w:r>
+      <w:proofErr w:type="spellStart"/>
+      <w:r>
+        <w:t>fraud_transactions</w:t>
+      </w:r>
+      <w:proofErr w:type="spellEnd"/>
+      <w:r>
+        <w:t xml:space="preserve"> DESC;</w:t>
+      </w:r>
+    </w:p>
+    <w:p>
+      <w:pPr>
+        <w:rPr>
+          <w:b/>
+          <w:bCs/>
+        </w:rPr>
+      </w:pPr>
+      <w:r>
+        <w:rPr>
+          <w:b/>
+          <w:bCs/>
+        </w:rPr>
+        <w:t>RESULT</w:t>
+      </w:r>
+      <w:r>
+        <w:rPr>
+          <w:b/>
+          <w:bCs/>
+        </w:rPr>
+        <w:t>:</w:t>
+      </w:r>
+    </w:p>
+    <w:tbl>
+      <w:tblPr>
+        <w:tblStyle w:val="TableGrid"/>
+        <w:tblW w:w="0" w:type="auto"/>
+        <w:tblLook w:val="04A0" w:firstRow="1" w:lastRow="0" w:firstColumn="1" w:lastColumn="0" w:noHBand="0" w:noVBand="1"/>
+      </w:tblPr>
+      <w:tblGrid>
+        <w:gridCol w:w="1756"/>
+        <w:gridCol w:w="2039"/>
+      </w:tblGrid>
+      <w:tr>
+        <w:tc>
+          <w:tcPr>
+            <w:tcW w:w="0" w:type="auto"/>
+            <w:hideMark/>
+          </w:tcPr>
+          <w:p>
+            <w:pPr>
+              <w:spacing w:after="160" w:line="278" w:lineRule="auto"/>
+            </w:pPr>
+            <w:r>
+              <w:t>Transaction Day</w:t>
+            </w:r>
+          </w:p>
+        </w:tc>
+        <w:tc>
+          <w:tcPr>
+            <w:tcW w:w="0" w:type="auto"/>
+            <w:hideMark/>
+          </w:tcPr>
+          <w:p>
+            <w:pPr>
+              <w:spacing w:after="160" w:line="278" w:lineRule="auto"/>
+            </w:pPr>
+            <w:r>
+              <w:t>Fraud Transactions</w:t>
+            </w:r>
+          </w:p>
+        </w:tc>
+      </w:tr>
+      <w:tr>
+        <w:tc>
+          <w:tcPr>
+            <w:tcW w:w="0" w:type="auto"/>
+            <w:hideMark/>
+          </w:tcPr>
+          <w:p>
+            <w:pPr>
+              <w:spacing w:after="160" w:line="278" w:lineRule="auto"/>
+            </w:pPr>
+            <w:r>
+              <w:t>Sunday</w:t>
+            </w:r>
+          </w:p>
+        </w:tc>
+        <w:tc>
+          <w:tcPr>
+            <w:tcW w:w="0" w:type="auto"/>
+            <w:hideMark/>
+          </w:tcPr>
+          <w:p>
+            <w:pPr>
+              <w:spacing w:after="160" w:line="278" w:lineRule="auto"/>
+            </w:pPr>
+            <w:r>
+              <w:t>1,590</w:t>
+            </w:r>
+          </w:p>
+        </w:tc>
+      </w:tr>
+      <w:tr>
+        <w:tc>
+          <w:tcPr>
+            <w:tcW w:w="0" w:type="auto"/>
+            <w:hideMark/>
+          </w:tcPr>
+          <w:p>
+            <w:pPr>
+              <w:spacing w:after="160" w:line="278" w:lineRule="auto"/>
+            </w:pPr>
+            <w:r>
+              <w:lastRenderedPageBreak/>
+              <w:t>Saturday</w:t>
+            </w:r>
+          </w:p>
+        </w:tc>
+        <w:tc>
+          <w:tcPr>
+            <w:tcW w:w="0" w:type="auto"/>
+            <w:hideMark/>
+          </w:tcPr>
+          <w:p>
+            <w:pPr>
+              <w:spacing w:after="160" w:line="278" w:lineRule="auto"/>
+            </w:pPr>
+            <w:r>
+              <w:t>1,493</w:t>
+            </w:r>
+          </w:p>
+        </w:tc>
+      </w:tr>
+      <w:tr>
+        <w:tc>
+          <w:tcPr>
+            <w:tcW w:w="0" w:type="auto"/>
+            <w:hideMark/>
+          </w:tcPr>
+          <w:p>
+            <w:pPr>
+              <w:spacing w:after="160" w:line="278" w:lineRule="auto"/>
+            </w:pPr>
+            <w:r>
+              <w:t>Monday</w:t>
+            </w:r>
+          </w:p>
+        </w:tc>
+        <w:tc>
+          <w:tcPr>
+            <w:tcW w:w="0" w:type="auto"/>
+            <w:hideMark/>
+          </w:tcPr>
+          <w:p>
+            <w:pPr>
+              <w:spacing w:after="160" w:line="278" w:lineRule="auto"/>
+            </w:pPr>
+            <w:r>
+              <w:t>1,484</w:t>
+            </w:r>
+          </w:p>
+        </w:tc>
+      </w:tr>
+      <w:tr>
+        <w:tc>
+          <w:tcPr>
+            <w:tcW w:w="0" w:type="auto"/>
+            <w:hideMark/>
+          </w:tcPr>
+          <w:p>
+            <w:pPr>
+              <w:spacing w:after="160" w:line="278" w:lineRule="auto"/>
+            </w:pPr>
+            <w:r>
+              <w:t>Friday</w:t>
+            </w:r>
+          </w:p>
+        </w:tc>
+        <w:tc>
+          <w:tcPr>
+            <w:tcW w:w="0" w:type="auto"/>
+            <w:hideMark/>
+          </w:tcPr>
+          <w:p>
+            <w:pPr>
+              <w:spacing w:after="160" w:line="278" w:lineRule="auto"/>
+            </w:pPr>
+            <w:r>
+              <w:t>1,376</w:t>
+            </w:r>
+          </w:p>
+        </w:tc>
+      </w:tr>
+      <w:tr>
+        <w:tc>
+          <w:tcPr>
+            <w:tcW w:w="0" w:type="auto"/>
+            <w:hideMark/>
+          </w:tcPr>
+          <w:p>
+            <w:pPr>
+              <w:spacing w:after="160" w:line="278" w:lineRule="auto"/>
+            </w:pPr>
+            <w:r>
+              <w:t>Thursday</w:t>
+            </w:r>
+          </w:p>
+        </w:tc>
+        <w:tc>
+          <w:tcPr>
+            <w:tcW w:w="0" w:type="auto"/>
+            <w:hideMark/>
+          </w:tcPr>
+          <w:p>
+            <w:pPr>
+              <w:spacing w:after="160" w:line="278" w:lineRule="auto"/>
+            </w:pPr>
+            <w:r>
+              <w:t>1,317</w:t>
+            </w:r>
+          </w:p>
+        </w:tc>
+      </w:tr>
+      <w:tr>
+        <w:tc>
+          <w:tcPr>
+            <w:tcW w:w="0" w:type="auto"/>
+            <w:hideMark/>
+          </w:tcPr>
+          <w:p>
+            <w:pPr>
+              <w:spacing w:after="160" w:line="278" w:lineRule="auto"/>
+            </w:pPr>
+            <w:r>
+              <w:t>Tuesday</w:t>
+            </w:r>
+          </w:p>
+        </w:tc>
+        <w:tc>
+          <w:tcPr>
+            <w:tcW w:w="0" w:type="auto"/>
+            <w:hideMark/>
+          </w:tcPr>
+          <w:p>
+            <w:pPr>
+              <w:spacing w:after="160" w:line="278" w:lineRule="auto"/>
+            </w:pPr>
+            <w:r>
+              <w:t>1,266</w:t>
+            </w:r>
+          </w:p>
+        </w:tc>
+      </w:tr>
+      <w:tr>
+        <w:tc>
+          <w:tcPr>
+            <w:tcW w:w="0" w:type="auto"/>
+            <w:hideMark/>
+          </w:tcPr>
+          <w:p>
+            <w:pPr>
+              <w:spacing w:after="160" w:line="278" w:lineRule="auto"/>
+            </w:pPr>
+            <w:r>
+              <w:t>Wednesday</w:t>
+            </w:r>
+          </w:p>
+        </w:tc>
+        <w:tc>
+          <w:tcPr>
+            <w:tcW w:w="0" w:type="auto"/>
+            <w:hideMark/>
+          </w:tcPr>
+          <w:p>
+            <w:pPr>
+              <w:spacing w:after="160" w:line="278" w:lineRule="auto"/>
+            </w:pPr>
+            <w:r>
+              <w:t>1,125</w:t>
+            </w:r>
+          </w:p>
+        </w:tc>
+      </w:tr>
+    </w:tbl>
+    <w:p>
+      <w:pPr>
+        <w:rPr>
+          <w:b/>
+          <w:bCs/>
+        </w:rPr>
+      </w:pPr>
+    </w:p>
+    <w:p>
+      <w:r>
+        <w:rPr>
+          <w:b/>
+          <w:bCs/>
+        </w:rPr>
+        <w:t>BUSINESS INSIGHT</w:t>
+      </w:r>
+      <w:r>
+        <w:rPr>
+          <w:b/>
+          <w:bCs/>
+        </w:rPr>
+        <w:t xml:space="preserve">: </w:t>
+      </w:r>
+      <w:r>
+        <w:t>Sunday recorded the highest number of fraudulent transactions (1,590), followed by Saturday (1,493) and Monday (1,484). Wednesday recorded the lowest fraud activity, with 1,125 fraudulent transactions.</w:t>
+      </w:r>
+      <w:r>
+        <w:t xml:space="preserve"> </w:t>
+      </w:r>
+      <w:r>
+        <w:t>The results indicate that fraud activity varies across days of the week, with relatively higher fraud counts observed during the weekend and the beginning of the week.</w:t>
+      </w:r>
+    </w:p>
+    <w:p>
+      <w:r>
+        <w:rPr>
+          <w:b/>
+          <w:bCs/>
+        </w:rPr>
+        <w:t>ANALYTICAL IMPORTANCE</w:t>
+      </w:r>
+      <w:r>
+        <w:rPr>
+          <w:b/>
+          <w:bCs/>
+        </w:rPr>
+        <w:t xml:space="preserve">: </w:t>
+      </w:r>
+      <w:r>
+        <w:t>This KPI helps organizations to</w:t>
+      </w:r>
+      <w:r>
+        <w:t xml:space="preserve"> i</w:t>
+      </w:r>
+      <w:r>
+        <w:t>dentify days with higher fraud activity</w:t>
+      </w:r>
+      <w:r>
+        <w:t>, s</w:t>
+      </w:r>
+      <w:r>
+        <w:t>upport day-based transaction monitoring strategies</w:t>
+      </w:r>
+      <w:r>
+        <w:t>, a</w:t>
+      </w:r>
+      <w:r>
+        <w:t>ssist in fraud investigation resource planning</w:t>
+      </w:r>
+      <w:r>
+        <w:t xml:space="preserve"> and i</w:t>
+      </w:r>
+      <w:r>
+        <w:t>dentify temporal patterns that can support fraud prevention and reporting. One small analytical caution: we calculated fraud count by day, not fraud rate by day. So</w:t>
+      </w:r>
+      <w:r>
+        <w:t>,</w:t>
+      </w:r>
+      <w:r>
+        <w:t xml:space="preserve"> we can say Sunday had the highest number of fraud cases, but we should not yet say Sunday is the “riskiest” day without comparing fraud counts against total transaction volume.</w:t>
+      </w:r>
+    </w:p>
+    <w:p>
+      <w:pPr>
+        <w:rPr>
+          <w:b/>
+          <w:bCs/>
+        </w:rPr>
+      </w:pPr>
+      <w:r>
+        <w:rPr>
+          <w:b/>
+          <w:bCs/>
+        </w:rPr>
+        <w:t>KPI 20 — FRAUD TRANSACTIONS BY MONTH</w:t>
+      </w:r>
+    </w:p>
+    <w:p>
+      <w:pPr>
+        <w:rPr>
+          <w:b/>
+          <w:bCs/>
+        </w:rPr>
+      </w:pPr>
+      <w:r>
+        <w:rPr>
+          <w:b/>
+          <w:bCs/>
+        </w:rPr>
+        <w:t>OBJECTIVE</w:t>
+      </w:r>
+      <w:r>
+        <w:rPr>
+          <w:b/>
+          <w:bCs/>
+        </w:rPr>
+        <w:t xml:space="preserve">: </w:t>
+      </w:r>
+      <w:proofErr w:type="spellStart"/>
+      <w:r>
+        <w:t>Analyze</w:t>
+      </w:r>
+      <w:proofErr w:type="spellEnd"/>
+      <w:r>
+        <w:t xml:space="preserve"> fraudulent transactions across different months to identify monthly patterns and periods with higher fraud activity.</w:t>
+      </w:r>
+    </w:p>
+    <w:p>
+      <w:pPr>
+        <w:rPr>
+          <w:b/>
+          <w:bCs/>
+        </w:rPr>
+      </w:pPr>
+      <w:r>
+        <w:rPr>
+          <w:b/>
+          <w:bCs/>
+        </w:rPr>
+        <w:t xml:space="preserve">SQL </w:t>
+      </w:r>
+      <w:r>
+        <w:rPr>
+          <w:b/>
+          <w:bCs/>
+        </w:rPr>
+        <w:t>QUERY</w:t>
+      </w:r>
+      <w:r>
+        <w:rPr>
+          <w:b/>
+          <w:bCs/>
+        </w:rPr>
+        <w:t>:</w:t>
+      </w:r>
+    </w:p>
+    <w:p>
+      <w:r>
+        <w:t>SELECT</w:t>
+      </w:r>
+      <w:r>
+        <w:br/>
+        <w:t xml:space="preserve">    </w:t>
+      </w:r>
+      <w:proofErr w:type="gramStart"/>
+      <w:r>
+        <w:t>MONTHNAME(</w:t>
+      </w:r>
+      <w:proofErr w:type="gramEnd"/>
+      <w:r>
+        <w:br/>
+        <w:t xml:space="preserve">        STR_TO_</w:t>
+      </w:r>
+      <w:proofErr w:type="gramStart"/>
+      <w:r>
+        <w:t>DATE(</w:t>
+      </w:r>
+      <w:proofErr w:type="gramEnd"/>
+      <w:r>
+        <w:br/>
+        <w:t xml:space="preserve">            </w:t>
+      </w:r>
+      <w:proofErr w:type="spellStart"/>
+      <w:r>
+        <w:t>trans_date_trans_time</w:t>
+      </w:r>
+      <w:proofErr w:type="spellEnd"/>
+      <w:r>
+        <w:t>,</w:t>
+      </w:r>
+      <w:r>
+        <w:br/>
+        <w:t xml:space="preserve">            '%Y-%m-%d %</w:t>
+      </w:r>
+      <w:proofErr w:type="gramStart"/>
+      <w:r>
+        <w:t>H:%</w:t>
+      </w:r>
+      <w:proofErr w:type="spellStart"/>
+      <w:r>
+        <w:t>i</w:t>
+      </w:r>
+      <w:proofErr w:type="spellEnd"/>
+      <w:r>
+        <w:t>:%</w:t>
+      </w:r>
+      <w:proofErr w:type="gramEnd"/>
+      <w:r>
+        <w:t>s'</w:t>
+      </w:r>
+      <w:r>
+        <w:br/>
+        <w:t xml:space="preserve">      </w:t>
+      </w:r>
+      <w:proofErr w:type="gramStart"/>
+      <w:r>
+        <w:t xml:space="preserve">  )</w:t>
+      </w:r>
+      <w:proofErr w:type="gramEnd"/>
+      <w:r>
+        <w:br/>
+        <w:t xml:space="preserve">  </w:t>
+      </w:r>
+      <w:proofErr w:type="gramStart"/>
+      <w:r>
+        <w:t xml:space="preserve">  )</w:t>
+      </w:r>
+      <w:proofErr w:type="gramEnd"/>
+      <w:r>
+        <w:t xml:space="preserve"> AS </w:t>
+      </w:r>
+      <w:proofErr w:type="spellStart"/>
+      <w:r>
+        <w:t>transaction_month</w:t>
+      </w:r>
+      <w:proofErr w:type="spellEnd"/>
+      <w:r>
+        <w:t>,</w:t>
+      </w:r>
+      <w:r>
+        <w:br/>
+        <w:t xml:space="preserve">    </w:t>
+      </w:r>
+      <w:proofErr w:type="gramStart"/>
+      <w:r>
+        <w:t>COUNT(</w:t>
+      </w:r>
+      <w:proofErr w:type="gramEnd"/>
+      <w:r>
+        <w:t xml:space="preserve">*) AS </w:t>
+      </w:r>
+      <w:proofErr w:type="spellStart"/>
+      <w:r>
+        <w:t>fraud_transactions</w:t>
+      </w:r>
+      <w:proofErr w:type="spellEnd"/>
+      <w:r>
+        <w:br/>
+        <w:t xml:space="preserve">FROM </w:t>
+      </w:r>
+      <w:proofErr w:type="spellStart"/>
+      <w:r>
+        <w:t>transactions_master</w:t>
+      </w:r>
+      <w:proofErr w:type="spellEnd"/>
+      <w:r>
+        <w:br/>
+        <w:t xml:space="preserve">WHERE </w:t>
+      </w:r>
+      <w:proofErr w:type="spellStart"/>
+      <w:r>
+        <w:t>is_fraud</w:t>
+      </w:r>
+      <w:proofErr w:type="spellEnd"/>
+      <w:r>
+        <w:t xml:space="preserve"> = 1</w:t>
+      </w:r>
+      <w:r>
+        <w:br/>
+        <w:t xml:space="preserve">GROUP BY </w:t>
+      </w:r>
+      <w:proofErr w:type="spellStart"/>
+      <w:r>
+        <w:t>transaction_month</w:t>
+      </w:r>
+      <w:proofErr w:type="spellEnd"/>
+      <w:r>
+        <w:br/>
+        <w:t xml:space="preserve">ORDER BY </w:t>
+      </w:r>
+      <w:proofErr w:type="spellStart"/>
+      <w:r>
+        <w:t>fraud_transactions</w:t>
+      </w:r>
+      <w:proofErr w:type="spellEnd"/>
+      <w:r>
+        <w:t xml:space="preserve"> DESC;</w:t>
+      </w:r>
+    </w:p>
+    <w:p>
+      <w:pPr>
+        <w:rPr>
+          <w:b/>
+          <w:bCs/>
+        </w:rPr>
+      </w:pPr>
+      <w:r>
+        <w:rPr>
+          <w:b/>
+          <w:bCs/>
+        </w:rPr>
+        <w:lastRenderedPageBreak/>
+        <w:t>RESULT</w:t>
+      </w:r>
+      <w:r>
+        <w:rPr>
+          <w:b/>
+          <w:bCs/>
+        </w:rPr>
+        <w:t>:</w:t>
+      </w:r>
+    </w:p>
+    <w:tbl>
+      <w:tblPr>
+        <w:tblStyle w:val="TableGrid"/>
+        <w:tblW w:w="0" w:type="auto"/>
+        <w:tblLook w:val="04A0" w:firstRow="1" w:lastRow="0" w:firstColumn="1" w:lastColumn="0" w:noHBand="0" w:noVBand="1"/>
+      </w:tblPr>
+      <w:tblGrid>
+        <w:gridCol w:w="2051"/>
+        <w:gridCol w:w="2039"/>
+      </w:tblGrid>
+      <w:tr>
+        <w:tc>
+          <w:tcPr>
+            <w:tcW w:w="0" w:type="auto"/>
+            <w:hideMark/>
+          </w:tcPr>
+          <w:p>
+            <w:pPr>
+              <w:spacing w:after="160" w:line="278" w:lineRule="auto"/>
+            </w:pPr>
+            <w:r>
+              <w:t>Transaction Month</w:t>
+            </w:r>
+          </w:p>
+        </w:tc>
+        <w:tc>
+          <w:tcPr>
+            <w:tcW w:w="0" w:type="auto"/>
+            <w:hideMark/>
+          </w:tcPr>
+          <w:p>
+            <w:pPr>
+              <w:spacing w:after="160" w:line="278" w:lineRule="auto"/>
+            </w:pPr>
+            <w:r>
+              <w:t>Fraud Transactions</w:t>
+            </w:r>
+          </w:p>
+        </w:tc>
+      </w:tr>
+      <w:tr>
+        <w:tc>
+          <w:tcPr>
+            <w:tcW w:w="0" w:type="auto"/>
+            <w:hideMark/>
+          </w:tcPr>
+          <w:p>
+            <w:pPr>
+              <w:spacing w:after="160" w:line="278" w:lineRule="auto"/>
+            </w:pPr>
+            <w:r>
+              <w:t>March</w:t>
+            </w:r>
+          </w:p>
+        </w:tc>
+        <w:tc>
+          <w:tcPr>
+            <w:tcW w:w="0" w:type="auto"/>
+            <w:hideMark/>
+          </w:tcPr>
+          <w:p>
+            <w:pPr>
+              <w:spacing w:after="160" w:line="278" w:lineRule="auto"/>
+            </w:pPr>
+            <w:r>
+              <w:t>938</w:t>
+            </w:r>
+          </w:p>
+        </w:tc>
+      </w:tr>
+      <w:tr>
+        <w:tc>
+          <w:tcPr>
+            <w:tcW w:w="0" w:type="auto"/>
+            <w:hideMark/>
+          </w:tcPr>
+          <w:p>
+            <w:pPr>
+              <w:spacing w:after="160" w:line="278" w:lineRule="auto"/>
+            </w:pPr>
+            <w:r>
+              <w:t>May</w:t>
+            </w:r>
+          </w:p>
+        </w:tc>
+        <w:tc>
+          <w:tcPr>
+            <w:tcW w:w="0" w:type="auto"/>
+            <w:hideMark/>
+          </w:tcPr>
+          <w:p>
+            <w:pPr>
+              <w:spacing w:after="160" w:line="278" w:lineRule="auto"/>
+            </w:pPr>
+            <w:r>
+              <w:t>935</w:t>
+            </w:r>
+          </w:p>
+        </w:tc>
+      </w:tr>
+      <w:tr>
+        <w:tc>
+          <w:tcPr>
+            <w:tcW w:w="0" w:type="auto"/>
+            <w:hideMark/>
+          </w:tcPr>
+          <w:p>
+            <w:pPr>
+              <w:spacing w:after="160" w:line="278" w:lineRule="auto"/>
+            </w:pPr>
+            <w:r>
+              <w:t>February</w:t>
+            </w:r>
+          </w:p>
+        </w:tc>
+        <w:tc>
+          <w:tcPr>
+            <w:tcW w:w="0" w:type="auto"/>
+            <w:hideMark/>
+          </w:tcPr>
+          <w:p>
+            <w:pPr>
+              <w:spacing w:after="160" w:line="278" w:lineRule="auto"/>
+            </w:pPr>
+            <w:r>
+              <w:t>853</w:t>
+            </w:r>
+          </w:p>
+        </w:tc>
+      </w:tr>
+      <w:tr>
+        <w:tc>
+          <w:tcPr>
+            <w:tcW w:w="0" w:type="auto"/>
+            <w:hideMark/>
+          </w:tcPr>
+          <w:p>
+            <w:pPr>
+              <w:spacing w:after="160" w:line="278" w:lineRule="auto"/>
+            </w:pPr>
+            <w:r>
+              <w:t>December</w:t>
+            </w:r>
+          </w:p>
+        </w:tc>
+        <w:tc>
+          <w:tcPr>
+            <w:tcW w:w="0" w:type="auto"/>
+            <w:hideMark/>
+          </w:tcPr>
+          <w:p>
+            <w:pPr>
+              <w:spacing w:after="160" w:line="278" w:lineRule="auto"/>
+            </w:pPr>
+            <w:r>
+              <w:t>850</w:t>
+            </w:r>
+          </w:p>
+        </w:tc>
+      </w:tr>
+      <w:tr>
+        <w:tc>
+          <w:tcPr>
+            <w:tcW w:w="0" w:type="auto"/>
+            <w:hideMark/>
+          </w:tcPr>
+          <w:p>
+            <w:pPr>
+              <w:spacing w:after="160" w:line="278" w:lineRule="auto"/>
+            </w:pPr>
+            <w:r>
+              <w:t>January</w:t>
+            </w:r>
+          </w:p>
+        </w:tc>
+        <w:tc>
+          <w:tcPr>
+            <w:tcW w:w="0" w:type="auto"/>
+            <w:hideMark/>
+          </w:tcPr>
+          <w:p>
+            <w:pPr>
+              <w:spacing w:after="160" w:line="278" w:lineRule="auto"/>
+            </w:pPr>
+            <w:r>
+              <w:t>849</w:t>
+            </w:r>
+          </w:p>
+        </w:tc>
+      </w:tr>
+      <w:tr>
+        <w:tc>
+          <w:tcPr>
+            <w:tcW w:w="0" w:type="auto"/>
+            <w:hideMark/>
+          </w:tcPr>
+          <w:p>
+            <w:pPr>
+              <w:spacing w:after="160" w:line="278" w:lineRule="auto"/>
+            </w:pPr>
+            <w:r>
+              <w:t>October</w:t>
+            </w:r>
+          </w:p>
+        </w:tc>
+        <w:tc>
+          <w:tcPr>
+            <w:tcW w:w="0" w:type="auto"/>
+            <w:hideMark/>
+          </w:tcPr>
+          <w:p>
+            <w:pPr>
+              <w:spacing w:after="160" w:line="278" w:lineRule="auto"/>
+            </w:pPr>
+            <w:r>
+              <w:t>838</w:t>
+            </w:r>
+          </w:p>
+        </w:tc>
+      </w:tr>
+      <w:tr>
+        <w:tc>
+          <w:tcPr>
+            <w:tcW w:w="0" w:type="auto"/>
+            <w:hideMark/>
+          </w:tcPr>
+          <w:p>
+            <w:pPr>
+              <w:spacing w:after="160" w:line="278" w:lineRule="auto"/>
+            </w:pPr>
+            <w:r>
+              <w:t>June</w:t>
+            </w:r>
+          </w:p>
+        </w:tc>
+        <w:tc>
+          <w:tcPr>
+            <w:tcW w:w="0" w:type="auto"/>
+            <w:hideMark/>
+          </w:tcPr>
+          <w:p>
+            <w:pPr>
+              <w:spacing w:after="160" w:line="278" w:lineRule="auto"/>
+            </w:pPr>
+            <w:r>
+              <w:t>821</w:t>
+            </w:r>
+          </w:p>
+        </w:tc>
+      </w:tr>
+      <w:tr>
+        <w:tc>
+          <w:tcPr>
+            <w:tcW w:w="0" w:type="auto"/>
+            <w:hideMark/>
+          </w:tcPr>
+          <w:p>
+            <w:pPr>
+              <w:spacing w:after="160" w:line="278" w:lineRule="auto"/>
+            </w:pPr>
+            <w:r>
+              <w:t>August</w:t>
+            </w:r>
+          </w:p>
+        </w:tc>
+        <w:tc>
+          <w:tcPr>
+            <w:tcW w:w="0" w:type="auto"/>
+            <w:hideMark/>
+          </w:tcPr>
+          <w:p>
+            <w:pPr>
+              <w:spacing w:after="160" w:line="278" w:lineRule="auto"/>
+            </w:pPr>
+            <w:r>
+              <w:t>797</w:t>
+            </w:r>
+          </w:p>
+        </w:tc>
+      </w:tr>
+      <w:tr>
+        <w:tc>
+          <w:tcPr>
+            <w:tcW w:w="0" w:type="auto"/>
+            <w:hideMark/>
+          </w:tcPr>
+          <w:p>
+            <w:pPr>
+              <w:spacing w:after="160" w:line="278" w:lineRule="auto"/>
+            </w:pPr>
+            <w:r>
+              <w:t>September</w:t>
+            </w:r>
+          </w:p>
+        </w:tc>
+        <w:tc>
+          <w:tcPr>
+            <w:tcW w:w="0" w:type="auto"/>
+            <w:hideMark/>
+          </w:tcPr>
+          <w:p>
+            <w:pPr>
+              <w:spacing w:after="160" w:line="278" w:lineRule="auto"/>
+            </w:pPr>
+            <w:r>
+              <w:t>758</w:t>
+            </w:r>
+          </w:p>
+        </w:tc>
+      </w:tr>
+      <w:tr>
+        <w:tc>
+          <w:tcPr>
+            <w:tcW w:w="0" w:type="auto"/>
+            <w:hideMark/>
+          </w:tcPr>
+          <w:p>
+            <w:pPr>
+              <w:spacing w:after="160" w:line="278" w:lineRule="auto"/>
+            </w:pPr>
+            <w:r>
+              <w:t>November</w:t>
+            </w:r>
+          </w:p>
+        </w:tc>
+        <w:tc>
+          <w:tcPr>
+            <w:tcW w:w="0" w:type="auto"/>
+            <w:hideMark/>
+          </w:tcPr>
+          <w:p>
+            <w:pPr>
+              <w:spacing w:after="160" w:line="278" w:lineRule="auto"/>
+            </w:pPr>
+            <w:r>
+              <w:t>682</w:t>
+            </w:r>
+          </w:p>
+        </w:tc>
+      </w:tr>
+      <w:tr>
+        <w:tc>
+          <w:tcPr>
+            <w:tcW w:w="0" w:type="auto"/>
+            <w:hideMark/>
+          </w:tcPr>
+          <w:p>
+            <w:pPr>
+              <w:spacing w:after="160" w:line="278" w:lineRule="auto"/>
+            </w:pPr>
+            <w:r>
+              <w:t>April</w:t>
+            </w:r>
+          </w:p>
+        </w:tc>
+        <w:tc>
+          <w:tcPr>
+            <w:tcW w:w="0" w:type="auto"/>
+            <w:hideMark/>
+          </w:tcPr>
+          <w:p>
+            <w:pPr>
+              <w:spacing w:after="160" w:line="278" w:lineRule="auto"/>
+            </w:pPr>
+            <w:r>
+              <w:t>678</w:t>
+            </w:r>
+          </w:p>
+        </w:tc>
+      </w:tr>
+      <w:tr>
+        <w:tc>
+          <w:tcPr>
+            <w:tcW w:w="0" w:type="auto"/>
+            <w:hideMark/>
+          </w:tcPr>
+          <w:p>
+            <w:pPr>
+              <w:spacing w:after="160" w:line="278" w:lineRule="auto"/>
+            </w:pPr>
+            <w:r>
+              <w:t>July</w:t>
+            </w:r>
+          </w:p>
+        </w:tc>
+        <w:tc>
+          <w:tcPr>
+            <w:tcW w:w="0" w:type="auto"/>
+            <w:hideMark/>
+          </w:tcPr>
+          <w:p>
+            <w:pPr>
+              <w:spacing w:after="160" w:line="278" w:lineRule="auto"/>
+            </w:pPr>
+            <w:r>
+              <w:t>652</w:t>
+            </w:r>
+          </w:p>
+        </w:tc>
+      </w:tr>
+    </w:tbl>
+    <w:p>
+      <w:pPr>
+        <w:rPr>
+          <w:b/>
+          <w:bCs/>
+        </w:rPr>
+      </w:pPr>
+    </w:p>
+    <w:p>
+      <w:r>
+        <w:rPr>
+          <w:b/>
+          <w:bCs/>
+        </w:rPr>
+        <w:t>BUSINESS INSIGHT</w:t>
+      </w:r>
+      <w:r>
+        <w:t xml:space="preserve">: </w:t>
+      </w:r>
+      <w:r>
+        <w:t>March recorded the highest number of fraudulent transactions (938), closely followed by May (935). July recorded the lowest fraud activity, with 652 fraudulent transactions.</w:t>
+      </w:r>
+      <w:r>
+        <w:t xml:space="preserve"> </w:t>
+      </w:r>
+      <w:r>
+        <w:t>The results indicate variations in fraud activity across different months, with relatively higher fraud counts observed in March and May.</w:t>
+      </w:r>
+    </w:p>
+    <w:p>
+      <w:pPr>
+        <w:rPr>
+          <w:b/>
+          <w:bCs/>
+        </w:rPr>
+      </w:pPr>
+      <w:r>
+        <w:rPr>
+          <w:b/>
+          <w:bCs/>
+        </w:rPr>
+        <w:t>ANALYTICAL IMPORTANCE</w:t>
+      </w:r>
+      <w:r>
+        <w:rPr>
+          <w:b/>
+          <w:bCs/>
+        </w:rPr>
+        <w:t xml:space="preserve">: </w:t>
+      </w:r>
+      <w:r>
+        <w:t>This KPI helps organizations to</w:t>
+      </w:r>
+      <w:r>
+        <w:rPr>
+          <w:b/>
+          <w:bCs/>
+        </w:rPr>
+        <w:t xml:space="preserve"> i</w:t>
+      </w:r>
+      <w:r>
+        <w:t>dentify monthly variations in fraud activity</w:t>
+      </w:r>
+      <w:r>
+        <w:t>, s</w:t>
+      </w:r>
+      <w:r>
+        <w:t>upport seasonal fraud monitoring and analysis</w:t>
+      </w:r>
+      <w:r>
+        <w:t>, a</w:t>
+      </w:r>
+      <w:r>
+        <w:t>ssist in fraud prevention and investigation planning</w:t>
+      </w:r>
+      <w:r>
+        <w:t xml:space="preserve"> and i</w:t>
+      </w:r>
+      <w:r>
+        <w:t>dentify temporal patterns for dashboard reporting and decision-making.</w:t>
+      </w:r>
+    </w:p>
+    <w:p>
+      <w:pPr>
+        <w:rPr>
+          <w:b/>
+          <w:bCs/>
+        </w:rPr>
+      </w:pPr>
+      <w:r>
+        <w:rPr>
+          <w:b/>
+          <w:bCs/>
+        </w:rPr>
+        <w:t xml:space="preserve">STEP </w:t>
+      </w:r>
+      <w:r>
+        <w:rPr>
+          <w:b/>
+          <w:bCs/>
+        </w:rPr>
+        <w:t>7</w:t>
+      </w:r>
+      <w:r>
+        <w:rPr>
+          <w:b/>
+          <w:bCs/>
+        </w:rPr>
+        <w:t>.8 — RISK &amp; ALERT ANALYSIS</w:t>
+      </w:r>
+    </w:p>
+    <w:p>
+      <w:pPr>
+        <w:rPr>
+          <w:b/>
+          <w:bCs/>
+        </w:rPr>
+      </w:pPr>
+      <w:r>
+        <w:rPr>
+          <w:b/>
+          <w:bCs/>
+        </w:rPr>
+        <w:t>KPI 21 — AVERAGE RISK SCORE</w:t>
+      </w:r>
+    </w:p>
+    <w:p>
+      <w:pPr>
+        <w:rPr>
+          <w:b/>
+          <w:bCs/>
+        </w:rPr>
+      </w:pPr>
+      <w:r>
+        <w:rPr>
+          <w:b/>
+          <w:bCs/>
+        </w:rPr>
+        <w:t>OBJECTIVE</w:t>
+      </w:r>
+      <w:r>
+        <w:rPr>
+          <w:b/>
+          <w:bCs/>
+        </w:rPr>
+        <w:t xml:space="preserve">: </w:t>
+      </w:r>
+      <w:r>
+        <w:t>Calculate the average predicted fraud risk score across all transactions evaluated by the machine learning model.</w:t>
+      </w:r>
+    </w:p>
+    <w:p>
+      <w:pPr>
+        <w:rPr>
+          <w:b/>
+          <w:bCs/>
+        </w:rPr>
+      </w:pPr>
+    </w:p>
+    <w:p>
+      <w:pPr>
+        <w:rPr>
+          <w:b/>
+          <w:bCs/>
+        </w:rPr>
+      </w:pPr>
+    </w:p>
+    <w:p>
+      <w:pPr>
+        <w:rPr>
+          <w:b/>
+          <w:bCs/>
+        </w:rPr>
+      </w:pPr>
+    </w:p>
+    <w:p>
+      <w:pPr>
+        <w:rPr>
+          <w:b/>
+          <w:bCs/>
+        </w:rPr>
+      </w:pPr>
+      <w:r>
+        <w:rPr>
+          <w:b/>
+          <w:bCs/>
+        </w:rPr>
+        <w:lastRenderedPageBreak/>
+        <w:t xml:space="preserve">SQL </w:t>
+      </w:r>
+      <w:r>
+        <w:rPr>
+          <w:b/>
+          <w:bCs/>
+        </w:rPr>
+        <w:t>QUERY</w:t>
+      </w:r>
+      <w:r>
+        <w:rPr>
+          <w:b/>
+          <w:bCs/>
+        </w:rPr>
+        <w:t>:</w:t>
+      </w:r>
+    </w:p>
+    <w:p>
+      <w:pPr>
+        <w:rPr>
+          <w:b/>
+          <w:bCs/>
+        </w:rPr>
+      </w:pPr>
+      <w:r>
+        <w:t>SELECT</w:t>
+      </w:r>
+      <w:r>
+        <w:br/>
+        <w:t xml:space="preserve">    ROUND(</w:t>
+      </w:r>
+      <w:proofErr w:type="gramStart"/>
+      <w:r>
+        <w:t>AVG(</w:t>
+      </w:r>
+      <w:proofErr w:type="spellStart"/>
+      <w:proofErr w:type="gramEnd"/>
+      <w:r>
+        <w:t>risk_score</w:t>
+      </w:r>
+      <w:proofErr w:type="spellEnd"/>
+      <w:r>
+        <w:t xml:space="preserve">), 2) AS </w:t>
+      </w:r>
+      <w:proofErr w:type="spellStart"/>
+      <w:r>
+        <w:t>average_risk_score</w:t>
+      </w:r>
+      <w:proofErr w:type="spellEnd"/>
+      <w:r>
+        <w:br/>
+        <w:t xml:space="preserve">FROM </w:t>
+      </w:r>
+      <w:proofErr w:type="spellStart"/>
+      <w:r>
+        <w:t>fraud_risk_scores</w:t>
+      </w:r>
+      <w:proofErr w:type="spellEnd"/>
+      <w:r>
+        <w:t>;</w:t>
+      </w:r>
+    </w:p>
+    <w:p>
+      <w:pPr>
+        <w:rPr>
+          <w:b/>
+          <w:bCs/>
+        </w:rPr>
+      </w:pPr>
+      <w:r>
+        <w:rPr>
+          <w:b/>
+          <w:bCs/>
+        </w:rPr>
+        <w:t>RESULT</w:t>
+      </w:r>
+      <w:r>
+        <w:rPr>
+          <w:b/>
+          <w:bCs/>
+        </w:rPr>
+        <w:t xml:space="preserve">: </w:t>
+      </w:r>
+      <w:r>
+        <w:t>0.80</w:t>
+      </w:r>
+    </w:p>
+    <w:p>
+      <w:pPr>
+        <w:rPr>
+          <w:b/>
+          <w:bCs/>
+        </w:rPr>
+      </w:pPr>
+      <w:r>
+        <w:rPr>
+          <w:b/>
+          <w:bCs/>
+        </w:rPr>
+        <w:t>BUSINESS INSIGHT</w:t>
+      </w:r>
+      <w:r>
+        <w:rPr>
+          <w:b/>
+          <w:bCs/>
+        </w:rPr>
+        <w:t xml:space="preserve">: </w:t>
+      </w:r>
+      <w:r>
+        <w:t>The average fraud risk score across all evaluated transactions was 0.80 out of 100. The low average score reflects the highly imbalanced nature of the dataset, where legitimate transactions significantly outnumber fraudulent transactions and most transactions receive low predicted fraud probabilities.</w:t>
+      </w:r>
+    </w:p>
+    <w:p>
+      <w:r>
+        <w:rPr>
+          <w:b/>
+          <w:bCs/>
+        </w:rPr>
+        <w:t>ANALYTICAL IMPORTANCE</w:t>
+      </w:r>
+      <w:r>
+        <w:rPr>
+          <w:b/>
+          <w:bCs/>
+        </w:rPr>
+        <w:t xml:space="preserve">: </w:t>
+      </w:r>
+      <w:r>
+        <w:t>This KPI helps organizations to</w:t>
+      </w:r>
+      <w:r>
+        <w:t xml:space="preserve"> m</w:t>
+      </w:r>
+      <w:r>
+        <w:t>easure the overall risk level across evaluated transactions</w:t>
+      </w:r>
+      <w:r>
+        <w:t>, u</w:t>
+      </w:r>
+      <w:r>
+        <w:t>nderstand the general distribution of model-generated fraud risk</w:t>
+      </w:r>
+      <w:r>
+        <w:t>, p</w:t>
+      </w:r>
+      <w:r>
+        <w:t>rovide a high-level summary of the fraud detection system's risk assessment</w:t>
+      </w:r>
+      <w:r>
+        <w:t xml:space="preserve"> and s</w:t>
+      </w:r>
+      <w:r>
+        <w:t>upport monitoring of changes in overall transaction risk over time. One important interview point</w:t>
+      </w:r>
+      <w:r>
+        <w:t xml:space="preserve"> </w:t>
+      </w:r>
+      <w:r>
+        <w:t xml:space="preserve">0.80 does not mean 80% risk. Our </w:t>
+      </w:r>
+      <w:proofErr w:type="spellStart"/>
+      <w:r>
+        <w:t>risk_score</w:t>
+      </w:r>
+      <w:proofErr w:type="spellEnd"/>
+      <w:r>
+        <w:t xml:space="preserve"> was created by multiplying the model's fraud probability by 100, so the scale is 0–100. Therefore, 0.80 means an average predicted fraud probability of approximately 0.8%.</w:t>
+      </w:r>
+    </w:p>
+    <w:p>
+      <w:pPr>
+        <w:rPr>
+          <w:b/>
+          <w:bCs/>
+        </w:rPr>
+      </w:pPr>
+      <w:r>
+        <w:rPr>
+          <w:b/>
+          <w:bCs/>
+        </w:rPr>
+        <w:t>KPI 22 — RISK CATEGORY DISTRIBUTION</w:t>
+      </w:r>
+    </w:p>
+    <w:p>
+      <w:pPr>
+        <w:rPr>
+          <w:b/>
+          <w:bCs/>
+        </w:rPr>
+      </w:pPr>
+      <w:r>
+        <w:rPr>
+          <w:b/>
+          <w:bCs/>
+        </w:rPr>
+        <w:t>OBJECTIVE</w:t>
+      </w:r>
+      <w:r>
+        <w:rPr>
+          <w:b/>
+          <w:bCs/>
+        </w:rPr>
+        <w:t xml:space="preserve">: </w:t>
+      </w:r>
+      <w:proofErr w:type="spellStart"/>
+      <w:r>
+        <w:t>Analyze</w:t>
+      </w:r>
+      <w:proofErr w:type="spellEnd"/>
+      <w:r>
+        <w:t xml:space="preserve"> the distribution of evaluated transactions across different fraud risk categories generated using the model's predicted fraud probabilities.</w:t>
+      </w:r>
+    </w:p>
+    <w:p>
+      <w:pPr>
+        <w:rPr>
+          <w:b/>
+          <w:bCs/>
+        </w:rPr>
+      </w:pPr>
+      <w:r>
+        <w:rPr>
+          <w:b/>
+          <w:bCs/>
+        </w:rPr>
+        <w:t xml:space="preserve">SQL </w:t>
+      </w:r>
+      <w:r>
+        <w:rPr>
+          <w:b/>
+          <w:bCs/>
+        </w:rPr>
+        <w:t>QUERY</w:t>
+      </w:r>
+      <w:r>
+        <w:rPr>
+          <w:b/>
+          <w:bCs/>
+        </w:rPr>
+        <w:t>:</w:t>
+      </w:r>
+    </w:p>
+    <w:p>
+      <w:r>
+        <w:t>SELECT</w:t>
+      </w:r>
+      <w:r>
+        <w:br/>
+        <w:t xml:space="preserve">    </w:t>
+      </w:r>
+      <w:proofErr w:type="spellStart"/>
+      <w:r>
+        <w:t>risk_category</w:t>
+      </w:r>
+      <w:proofErr w:type="spellEnd"/>
+      <w:r>
+        <w:t>,</w:t>
+      </w:r>
+      <w:r>
+        <w:br/>
+        <w:t xml:space="preserve">    </w:t>
+      </w:r>
+      <w:proofErr w:type="gramStart"/>
+      <w:r>
+        <w:t>COUNT(</w:t>
+      </w:r>
+      <w:proofErr w:type="gramEnd"/>
+      <w:r>
+        <w:t xml:space="preserve">*) AS </w:t>
+      </w:r>
+      <w:proofErr w:type="spellStart"/>
+      <w:r>
+        <w:t>transaction_count</w:t>
+      </w:r>
+      <w:proofErr w:type="spellEnd"/>
+      <w:r>
+        <w:br/>
+        <w:t xml:space="preserve">FROM </w:t>
+      </w:r>
+      <w:proofErr w:type="spellStart"/>
+      <w:r>
+        <w:t>fraud_risk_scores</w:t>
+      </w:r>
+      <w:proofErr w:type="spellEnd"/>
+      <w:r>
+        <w:br/>
+        <w:t xml:space="preserve">GROUP BY </w:t>
+      </w:r>
+      <w:proofErr w:type="spellStart"/>
+      <w:r>
+        <w:t>risk_category</w:t>
+      </w:r>
+      <w:proofErr w:type="spellEnd"/>
+      <w:r>
+        <w:br/>
+        <w:t xml:space="preserve">ORDER BY </w:t>
+      </w:r>
+      <w:proofErr w:type="spellStart"/>
+      <w:r>
+        <w:t>transaction_count</w:t>
+      </w:r>
+      <w:proofErr w:type="spellEnd"/>
+      <w:r>
+        <w:t xml:space="preserve"> DESC;</w:t>
+      </w:r>
+    </w:p>
+    <w:p>
+      <w:pPr>
+        <w:rPr>
+          <w:b/>
+          <w:bCs/>
+        </w:rPr>
+      </w:pPr>
+      <w:r>
+        <w:rPr>
+          <w:b/>
+          <w:bCs/>
+        </w:rPr>
+        <w:t>RESULT</w:t>
+      </w:r>
+      <w:r>
+        <w:rPr>
+          <w:b/>
+          <w:bCs/>
+        </w:rPr>
+        <w:t>:</w:t>
+      </w:r>
+    </w:p>
+    <w:tbl>
+      <w:tblPr>
+        <w:tblStyle w:val="TableGrid"/>
+        <w:tblW w:w="0" w:type="auto"/>
+        <w:tblLook w:val="04A0" w:firstRow="1" w:lastRow="0" w:firstColumn="1" w:lastColumn="0" w:noHBand="0" w:noVBand="1"/>
+      </w:tblPr>
+      <w:tblGrid>
+        <w:gridCol w:w="1528"/>
+        <w:gridCol w:w="1974"/>
+      </w:tblGrid>
+      <w:tr>
+        <w:tc>
+          <w:tcPr>
+            <w:tcW w:w="0" w:type="auto"/>
+            <w:hideMark/>
+          </w:tcPr>
+          <w:p>
+            <w:pPr>
+              <w:spacing w:after="160" w:line="278" w:lineRule="auto"/>
+            </w:pPr>
+            <w:r>
+              <w:t>Risk Category</w:t>
+            </w:r>
+          </w:p>
+        </w:tc>
+        <w:tc>
+          <w:tcPr>
+            <w:tcW w:w="0" w:type="auto"/>
+            <w:hideMark/>
+          </w:tcPr>
+          <w:p>
+            <w:pPr>
+              <w:spacing w:after="160" w:line="278" w:lineRule="auto"/>
+            </w:pPr>
+            <w:r>
+              <w:t>Transaction Count</w:t>
+            </w:r>
+          </w:p>
+        </w:tc>
+      </w:tr>
+      <w:tr>
+        <w:tc>
+          <w:tcPr>
+            <w:tcW w:w="0" w:type="auto"/>
+            <w:hideMark/>
+          </w:tcPr>
+          <w:p>
+            <w:pPr>
+              <w:spacing w:after="160" w:line="278" w:lineRule="auto"/>
+            </w:pPr>
+            <w:r>
+              <w:t>Low</w:t>
+            </w:r>
+          </w:p>
+        </w:tc>
+        <w:tc>
+          <w:tcPr>
+            <w:tcW w:w="0" w:type="auto"/>
+            <w:hideMark/>
+          </w:tcPr>
+          <w:p>
+            <w:pPr>
+              <w:spacing w:after="160" w:line="278" w:lineRule="auto"/>
+            </w:pPr>
+            <w:r>
+              <w:t>361,872</w:t>
+            </w:r>
+          </w:p>
+        </w:tc>
+      </w:tr>
+      <w:tr>
+        <w:tc>
+          <w:tcPr>
+            <w:tcW w:w="0" w:type="auto"/>
+            <w:hideMark/>
+          </w:tcPr>
+          <w:p>
+            <w:pPr>
+              <w:spacing w:after="160" w:line="278" w:lineRule="auto"/>
+            </w:pPr>
+            <w:r>
+              <w:t>Medium</w:t>
+            </w:r>
+          </w:p>
+        </w:tc>
+        <w:tc>
+          <w:tcPr>
+            <w:tcW w:w="0" w:type="auto"/>
+            <w:hideMark/>
+          </w:tcPr>
+          <w:p>
+            <w:pPr>
+              <w:spacing w:after="160" w:line="278" w:lineRule="auto"/>
+            </w:pPr>
+            <w:r>
+              <w:t>5,587</w:t>
+            </w:r>
+          </w:p>
+        </w:tc>
+      </w:tr>
+      <w:tr>
+        <w:tc>
+          <w:tcPr>
+            <w:tcW w:w="0" w:type="auto"/>
+            <w:hideMark/>
+          </w:tcPr>
+          <w:p>
+            <w:pPr>
+              <w:spacing w:after="160" w:line="278" w:lineRule="auto"/>
+            </w:pPr>
+            <w:r>
+              <w:t>Critical</w:t>
+            </w:r>
+          </w:p>
+        </w:tc>
+        <w:tc>
+          <w:tcPr>
+            <w:tcW w:w="0" w:type="auto"/>
+            <w:hideMark/>
+          </w:tcPr>
+          <w:p>
+            <w:pPr>
+              <w:spacing w:after="160" w:line="278" w:lineRule="auto"/>
+            </w:pPr>
+            <w:r>
+              <w:t>1,765</w:t>
+            </w:r>
+          </w:p>
+        </w:tc>
+      </w:tr>
+      <w:tr>
+        <w:tc>
+          <w:tcPr>
+            <w:tcW w:w="0" w:type="auto"/>
+            <w:hideMark/>
+          </w:tcPr>
+          <w:p>
+            <w:pPr>
+              <w:spacing w:after="160" w:line="278" w:lineRule="auto"/>
+            </w:pPr>
+            <w:r>
+              <w:t>High</w:t>
+            </w:r>
+          </w:p>
+        </w:tc>
+        <w:tc>
+          <w:tcPr>
+            <w:tcW w:w="0" w:type="auto"/>
+            <w:hideMark/>
+          </w:tcPr>
+          <w:p>
+            <w:pPr>
+              <w:spacing w:after="160" w:line="278" w:lineRule="auto"/>
+            </w:pPr>
+            <w:r>
+              <w:t>1,255</w:t>
+            </w:r>
+          </w:p>
+        </w:tc>
+      </w:tr>
+    </w:tbl>
+    <w:p>
+      <w:pPr>
+        <w:rPr>
+          <w:b/>
+          <w:bCs/>
+        </w:rPr>
+      </w:pPr>
+    </w:p>
+    <w:p>
+      <w:pPr>
+        <w:rPr>
+          <w:b/>
+          <w:bCs/>
+        </w:rPr>
+      </w:pPr>
+      <w:r>
+        <w:rPr>
+          <w:b/>
+          <w:bCs/>
+        </w:rPr>
+        <w:lastRenderedPageBreak/>
+        <w:t>BUSINESS INSIGHT</w:t>
+      </w:r>
+      <w:r>
+        <w:rPr>
+          <w:b/>
+          <w:bCs/>
+        </w:rPr>
+        <w:t xml:space="preserve">: </w:t>
+      </w:r>
+      <w:r>
+        <w:t>The majority of evaluated transactions (361,872) were classified as Low Risk, while significantly fewer transactions were categorized as Medium, High, or Critical Risk. Among the elevated-risk categories, Medium Risk contained the highest number of transactions, followed by Critical and High Risk.</w:t>
+      </w:r>
+      <w:r>
+        <w:t xml:space="preserve"> </w:t>
+      </w:r>
+      <w:r>
+        <w:t>This distribution is consistent with the highly imbalanced nature of the fraud dataset, where legitimate transactions significantly outnumber fraudulent transactions.</w:t>
+      </w:r>
+    </w:p>
+    <w:p>
+      <w:r>
+        <w:rPr>
+          <w:b/>
+          <w:bCs/>
+        </w:rPr>
+        <w:t>ANALYTICAL IMPORTANCE</w:t>
+      </w:r>
+      <w:r>
+        <w:rPr>
+          <w:b/>
+          <w:bCs/>
+        </w:rPr>
+        <w:t xml:space="preserve">: </w:t>
+      </w:r>
+      <w:r>
+        <w:t>This KPI helps organizations to</w:t>
+      </w:r>
+      <w:r>
+        <w:t xml:space="preserve"> u</w:t>
+      </w:r>
+      <w:r>
+        <w:t>nderstand the overall distribution of model-generated fraud risk levels</w:t>
+      </w:r>
+      <w:r>
+        <w:t>, i</w:t>
+      </w:r>
+      <w:r>
+        <w:t>dentify the volume of transactions requiring additional monitoring or investigation</w:t>
+      </w:r>
+      <w:r>
+        <w:t>, s</w:t>
+      </w:r>
+      <w:r>
+        <w:t>upport prioritization of transactions based on risk severity</w:t>
+      </w:r>
+      <w:r>
+        <w:t xml:space="preserve"> and p</w:t>
+      </w:r>
+      <w:r>
+        <w:t xml:space="preserve">rovide a high-level view of the fraud detection system's risk segmentation. </w:t>
+      </w:r>
+      <w:r>
+        <w:rPr>
+          <w:b/>
+          <w:bCs/>
+        </w:rPr>
+        <w:t xml:space="preserve"> </w:t>
+      </w:r>
+      <w:r>
+        <w:t>One important thing I want you to remember for interviews: these categories did not magically come from the Random Forest model. The model generated fraud probabilities, we converted those probabilities into a 0–100 risk score, and we manually defined business thresholds to create Low, Medium, High, and Critical categories.</w:t>
+      </w:r>
+    </w:p>
+    <w:p>
+      <w:pPr>
+        <w:rPr>
+          <w:b/>
+          <w:bCs/>
+        </w:rPr>
+      </w:pPr>
+      <w:r>
+        <w:rPr>
+          <w:b/>
+          <w:bCs/>
+        </w:rPr>
+        <w:t>KPI 23 — RISK CATEGORY PERCENTAGE DISTRIBUTION</w:t>
+      </w:r>
+    </w:p>
+    <w:p>
+      <w:pPr>
+        <w:rPr>
+          <w:b/>
+          <w:bCs/>
+        </w:rPr>
+      </w:pPr>
+      <w:r>
+        <w:rPr>
+          <w:b/>
+          <w:bCs/>
+        </w:rPr>
+        <w:t>OBJECTIVE</w:t>
+      </w:r>
+      <w:r>
+        <w:rPr>
+          <w:b/>
+          <w:bCs/>
+        </w:rPr>
+        <w:t xml:space="preserve">: </w:t>
+      </w:r>
+      <w:r>
+        <w:t>Calculate the percentage of evaluated transactions belonging to each risk category to understand the relative distribution of model-generated fraud risk levels.</w:t>
+      </w:r>
+    </w:p>
+    <w:p>
+      <w:pPr>
+        <w:rPr>
+          <w:b/>
+          <w:bCs/>
+        </w:rPr>
+      </w:pPr>
+      <w:r>
+        <w:rPr>
+          <w:b/>
+          <w:bCs/>
+        </w:rPr>
+        <w:t xml:space="preserve">SQL </w:t>
+      </w:r>
+      <w:r>
+        <w:rPr>
+          <w:b/>
+          <w:bCs/>
+        </w:rPr>
+        <w:t>QUERY</w:t>
+      </w:r>
+      <w:r>
+        <w:rPr>
+          <w:b/>
+          <w:bCs/>
+        </w:rPr>
+        <w:t>:</w:t>
+      </w:r>
+    </w:p>
+    <w:p>
+      <w:r>
+        <w:t>SELECT</w:t>
+      </w:r>
+      <w:r>
+        <w:br/>
+        <w:t xml:space="preserve">    </w:t>
+      </w:r>
+      <w:proofErr w:type="spellStart"/>
+      <w:r>
+        <w:t>risk_category</w:t>
+      </w:r>
+      <w:proofErr w:type="spellEnd"/>
+      <w:r>
+        <w:t>,</w:t>
+      </w:r>
+      <w:r>
+        <w:br/>
+        <w:t xml:space="preserve">    </w:t>
+      </w:r>
+      <w:proofErr w:type="gramStart"/>
+      <w:r>
+        <w:t>COUNT(</w:t>
+      </w:r>
+      <w:proofErr w:type="gramEnd"/>
+      <w:r>
+        <w:t xml:space="preserve">*) AS </w:t>
+      </w:r>
+      <w:proofErr w:type="spellStart"/>
+      <w:r>
+        <w:t>transaction_count</w:t>
+      </w:r>
+      <w:proofErr w:type="spellEnd"/>
+      <w:r>
+        <w:t>,</w:t>
+      </w:r>
+      <w:r>
+        <w:br/>
+        <w:t xml:space="preserve">    </w:t>
+      </w:r>
+      <w:proofErr w:type="gramStart"/>
+      <w:r>
+        <w:t>ROUND(</w:t>
+      </w:r>
+      <w:proofErr w:type="gramEnd"/>
+      <w:r>
+        <w:br/>
+        <w:t xml:space="preserve">        </w:t>
+      </w:r>
+      <w:proofErr w:type="gramStart"/>
+      <w:r>
+        <w:t>COUNT(</w:t>
+      </w:r>
+      <w:proofErr w:type="gramEnd"/>
+      <w:r>
+        <w:t>*) * 100.0</w:t>
+      </w:r>
+      <w:r>
+        <w:br/>
+        <w:t xml:space="preserve">        / (SELECT </w:t>
+      </w:r>
+      <w:proofErr w:type="gramStart"/>
+      <w:r>
+        <w:t>COUNT(</w:t>
+      </w:r>
+      <w:proofErr w:type="gramEnd"/>
+      <w:r>
+        <w:t xml:space="preserve">*) FROM </w:t>
+      </w:r>
+      <w:proofErr w:type="spellStart"/>
+      <w:r>
+        <w:t>fraud_risk_scores</w:t>
+      </w:r>
+      <w:proofErr w:type="spellEnd"/>
+      <w:r>
+        <w:t>),</w:t>
+      </w:r>
+      <w:r>
+        <w:br/>
+        <w:t xml:space="preserve">        2</w:t>
+      </w:r>
+      <w:r>
+        <w:br/>
+        <w:t xml:space="preserve">  </w:t>
+      </w:r>
+      <w:proofErr w:type="gramStart"/>
+      <w:r>
+        <w:t xml:space="preserve">  )</w:t>
+      </w:r>
+      <w:proofErr w:type="gramEnd"/>
+      <w:r>
+        <w:t xml:space="preserve"> AS </w:t>
+      </w:r>
+      <w:proofErr w:type="spellStart"/>
+      <w:r>
+        <w:t>percentage_distribution</w:t>
+      </w:r>
+      <w:proofErr w:type="spellEnd"/>
+      <w:r>
+        <w:br/>
+        <w:t xml:space="preserve">FROM </w:t>
+      </w:r>
+      <w:proofErr w:type="spellStart"/>
+      <w:r>
+        <w:t>fraud_risk_scores</w:t>
+      </w:r>
+      <w:proofErr w:type="spellEnd"/>
+      <w:r>
+        <w:br/>
+        <w:t xml:space="preserve">GROUP BY </w:t>
+      </w:r>
+      <w:proofErr w:type="spellStart"/>
+      <w:r>
+        <w:t>risk_category</w:t>
+      </w:r>
+      <w:proofErr w:type="spellEnd"/>
+      <w:r>
+        <w:br/>
+        <w:t xml:space="preserve">ORDER BY </w:t>
+      </w:r>
+      <w:proofErr w:type="spellStart"/>
+      <w:r>
+        <w:t>percentage_distribution</w:t>
+      </w:r>
+      <w:proofErr w:type="spellEnd"/>
+      <w:r>
+        <w:t xml:space="preserve"> DESC;</w:t>
+      </w:r>
+    </w:p>
+    <w:p>
+      <w:pPr>
+        <w:rPr>
+          <w:b/>
+          <w:bCs/>
+        </w:rPr>
+      </w:pPr>
+      <w:r>
+        <w:rPr>
+          <w:b/>
+          <w:bCs/>
+        </w:rPr>
+        <w:t>RESULT</w:t>
+      </w:r>
+      <w:r>
+        <w:rPr>
+          <w:b/>
+          <w:bCs/>
+        </w:rPr>
+        <w:t>:</w:t>
+      </w:r>
+    </w:p>
+    <w:tbl>
+      <w:tblPr>
+        <w:tblStyle w:val="TableGrid"/>
+        <w:tblW w:w="0" w:type="auto"/>
+        <w:tblLook w:val="04A0" w:firstRow="1" w:lastRow="0" w:firstColumn="1" w:lastColumn="0" w:noHBand="0" w:noVBand="1"/>
+      </w:tblPr>
+      <w:tblGrid>
+        <w:gridCol w:w="1528"/>
+        <w:gridCol w:w="1974"/>
+        <w:gridCol w:w="2509"/>
+      </w:tblGrid>
+      <w:tr>
+        <w:tc>
+          <w:tcPr>
+            <w:tcW w:w="0" w:type="auto"/>
+            <w:hideMark/>
+          </w:tcPr>
+          <w:p>
+            <w:pPr>
+              <w:spacing w:after="160" w:line="278" w:lineRule="auto"/>
+            </w:pPr>
+            <w:r>
+              <w:t>Risk Category</w:t>
+            </w:r>
+          </w:p>
+        </w:tc>
+        <w:tc>
+          <w:tcPr>
+            <w:tcW w:w="0" w:type="auto"/>
+            <w:hideMark/>
+          </w:tcPr>
+          <w:p>
+            <w:pPr>
+              <w:spacing w:after="160" w:line="278" w:lineRule="auto"/>
+            </w:pPr>
+            <w:r>
+              <w:t>Transaction Count</w:t>
+            </w:r>
+          </w:p>
+        </w:tc>
+        <w:tc>
+          <w:tcPr>
+            <w:tcW w:w="0" w:type="auto"/>
+            <w:hideMark/>
+          </w:tcPr>
+          <w:p>
+            <w:pPr>
+              <w:spacing w:after="160" w:line="278" w:lineRule="auto"/>
+            </w:pPr>
+            <w:r>
+              <w:t>Percentage Distribution</w:t>
+            </w:r>
+          </w:p>
+        </w:tc>
+      </w:tr>
+      <w:tr>
+        <w:tc>
+          <w:tcPr>
+            <w:tcW w:w="0" w:type="auto"/>
+            <w:hideMark/>
+          </w:tcPr>
+          <w:p>
+            <w:pPr>
+              <w:spacing w:after="160" w:line="278" w:lineRule="auto"/>
+            </w:pPr>
+            <w:r>
+              <w:t>Low</w:t>
+            </w:r>
+          </w:p>
+        </w:tc>
+        <w:tc>
+          <w:tcPr>
+            <w:tcW w:w="0" w:type="auto"/>
+            <w:hideMark/>
+          </w:tcPr>
+          <w:p>
+            <w:pPr>
+              <w:spacing w:after="160" w:line="278" w:lineRule="auto"/>
+            </w:pPr>
+            <w:r>
+              <w:t>361,872</w:t>
+            </w:r>
+          </w:p>
+        </w:tc>
+        <w:tc>
+          <w:tcPr>
+            <w:tcW w:w="0" w:type="auto"/>
+            <w:hideMark/>
+          </w:tcPr>
+          <w:p>
+            <w:pPr>
+              <w:spacing w:after="160" w:line="278" w:lineRule="auto"/>
+            </w:pPr>
+            <w:r>
+              <w:t>97.68%</w:t>
+            </w:r>
+          </w:p>
+        </w:tc>
+      </w:tr>
+      <w:tr>
+        <w:tc>
+          <w:tcPr>
+            <w:tcW w:w="0" w:type="auto"/>
+            <w:hideMark/>
+          </w:tcPr>
+          <w:p>
+            <w:pPr>
+              <w:spacing w:after="160" w:line="278" w:lineRule="auto"/>
+            </w:pPr>
+            <w:r>
+              <w:t>Medium</w:t>
+            </w:r>
+          </w:p>
+        </w:tc>
+        <w:tc>
+          <w:tcPr>
+            <w:tcW w:w="0" w:type="auto"/>
+            <w:hideMark/>
+          </w:tcPr>
+          <w:p>
+            <w:pPr>
+              <w:spacing w:after="160" w:line="278" w:lineRule="auto"/>
+            </w:pPr>
+            <w:r>
+              <w:t>5,587</w:t>
+            </w:r>
+          </w:p>
+        </w:tc>
+        <w:tc>
+          <w:tcPr>
+            <w:tcW w:w="0" w:type="auto"/>
+            <w:hideMark/>
+          </w:tcPr>
+          <w:p>
+            <w:pPr>
+              <w:spacing w:after="160" w:line="278" w:lineRule="auto"/>
+            </w:pPr>
+            <w:r>
+              <w:t>1.51%</w:t>
+            </w:r>
+          </w:p>
+        </w:tc>
+      </w:tr>
+      <w:tr>
+        <w:tc>
+          <w:tcPr>
+            <w:tcW w:w="0" w:type="auto"/>
+            <w:hideMark/>
+          </w:tcPr>
+          <w:p>
+            <w:pPr>
+              <w:spacing w:after="160" w:line="278" w:lineRule="auto"/>
+            </w:pPr>
+            <w:r>
+              <w:t>Critical</w:t>
+            </w:r>
+          </w:p>
+        </w:tc>
+        <w:tc>
+          <w:tcPr>
+            <w:tcW w:w="0" w:type="auto"/>
+            <w:hideMark/>
+          </w:tcPr>
+          <w:p>
+            <w:pPr>
+              <w:spacing w:after="160" w:line="278" w:lineRule="auto"/>
+            </w:pPr>
+            <w:r>
+              <w:t>1,765</w:t>
+            </w:r>
+          </w:p>
+        </w:tc>
+        <w:tc>
+          <w:tcPr>
+            <w:tcW w:w="0" w:type="auto"/>
+            <w:hideMark/>
+          </w:tcPr>
+          <w:p>
+            <w:pPr>
+              <w:spacing w:after="160" w:line="278" w:lineRule="auto"/>
+            </w:pPr>
+            <w:r>
+              <w:t>0.48%</w:t>
+            </w:r>
+          </w:p>
+        </w:tc>
+      </w:tr>
+      <w:tr>
+        <w:tc>
+          <w:tcPr>
+            <w:tcW w:w="0" w:type="auto"/>
+            <w:hideMark/>
+          </w:tcPr>
+          <w:p>
+            <w:pPr>
+              <w:spacing w:after="160" w:line="278" w:lineRule="auto"/>
+            </w:pPr>
+            <w:r>
+              <w:t>High</w:t>
+            </w:r>
+          </w:p>
+        </w:tc>
+        <w:tc>
+          <w:tcPr>
+            <w:tcW w:w="0" w:type="auto"/>
+            <w:hideMark/>
+          </w:tcPr>
+          <w:p>
+            <w:pPr>
+              <w:spacing w:after="160" w:line="278" w:lineRule="auto"/>
+            </w:pPr>
+            <w:r>
+              <w:t>1,255</w:t>
+            </w:r>
+          </w:p>
+        </w:tc>
+        <w:tc>
+          <w:tcPr>
+            <w:tcW w:w="0" w:type="auto"/>
+            <w:hideMark/>
+          </w:tcPr>
+          <w:p>
+            <w:pPr>
+              <w:spacing w:after="160" w:line="278" w:lineRule="auto"/>
+            </w:pPr>
+            <w:r>
+              <w:t>0.34%</w:t>
+            </w:r>
+          </w:p>
+        </w:tc>
+      </w:tr>
+    </w:tbl>
+    <w:p>
+      <w:pPr>
+        <w:rPr>
+          <w:b/>
+          <w:bCs/>
+        </w:rPr>
+      </w:pPr>
+      <w:r>
+        <w:rPr>
+          <w:b/>
+          <w:bCs/>
+        </w:rPr>
+        <w:lastRenderedPageBreak/>
+        <w:t>BUSINESS INSIGHT</w:t>
+      </w:r>
+      <w:r>
+        <w:rPr>
+          <w:b/>
+          <w:bCs/>
+        </w:rPr>
+        <w:t xml:space="preserve">: </w:t>
+      </w:r>
+      <w:r>
+        <w:t xml:space="preserve">The majority of evaluated transactions (97.68%) were classified as Low Risk, while only a small proportion fell into elevated-risk categories. Medium Risk transactions represented 1.51%, Critical Risk transactions represented 0.48%, and </w:t>
+      </w:r>
+      <w:proofErr w:type="gramStart"/>
+      <w:r>
+        <w:t>High Risk</w:t>
+      </w:r>
+      <w:proofErr w:type="gramEnd"/>
+      <w:r>
+        <w:t xml:space="preserve"> transactions represented 0.34% of the evaluated dataset.</w:t>
+      </w:r>
+      <w:r>
+        <w:t xml:space="preserve"> </w:t>
+      </w:r>
+      <w:r>
+        <w:t>This indicates that the risk-scoring system assigns elevated risk levels to a relatively small subset of transactions, allowing fraud monitoring and investigation efforts to focus on a narrower group of potentially suspicious transactions.</w:t>
+      </w:r>
+    </w:p>
+    <w:p>
+      <w:r>
+        <w:rPr>
+          <w:b/>
+          <w:bCs/>
+        </w:rPr>
+        <w:t>ANALYTICAL IMPORTANCE</w:t>
+      </w:r>
+      <w:r>
+        <w:rPr>
+          <w:b/>
+          <w:bCs/>
+        </w:rPr>
+        <w:t xml:space="preserve">: </w:t>
+      </w:r>
+      <w:r>
+        <w:t>This KPI helps organizations to</w:t>
+      </w:r>
+      <w:r>
+        <w:t xml:space="preserve"> u</w:t>
+      </w:r>
+      <w:r>
+        <w:t>nderstand the relative distribution of transaction risk levels</w:t>
+      </w:r>
+      <w:r>
+        <w:t>, m</w:t>
+      </w:r>
+      <w:r>
+        <w:t>easure the proportion of transactions requiring additional monitoring</w:t>
+      </w:r>
+      <w:r>
+        <w:t>, s</w:t>
+      </w:r>
+      <w:r>
+        <w:t>upport prioritization of fraud investigation resources</w:t>
+      </w:r>
+      <w:r>
+        <w:t xml:space="preserve"> and c</w:t>
+      </w:r>
+      <w:r>
+        <w:t>ommunicate model-generated risk segmentation clearly through dashboards and reports.</w:t>
+      </w:r>
+    </w:p>
+    <w:p>
+      <w:pPr>
+        <w:rPr>
+          <w:b/>
+          <w:bCs/>
+        </w:rPr>
+      </w:pPr>
+      <w:r>
+        <w:rPr>
+          <w:b/>
+          <w:bCs/>
+        </w:rPr>
+        <w:t>KPI 24 — ALERT DISTRIBUTION</w:t>
+      </w:r>
+    </w:p>
+    <w:p>
+      <w:pPr>
+        <w:rPr>
+          <w:b/>
+          <w:bCs/>
+        </w:rPr>
+      </w:pPr>
+      <w:r>
+        <w:rPr>
+          <w:b/>
+          <w:bCs/>
+        </w:rPr>
+        <w:t>OBJECTIVE</w:t>
+      </w:r>
+      <w:r>
+        <w:rPr>
+          <w:b/>
+          <w:bCs/>
+        </w:rPr>
+        <w:t xml:space="preserve">: </w:t>
+      </w:r>
+      <w:proofErr w:type="spellStart"/>
+      <w:r>
+        <w:t>Analyze</w:t>
+      </w:r>
+      <w:proofErr w:type="spellEnd"/>
+      <w:r>
+        <w:t xml:space="preserve"> the distribution of operational alerts generated by the fraud analytics system based on model-derived risk categories.</w:t>
+      </w:r>
+    </w:p>
+    <w:p>
+      <w:pPr>
+        <w:rPr>
+          <w:b/>
+          <w:bCs/>
+        </w:rPr>
+      </w:pPr>
+      <w:r>
+        <w:rPr>
+          <w:b/>
+          <w:bCs/>
+        </w:rPr>
+        <w:t xml:space="preserve">SQL </w:t>
+      </w:r>
+      <w:r>
+        <w:rPr>
+          <w:b/>
+          <w:bCs/>
+        </w:rPr>
+        <w:t>QUERY</w:t>
+      </w:r>
+      <w:r>
+        <w:rPr>
+          <w:b/>
+          <w:bCs/>
+        </w:rPr>
+        <w:t>:</w:t>
+      </w:r>
+    </w:p>
+    <w:p>
+      <w:r>
+        <w:t>SELECT</w:t>
+      </w:r>
+      <w:r>
+        <w:br/>
+        <w:t xml:space="preserve">    alert,</w:t>
+      </w:r>
+      <w:r>
+        <w:br/>
+        <w:t xml:space="preserve">    </w:t>
+      </w:r>
+      <w:proofErr w:type="gramStart"/>
+      <w:r>
+        <w:t>COUNT(</w:t>
+      </w:r>
+      <w:proofErr w:type="gramEnd"/>
+      <w:r>
+        <w:t xml:space="preserve">*) AS </w:t>
+      </w:r>
+      <w:proofErr w:type="spellStart"/>
+      <w:r>
+        <w:t>alert_count</w:t>
+      </w:r>
+      <w:proofErr w:type="spellEnd"/>
+      <w:r>
+        <w:br/>
+        <w:t xml:space="preserve">FROM </w:t>
+      </w:r>
+      <w:proofErr w:type="spellStart"/>
+      <w:r>
+        <w:t>fraud_risk_scores</w:t>
+      </w:r>
+      <w:proofErr w:type="spellEnd"/>
+      <w:r>
+        <w:br/>
+        <w:t>GROUP BY alert</w:t>
+      </w:r>
+      <w:r>
+        <w:br/>
+        <w:t xml:space="preserve">ORDER BY </w:t>
+      </w:r>
+      <w:proofErr w:type="spellStart"/>
+      <w:r>
+        <w:t>alert_count</w:t>
+      </w:r>
+      <w:proofErr w:type="spellEnd"/>
+      <w:r>
+        <w:t xml:space="preserve"> DESC;</w:t>
+      </w:r>
+    </w:p>
+    <w:p>
+      <w:pPr>
+        <w:rPr>
+          <w:b/>
+          <w:bCs/>
+        </w:rPr>
+      </w:pPr>
+      <w:r>
+        <w:rPr>
+          <w:b/>
+          <w:bCs/>
+        </w:rPr>
+        <w:t>RESULT</w:t>
+      </w:r>
+      <w:r>
+        <w:rPr>
+          <w:b/>
+          <w:bCs/>
+        </w:rPr>
+        <w:t>:</w:t>
+      </w:r>
+    </w:p>
+    <w:tbl>
+      <w:tblPr>
+        <w:tblStyle w:val="TableGrid"/>
+        <w:tblW w:w="0" w:type="auto"/>
+        <w:tblLook w:val="04A0" w:firstRow="1" w:lastRow="0" w:firstColumn="1" w:lastColumn="0" w:noHBand="0" w:noVBand="1"/>
+      </w:tblPr>
+      <w:tblGrid>
+        <w:gridCol w:w="2468"/>
+        <w:gridCol w:w="1333"/>
+      </w:tblGrid>
+      <w:tr>
+        <w:tc>
+          <w:tcPr>
+            <w:tcW w:w="0" w:type="auto"/>
+            <w:hideMark/>
+          </w:tcPr>
+          <w:p>
+            <w:pPr>
+              <w:spacing w:after="160" w:line="278" w:lineRule="auto"/>
+            </w:pPr>
+            <w:r>
+              <w:t>Alert</w:t>
+            </w:r>
+          </w:p>
+        </w:tc>
+        <w:tc>
+          <w:tcPr>
+            <w:tcW w:w="0" w:type="auto"/>
+            <w:hideMark/>
+          </w:tcPr>
+          <w:p>
+            <w:pPr>
+              <w:spacing w:after="160" w:line="278" w:lineRule="auto"/>
+            </w:pPr>
+            <w:r>
+              <w:t>Alert Count</w:t>
+            </w:r>
+          </w:p>
+        </w:tc>
+      </w:tr>
+      <w:tr>
+        <w:tc>
+          <w:tcPr>
+            <w:tcW w:w="0" w:type="auto"/>
+            <w:hideMark/>
+          </w:tcPr>
+          <w:p>
+            <w:pPr>
+              <w:spacing w:after="160" w:line="278" w:lineRule="auto"/>
+            </w:pPr>
+            <w:r>
+              <w:t>LOW RISK</w:t>
+            </w:r>
+          </w:p>
+        </w:tc>
+        <w:tc>
+          <w:tcPr>
+            <w:tcW w:w="0" w:type="auto"/>
+            <w:hideMark/>
+          </w:tcPr>
+          <w:p>
+            <w:pPr>
+              <w:spacing w:after="160" w:line="278" w:lineRule="auto"/>
+            </w:pPr>
+            <w:r>
+              <w:t>361,872</w:t>
+            </w:r>
+          </w:p>
+        </w:tc>
+      </w:tr>
+      <w:tr>
+        <w:tc>
+          <w:tcPr>
+            <w:tcW w:w="0" w:type="auto"/>
+            <w:hideMark/>
+          </w:tcPr>
+          <w:p>
+            <w:pPr>
+              <w:spacing w:after="160" w:line="278" w:lineRule="auto"/>
+            </w:pPr>
+            <w:r>
+              <w:t>MEDIUM RISK ALERT</w:t>
+            </w:r>
+          </w:p>
+        </w:tc>
+        <w:tc>
+          <w:tcPr>
+            <w:tcW w:w="0" w:type="auto"/>
+            <w:hideMark/>
+          </w:tcPr>
+          <w:p>
+            <w:pPr>
+              <w:spacing w:after="160" w:line="278" w:lineRule="auto"/>
+            </w:pPr>
+            <w:r>
+              <w:t>5,587</w:t>
+            </w:r>
+          </w:p>
+        </w:tc>
+      </w:tr>
+      <w:tr>
+        <w:tc>
+          <w:tcPr>
+            <w:tcW w:w="0" w:type="auto"/>
+            <w:hideMark/>
+          </w:tcPr>
+          <w:p>
+            <w:pPr>
+              <w:spacing w:after="160" w:line="278" w:lineRule="auto"/>
+            </w:pPr>
+            <w:r>
+              <w:t>CRITICAL FRAUD ALERT</w:t>
+            </w:r>
+          </w:p>
+        </w:tc>
+        <w:tc>
+          <w:tcPr>
+            <w:tcW w:w="0" w:type="auto"/>
+            <w:hideMark/>
+          </w:tcPr>
+          <w:p>
+            <w:pPr>
+              <w:spacing w:after="160" w:line="278" w:lineRule="auto"/>
+            </w:pPr>
+            <w:r>
+              <w:t>1,765</w:t>
+            </w:r>
+          </w:p>
+        </w:tc>
+      </w:tr>
+      <w:tr>
+        <w:tc>
+          <w:tcPr>
+            <w:tcW w:w="0" w:type="auto"/>
+            <w:hideMark/>
+          </w:tcPr>
+          <w:p>
+            <w:pPr>
+              <w:spacing w:after="160" w:line="278" w:lineRule="auto"/>
+            </w:pPr>
+            <w:r>
+              <w:t>HIGH RISK ALERT</w:t>
+            </w:r>
+          </w:p>
+        </w:tc>
+        <w:tc>
+          <w:tcPr>
+            <w:tcW w:w="0" w:type="auto"/>
+            <w:hideMark/>
+          </w:tcPr>
+          <w:p>
+            <w:pPr>
+              <w:spacing w:after="160" w:line="278" w:lineRule="auto"/>
+            </w:pPr>
+            <w:r>
+              <w:t>1,255</w:t>
+            </w:r>
+          </w:p>
+        </w:tc>
+      </w:tr>
+    </w:tbl>
+    <w:p>
+      <w:pPr>
+        <w:rPr>
+          <w:b/>
+          <w:bCs/>
+        </w:rPr>
+      </w:pPr>
+    </w:p>
+    <w:p>
+      <w:r>
+        <w:rPr>
+          <w:b/>
+          <w:bCs/>
+        </w:rPr>
+        <w:t>BUSINESS INSIGHT</w:t>
+      </w:r>
+      <w:r>
+        <w:rPr>
+          <w:b/>
+          <w:bCs/>
+        </w:rPr>
+        <w:t xml:space="preserve">: </w:t>
+      </w:r>
+      <w:r>
+        <w:t xml:space="preserve">The majority of evaluated transactions (361,872) generated a </w:t>
+      </w:r>
+      <w:proofErr w:type="gramStart"/>
+      <w:r>
+        <w:t>Low Risk</w:t>
+      </w:r>
+      <w:proofErr w:type="gramEnd"/>
+      <w:r>
+        <w:t xml:space="preserve"> status, while a much smaller number triggered Medium, High, or Critical alerts. Among transactions requiring additional attention, 5,587 generated Medium Risk Alerts, 1,765 generated Critical Fraud Alerts, and 1,255 generated </w:t>
+      </w:r>
+      <w:proofErr w:type="gramStart"/>
+      <w:r>
+        <w:t>High Risk</w:t>
+      </w:r>
+      <w:proofErr w:type="gramEnd"/>
+      <w:r>
+        <w:t xml:space="preserve"> Alerts.</w:t>
+      </w:r>
+    </w:p>
+    <w:p>
+      <w:pPr>
+        <w:rPr>
+          <w:b/>
+          <w:bCs/>
+        </w:rPr>
+      </w:pPr>
+      <w:r>
+        <w:rPr>
+          <w:b/>
+          <w:bCs/>
+        </w:rPr>
+        <w:t>ANALYTICAL IMPORTANCE</w:t>
+      </w:r>
+      <w:r>
+        <w:rPr>
+          <w:b/>
+          <w:bCs/>
+        </w:rPr>
+        <w:t xml:space="preserve">: </w:t>
+      </w:r>
+      <w:r>
+        <w:t>This KPI helps organizations to</w:t>
+      </w:r>
+      <w:r>
+        <w:t xml:space="preserve"> m</w:t>
+      </w:r>
+      <w:r>
+        <w:t>easure the volume of alerts generated by the fraud analytics system</w:t>
+      </w:r>
+      <w:r>
+        <w:t>, u</w:t>
+      </w:r>
+      <w:r>
+        <w:t xml:space="preserve">nderstand the operational workload associated </w:t>
+      </w:r>
+      <w:r>
+        <w:lastRenderedPageBreak/>
+        <w:t>with fraud monitoring</w:t>
+      </w:r>
+      <w:r>
+        <w:t>, p</w:t>
+      </w:r>
+      <w:r>
+        <w:t>rioritize transactions according to alert severity</w:t>
+      </w:r>
+      <w:r>
+        <w:t xml:space="preserve"> and s</w:t>
+      </w:r>
+      <w:r>
+        <w:t xml:space="preserve">upport fraud investigation and alert management reporting. </w:t>
+      </w:r>
+    </w:p>
+    <w:p>
+      <w:pPr>
+        <w:rPr>
+          <w:b/>
+          <w:bCs/>
+        </w:rPr>
+      </w:pPr>
+      <w:r>
+        <w:rPr>
+          <w:b/>
+          <w:bCs/>
+        </w:rPr>
+        <w:t>KPI 25 — ACTUAL FRAUD DISTRIBUTION BY RISK CATEGORY</w:t>
+      </w:r>
+    </w:p>
+    <w:p>
+      <w:pPr>
+        <w:rPr>
+          <w:b/>
+          <w:bCs/>
+        </w:rPr>
+      </w:pPr>
+      <w:r>
+        <w:rPr>
+          <w:b/>
+          <w:bCs/>
+        </w:rPr>
+        <w:t>OBJECTIVE</w:t>
+      </w:r>
+      <w:r>
+        <w:rPr>
+          <w:b/>
+          <w:bCs/>
+        </w:rPr>
+        <w:t xml:space="preserve">: </w:t>
+      </w:r>
+      <w:proofErr w:type="spellStart"/>
+      <w:r>
+        <w:t>Analyze</w:t>
+      </w:r>
+      <w:proofErr w:type="spellEnd"/>
+      <w:r>
+        <w:t xml:space="preserve"> how confirmed fraudulent transactions are distributed across the model-generated risk categories to evaluate whether actual fraud cases are concentrated within higher-risk segments.</w:t>
+      </w:r>
+    </w:p>
+    <w:p>
+      <w:pPr>
+        <w:rPr>
+          <w:b/>
+          <w:bCs/>
+        </w:rPr>
+      </w:pPr>
+      <w:r>
+        <w:rPr>
+          <w:b/>
+          <w:bCs/>
+        </w:rPr>
+        <w:t xml:space="preserve">SQL </w:t>
+      </w:r>
+      <w:r>
+        <w:rPr>
+          <w:b/>
+          <w:bCs/>
+        </w:rPr>
+        <w:t>QUERY</w:t>
+      </w:r>
+      <w:r>
+        <w:rPr>
+          <w:b/>
+          <w:bCs/>
+        </w:rPr>
+        <w:t>:</w:t>
+      </w:r>
+    </w:p>
+    <w:p>
+      <w:r>
+        <w:t>SELECT</w:t>
+      </w:r>
+      <w:r>
+        <w:br/>
+        <w:t xml:space="preserve">    </w:t>
+      </w:r>
+      <w:proofErr w:type="spellStart"/>
+      <w:r>
+        <w:t>risk_category</w:t>
+      </w:r>
+      <w:proofErr w:type="spellEnd"/>
+      <w:r>
+        <w:t>,</w:t>
+      </w:r>
+      <w:r>
+        <w:br/>
+        <w:t xml:space="preserve">    </w:t>
+      </w:r>
+      <w:proofErr w:type="gramStart"/>
+      <w:r>
+        <w:t>COUNT(</w:t>
+      </w:r>
+      <w:proofErr w:type="gramEnd"/>
+      <w:r>
+        <w:t xml:space="preserve">*) AS </w:t>
+      </w:r>
+      <w:proofErr w:type="spellStart"/>
+      <w:r>
+        <w:t>actual_fraud_transactions</w:t>
+      </w:r>
+      <w:proofErr w:type="spellEnd"/>
+      <w:r>
+        <w:br/>
+        <w:t xml:space="preserve">FROM </w:t>
+      </w:r>
+      <w:proofErr w:type="spellStart"/>
+      <w:r>
+        <w:t>fraud_risk_scores</w:t>
+      </w:r>
+      <w:proofErr w:type="spellEnd"/>
+      <w:r>
+        <w:br/>
+        <w:t xml:space="preserve">WHERE </w:t>
+      </w:r>
+      <w:proofErr w:type="spellStart"/>
+      <w:r>
+        <w:t>actual_fraud</w:t>
+      </w:r>
+      <w:proofErr w:type="spellEnd"/>
+      <w:r>
+        <w:t xml:space="preserve"> = 1</w:t>
+      </w:r>
+      <w:r>
+        <w:br/>
+        <w:t xml:space="preserve">GROUP BY </w:t>
+      </w:r>
+      <w:proofErr w:type="spellStart"/>
+      <w:r>
+        <w:t>risk_category</w:t>
+      </w:r>
+      <w:proofErr w:type="spellEnd"/>
+      <w:r>
+        <w:br/>
+        <w:t xml:space="preserve">ORDER BY </w:t>
+      </w:r>
+      <w:proofErr w:type="spellStart"/>
+      <w:r>
+        <w:t>actual_fraud_transactions</w:t>
+      </w:r>
+      <w:proofErr w:type="spellEnd"/>
+      <w:r>
+        <w:t xml:space="preserve"> DESC;</w:t>
+      </w:r>
+    </w:p>
+    <w:p>
+      <w:pPr>
+        <w:rPr>
+          <w:b/>
+          <w:bCs/>
+        </w:rPr>
+      </w:pPr>
+      <w:r>
+        <w:rPr>
+          <w:b/>
+          <w:bCs/>
+        </w:rPr>
+        <w:t>RESULT</w:t>
+      </w:r>
+      <w:r>
+        <w:rPr>
+          <w:b/>
+          <w:bCs/>
+        </w:rPr>
+        <w:t>:</w:t>
+      </w:r>
+    </w:p>
+    <w:tbl>
+      <w:tblPr>
+        <w:tblStyle w:val="TableGrid"/>
+        <w:tblW w:w="0" w:type="auto"/>
+        <w:tblLook w:val="04A0" w:firstRow="1" w:lastRow="0" w:firstColumn="1" w:lastColumn="0" w:noHBand="0" w:noVBand="1"/>
+      </w:tblPr>
+      <w:tblGrid>
+        <w:gridCol w:w="1528"/>
+        <w:gridCol w:w="2710"/>
+      </w:tblGrid>
+      <w:tr>
+        <w:tc>
+          <w:tcPr>
+            <w:tcW w:w="0" w:type="auto"/>
+            <w:hideMark/>
+          </w:tcPr>
+          <w:p>
+            <w:pPr>
+              <w:spacing w:after="160" w:line="278" w:lineRule="auto"/>
+            </w:pPr>
+            <w:r>
+              <w:t>Risk Category</w:t>
+            </w:r>
+          </w:p>
+        </w:tc>
+        <w:tc>
+          <w:tcPr>
+            <w:tcW w:w="0" w:type="auto"/>
+            <w:hideMark/>
+          </w:tcPr>
+          <w:p>
+            <w:pPr>
+              <w:spacing w:after="160" w:line="278" w:lineRule="auto"/>
+            </w:pPr>
+            <w:r>
+              <w:t>Actual Fraud Transactions</w:t>
+            </w:r>
+          </w:p>
+        </w:tc>
+      </w:tr>
+      <w:tr>
+        <w:tc>
+          <w:tcPr>
+            <w:tcW w:w="0" w:type="auto"/>
+            <w:hideMark/>
+          </w:tcPr>
+          <w:p>
+            <w:pPr>
+              <w:spacing w:after="160" w:line="278" w:lineRule="auto"/>
+            </w:pPr>
+            <w:r>
+              <w:t>Critical</w:t>
+            </w:r>
+          </w:p>
+        </w:tc>
+        <w:tc>
+          <w:tcPr>
+            <w:tcW w:w="0" w:type="auto"/>
+            <w:hideMark/>
+          </w:tcPr>
+          <w:p>
+            <w:pPr>
+              <w:spacing w:after="160" w:line="278" w:lineRule="auto"/>
+            </w:pPr>
+            <w:r>
+              <w:t>1,512</w:t>
+            </w:r>
+          </w:p>
+        </w:tc>
+      </w:tr>
+      <w:tr>
+        <w:tc>
+          <w:tcPr>
+            <w:tcW w:w="0" w:type="auto"/>
+            <w:hideMark/>
+          </w:tcPr>
+          <w:p>
+            <w:pPr>
+              <w:spacing w:after="160" w:line="278" w:lineRule="auto"/>
+            </w:pPr>
+            <w:r>
+              <w:t>High</w:t>
+            </w:r>
+          </w:p>
+        </w:tc>
+        <w:tc>
+          <w:tcPr>
+            <w:tcW w:w="0" w:type="auto"/>
+            <w:hideMark/>
+          </w:tcPr>
+          <w:p>
+            <w:pPr>
+              <w:spacing w:after="160" w:line="278" w:lineRule="auto"/>
+            </w:pPr>
+            <w:r>
+              <w:t>211</w:t>
+            </w:r>
+          </w:p>
+        </w:tc>
+      </w:tr>
+      <w:tr>
+        <w:tc>
+          <w:tcPr>
+            <w:tcW w:w="0" w:type="auto"/>
+            <w:hideMark/>
+          </w:tcPr>
+          <w:p>
+            <w:pPr>
+              <w:spacing w:after="160" w:line="278" w:lineRule="auto"/>
+            </w:pPr>
+            <w:r>
+              <w:t>Medium</w:t>
+            </w:r>
+          </w:p>
+        </w:tc>
+        <w:tc>
+          <w:tcPr>
+            <w:tcW w:w="0" w:type="auto"/>
+            <w:hideMark/>
+          </w:tcPr>
+          <w:p>
+            <w:pPr>
+              <w:spacing w:after="160" w:line="278" w:lineRule="auto"/>
+            </w:pPr>
+            <w:r>
+              <w:t>122</w:t>
+            </w:r>
+          </w:p>
+        </w:tc>
+      </w:tr>
+      <w:tr>
+        <w:tc>
+          <w:tcPr>
+            <w:tcW w:w="0" w:type="auto"/>
+            <w:hideMark/>
+          </w:tcPr>
+          <w:p>
+            <w:pPr>
+              <w:spacing w:after="160" w:line="278" w:lineRule="auto"/>
+            </w:pPr>
+            <w:r>
+              <w:t>Low</w:t>
+            </w:r>
+          </w:p>
+        </w:tc>
+        <w:tc>
+          <w:tcPr>
+            <w:tcW w:w="0" w:type="auto"/>
+            <w:hideMark/>
+          </w:tcPr>
+          <w:p>
+            <w:pPr>
+              <w:spacing w:after="160" w:line="278" w:lineRule="auto"/>
+            </w:pPr>
+            <w:r>
+              <w:t>85</w:t>
+            </w:r>
+          </w:p>
+        </w:tc>
+      </w:tr>
+    </w:tbl>
+    <w:p>
+      <w:pPr>
+        <w:rPr>
+          <w:b/>
+          <w:bCs/>
+        </w:rPr>
+      </w:pPr>
+    </w:p>
+    <w:p>
+      <w:r>
+        <w:rPr>
+          <w:b/>
+          <w:bCs/>
+        </w:rPr>
+        <w:t>BUSINESS INSIGHT</w:t>
+      </w:r>
+      <w:r>
+        <w:rPr>
+          <w:b/>
+          <w:bCs/>
+        </w:rPr>
+        <w:t xml:space="preserve">: </w:t>
+      </w:r>
+      <w:r>
+        <w:t>The majority of confirmed fraudulent transactions were concentrated within the higher-risk categories. Out of 1,930 actual fraud transactions, 1,512 were classified as Critical Risk and 211 as High Risk. Only 122 actual fraud transactions were categorized as Medium Risk and 85 as Low Risk.</w:t>
+      </w:r>
+      <w:r>
+        <w:t xml:space="preserve"> </w:t>
+      </w:r>
+      <w:r>
+        <w:t>This indicates that the risk-scoring system successfully concentrated a substantial proportion of confirmed fraud cases within the higher-risk categories, allowing investigation efforts to prioritize transactions with greater predicted fraud risk.</w:t>
+      </w:r>
+    </w:p>
+    <w:p>
+      <w:pPr>
+        <w:rPr>
+          <w:b/>
+          <w:bCs/>
+        </w:rPr>
+      </w:pPr>
+      <w:r>
+        <w:rPr>
+          <w:b/>
+          <w:bCs/>
+        </w:rPr>
+        <w:t>ANALYTICAL IMPORTANCE</w:t>
+      </w:r>
+      <w:r>
+        <w:rPr>
+          <w:b/>
+          <w:bCs/>
+        </w:rPr>
+        <w:t xml:space="preserve">: </w:t>
+      </w:r>
+      <w:r>
+        <w:t>This KPI helps organizations to</w:t>
+      </w:r>
+      <w:r>
+        <w:t xml:space="preserve"> e</w:t>
+      </w:r>
+      <w:r>
+        <w:t>valuate how confirmed fraud cases are distributed across model-generated risk segments</w:t>
+      </w:r>
+      <w:r>
+        <w:t>, d</w:t>
+      </w:r>
+      <w:r>
+        <w:t>etermine whether higher-risk categories effectively capture fraudulent transactions</w:t>
+      </w:r>
+      <w:r>
+        <w:t>, s</w:t>
+      </w:r>
+      <w:r>
+        <w:t>upport prioritization of fraud investigations and alert handling</w:t>
+      </w:r>
+      <w:r>
+        <w:t xml:space="preserve"> and i</w:t>
+      </w:r>
+      <w:r>
+        <w:t>dentify actual fraud cases assigned to lower-risk categories for further model and threshold analysis.</w:t>
+      </w:r>
+    </w:p>
+    <w:p>
+      <w:pPr>
+        <w:rPr>
+          <w:b/>
+          <w:bCs/>
+        </w:rPr>
+      </w:pPr>
+    </w:p>
+    <w:p>
+      <w:pPr>
+        <w:rPr>
+          <w:b/>
+          <w:bCs/>
+        </w:rPr>
+      </w:pPr>
+      <w:r>
+        <w:rPr>
+          <w:b/>
+          <w:bCs/>
+        </w:rPr>
+        <w:lastRenderedPageBreak/>
+        <w:t xml:space="preserve">STEP </w:t>
+      </w:r>
+      <w:r>
+        <w:rPr>
+          <w:b/>
+          <w:bCs/>
+        </w:rPr>
+        <w:t>7</w:t>
+      </w:r>
+      <w:r>
+        <w:rPr>
+          <w:b/>
+          <w:bCs/>
+        </w:rPr>
+        <w:t>.9 — CREATE SQL VIEWS FOR POWER BI</w:t>
+      </w:r>
+    </w:p>
+    <w:p>
+      <w:pPr>
+        <w:rPr>
+          <w:b/>
+          <w:bCs/>
+        </w:rPr>
+      </w:pPr>
+      <w:r>
+        <w:rPr>
+          <w:b/>
+          <w:bCs/>
+        </w:rPr>
+        <w:t xml:space="preserve">STEP </w:t>
+      </w:r>
+      <w:r>
+        <w:rPr>
+          <w:b/>
+          <w:bCs/>
+        </w:rPr>
+        <w:t>7</w:t>
+      </w:r>
+      <w:r>
+        <w:rPr>
+          <w:b/>
+          <w:bCs/>
+        </w:rPr>
+        <w:t>.9.1 — CREATE CORE KPI VIEW</w:t>
+      </w:r>
+    </w:p>
+    <w:p>
+      <w:pPr>
+        <w:rPr>
+          <w:b/>
+          <w:bCs/>
+        </w:rPr>
+      </w:pPr>
+      <w:r>
+        <w:rPr>
+          <w:b/>
+          <w:bCs/>
+        </w:rPr>
+        <w:t>OBJECTIVE</w:t>
+      </w:r>
+      <w:r>
+        <w:rPr>
+          <w:b/>
+          <w:bCs/>
+        </w:rPr>
+        <w:t xml:space="preserve">: </w:t>
+      </w:r>
+      <w:r>
+        <w:t>Create a reusable SQL view containing the primary fraud and transaction KPIs for integration with the Power BI dashboard.</w:t>
+      </w:r>
+    </w:p>
+    <w:p>
+      <w:pPr>
+        <w:rPr>
+          <w:b/>
+          <w:bCs/>
+        </w:rPr>
+      </w:pPr>
+      <w:r>
+        <w:rPr>
+          <w:b/>
+          <w:bCs/>
+        </w:rPr>
+        <w:t xml:space="preserve">SQL </w:t>
+      </w:r>
+      <w:r>
+        <w:rPr>
+          <w:b/>
+          <w:bCs/>
+        </w:rPr>
+        <w:t>QUERY</w:t>
+      </w:r>
+      <w:r>
+        <w:rPr>
+          <w:b/>
+          <w:bCs/>
+        </w:rPr>
+        <w:t>:</w:t>
+      </w:r>
+    </w:p>
+    <w:p>
+      <w:r>
+        <w:t xml:space="preserve">CREATE VIEW </w:t>
+      </w:r>
+      <w:proofErr w:type="spellStart"/>
+      <w:r>
+        <w:t>vw_core_kpis</w:t>
+      </w:r>
+      <w:proofErr w:type="spellEnd"/>
+      <w:r>
+        <w:t xml:space="preserve"> AS</w:t>
+      </w:r>
+      <w:r>
+        <w:br/>
+        <w:t>SELECT</w:t>
+      </w:r>
+      <w:r>
+        <w:br/>
+        <w:t xml:space="preserve">    COUNT(*) AS </w:t>
+      </w:r>
+      <w:proofErr w:type="spellStart"/>
+      <w:r>
+        <w:t>total_transactions</w:t>
+      </w:r>
+      <w:proofErr w:type="spellEnd"/>
+      <w:r>
+        <w:t>,</w:t>
+      </w:r>
+      <w:r>
+        <w:br/>
+        <w:t xml:space="preserve">    COUNT(CASE WHEN </w:t>
+      </w:r>
+      <w:proofErr w:type="spellStart"/>
+      <w:r>
+        <w:t>is_fraud</w:t>
+      </w:r>
+      <w:proofErr w:type="spellEnd"/>
+      <w:r>
+        <w:t xml:space="preserve"> = 1 THEN 1 EN</w:t>
+      </w:r>
+      <w:r>
+        <w:t>D</w:t>
+      </w:r>
+      <w:r>
+        <w:t xml:space="preserve">) AS </w:t>
+      </w:r>
+      <w:proofErr w:type="spellStart"/>
+      <w:r>
+        <w:t>total_fraud_transactions</w:t>
+      </w:r>
+      <w:proofErr w:type="spellEnd"/>
+      <w:r>
+        <w:t>,</w:t>
+      </w:r>
+      <w:r>
+        <w:br/>
+        <w:t xml:space="preserve">    ROUND(</w:t>
+      </w:r>
+      <w:r>
+        <w:br/>
+        <w:t xml:space="preserve">        COUNT(CASE WHEN </w:t>
+      </w:r>
+      <w:proofErr w:type="spellStart"/>
+      <w:r>
+        <w:t>is_fraud</w:t>
+      </w:r>
+      <w:proofErr w:type="spellEnd"/>
+      <w:r>
+        <w:t xml:space="preserve"> = 1 THEN 1 END)</w:t>
+      </w:r>
+      <w:r>
+        <w:br/>
+        <w:t xml:space="preserve">        * 100.0 / COUNT(*),</w:t>
+      </w:r>
+      <w:r>
+        <w:br/>
+        <w:t xml:space="preserve">        4</w:t>
+      </w:r>
+      <w:r>
+        <w:br/>
+        <w:t xml:space="preserve">    ) AS </w:t>
+      </w:r>
+      <w:proofErr w:type="spellStart"/>
+      <w:r>
+        <w:t>fraud_rate_percentage</w:t>
+      </w:r>
+      <w:proofErr w:type="spellEnd"/>
+      <w:r>
+        <w:t>,</w:t>
+      </w:r>
+      <w:r>
+        <w:br/>
+        <w:t xml:space="preserve">    ROUND(SUM(amt), 2) AS </w:t>
+      </w:r>
+      <w:proofErr w:type="spellStart"/>
+      <w:r>
+        <w:t>total_transaction_value</w:t>
+      </w:r>
+      <w:proofErr w:type="spellEnd"/>
+      <w:r>
+        <w:t>,</w:t>
+      </w:r>
+      <w:r>
+        <w:br/>
+        <w:t xml:space="preserve">    ROUND(</w:t>
+      </w:r>
+      <w:r>
+        <w:br/>
+        <w:t xml:space="preserve">        SUM(CASE WHEN </w:t>
+      </w:r>
+      <w:proofErr w:type="spellStart"/>
+      <w:r>
+        <w:t>is_fraud</w:t>
+      </w:r>
+      <w:proofErr w:type="spellEnd"/>
+      <w:r>
+        <w:t xml:space="preserve"> = 1 THEN amt ELSE 0 END),</w:t>
+      </w:r>
+      <w:r>
+        <w:br/>
+        <w:t xml:space="preserve">        2</w:t>
+      </w:r>
+      <w:r>
+        <w:br/>
+        <w:t xml:space="preserve">    ) AS </w:t>
+      </w:r>
+      <w:proofErr w:type="spellStart"/>
+      <w:r>
+        <w:t>total_fraud_value</w:t>
+      </w:r>
+      <w:proofErr w:type="spellEnd"/>
+      <w:r>
+        <w:t>,</w:t>
+      </w:r>
+      <w:r>
+        <w:br/>
+        <w:t xml:space="preserve">    ROUND(</w:t>
+      </w:r>
+      <w:r>
+        <w:br/>
+        <w:t xml:space="preserve">        SUM(CASE WHEN </w:t>
+      </w:r>
+      <w:proofErr w:type="spellStart"/>
+      <w:r>
+        <w:t>is_fraud</w:t>
+      </w:r>
+      <w:proofErr w:type="spellEnd"/>
+      <w:r>
+        <w:t xml:space="preserve"> = 1 THEN amt ELSE 0 END)</w:t>
+      </w:r>
+      <w:r>
+        <w:br/>
+        <w:t xml:space="preserve">        * 100.0 / SUM(amt),</w:t>
+      </w:r>
+      <w:r>
+        <w:br/>
+        <w:t xml:space="preserve">        4</w:t>
+      </w:r>
+      <w:r>
+        <w:br/>
+        <w:t xml:space="preserve">    ) AS </w:t>
+      </w:r>
+      <w:proofErr w:type="spellStart"/>
+      <w:r>
+        <w:t>fraud_value_percentage</w:t>
+      </w:r>
+      <w:proofErr w:type="spellEnd"/>
+      <w:r>
+        <w:br/>
+        <w:t xml:space="preserve">FROM </w:t>
+      </w:r>
+      <w:proofErr w:type="spellStart"/>
+      <w:r>
+        <w:t>transactions_master</w:t>
+      </w:r>
+      <w:proofErr w:type="spellEnd"/>
+      <w:r>
+        <w:t>;</w:t>
+      </w:r>
+    </w:p>
+    <w:p>
+      <w:pPr>
+        <w:rPr>
+          <w:b/>
+          <w:bCs/>
+        </w:rPr>
+      </w:pPr>
+      <w:r>
+        <w:rPr>
+          <w:b/>
+          <w:bCs/>
+        </w:rPr>
+        <w:t>VIEW VERIFICATION</w:t>
+      </w:r>
+      <w:r>
+        <w:rPr>
+          <w:b/>
+          <w:bCs/>
+        </w:rPr>
+        <w:t xml:space="preserve">: </w:t>
+      </w:r>
+      <w:r>
+        <w:t>SELECT *</w:t>
+      </w:r>
+      <w:r>
+        <w:t xml:space="preserve"> </w:t>
+      </w:r>
+      <w:r>
+        <w:t xml:space="preserve">FROM </w:t>
+      </w:r>
+      <w:proofErr w:type="spellStart"/>
+      <w:r>
+        <w:t>vw_core_kpis</w:t>
+      </w:r>
+      <w:proofErr w:type="spellEnd"/>
+      <w:r>
+        <w:t>;</w:t>
+      </w:r>
+    </w:p>
+    <w:p>
+      <w:pPr>
+        <w:rPr>
+          <w:b/>
+          <w:bCs/>
+        </w:rPr>
+      </w:pPr>
+      <w:r>
+        <w:rPr>
+          <w:b/>
+          <w:bCs/>
+        </w:rPr>
+        <w:t>RESULT</w:t>
+      </w:r>
+      <w:r>
+        <w:rPr>
+          <w:b/>
+          <w:bCs/>
+        </w:rPr>
+        <w:t>:</w:t>
+      </w:r>
+    </w:p>
+    <w:tbl>
+      <w:tblPr>
+        <w:tblStyle w:val="TableGrid"/>
+        <w:tblW w:w="0" w:type="auto"/>
+        <w:tblLook w:val="04A0" w:firstRow="1" w:lastRow="0" w:firstColumn="1" w:lastColumn="0" w:noHBand="0" w:noVBand="1"/>
+      </w:tblPr>
+      <w:tblGrid>
+        <w:gridCol w:w="1500"/>
+        <w:gridCol w:w="1584"/>
+        <w:gridCol w:w="1086"/>
+        <w:gridCol w:w="1833"/>
+        <w:gridCol w:w="1546"/>
+        <w:gridCol w:w="1467"/>
+      </w:tblGrid>
+      <w:tr>
+        <w:tc>
+          <w:tcPr>
+            <w:tcW w:w="0" w:type="auto"/>
+            <w:hideMark/>
+          </w:tcPr>
+          <w:p>
+            <w:pPr>
+              <w:spacing w:after="160" w:line="278" w:lineRule="auto"/>
+            </w:pPr>
+            <w:r>
+              <w:t>Total Transactions</w:t>
+            </w:r>
+          </w:p>
+        </w:tc>
+        <w:tc>
+          <w:tcPr>
+            <w:tcW w:w="0" w:type="auto"/>
+            <w:hideMark/>
+          </w:tcPr>
+          <w:p>
+            <w:pPr>
+              <w:spacing w:after="160" w:line="278" w:lineRule="auto"/>
+            </w:pPr>
+            <w:r>
+              <w:t>Total Fraud Transactions</w:t>
+            </w:r>
+          </w:p>
+        </w:tc>
+        <w:tc>
+          <w:tcPr>
+            <w:tcW w:w="0" w:type="auto"/>
+            <w:hideMark/>
+          </w:tcPr>
+          <w:p>
+            <w:pPr>
+              <w:spacing w:after="160" w:line="278" w:lineRule="auto"/>
+            </w:pPr>
+            <w:r>
+              <w:t>Fraud Rate</w:t>
+            </w:r>
+          </w:p>
+        </w:tc>
+        <w:tc>
+          <w:tcPr>
+            <w:tcW w:w="0" w:type="auto"/>
+            <w:hideMark/>
+          </w:tcPr>
+          <w:p>
+            <w:pPr>
+              <w:spacing w:after="160" w:line="278" w:lineRule="auto"/>
+            </w:pPr>
+            <w:r>
+              <w:t>Total Transaction Value</w:t>
+            </w:r>
+          </w:p>
+        </w:tc>
+        <w:tc>
+          <w:tcPr>
+            <w:tcW w:w="0" w:type="auto"/>
+            <w:hideMark/>
+          </w:tcPr>
+          <w:p>
+            <w:pPr>
+              <w:spacing w:after="160" w:line="278" w:lineRule="auto"/>
+            </w:pPr>
+            <w:r>
+              <w:t>Total Fraud Value</w:t>
+            </w:r>
+          </w:p>
+        </w:tc>
+        <w:tc>
+          <w:tcPr>
+            <w:tcW w:w="0" w:type="auto"/>
+            <w:hideMark/>
+          </w:tcPr>
+          <w:p>
+            <w:pPr>
+              <w:spacing w:after="160" w:line="278" w:lineRule="auto"/>
+            </w:pPr>
+            <w:r>
+              <w:t>Fraud Value Percentage</w:t>
+            </w:r>
+          </w:p>
+        </w:tc>
+      </w:tr>
+      <w:tr>
+        <w:tc>
+          <w:tcPr>
+            <w:tcW w:w="0" w:type="auto"/>
+            <w:hideMark/>
+          </w:tcPr>
+          <w:p>
+            <w:pPr>
+              <w:spacing w:after="160" w:line="278" w:lineRule="auto"/>
+            </w:pPr>
+            <w:r>
+              <w:t>1,852,394</w:t>
+            </w:r>
+          </w:p>
+        </w:tc>
+        <w:tc>
+          <w:tcPr>
+            <w:tcW w:w="0" w:type="auto"/>
+            <w:hideMark/>
+          </w:tcPr>
+          <w:p>
+            <w:pPr>
+              <w:spacing w:after="160" w:line="278" w:lineRule="auto"/>
+            </w:pPr>
+            <w:r>
+              <w:t>9,651</w:t>
+            </w:r>
+          </w:p>
+        </w:tc>
+        <w:tc>
+          <w:tcPr>
+            <w:tcW w:w="0" w:type="auto"/>
+            <w:hideMark/>
+          </w:tcPr>
+          <w:p>
+            <w:pPr>
+              <w:spacing w:after="160" w:line="278" w:lineRule="auto"/>
+            </w:pPr>
+            <w:r>
+              <w:t>0.5210%</w:t>
+            </w:r>
+          </w:p>
+        </w:tc>
+        <w:tc>
+          <w:tcPr>
+            <w:tcW w:w="0" w:type="auto"/>
+            <w:hideMark/>
+          </w:tcPr>
+          <w:p>
+            <w:pPr>
+              <w:spacing w:after="160" w:line="278" w:lineRule="auto"/>
+            </w:pPr>
+            <w:r>
+              <w:t>129,785,332.01</w:t>
+            </w:r>
+          </w:p>
+        </w:tc>
+        <w:tc>
+          <w:tcPr>
+            <w:tcW w:w="0" w:type="auto"/>
+            <w:hideMark/>
+          </w:tcPr>
+          <w:p>
+            <w:pPr>
+              <w:spacing w:after="160" w:line="278" w:lineRule="auto"/>
+            </w:pPr>
+            <w:r>
+              <w:t>5,121,413.29</w:t>
+            </w:r>
+          </w:p>
+        </w:tc>
+        <w:tc>
+          <w:tcPr>
+            <w:tcW w:w="0" w:type="auto"/>
+            <w:hideMark/>
+          </w:tcPr>
+          <w:p>
+            <w:pPr>
+              <w:spacing w:after="160" w:line="278" w:lineRule="auto"/>
+            </w:pPr>
+            <w:r>
+              <w:t>3.9461%</w:t>
+            </w:r>
+          </w:p>
+        </w:tc>
+      </w:tr>
+    </w:tbl>
+    <w:p>
+      <w:pPr>
+        <w:rPr>
+          <w:b/>
+          <w:bCs/>
+        </w:rPr>
+      </w:pPr>
+    </w:p>
+    <w:p>
+      <w:pPr>
+        <w:rPr>
+          <w:b/>
+          <w:bCs/>
+        </w:rPr>
+      </w:pPr>
+      <w:r>
+        <w:rPr>
+          <w:b/>
+          <w:bCs/>
+        </w:rPr>
+        <w:t>PURPOSE</w:t>
+      </w:r>
+      <w:r>
+        <w:rPr>
+          <w:b/>
+          <w:bCs/>
+        </w:rPr>
+        <w:t xml:space="preserve">: </w:t>
+      </w:r>
+      <w:r>
+        <w:t xml:space="preserve">The </w:t>
+      </w:r>
+      <w:proofErr w:type="spellStart"/>
+      <w:r>
+        <w:t>vw_core_kpis</w:t>
+      </w:r>
+      <w:proofErr w:type="spellEnd"/>
+      <w:r>
+        <w:t xml:space="preserve"> view consolidates the primary transaction and fraud metrics into a single reusable database object. Instead of recalculating individual KPIs separately within Power BI, the dashboard can retrieve the finalized metrics directly from the SQL view.</w:t>
+      </w:r>
+    </w:p>
+    <w:p>
+      <w:pPr>
+        <w:rPr>
+          <w:b/>
+          <w:bCs/>
+        </w:rPr>
+      </w:pPr>
+      <w:r>
+        <w:rPr>
+          <w:b/>
+          <w:bCs/>
+        </w:rPr>
+        <w:lastRenderedPageBreak/>
+        <w:t>POWER BI USAGE</w:t>
+      </w:r>
+      <w:r>
+        <w:rPr>
+          <w:b/>
+          <w:bCs/>
+        </w:rPr>
+        <w:t xml:space="preserve">: </w:t>
+      </w:r>
+      <w:r>
+        <w:t>This view can be used to create KPI cards displaying:</w:t>
+      </w:r>
+      <w:r>
+        <w:rPr>
+          <w:b/>
+          <w:bCs/>
+        </w:rPr>
+        <w:t xml:space="preserve"> </w:t>
+      </w:r>
+      <w:r>
+        <w:t>Total Transactions</w:t>
+      </w:r>
+      <w:r>
+        <w:t xml:space="preserve">, </w:t>
+      </w:r>
+      <w:r>
+        <w:t>Total Fraud Transactions</w:t>
+      </w:r>
+      <w:r>
+        <w:t xml:space="preserve">, </w:t>
+      </w:r>
+      <w:r>
+        <w:t>Fraud Rate</w:t>
+      </w:r>
+      <w:r>
+        <w:t xml:space="preserve">, </w:t>
+      </w:r>
+      <w:r>
+        <w:t>Total Transaction Value</w:t>
+      </w:r>
+      <w:r>
+        <w:t xml:space="preserve">, </w:t>
+      </w:r>
+      <w:r>
+        <w:t xml:space="preserve">Total Fraud Value </w:t>
+      </w:r>
+      <w:r>
+        <w:t xml:space="preserve">and </w:t>
+      </w:r>
+      <w:r>
+        <w:t>Fraud Value Percentage</w:t>
+      </w:r>
+      <w:r>
+        <w:t>.</w:t>
+      </w:r>
+    </w:p>
+    <w:p>
+      <w:r>
+        <w:rPr>
+          <w:b/>
+          <w:bCs/>
+        </w:rPr>
+        <w:t>CONCLUSION</w:t>
+      </w:r>
+      <w:r>
+        <w:rPr>
+          <w:b/>
+          <w:bCs/>
+        </w:rPr>
+        <w:t xml:space="preserve">: </w:t>
+      </w:r>
+      <w:r>
+        <w:t>The core KPI view was successfully created and verified against the previously calculated standalone SQL results. All KPI values matched, confirming that the finalized business logic was correctly consolidated into the reusable SQL view.</w:t>
+      </w:r>
+    </w:p>
     <w:p>
       <w:pPr>
         <w:rPr>
@@ -7571,6 +12554,155 @@
 <file path=word/numbering.xml><?xml version="1.0" encoding="utf-8"?>
 <w:numbering xmlns:wpc="http://schemas.microsoft.com/office/word/2010/wordprocessingCanvas" xmlns:cx="http://schemas.microsoft.com/office/drawing/2014/chartex" xmlns:cx1="http://schemas.microsoft.com/office/drawing/2015/9/8/chartex" xmlns:cx2="http://schemas.microsoft.com/office/drawing/2015/10/21/chartex" xmlns:cx3="http://schemas.microsoft.com/office/drawing/2016/5/9/chartex" xmlns:cx4="http://schemas.microsoft.com/office/drawing/2016/5/10/chartex" xmlns:cx5="http://schemas.microsoft.com/office/drawing/2016/5/11/chartex" xmlns:cx6="http://schemas.microsoft.com/office/drawing/2016/5/12/chartex" xmlns:cx7="http://schemas.microsoft.com/office/drawing/2016/5/13/chartex" xmlns:cx8="http://schemas.microsoft.com/office/drawing/2016/5/14/chartex" xmlns:mc="http://schemas.openxmlformats.org/markup-compatibility/2006" xmlns:aink="http://schemas.microsoft.com/office/drawing/2016/ink" xmlns:am3d="http://schemas.microsoft.com/office/drawing/2017/model3d" xmlns:o="urn:schemas-microsoft-com:office:office" xmlns:oel="http://schemas.microsoft.com/office/2019/extlst" xmlns:r="http://schemas.openxmlformats.org/officeDocument/2006/relationships" xmlns:m="http://schemas.openxmlformats.org/officeDocument/2006/math" xmlns:v="urn:schemas-microsoft-com:vml" xmlns:wp14="http://schemas.microsoft.com/office/word/2010/wordprocessingDrawing" xmlns:wp="http://schemas.openxmlformats.org/drawingml/2006/wordprocessingDrawing" xmlns:w10="urn:schemas-microsoft-com:office:word" xmlns:w="http://schemas.openxmlformats.org/wordprocessingml/2006/main" xmlns:w14="http://schemas.microsoft.com/office/word/2010/wordml" xmlns:w15="http://schemas.microsoft.com/office/word/2012/wordml" xmlns:w16cex="http://schemas.microsoft.com/office/word/2018/wordml/cex" xmlns:w16cid="http://schemas.microsoft.com/office/word/2016/wordml/cid" xmlns:w16="http://schemas.microsoft.com/office/word/2018/wordml" xmlns:w16du="http://schemas.microsoft.com/office/word/2023/wordml/word16du" xmlns:w16sdtdh="http://schemas.microsoft.com/office/word/2020/wordml/sdtdatahash" xmlns:w16sdtfl="http://schemas.microsoft.com/office/word/2024/wordml/sdtformatlock" xmlns:w16se="http://schemas.microsoft.com/office/word/2015/wordml/symex" xmlns:wpg="http://schemas.microsoft.com/office/word/2010/wordprocessingGroup" xmlns:wpi="http://schemas.microsoft.com/office/word/2010/wordprocessingInk" xmlns:wne="http://schemas.microsoft.com/office/word/2006/wordml" xmlns:wps="http://schemas.microsoft.com/office/word/2010/wordprocessingShape" mc:Ignorable="w14 w15 w16se w16cid w16 w16cex w16sdtdh w16sdtfl w16du wp14">
   <w:abstractNum w:abstractNumId="0" w15:restartNumberingAfterBreak="0">
+    <w:nsid w:val="01F53528"/>
+    <w:multiLevelType w:val="multilevel"/>
+    <w:tmpl w:val="FF68CED0"/>
+    <w:lvl w:ilvl="0">
+      <w:start w:val="1"/>
+      <w:numFmt w:val="bullet"/>
+      <w:lvlText w:val=""/>
+      <w:lvlJc w:val="left"/>
+      <w:pPr>
+        <w:tabs>
+          <w:tab w:val="num" w:pos="720"/>
+        </w:tabs>
+        <w:ind w:left="720" w:hanging="360"/>
+      </w:pPr>
+      <w:rPr>
+        <w:rFonts w:ascii="Symbol" w:hAnsi="Symbol" w:hint="default"/>
+        <w:sz w:val="20"/>
+      </w:rPr>
+    </w:lvl>
+    <w:lvl w:ilvl="1" w:tentative="1">
+      <w:start w:val="1"/>
+      <w:numFmt w:val="bullet"/>
+      <w:lvlText w:val="o"/>
+      <w:lvlJc w:val="left"/>
+      <w:pPr>
+        <w:tabs>
+          <w:tab w:val="num" w:pos="1440"/>
+        </w:tabs>
+        <w:ind w:left="1440" w:hanging="360"/>
+      </w:pPr>
+      <w:rPr>
+        <w:rFonts w:ascii="Courier New" w:hAnsi="Courier New" w:hint="default"/>
+        <w:sz w:val="20"/>
+      </w:rPr>
+    </w:lvl>
+    <w:lvl w:ilvl="2" w:tentative="1">
+      <w:start w:val="1"/>
+      <w:numFmt w:val="bullet"/>
+      <w:lvlText w:val=""/>
+      <w:lvlJc w:val="left"/>
+      <w:pPr>
+        <w:tabs>
+          <w:tab w:val="num" w:pos="2160"/>
+        </w:tabs>
+        <w:ind w:left="2160" w:hanging="360"/>
+      </w:pPr>
+      <w:rPr>
+        <w:rFonts w:ascii="Wingdings" w:hAnsi="Wingdings" w:hint="default"/>
+        <w:sz w:val="20"/>
+      </w:rPr>
+    </w:lvl>
+    <w:lvl w:ilvl="3" w:tentative="1">
+      <w:start w:val="1"/>
+      <w:numFmt w:val="bullet"/>
+      <w:lvlText w:val=""/>
+      <w:lvlJc w:val="left"/>
+      <w:pPr>
+        <w:tabs>
+          <w:tab w:val="num" w:pos="2880"/>
+        </w:tabs>
+        <w:ind w:left="2880" w:hanging="360"/>
+      </w:pPr>
+      <w:rPr>
+        <w:rFonts w:ascii="Wingdings" w:hAnsi="Wingdings" w:hint="default"/>
+        <w:sz w:val="20"/>
+      </w:rPr>
+    </w:lvl>
+    <w:lvl w:ilvl="4" w:tentative="1">
+      <w:start w:val="1"/>
+      <w:numFmt w:val="bullet"/>
+      <w:lvlText w:val=""/>
+      <w:lvlJc w:val="left"/>
+      <w:pPr>
+        <w:tabs>
+          <w:tab w:val="num" w:pos="3600"/>
+        </w:tabs>
+        <w:ind w:left="3600" w:hanging="360"/>
+      </w:pPr>
+      <w:rPr>
+        <w:rFonts w:ascii="Wingdings" w:hAnsi="Wingdings" w:hint="default"/>
+        <w:sz w:val="20"/>
+      </w:rPr>
+    </w:lvl>
+    <w:lvl w:ilvl="5" w:tentative="1">
+      <w:start w:val="1"/>
+      <w:numFmt w:val="bullet"/>
+      <w:lvlText w:val=""/>
+      <w:lvlJc w:val="left"/>
+      <w:pPr>
+        <w:tabs>
+          <w:tab w:val="num" w:pos="4320"/>
+        </w:tabs>
+        <w:ind w:left="4320" w:hanging="360"/>
+      </w:pPr>
+      <w:rPr>
+        <w:rFonts w:ascii="Wingdings" w:hAnsi="Wingdings" w:hint="default"/>
+        <w:sz w:val="20"/>
+      </w:rPr>
+    </w:lvl>
+    <w:lvl w:ilvl="6" w:tentative="1">
+      <w:start w:val="1"/>
+      <w:numFmt w:val="bullet"/>
+      <w:lvlText w:val=""/>
+      <w:lvlJc w:val="left"/>
+      <w:pPr>
+        <w:tabs>
+          <w:tab w:val="num" w:pos="5040"/>
+        </w:tabs>
+        <w:ind w:left="5040" w:hanging="360"/>
+      </w:pPr>
+      <w:rPr>
+        <w:rFonts w:ascii="Wingdings" w:hAnsi="Wingdings" w:hint="default"/>
+        <w:sz w:val="20"/>
+      </w:rPr>
+    </w:lvl>
+    <w:lvl w:ilvl="7" w:tentative="1">
+      <w:start w:val="1"/>
+      <w:numFmt w:val="bullet"/>
+      <w:lvlText w:val=""/>
+      <w:lvlJc w:val="left"/>
+      <w:pPr>
+        <w:tabs>
+          <w:tab w:val="num" w:pos="5760"/>
+        </w:tabs>
+        <w:ind w:left="5760" w:hanging="360"/>
+      </w:pPr>
+      <w:rPr>
+        <w:rFonts w:ascii="Wingdings" w:hAnsi="Wingdings" w:hint="default"/>
+        <w:sz w:val="20"/>
+      </w:rPr>
+    </w:lvl>
+    <w:lvl w:ilvl="8" w:tentative="1">
+      <w:start w:val="1"/>
+      <w:numFmt w:val="bullet"/>
+      <w:lvlText w:val=""/>
+      <w:lvlJc w:val="left"/>
+      <w:pPr>
+        <w:tabs>
+          <w:tab w:val="num" w:pos="6480"/>
+        </w:tabs>
+        <w:ind w:left="6480" w:hanging="360"/>
+      </w:pPr>
+      <w:rPr>
+        <w:rFonts w:ascii="Wingdings" w:hAnsi="Wingdings" w:hint="default"/>
+        <w:sz w:val="20"/>
+      </w:rPr>
+    </w:lvl>
+  </w:abstractNum>
+  <w:abstractNum w:abstractNumId="1" w15:restartNumberingAfterBreak="0">
     <w:nsid w:val="082D6639"/>
     <w:multiLevelType w:val="multilevel"/>
     <w:tmpl w:val="E06A037C"/>
@@ -7719,7 +12851,7 @@
       </w:rPr>
     </w:lvl>
   </w:abstractNum>
-  <w:abstractNum w:abstractNumId="1" w15:restartNumberingAfterBreak="0">
+  <w:abstractNum w:abstractNumId="2" w15:restartNumberingAfterBreak="0">
     <w:nsid w:val="0E6035E7"/>
     <w:multiLevelType w:val="multilevel"/>
     <w:tmpl w:val="5AA00FEA"/>
@@ -7868,7 +13000,156 @@
       </w:rPr>
     </w:lvl>
   </w:abstractNum>
-  <w:abstractNum w:abstractNumId="2" w15:restartNumberingAfterBreak="0">
+  <w:abstractNum w:abstractNumId="3" w15:restartNumberingAfterBreak="0">
+    <w:nsid w:val="10D274B2"/>
+    <w:multiLevelType w:val="multilevel"/>
+    <w:tmpl w:val="216EC9FC"/>
+    <w:lvl w:ilvl="0">
+      <w:start w:val="1"/>
+      <w:numFmt w:val="bullet"/>
+      <w:lvlText w:val=""/>
+      <w:lvlJc w:val="left"/>
+      <w:pPr>
+        <w:tabs>
+          <w:tab w:val="num" w:pos="720"/>
+        </w:tabs>
+        <w:ind w:left="720" w:hanging="360"/>
+      </w:pPr>
+      <w:rPr>
+        <w:rFonts w:ascii="Symbol" w:hAnsi="Symbol" w:hint="default"/>
+        <w:sz w:val="20"/>
+      </w:rPr>
+    </w:lvl>
+    <w:lvl w:ilvl="1" w:tentative="1">
+      <w:start w:val="1"/>
+      <w:numFmt w:val="bullet"/>
+      <w:lvlText w:val="o"/>
+      <w:lvlJc w:val="left"/>
+      <w:pPr>
+        <w:tabs>
+          <w:tab w:val="num" w:pos="1440"/>
+        </w:tabs>
+        <w:ind w:left="1440" w:hanging="360"/>
+      </w:pPr>
+      <w:rPr>
+        <w:rFonts w:ascii="Courier New" w:hAnsi="Courier New" w:hint="default"/>
+        <w:sz w:val="20"/>
+      </w:rPr>
+    </w:lvl>
+    <w:lvl w:ilvl="2" w:tentative="1">
+      <w:start w:val="1"/>
+      <w:numFmt w:val="bullet"/>
+      <w:lvlText w:val=""/>
+      <w:lvlJc w:val="left"/>
+      <w:pPr>
+        <w:tabs>
+          <w:tab w:val="num" w:pos="2160"/>
+        </w:tabs>
+        <w:ind w:left="2160" w:hanging="360"/>
+      </w:pPr>
+      <w:rPr>
+        <w:rFonts w:ascii="Wingdings" w:hAnsi="Wingdings" w:hint="default"/>
+        <w:sz w:val="20"/>
+      </w:rPr>
+    </w:lvl>
+    <w:lvl w:ilvl="3" w:tentative="1">
+      <w:start w:val="1"/>
+      <w:numFmt w:val="bullet"/>
+      <w:lvlText w:val=""/>
+      <w:lvlJc w:val="left"/>
+      <w:pPr>
+        <w:tabs>
+          <w:tab w:val="num" w:pos="2880"/>
+        </w:tabs>
+        <w:ind w:left="2880" w:hanging="360"/>
+      </w:pPr>
+      <w:rPr>
+        <w:rFonts w:ascii="Wingdings" w:hAnsi="Wingdings" w:hint="default"/>
+        <w:sz w:val="20"/>
+      </w:rPr>
+    </w:lvl>
+    <w:lvl w:ilvl="4" w:tentative="1">
+      <w:start w:val="1"/>
+      <w:numFmt w:val="bullet"/>
+      <w:lvlText w:val=""/>
+      <w:lvlJc w:val="left"/>
+      <w:pPr>
+        <w:tabs>
+          <w:tab w:val="num" w:pos="3600"/>
+        </w:tabs>
+        <w:ind w:left="3600" w:hanging="360"/>
+      </w:pPr>
+      <w:rPr>
+        <w:rFonts w:ascii="Wingdings" w:hAnsi="Wingdings" w:hint="default"/>
+        <w:sz w:val="20"/>
+      </w:rPr>
+    </w:lvl>
+    <w:lvl w:ilvl="5" w:tentative="1">
+      <w:start w:val="1"/>
+      <w:numFmt w:val="bullet"/>
+      <w:lvlText w:val=""/>
+      <w:lvlJc w:val="left"/>
+      <w:pPr>
+        <w:tabs>
+          <w:tab w:val="num" w:pos="4320"/>
+        </w:tabs>
+        <w:ind w:left="4320" w:hanging="360"/>
+      </w:pPr>
+      <w:rPr>
+        <w:rFonts w:ascii="Wingdings" w:hAnsi="Wingdings" w:hint="default"/>
+        <w:sz w:val="20"/>
+      </w:rPr>
+    </w:lvl>
+    <w:lvl w:ilvl="6" w:tentative="1">
+      <w:start w:val="1"/>
+      <w:numFmt w:val="bullet"/>
+      <w:lvlText w:val=""/>
+      <w:lvlJc w:val="left"/>
+      <w:pPr>
+        <w:tabs>
+          <w:tab w:val="num" w:pos="5040"/>
+        </w:tabs>
+        <w:ind w:left="5040" w:hanging="360"/>
+      </w:pPr>
+      <w:rPr>
+        <w:rFonts w:ascii="Wingdings" w:hAnsi="Wingdings" w:hint="default"/>
+        <w:sz w:val="20"/>
+      </w:rPr>
+    </w:lvl>
+    <w:lvl w:ilvl="7" w:tentative="1">
+      <w:start w:val="1"/>
+      <w:numFmt w:val="bullet"/>
+      <w:lvlText w:val=""/>
+      <w:lvlJc w:val="left"/>
+      <w:pPr>
+        <w:tabs>
+          <w:tab w:val="num" w:pos="5760"/>
+        </w:tabs>
+        <w:ind w:left="5760" w:hanging="360"/>
+      </w:pPr>
+      <w:rPr>
+        <w:rFonts w:ascii="Wingdings" w:hAnsi="Wingdings" w:hint="default"/>
+        <w:sz w:val="20"/>
+      </w:rPr>
+    </w:lvl>
+    <w:lvl w:ilvl="8" w:tentative="1">
+      <w:start w:val="1"/>
+      <w:numFmt w:val="bullet"/>
+      <w:lvlText w:val=""/>
+      <w:lvlJc w:val="left"/>
+      <w:pPr>
+        <w:tabs>
+          <w:tab w:val="num" w:pos="6480"/>
+        </w:tabs>
+        <w:ind w:left="6480" w:hanging="360"/>
+      </w:pPr>
+      <w:rPr>
+        <w:rFonts w:ascii="Wingdings" w:hAnsi="Wingdings" w:hint="default"/>
+        <w:sz w:val="20"/>
+      </w:rPr>
+    </w:lvl>
+  </w:abstractNum>
+  <w:abstractNum w:abstractNumId="4" w15:restartNumberingAfterBreak="0">
     <w:nsid w:val="1DE106C8"/>
     <w:multiLevelType w:val="multilevel"/>
     <w:tmpl w:val="AE0EECAE"/>
@@ -8017,7 +13298,156 @@
       </w:rPr>
     </w:lvl>
   </w:abstractNum>
-  <w:abstractNum w:abstractNumId="3" w15:restartNumberingAfterBreak="0">
+  <w:abstractNum w:abstractNumId="5" w15:restartNumberingAfterBreak="0">
+    <w:nsid w:val="232B5635"/>
+    <w:multiLevelType w:val="multilevel"/>
+    <w:tmpl w:val="E1562FA4"/>
+    <w:lvl w:ilvl="0">
+      <w:start w:val="1"/>
+      <w:numFmt w:val="bullet"/>
+      <w:lvlText w:val=""/>
+      <w:lvlJc w:val="left"/>
+      <w:pPr>
+        <w:tabs>
+          <w:tab w:val="num" w:pos="720"/>
+        </w:tabs>
+        <w:ind w:left="720" w:hanging="360"/>
+      </w:pPr>
+      <w:rPr>
+        <w:rFonts w:ascii="Symbol" w:hAnsi="Symbol" w:hint="default"/>
+        <w:sz w:val="20"/>
+      </w:rPr>
+    </w:lvl>
+    <w:lvl w:ilvl="1" w:tentative="1">
+      <w:start w:val="1"/>
+      <w:numFmt w:val="bullet"/>
+      <w:lvlText w:val="o"/>
+      <w:lvlJc w:val="left"/>
+      <w:pPr>
+        <w:tabs>
+          <w:tab w:val="num" w:pos="1440"/>
+        </w:tabs>
+        <w:ind w:left="1440" w:hanging="360"/>
+      </w:pPr>
+      <w:rPr>
+        <w:rFonts w:ascii="Courier New" w:hAnsi="Courier New" w:hint="default"/>
+        <w:sz w:val="20"/>
+      </w:rPr>
+    </w:lvl>
+    <w:lvl w:ilvl="2" w:tentative="1">
+      <w:start w:val="1"/>
+      <w:numFmt w:val="bullet"/>
+      <w:lvlText w:val=""/>
+      <w:lvlJc w:val="left"/>
+      <w:pPr>
+        <w:tabs>
+          <w:tab w:val="num" w:pos="2160"/>
+        </w:tabs>
+        <w:ind w:left="2160" w:hanging="360"/>
+      </w:pPr>
+      <w:rPr>
+        <w:rFonts w:ascii="Wingdings" w:hAnsi="Wingdings" w:hint="default"/>
+        <w:sz w:val="20"/>
+      </w:rPr>
+    </w:lvl>
+    <w:lvl w:ilvl="3" w:tentative="1">
+      <w:start w:val="1"/>
+      <w:numFmt w:val="bullet"/>
+      <w:lvlText w:val=""/>
+      <w:lvlJc w:val="left"/>
+      <w:pPr>
+        <w:tabs>
+          <w:tab w:val="num" w:pos="2880"/>
+        </w:tabs>
+        <w:ind w:left="2880" w:hanging="360"/>
+      </w:pPr>
+      <w:rPr>
+        <w:rFonts w:ascii="Wingdings" w:hAnsi="Wingdings" w:hint="default"/>
+        <w:sz w:val="20"/>
+      </w:rPr>
+    </w:lvl>
+    <w:lvl w:ilvl="4" w:tentative="1">
+      <w:start w:val="1"/>
+      <w:numFmt w:val="bullet"/>
+      <w:lvlText w:val=""/>
+      <w:lvlJc w:val="left"/>
+      <w:pPr>
+        <w:tabs>
+          <w:tab w:val="num" w:pos="3600"/>
+        </w:tabs>
+        <w:ind w:left="3600" w:hanging="360"/>
+      </w:pPr>
+      <w:rPr>
+        <w:rFonts w:ascii="Wingdings" w:hAnsi="Wingdings" w:hint="default"/>
+        <w:sz w:val="20"/>
+      </w:rPr>
+    </w:lvl>
+    <w:lvl w:ilvl="5" w:tentative="1">
+      <w:start w:val="1"/>
+      <w:numFmt w:val="bullet"/>
+      <w:lvlText w:val=""/>
+      <w:lvlJc w:val="left"/>
+      <w:pPr>
+        <w:tabs>
+          <w:tab w:val="num" w:pos="4320"/>
+        </w:tabs>
+        <w:ind w:left="4320" w:hanging="360"/>
+      </w:pPr>
+      <w:rPr>
+        <w:rFonts w:ascii="Wingdings" w:hAnsi="Wingdings" w:hint="default"/>
+        <w:sz w:val="20"/>
+      </w:rPr>
+    </w:lvl>
+    <w:lvl w:ilvl="6" w:tentative="1">
+      <w:start w:val="1"/>
+      <w:numFmt w:val="bullet"/>
+      <w:lvlText w:val=""/>
+      <w:lvlJc w:val="left"/>
+      <w:pPr>
+        <w:tabs>
+          <w:tab w:val="num" w:pos="5040"/>
+        </w:tabs>
+        <w:ind w:left="5040" w:hanging="360"/>
+      </w:pPr>
+      <w:rPr>
+        <w:rFonts w:ascii="Wingdings" w:hAnsi="Wingdings" w:hint="default"/>
+        <w:sz w:val="20"/>
+      </w:rPr>
+    </w:lvl>
+    <w:lvl w:ilvl="7" w:tentative="1">
+      <w:start w:val="1"/>
+      <w:numFmt w:val="bullet"/>
+      <w:lvlText w:val=""/>
+      <w:lvlJc w:val="left"/>
+      <w:pPr>
+        <w:tabs>
+          <w:tab w:val="num" w:pos="5760"/>
+        </w:tabs>
+        <w:ind w:left="5760" w:hanging="360"/>
+      </w:pPr>
+      <w:rPr>
+        <w:rFonts w:ascii="Wingdings" w:hAnsi="Wingdings" w:hint="default"/>
+        <w:sz w:val="20"/>
+      </w:rPr>
+    </w:lvl>
+    <w:lvl w:ilvl="8" w:tentative="1">
+      <w:start w:val="1"/>
+      <w:numFmt w:val="bullet"/>
+      <w:lvlText w:val=""/>
+      <w:lvlJc w:val="left"/>
+      <w:pPr>
+        <w:tabs>
+          <w:tab w:val="num" w:pos="6480"/>
+        </w:tabs>
+        <w:ind w:left="6480" w:hanging="360"/>
+      </w:pPr>
+      <w:rPr>
+        <w:rFonts w:ascii="Wingdings" w:hAnsi="Wingdings" w:hint="default"/>
+        <w:sz w:val="20"/>
+      </w:rPr>
+    </w:lvl>
+  </w:abstractNum>
+  <w:abstractNum w:abstractNumId="6" w15:restartNumberingAfterBreak="0">
     <w:nsid w:val="258A67C3"/>
     <w:multiLevelType w:val="multilevel"/>
     <w:tmpl w:val="FC7248AC"/>
@@ -8166,7 +13596,156 @@
       </w:rPr>
     </w:lvl>
   </w:abstractNum>
-  <w:abstractNum w:abstractNumId="4" w15:restartNumberingAfterBreak="0">
+  <w:abstractNum w:abstractNumId="7" w15:restartNumberingAfterBreak="0">
+    <w:nsid w:val="25BD7DD2"/>
+    <w:multiLevelType w:val="multilevel"/>
+    <w:tmpl w:val="8DAA26F8"/>
+    <w:lvl w:ilvl="0">
+      <w:start w:val="1"/>
+      <w:numFmt w:val="bullet"/>
+      <w:lvlText w:val=""/>
+      <w:lvlJc w:val="left"/>
+      <w:pPr>
+        <w:tabs>
+          <w:tab w:val="num" w:pos="720"/>
+        </w:tabs>
+        <w:ind w:left="720" w:hanging="360"/>
+      </w:pPr>
+      <w:rPr>
+        <w:rFonts w:ascii="Symbol" w:hAnsi="Symbol" w:hint="default"/>
+        <w:sz w:val="20"/>
+      </w:rPr>
+    </w:lvl>
+    <w:lvl w:ilvl="1" w:tentative="1">
+      <w:start w:val="1"/>
+      <w:numFmt w:val="bullet"/>
+      <w:lvlText w:val="o"/>
+      <w:lvlJc w:val="left"/>
+      <w:pPr>
+        <w:tabs>
+          <w:tab w:val="num" w:pos="1440"/>
+        </w:tabs>
+        <w:ind w:left="1440" w:hanging="360"/>
+      </w:pPr>
+      <w:rPr>
+        <w:rFonts w:ascii="Courier New" w:hAnsi="Courier New" w:hint="default"/>
+        <w:sz w:val="20"/>
+      </w:rPr>
+    </w:lvl>
+    <w:lvl w:ilvl="2" w:tentative="1">
+      <w:start w:val="1"/>
+      <w:numFmt w:val="bullet"/>
+      <w:lvlText w:val=""/>
+      <w:lvlJc w:val="left"/>
+      <w:pPr>
+        <w:tabs>
+          <w:tab w:val="num" w:pos="2160"/>
+        </w:tabs>
+        <w:ind w:left="2160" w:hanging="360"/>
+      </w:pPr>
+      <w:rPr>
+        <w:rFonts w:ascii="Wingdings" w:hAnsi="Wingdings" w:hint="default"/>
+        <w:sz w:val="20"/>
+      </w:rPr>
+    </w:lvl>
+    <w:lvl w:ilvl="3" w:tentative="1">
+      <w:start w:val="1"/>
+      <w:numFmt w:val="bullet"/>
+      <w:lvlText w:val=""/>
+      <w:lvlJc w:val="left"/>
+      <w:pPr>
+        <w:tabs>
+          <w:tab w:val="num" w:pos="2880"/>
+        </w:tabs>
+        <w:ind w:left="2880" w:hanging="360"/>
+      </w:pPr>
+      <w:rPr>
+        <w:rFonts w:ascii="Wingdings" w:hAnsi="Wingdings" w:hint="default"/>
+        <w:sz w:val="20"/>
+      </w:rPr>
+    </w:lvl>
+    <w:lvl w:ilvl="4" w:tentative="1">
+      <w:start w:val="1"/>
+      <w:numFmt w:val="bullet"/>
+      <w:lvlText w:val=""/>
+      <w:lvlJc w:val="left"/>
+      <w:pPr>
+        <w:tabs>
+          <w:tab w:val="num" w:pos="3600"/>
+        </w:tabs>
+        <w:ind w:left="3600" w:hanging="360"/>
+      </w:pPr>
+      <w:rPr>
+        <w:rFonts w:ascii="Wingdings" w:hAnsi="Wingdings" w:hint="default"/>
+        <w:sz w:val="20"/>
+      </w:rPr>
+    </w:lvl>
+    <w:lvl w:ilvl="5" w:tentative="1">
+      <w:start w:val="1"/>
+      <w:numFmt w:val="bullet"/>
+      <w:lvlText w:val=""/>
+      <w:lvlJc w:val="left"/>
+      <w:pPr>
+        <w:tabs>
+          <w:tab w:val="num" w:pos="4320"/>
+        </w:tabs>
+        <w:ind w:left="4320" w:hanging="360"/>
+      </w:pPr>
+      <w:rPr>
+        <w:rFonts w:ascii="Wingdings" w:hAnsi="Wingdings" w:hint="default"/>
+        <w:sz w:val="20"/>
+      </w:rPr>
+    </w:lvl>
+    <w:lvl w:ilvl="6" w:tentative="1">
+      <w:start w:val="1"/>
+      <w:numFmt w:val="bullet"/>
+      <w:lvlText w:val=""/>
+      <w:lvlJc w:val="left"/>
+      <w:pPr>
+        <w:tabs>
+          <w:tab w:val="num" w:pos="5040"/>
+        </w:tabs>
+        <w:ind w:left="5040" w:hanging="360"/>
+      </w:pPr>
+      <w:rPr>
+        <w:rFonts w:ascii="Wingdings" w:hAnsi="Wingdings" w:hint="default"/>
+        <w:sz w:val="20"/>
+      </w:rPr>
+    </w:lvl>
+    <w:lvl w:ilvl="7" w:tentative="1">
+      <w:start w:val="1"/>
+      <w:numFmt w:val="bullet"/>
+      <w:lvlText w:val=""/>
+      <w:lvlJc w:val="left"/>
+      <w:pPr>
+        <w:tabs>
+          <w:tab w:val="num" w:pos="5760"/>
+        </w:tabs>
+        <w:ind w:left="5760" w:hanging="360"/>
+      </w:pPr>
+      <w:rPr>
+        <w:rFonts w:ascii="Wingdings" w:hAnsi="Wingdings" w:hint="default"/>
+        <w:sz w:val="20"/>
+      </w:rPr>
+    </w:lvl>
+    <w:lvl w:ilvl="8" w:tentative="1">
+      <w:start w:val="1"/>
+      <w:numFmt w:val="bullet"/>
+      <w:lvlText w:val=""/>
+      <w:lvlJc w:val="left"/>
+      <w:pPr>
+        <w:tabs>
+          <w:tab w:val="num" w:pos="6480"/>
+        </w:tabs>
+        <w:ind w:left="6480" w:hanging="360"/>
+      </w:pPr>
+      <w:rPr>
+        <w:rFonts w:ascii="Wingdings" w:hAnsi="Wingdings" w:hint="default"/>
+        <w:sz w:val="20"/>
+      </w:rPr>
+    </w:lvl>
+  </w:abstractNum>
+  <w:abstractNum w:abstractNumId="8" w15:restartNumberingAfterBreak="0">
     <w:nsid w:val="2993358A"/>
     <w:multiLevelType w:val="multilevel"/>
     <w:tmpl w:val="433A5C2A"/>
@@ -8315,7 +13894,7 @@
       </w:rPr>
     </w:lvl>
   </w:abstractNum>
-  <w:abstractNum w:abstractNumId="5" w15:restartNumberingAfterBreak="0">
+  <w:abstractNum w:abstractNumId="9" w15:restartNumberingAfterBreak="0">
     <w:nsid w:val="322E4EFA"/>
     <w:multiLevelType w:val="multilevel"/>
     <w:tmpl w:val="1F94BAC6"/>
@@ -8464,7 +14043,156 @@
       </w:rPr>
     </w:lvl>
   </w:abstractNum>
-  <w:abstractNum w:abstractNumId="6" w15:restartNumberingAfterBreak="0">
+  <w:abstractNum w:abstractNumId="10" w15:restartNumberingAfterBreak="0">
+    <w:nsid w:val="338F214E"/>
+    <w:multiLevelType w:val="multilevel"/>
+    <w:tmpl w:val="E2DE066E"/>
+    <w:lvl w:ilvl="0">
+      <w:start w:val="1"/>
+      <w:numFmt w:val="bullet"/>
+      <w:lvlText w:val=""/>
+      <w:lvlJc w:val="left"/>
+      <w:pPr>
+        <w:tabs>
+          <w:tab w:val="num" w:pos="720"/>
+        </w:tabs>
+        <w:ind w:left="720" w:hanging="360"/>
+      </w:pPr>
+      <w:rPr>
+        <w:rFonts w:ascii="Symbol" w:hAnsi="Symbol" w:hint="default"/>
+        <w:sz w:val="20"/>
+      </w:rPr>
+    </w:lvl>
+    <w:lvl w:ilvl="1" w:tentative="1">
+      <w:start w:val="1"/>
+      <w:numFmt w:val="bullet"/>
+      <w:lvlText w:val="o"/>
+      <w:lvlJc w:val="left"/>
+      <w:pPr>
+        <w:tabs>
+          <w:tab w:val="num" w:pos="1440"/>
+        </w:tabs>
+        <w:ind w:left="1440" w:hanging="360"/>
+      </w:pPr>
+      <w:rPr>
+        <w:rFonts w:ascii="Courier New" w:hAnsi="Courier New" w:hint="default"/>
+        <w:sz w:val="20"/>
+      </w:rPr>
+    </w:lvl>
+    <w:lvl w:ilvl="2" w:tentative="1">
+      <w:start w:val="1"/>
+      <w:numFmt w:val="bullet"/>
+      <w:lvlText w:val=""/>
+      <w:lvlJc w:val="left"/>
+      <w:pPr>
+        <w:tabs>
+          <w:tab w:val="num" w:pos="2160"/>
+        </w:tabs>
+        <w:ind w:left="2160" w:hanging="360"/>
+      </w:pPr>
+      <w:rPr>
+        <w:rFonts w:ascii="Wingdings" w:hAnsi="Wingdings" w:hint="default"/>
+        <w:sz w:val="20"/>
+      </w:rPr>
+    </w:lvl>
+    <w:lvl w:ilvl="3" w:tentative="1">
+      <w:start w:val="1"/>
+      <w:numFmt w:val="bullet"/>
+      <w:lvlText w:val=""/>
+      <w:lvlJc w:val="left"/>
+      <w:pPr>
+        <w:tabs>
+          <w:tab w:val="num" w:pos="2880"/>
+        </w:tabs>
+        <w:ind w:left="2880" w:hanging="360"/>
+      </w:pPr>
+      <w:rPr>
+        <w:rFonts w:ascii="Wingdings" w:hAnsi="Wingdings" w:hint="default"/>
+        <w:sz w:val="20"/>
+      </w:rPr>
+    </w:lvl>
+    <w:lvl w:ilvl="4" w:tentative="1">
+      <w:start w:val="1"/>
+      <w:numFmt w:val="bullet"/>
+      <w:lvlText w:val=""/>
+      <w:lvlJc w:val="left"/>
+      <w:pPr>
+        <w:tabs>
+          <w:tab w:val="num" w:pos="3600"/>
+        </w:tabs>
+        <w:ind w:left="3600" w:hanging="360"/>
+      </w:pPr>
+      <w:rPr>
+        <w:rFonts w:ascii="Wingdings" w:hAnsi="Wingdings" w:hint="default"/>
+        <w:sz w:val="20"/>
+      </w:rPr>
+    </w:lvl>
+    <w:lvl w:ilvl="5" w:tentative="1">
+      <w:start w:val="1"/>
+      <w:numFmt w:val="bullet"/>
+      <w:lvlText w:val=""/>
+      <w:lvlJc w:val="left"/>
+      <w:pPr>
+        <w:tabs>
+          <w:tab w:val="num" w:pos="4320"/>
+        </w:tabs>
+        <w:ind w:left="4320" w:hanging="360"/>
+      </w:pPr>
+      <w:rPr>
+        <w:rFonts w:ascii="Wingdings" w:hAnsi="Wingdings" w:hint="default"/>
+        <w:sz w:val="20"/>
+      </w:rPr>
+    </w:lvl>
+    <w:lvl w:ilvl="6" w:tentative="1">
+      <w:start w:val="1"/>
+      <w:numFmt w:val="bullet"/>
+      <w:lvlText w:val=""/>
+      <w:lvlJc w:val="left"/>
+      <w:pPr>
+        <w:tabs>
+          <w:tab w:val="num" w:pos="5040"/>
+        </w:tabs>
+        <w:ind w:left="5040" w:hanging="360"/>
+      </w:pPr>
+      <w:rPr>
+        <w:rFonts w:ascii="Wingdings" w:hAnsi="Wingdings" w:hint="default"/>
+        <w:sz w:val="20"/>
+      </w:rPr>
+    </w:lvl>
+    <w:lvl w:ilvl="7" w:tentative="1">
+      <w:start w:val="1"/>
+      <w:numFmt w:val="bullet"/>
+      <w:lvlText w:val=""/>
+      <w:lvlJc w:val="left"/>
+      <w:pPr>
+        <w:tabs>
+          <w:tab w:val="num" w:pos="5760"/>
+        </w:tabs>
+        <w:ind w:left="5760" w:hanging="360"/>
+      </w:pPr>
+      <w:rPr>
+        <w:rFonts w:ascii="Wingdings" w:hAnsi="Wingdings" w:hint="default"/>
+        <w:sz w:val="20"/>
+      </w:rPr>
+    </w:lvl>
+    <w:lvl w:ilvl="8" w:tentative="1">
+      <w:start w:val="1"/>
+      <w:numFmt w:val="bullet"/>
+      <w:lvlText w:val=""/>
+      <w:lvlJc w:val="left"/>
+      <w:pPr>
+        <w:tabs>
+          <w:tab w:val="num" w:pos="6480"/>
+        </w:tabs>
+        <w:ind w:left="6480" w:hanging="360"/>
+      </w:pPr>
+      <w:rPr>
+        <w:rFonts w:ascii="Wingdings" w:hAnsi="Wingdings" w:hint="default"/>
+        <w:sz w:val="20"/>
+      </w:rPr>
+    </w:lvl>
+  </w:abstractNum>
+  <w:abstractNum w:abstractNumId="11" w15:restartNumberingAfterBreak="0">
     <w:nsid w:val="37B7137D"/>
     <w:multiLevelType w:val="multilevel"/>
     <w:tmpl w:val="BED69D94"/>
@@ -8613,7 +14341,156 @@
       </w:rPr>
     </w:lvl>
   </w:abstractNum>
-  <w:abstractNum w:abstractNumId="7" w15:restartNumberingAfterBreak="0">
+  <w:abstractNum w:abstractNumId="12" w15:restartNumberingAfterBreak="0">
+    <w:nsid w:val="3CFF3742"/>
+    <w:multiLevelType w:val="multilevel"/>
+    <w:tmpl w:val="31609564"/>
+    <w:lvl w:ilvl="0">
+      <w:start w:val="1"/>
+      <w:numFmt w:val="bullet"/>
+      <w:lvlText w:val=""/>
+      <w:lvlJc w:val="left"/>
+      <w:pPr>
+        <w:tabs>
+          <w:tab w:val="num" w:pos="720"/>
+        </w:tabs>
+        <w:ind w:left="720" w:hanging="360"/>
+      </w:pPr>
+      <w:rPr>
+        <w:rFonts w:ascii="Symbol" w:hAnsi="Symbol" w:hint="default"/>
+        <w:sz w:val="20"/>
+      </w:rPr>
+    </w:lvl>
+    <w:lvl w:ilvl="1" w:tentative="1">
+      <w:start w:val="1"/>
+      <w:numFmt w:val="bullet"/>
+      <w:lvlText w:val="o"/>
+      <w:lvlJc w:val="left"/>
+      <w:pPr>
+        <w:tabs>
+          <w:tab w:val="num" w:pos="1440"/>
+        </w:tabs>
+        <w:ind w:left="1440" w:hanging="360"/>
+      </w:pPr>
+      <w:rPr>
+        <w:rFonts w:ascii="Courier New" w:hAnsi="Courier New" w:hint="default"/>
+        <w:sz w:val="20"/>
+      </w:rPr>
+    </w:lvl>
+    <w:lvl w:ilvl="2" w:tentative="1">
+      <w:start w:val="1"/>
+      <w:numFmt w:val="bullet"/>
+      <w:lvlText w:val=""/>
+      <w:lvlJc w:val="left"/>
+      <w:pPr>
+        <w:tabs>
+          <w:tab w:val="num" w:pos="2160"/>
+        </w:tabs>
+        <w:ind w:left="2160" w:hanging="360"/>
+      </w:pPr>
+      <w:rPr>
+        <w:rFonts w:ascii="Wingdings" w:hAnsi="Wingdings" w:hint="default"/>
+        <w:sz w:val="20"/>
+      </w:rPr>
+    </w:lvl>
+    <w:lvl w:ilvl="3" w:tentative="1">
+      <w:start w:val="1"/>
+      <w:numFmt w:val="bullet"/>
+      <w:lvlText w:val=""/>
+      <w:lvlJc w:val="left"/>
+      <w:pPr>
+        <w:tabs>
+          <w:tab w:val="num" w:pos="2880"/>
+        </w:tabs>
+        <w:ind w:left="2880" w:hanging="360"/>
+      </w:pPr>
+      <w:rPr>
+        <w:rFonts w:ascii="Wingdings" w:hAnsi="Wingdings" w:hint="default"/>
+        <w:sz w:val="20"/>
+      </w:rPr>
+    </w:lvl>
+    <w:lvl w:ilvl="4" w:tentative="1">
+      <w:start w:val="1"/>
+      <w:numFmt w:val="bullet"/>
+      <w:lvlText w:val=""/>
+      <w:lvlJc w:val="left"/>
+      <w:pPr>
+        <w:tabs>
+          <w:tab w:val="num" w:pos="3600"/>
+        </w:tabs>
+        <w:ind w:left="3600" w:hanging="360"/>
+      </w:pPr>
+      <w:rPr>
+        <w:rFonts w:ascii="Wingdings" w:hAnsi="Wingdings" w:hint="default"/>
+        <w:sz w:val="20"/>
+      </w:rPr>
+    </w:lvl>
+    <w:lvl w:ilvl="5" w:tentative="1">
+      <w:start w:val="1"/>
+      <w:numFmt w:val="bullet"/>
+      <w:lvlText w:val=""/>
+      <w:lvlJc w:val="left"/>
+      <w:pPr>
+        <w:tabs>
+          <w:tab w:val="num" w:pos="4320"/>
+        </w:tabs>
+        <w:ind w:left="4320" w:hanging="360"/>
+      </w:pPr>
+      <w:rPr>
+        <w:rFonts w:ascii="Wingdings" w:hAnsi="Wingdings" w:hint="default"/>
+        <w:sz w:val="20"/>
+      </w:rPr>
+    </w:lvl>
+    <w:lvl w:ilvl="6" w:tentative="1">
+      <w:start w:val="1"/>
+      <w:numFmt w:val="bullet"/>
+      <w:lvlText w:val=""/>
+      <w:lvlJc w:val="left"/>
+      <w:pPr>
+        <w:tabs>
+          <w:tab w:val="num" w:pos="5040"/>
+        </w:tabs>
+        <w:ind w:left="5040" w:hanging="360"/>
+      </w:pPr>
+      <w:rPr>
+        <w:rFonts w:ascii="Wingdings" w:hAnsi="Wingdings" w:hint="default"/>
+        <w:sz w:val="20"/>
+      </w:rPr>
+    </w:lvl>
+    <w:lvl w:ilvl="7" w:tentative="1">
+      <w:start w:val="1"/>
+      <w:numFmt w:val="bullet"/>
+      <w:lvlText w:val=""/>
+      <w:lvlJc w:val="left"/>
+      <w:pPr>
+        <w:tabs>
+          <w:tab w:val="num" w:pos="5760"/>
+        </w:tabs>
+        <w:ind w:left="5760" w:hanging="360"/>
+      </w:pPr>
+      <w:rPr>
+        <w:rFonts w:ascii="Wingdings" w:hAnsi="Wingdings" w:hint="default"/>
+        <w:sz w:val="20"/>
+      </w:rPr>
+    </w:lvl>
+    <w:lvl w:ilvl="8" w:tentative="1">
+      <w:start w:val="1"/>
+      <w:numFmt w:val="bullet"/>
+      <w:lvlText w:val=""/>
+      <w:lvlJc w:val="left"/>
+      <w:pPr>
+        <w:tabs>
+          <w:tab w:val="num" w:pos="6480"/>
+        </w:tabs>
+        <w:ind w:left="6480" w:hanging="360"/>
+      </w:pPr>
+      <w:rPr>
+        <w:rFonts w:ascii="Wingdings" w:hAnsi="Wingdings" w:hint="default"/>
+        <w:sz w:val="20"/>
+      </w:rPr>
+    </w:lvl>
+  </w:abstractNum>
+  <w:abstractNum w:abstractNumId="13" w15:restartNumberingAfterBreak="0">
     <w:nsid w:val="3EF56BB3"/>
     <w:multiLevelType w:val="multilevel"/>
     <w:tmpl w:val="E488FB46"/>
@@ -8762,7 +14639,7 @@
       </w:rPr>
     </w:lvl>
   </w:abstractNum>
-  <w:abstractNum w:abstractNumId="8" w15:restartNumberingAfterBreak="0">
+  <w:abstractNum w:abstractNumId="14" w15:restartNumberingAfterBreak="0">
     <w:nsid w:val="43770020"/>
     <w:multiLevelType w:val="multilevel"/>
     <w:tmpl w:val="0E2AE1D8"/>
@@ -8911,7 +14788,156 @@
       </w:rPr>
     </w:lvl>
   </w:abstractNum>
-  <w:abstractNum w:abstractNumId="9" w15:restartNumberingAfterBreak="0">
+  <w:abstractNum w:abstractNumId="15" w15:restartNumberingAfterBreak="0">
+    <w:nsid w:val="44984584"/>
+    <w:multiLevelType w:val="multilevel"/>
+    <w:tmpl w:val="4C6C4718"/>
+    <w:lvl w:ilvl="0">
+      <w:start w:val="1"/>
+      <w:numFmt w:val="bullet"/>
+      <w:lvlText w:val=""/>
+      <w:lvlJc w:val="left"/>
+      <w:pPr>
+        <w:tabs>
+          <w:tab w:val="num" w:pos="720"/>
+        </w:tabs>
+        <w:ind w:left="720" w:hanging="360"/>
+      </w:pPr>
+      <w:rPr>
+        <w:rFonts w:ascii="Symbol" w:hAnsi="Symbol" w:hint="default"/>
+        <w:sz w:val="20"/>
+      </w:rPr>
+    </w:lvl>
+    <w:lvl w:ilvl="1" w:tentative="1">
+      <w:start w:val="1"/>
+      <w:numFmt w:val="bullet"/>
+      <w:lvlText w:val="o"/>
+      <w:lvlJc w:val="left"/>
+      <w:pPr>
+        <w:tabs>
+          <w:tab w:val="num" w:pos="1440"/>
+        </w:tabs>
+        <w:ind w:left="1440" w:hanging="360"/>
+      </w:pPr>
+      <w:rPr>
+        <w:rFonts w:ascii="Courier New" w:hAnsi="Courier New" w:hint="default"/>
+        <w:sz w:val="20"/>
+      </w:rPr>
+    </w:lvl>
+    <w:lvl w:ilvl="2" w:tentative="1">
+      <w:start w:val="1"/>
+      <w:numFmt w:val="bullet"/>
+      <w:lvlText w:val=""/>
+      <w:lvlJc w:val="left"/>
+      <w:pPr>
+        <w:tabs>
+          <w:tab w:val="num" w:pos="2160"/>
+        </w:tabs>
+        <w:ind w:left="2160" w:hanging="360"/>
+      </w:pPr>
+      <w:rPr>
+        <w:rFonts w:ascii="Wingdings" w:hAnsi="Wingdings" w:hint="default"/>
+        <w:sz w:val="20"/>
+      </w:rPr>
+    </w:lvl>
+    <w:lvl w:ilvl="3" w:tentative="1">
+      <w:start w:val="1"/>
+      <w:numFmt w:val="bullet"/>
+      <w:lvlText w:val=""/>
+      <w:lvlJc w:val="left"/>
+      <w:pPr>
+        <w:tabs>
+          <w:tab w:val="num" w:pos="2880"/>
+        </w:tabs>
+        <w:ind w:left="2880" w:hanging="360"/>
+      </w:pPr>
+      <w:rPr>
+        <w:rFonts w:ascii="Wingdings" w:hAnsi="Wingdings" w:hint="default"/>
+        <w:sz w:val="20"/>
+      </w:rPr>
+    </w:lvl>
+    <w:lvl w:ilvl="4" w:tentative="1">
+      <w:start w:val="1"/>
+      <w:numFmt w:val="bullet"/>
+      <w:lvlText w:val=""/>
+      <w:lvlJc w:val="left"/>
+      <w:pPr>
+        <w:tabs>
+          <w:tab w:val="num" w:pos="3600"/>
+        </w:tabs>
+        <w:ind w:left="3600" w:hanging="360"/>
+      </w:pPr>
+      <w:rPr>
+        <w:rFonts w:ascii="Wingdings" w:hAnsi="Wingdings" w:hint="default"/>
+        <w:sz w:val="20"/>
+      </w:rPr>
+    </w:lvl>
+    <w:lvl w:ilvl="5" w:tentative="1">
+      <w:start w:val="1"/>
+      <w:numFmt w:val="bullet"/>
+      <w:lvlText w:val=""/>
+      <w:lvlJc w:val="left"/>
+      <w:pPr>
+        <w:tabs>
+          <w:tab w:val="num" w:pos="4320"/>
+        </w:tabs>
+        <w:ind w:left="4320" w:hanging="360"/>
+      </w:pPr>
+      <w:rPr>
+        <w:rFonts w:ascii="Wingdings" w:hAnsi="Wingdings" w:hint="default"/>
+        <w:sz w:val="20"/>
+      </w:rPr>
+    </w:lvl>
+    <w:lvl w:ilvl="6" w:tentative="1">
+      <w:start w:val="1"/>
+      <w:numFmt w:val="bullet"/>
+      <w:lvlText w:val=""/>
+      <w:lvlJc w:val="left"/>
+      <w:pPr>
+        <w:tabs>
+          <w:tab w:val="num" w:pos="5040"/>
+        </w:tabs>
+        <w:ind w:left="5040" w:hanging="360"/>
+      </w:pPr>
+      <w:rPr>
+        <w:rFonts w:ascii="Wingdings" w:hAnsi="Wingdings" w:hint="default"/>
+        <w:sz w:val="20"/>
+      </w:rPr>
+    </w:lvl>
+    <w:lvl w:ilvl="7" w:tentative="1">
+      <w:start w:val="1"/>
+      <w:numFmt w:val="bullet"/>
+      <w:lvlText w:val=""/>
+      <w:lvlJc w:val="left"/>
+      <w:pPr>
+        <w:tabs>
+          <w:tab w:val="num" w:pos="5760"/>
+        </w:tabs>
+        <w:ind w:left="5760" w:hanging="360"/>
+      </w:pPr>
+      <w:rPr>
+        <w:rFonts w:ascii="Wingdings" w:hAnsi="Wingdings" w:hint="default"/>
+        <w:sz w:val="20"/>
+      </w:rPr>
+    </w:lvl>
+    <w:lvl w:ilvl="8" w:tentative="1">
+      <w:start w:val="1"/>
+      <w:numFmt w:val="bullet"/>
+      <w:lvlText w:val=""/>
+      <w:lvlJc w:val="left"/>
+      <w:pPr>
+        <w:tabs>
+          <w:tab w:val="num" w:pos="6480"/>
+        </w:tabs>
+        <w:ind w:left="6480" w:hanging="360"/>
+      </w:pPr>
+      <w:rPr>
+        <w:rFonts w:ascii="Wingdings" w:hAnsi="Wingdings" w:hint="default"/>
+        <w:sz w:val="20"/>
+      </w:rPr>
+    </w:lvl>
+  </w:abstractNum>
+  <w:abstractNum w:abstractNumId="16" w15:restartNumberingAfterBreak="0">
     <w:nsid w:val="45FC121C"/>
     <w:multiLevelType w:val="multilevel"/>
     <w:tmpl w:val="BC3CFD3E"/>
@@ -9060,7 +15086,156 @@
       </w:rPr>
     </w:lvl>
   </w:abstractNum>
-  <w:abstractNum w:abstractNumId="10" w15:restartNumberingAfterBreak="0">
+  <w:abstractNum w:abstractNumId="17" w15:restartNumberingAfterBreak="0">
+    <w:nsid w:val="4CF10361"/>
+    <w:multiLevelType w:val="multilevel"/>
+    <w:tmpl w:val="A156080A"/>
+    <w:lvl w:ilvl="0">
+      <w:start w:val="1"/>
+      <w:numFmt w:val="bullet"/>
+      <w:lvlText w:val=""/>
+      <w:lvlJc w:val="left"/>
+      <w:pPr>
+        <w:tabs>
+          <w:tab w:val="num" w:pos="720"/>
+        </w:tabs>
+        <w:ind w:left="720" w:hanging="360"/>
+      </w:pPr>
+      <w:rPr>
+        <w:rFonts w:ascii="Symbol" w:hAnsi="Symbol" w:hint="default"/>
+        <w:sz w:val="20"/>
+      </w:rPr>
+    </w:lvl>
+    <w:lvl w:ilvl="1" w:tentative="1">
+      <w:start w:val="1"/>
+      <w:numFmt w:val="bullet"/>
+      <w:lvlText w:val="o"/>
+      <w:lvlJc w:val="left"/>
+      <w:pPr>
+        <w:tabs>
+          <w:tab w:val="num" w:pos="1440"/>
+        </w:tabs>
+        <w:ind w:left="1440" w:hanging="360"/>
+      </w:pPr>
+      <w:rPr>
+        <w:rFonts w:ascii="Courier New" w:hAnsi="Courier New" w:hint="default"/>
+        <w:sz w:val="20"/>
+      </w:rPr>
+    </w:lvl>
+    <w:lvl w:ilvl="2" w:tentative="1">
+      <w:start w:val="1"/>
+      <w:numFmt w:val="bullet"/>
+      <w:lvlText w:val=""/>
+      <w:lvlJc w:val="left"/>
+      <w:pPr>
+        <w:tabs>
+          <w:tab w:val="num" w:pos="2160"/>
+        </w:tabs>
+        <w:ind w:left="2160" w:hanging="360"/>
+      </w:pPr>
+      <w:rPr>
+        <w:rFonts w:ascii="Wingdings" w:hAnsi="Wingdings" w:hint="default"/>
+        <w:sz w:val="20"/>
+      </w:rPr>
+    </w:lvl>
+    <w:lvl w:ilvl="3" w:tentative="1">
+      <w:start w:val="1"/>
+      <w:numFmt w:val="bullet"/>
+      <w:lvlText w:val=""/>
+      <w:lvlJc w:val="left"/>
+      <w:pPr>
+        <w:tabs>
+          <w:tab w:val="num" w:pos="2880"/>
+        </w:tabs>
+        <w:ind w:left="2880" w:hanging="360"/>
+      </w:pPr>
+      <w:rPr>
+        <w:rFonts w:ascii="Wingdings" w:hAnsi="Wingdings" w:hint="default"/>
+        <w:sz w:val="20"/>
+      </w:rPr>
+    </w:lvl>
+    <w:lvl w:ilvl="4" w:tentative="1">
+      <w:start w:val="1"/>
+      <w:numFmt w:val="bullet"/>
+      <w:lvlText w:val=""/>
+      <w:lvlJc w:val="left"/>
+      <w:pPr>
+        <w:tabs>
+          <w:tab w:val="num" w:pos="3600"/>
+        </w:tabs>
+        <w:ind w:left="3600" w:hanging="360"/>
+      </w:pPr>
+      <w:rPr>
+        <w:rFonts w:ascii="Wingdings" w:hAnsi="Wingdings" w:hint="default"/>
+        <w:sz w:val="20"/>
+      </w:rPr>
+    </w:lvl>
+    <w:lvl w:ilvl="5" w:tentative="1">
+      <w:start w:val="1"/>
+      <w:numFmt w:val="bullet"/>
+      <w:lvlText w:val=""/>
+      <w:lvlJc w:val="left"/>
+      <w:pPr>
+        <w:tabs>
+          <w:tab w:val="num" w:pos="4320"/>
+        </w:tabs>
+        <w:ind w:left="4320" w:hanging="360"/>
+      </w:pPr>
+      <w:rPr>
+        <w:rFonts w:ascii="Wingdings" w:hAnsi="Wingdings" w:hint="default"/>
+        <w:sz w:val="20"/>
+      </w:rPr>
+    </w:lvl>
+    <w:lvl w:ilvl="6" w:tentative="1">
+      <w:start w:val="1"/>
+      <w:numFmt w:val="bullet"/>
+      <w:lvlText w:val=""/>
+      <w:lvlJc w:val="left"/>
+      <w:pPr>
+        <w:tabs>
+          <w:tab w:val="num" w:pos="5040"/>
+        </w:tabs>
+        <w:ind w:left="5040" w:hanging="360"/>
+      </w:pPr>
+      <w:rPr>
+        <w:rFonts w:ascii="Wingdings" w:hAnsi="Wingdings" w:hint="default"/>
+        <w:sz w:val="20"/>
+      </w:rPr>
+    </w:lvl>
+    <w:lvl w:ilvl="7" w:tentative="1">
+      <w:start w:val="1"/>
+      <w:numFmt w:val="bullet"/>
+      <w:lvlText w:val=""/>
+      <w:lvlJc w:val="left"/>
+      <w:pPr>
+        <w:tabs>
+          <w:tab w:val="num" w:pos="5760"/>
+        </w:tabs>
+        <w:ind w:left="5760" w:hanging="360"/>
+      </w:pPr>
+      <w:rPr>
+        <w:rFonts w:ascii="Wingdings" w:hAnsi="Wingdings" w:hint="default"/>
+        <w:sz w:val="20"/>
+      </w:rPr>
+    </w:lvl>
+    <w:lvl w:ilvl="8" w:tentative="1">
+      <w:start w:val="1"/>
+      <w:numFmt w:val="bullet"/>
+      <w:lvlText w:val=""/>
+      <w:lvlJc w:val="left"/>
+      <w:pPr>
+        <w:tabs>
+          <w:tab w:val="num" w:pos="6480"/>
+        </w:tabs>
+        <w:ind w:left="6480" w:hanging="360"/>
+      </w:pPr>
+      <w:rPr>
+        <w:rFonts w:ascii="Wingdings" w:hAnsi="Wingdings" w:hint="default"/>
+        <w:sz w:val="20"/>
+      </w:rPr>
+    </w:lvl>
+  </w:abstractNum>
+  <w:abstractNum w:abstractNumId="18" w15:restartNumberingAfterBreak="0">
     <w:nsid w:val="58517171"/>
     <w:multiLevelType w:val="multilevel"/>
     <w:tmpl w:val="7E1C615C"/>
@@ -9209,7 +15384,156 @@
       </w:rPr>
     </w:lvl>
   </w:abstractNum>
-  <w:abstractNum w:abstractNumId="11" w15:restartNumberingAfterBreak="0">
+  <w:abstractNum w:abstractNumId="19" w15:restartNumberingAfterBreak="0">
+    <w:nsid w:val="5D1C427B"/>
+    <w:multiLevelType w:val="multilevel"/>
+    <w:tmpl w:val="4B24222E"/>
+    <w:lvl w:ilvl="0">
+      <w:start w:val="1"/>
+      <w:numFmt w:val="bullet"/>
+      <w:lvlText w:val=""/>
+      <w:lvlJc w:val="left"/>
+      <w:pPr>
+        <w:tabs>
+          <w:tab w:val="num" w:pos="720"/>
+        </w:tabs>
+        <w:ind w:left="720" w:hanging="360"/>
+      </w:pPr>
+      <w:rPr>
+        <w:rFonts w:ascii="Symbol" w:hAnsi="Symbol" w:hint="default"/>
+        <w:sz w:val="20"/>
+      </w:rPr>
+    </w:lvl>
+    <w:lvl w:ilvl="1" w:tentative="1">
+      <w:start w:val="1"/>
+      <w:numFmt w:val="bullet"/>
+      <w:lvlText w:val="o"/>
+      <w:lvlJc w:val="left"/>
+      <w:pPr>
+        <w:tabs>
+          <w:tab w:val="num" w:pos="1440"/>
+        </w:tabs>
+        <w:ind w:left="1440" w:hanging="360"/>
+      </w:pPr>
+      <w:rPr>
+        <w:rFonts w:ascii="Courier New" w:hAnsi="Courier New" w:hint="default"/>
+        <w:sz w:val="20"/>
+      </w:rPr>
+    </w:lvl>
+    <w:lvl w:ilvl="2" w:tentative="1">
+      <w:start w:val="1"/>
+      <w:numFmt w:val="bullet"/>
+      <w:lvlText w:val=""/>
+      <w:lvlJc w:val="left"/>
+      <w:pPr>
+        <w:tabs>
+          <w:tab w:val="num" w:pos="2160"/>
+        </w:tabs>
+        <w:ind w:left="2160" w:hanging="360"/>
+      </w:pPr>
+      <w:rPr>
+        <w:rFonts w:ascii="Wingdings" w:hAnsi="Wingdings" w:hint="default"/>
+        <w:sz w:val="20"/>
+      </w:rPr>
+    </w:lvl>
+    <w:lvl w:ilvl="3" w:tentative="1">
+      <w:start w:val="1"/>
+      <w:numFmt w:val="bullet"/>
+      <w:lvlText w:val=""/>
+      <w:lvlJc w:val="left"/>
+      <w:pPr>
+        <w:tabs>
+          <w:tab w:val="num" w:pos="2880"/>
+        </w:tabs>
+        <w:ind w:left="2880" w:hanging="360"/>
+      </w:pPr>
+      <w:rPr>
+        <w:rFonts w:ascii="Wingdings" w:hAnsi="Wingdings" w:hint="default"/>
+        <w:sz w:val="20"/>
+      </w:rPr>
+    </w:lvl>
+    <w:lvl w:ilvl="4" w:tentative="1">
+      <w:start w:val="1"/>
+      <w:numFmt w:val="bullet"/>
+      <w:lvlText w:val=""/>
+      <w:lvlJc w:val="left"/>
+      <w:pPr>
+        <w:tabs>
+          <w:tab w:val="num" w:pos="3600"/>
+        </w:tabs>
+        <w:ind w:left="3600" w:hanging="360"/>
+      </w:pPr>
+      <w:rPr>
+        <w:rFonts w:ascii="Wingdings" w:hAnsi="Wingdings" w:hint="default"/>
+        <w:sz w:val="20"/>
+      </w:rPr>
+    </w:lvl>
+    <w:lvl w:ilvl="5" w:tentative="1">
+      <w:start w:val="1"/>
+      <w:numFmt w:val="bullet"/>
+      <w:lvlText w:val=""/>
+      <w:lvlJc w:val="left"/>
+      <w:pPr>
+        <w:tabs>
+          <w:tab w:val="num" w:pos="4320"/>
+        </w:tabs>
+        <w:ind w:left="4320" w:hanging="360"/>
+      </w:pPr>
+      <w:rPr>
+        <w:rFonts w:ascii="Wingdings" w:hAnsi="Wingdings" w:hint="default"/>
+        <w:sz w:val="20"/>
+      </w:rPr>
+    </w:lvl>
+    <w:lvl w:ilvl="6" w:tentative="1">
+      <w:start w:val="1"/>
+      <w:numFmt w:val="bullet"/>
+      <w:lvlText w:val=""/>
+      <w:lvlJc w:val="left"/>
+      <w:pPr>
+        <w:tabs>
+          <w:tab w:val="num" w:pos="5040"/>
+        </w:tabs>
+        <w:ind w:left="5040" w:hanging="360"/>
+      </w:pPr>
+      <w:rPr>
+        <w:rFonts w:ascii="Wingdings" w:hAnsi="Wingdings" w:hint="default"/>
+        <w:sz w:val="20"/>
+      </w:rPr>
+    </w:lvl>
+    <w:lvl w:ilvl="7" w:tentative="1">
+      <w:start w:val="1"/>
+      <w:numFmt w:val="bullet"/>
+      <w:lvlText w:val=""/>
+      <w:lvlJc w:val="left"/>
+      <w:pPr>
+        <w:tabs>
+          <w:tab w:val="num" w:pos="5760"/>
+        </w:tabs>
+        <w:ind w:left="5760" w:hanging="360"/>
+      </w:pPr>
+      <w:rPr>
+        <w:rFonts w:ascii="Wingdings" w:hAnsi="Wingdings" w:hint="default"/>
+        <w:sz w:val="20"/>
+      </w:rPr>
+    </w:lvl>
+    <w:lvl w:ilvl="8" w:tentative="1">
+      <w:start w:val="1"/>
+      <w:numFmt w:val="bullet"/>
+      <w:lvlText w:val=""/>
+      <w:lvlJc w:val="left"/>
+      <w:pPr>
+        <w:tabs>
+          <w:tab w:val="num" w:pos="6480"/>
+        </w:tabs>
+        <w:ind w:left="6480" w:hanging="360"/>
+      </w:pPr>
+      <w:rPr>
+        <w:rFonts w:ascii="Wingdings" w:hAnsi="Wingdings" w:hint="default"/>
+        <w:sz w:val="20"/>
+      </w:rPr>
+    </w:lvl>
+  </w:abstractNum>
+  <w:abstractNum w:abstractNumId="20" w15:restartNumberingAfterBreak="0">
     <w:nsid w:val="62B806D5"/>
     <w:multiLevelType w:val="multilevel"/>
     <w:tmpl w:val="872AE7FE"/>
@@ -9358,7 +15682,7 @@
       </w:rPr>
     </w:lvl>
   </w:abstractNum>
-  <w:abstractNum w:abstractNumId="12" w15:restartNumberingAfterBreak="0">
+  <w:abstractNum w:abstractNumId="21" w15:restartNumberingAfterBreak="0">
     <w:nsid w:val="65204D1B"/>
     <w:multiLevelType w:val="multilevel"/>
     <w:tmpl w:val="96E4344E"/>
@@ -9507,7 +15831,7 @@
       </w:rPr>
     </w:lvl>
   </w:abstractNum>
-  <w:abstractNum w:abstractNumId="13" w15:restartNumberingAfterBreak="0">
+  <w:abstractNum w:abstractNumId="22" w15:restartNumberingAfterBreak="0">
     <w:nsid w:val="6FE446C8"/>
     <w:multiLevelType w:val="multilevel"/>
     <w:tmpl w:val="47804F18"/>
@@ -9656,7 +15980,7 @@
       </w:rPr>
     </w:lvl>
   </w:abstractNum>
-  <w:abstractNum w:abstractNumId="14" w15:restartNumberingAfterBreak="0">
+  <w:abstractNum w:abstractNumId="23" w15:restartNumberingAfterBreak="0">
     <w:nsid w:val="75871D22"/>
     <w:multiLevelType w:val="multilevel"/>
     <w:tmpl w:val="B25C240A"/>
@@ -9805,50 +16129,381 @@
       </w:rPr>
     </w:lvl>
   </w:abstractNum>
+  <w:abstractNum w:abstractNumId="24" w15:restartNumberingAfterBreak="0">
+    <w:nsid w:val="79D24596"/>
+    <w:multiLevelType w:val="multilevel"/>
+    <w:tmpl w:val="922C3C1A"/>
+    <w:lvl w:ilvl="0">
+      <w:start w:val="1"/>
+      <w:numFmt w:val="bullet"/>
+      <w:lvlText w:val=""/>
+      <w:lvlJc w:val="left"/>
+      <w:pPr>
+        <w:tabs>
+          <w:tab w:val="num" w:pos="720"/>
+        </w:tabs>
+        <w:ind w:left="720" w:hanging="360"/>
+      </w:pPr>
+      <w:rPr>
+        <w:rFonts w:ascii="Symbol" w:hAnsi="Symbol" w:hint="default"/>
+        <w:sz w:val="20"/>
+      </w:rPr>
+    </w:lvl>
+    <w:lvl w:ilvl="1" w:tentative="1">
+      <w:start w:val="1"/>
+      <w:numFmt w:val="bullet"/>
+      <w:lvlText w:val="o"/>
+      <w:lvlJc w:val="left"/>
+      <w:pPr>
+        <w:tabs>
+          <w:tab w:val="num" w:pos="1440"/>
+        </w:tabs>
+        <w:ind w:left="1440" w:hanging="360"/>
+      </w:pPr>
+      <w:rPr>
+        <w:rFonts w:ascii="Courier New" w:hAnsi="Courier New" w:hint="default"/>
+        <w:sz w:val="20"/>
+      </w:rPr>
+    </w:lvl>
+    <w:lvl w:ilvl="2" w:tentative="1">
+      <w:start w:val="1"/>
+      <w:numFmt w:val="bullet"/>
+      <w:lvlText w:val=""/>
+      <w:lvlJc w:val="left"/>
+      <w:pPr>
+        <w:tabs>
+          <w:tab w:val="num" w:pos="2160"/>
+        </w:tabs>
+        <w:ind w:left="2160" w:hanging="360"/>
+      </w:pPr>
+      <w:rPr>
+        <w:rFonts w:ascii="Wingdings" w:hAnsi="Wingdings" w:hint="default"/>
+        <w:sz w:val="20"/>
+      </w:rPr>
+    </w:lvl>
+    <w:lvl w:ilvl="3" w:tentative="1">
+      <w:start w:val="1"/>
+      <w:numFmt w:val="bullet"/>
+      <w:lvlText w:val=""/>
+      <w:lvlJc w:val="left"/>
+      <w:pPr>
+        <w:tabs>
+          <w:tab w:val="num" w:pos="2880"/>
+        </w:tabs>
+        <w:ind w:left="2880" w:hanging="360"/>
+      </w:pPr>
+      <w:rPr>
+        <w:rFonts w:ascii="Wingdings" w:hAnsi="Wingdings" w:hint="default"/>
+        <w:sz w:val="20"/>
+      </w:rPr>
+    </w:lvl>
+    <w:lvl w:ilvl="4" w:tentative="1">
+      <w:start w:val="1"/>
+      <w:numFmt w:val="bullet"/>
+      <w:lvlText w:val=""/>
+      <w:lvlJc w:val="left"/>
+      <w:pPr>
+        <w:tabs>
+          <w:tab w:val="num" w:pos="3600"/>
+        </w:tabs>
+        <w:ind w:left="3600" w:hanging="360"/>
+      </w:pPr>
+      <w:rPr>
+        <w:rFonts w:ascii="Wingdings" w:hAnsi="Wingdings" w:hint="default"/>
+        <w:sz w:val="20"/>
+      </w:rPr>
+    </w:lvl>
+    <w:lvl w:ilvl="5" w:tentative="1">
+      <w:start w:val="1"/>
+      <w:numFmt w:val="bullet"/>
+      <w:lvlText w:val=""/>
+      <w:lvlJc w:val="left"/>
+      <w:pPr>
+        <w:tabs>
+          <w:tab w:val="num" w:pos="4320"/>
+        </w:tabs>
+        <w:ind w:left="4320" w:hanging="360"/>
+      </w:pPr>
+      <w:rPr>
+        <w:rFonts w:ascii="Wingdings" w:hAnsi="Wingdings" w:hint="default"/>
+        <w:sz w:val="20"/>
+      </w:rPr>
+    </w:lvl>
+    <w:lvl w:ilvl="6" w:tentative="1">
+      <w:start w:val="1"/>
+      <w:numFmt w:val="bullet"/>
+      <w:lvlText w:val=""/>
+      <w:lvlJc w:val="left"/>
+      <w:pPr>
+        <w:tabs>
+          <w:tab w:val="num" w:pos="5040"/>
+        </w:tabs>
+        <w:ind w:left="5040" w:hanging="360"/>
+      </w:pPr>
+      <w:rPr>
+        <w:rFonts w:ascii="Wingdings" w:hAnsi="Wingdings" w:hint="default"/>
+        <w:sz w:val="20"/>
+      </w:rPr>
+    </w:lvl>
+    <w:lvl w:ilvl="7" w:tentative="1">
+      <w:start w:val="1"/>
+      <w:numFmt w:val="bullet"/>
+      <w:lvlText w:val=""/>
+      <w:lvlJc w:val="left"/>
+      <w:pPr>
+        <w:tabs>
+          <w:tab w:val="num" w:pos="5760"/>
+        </w:tabs>
+        <w:ind w:left="5760" w:hanging="360"/>
+      </w:pPr>
+      <w:rPr>
+        <w:rFonts w:ascii="Wingdings" w:hAnsi="Wingdings" w:hint="default"/>
+        <w:sz w:val="20"/>
+      </w:rPr>
+    </w:lvl>
+    <w:lvl w:ilvl="8" w:tentative="1">
+      <w:start w:val="1"/>
+      <w:numFmt w:val="bullet"/>
+      <w:lvlText w:val=""/>
+      <w:lvlJc w:val="left"/>
+      <w:pPr>
+        <w:tabs>
+          <w:tab w:val="num" w:pos="6480"/>
+        </w:tabs>
+        <w:ind w:left="6480" w:hanging="360"/>
+      </w:pPr>
+      <w:rPr>
+        <w:rFonts w:ascii="Wingdings" w:hAnsi="Wingdings" w:hint="default"/>
+        <w:sz w:val="20"/>
+      </w:rPr>
+    </w:lvl>
+  </w:abstractNum>
+  <w:abstractNum w:abstractNumId="25" w15:restartNumberingAfterBreak="0">
+    <w:nsid w:val="7EA549B9"/>
+    <w:multiLevelType w:val="multilevel"/>
+    <w:tmpl w:val="18B432DA"/>
+    <w:lvl w:ilvl="0">
+      <w:start w:val="1"/>
+      <w:numFmt w:val="bullet"/>
+      <w:lvlText w:val=""/>
+      <w:lvlJc w:val="left"/>
+      <w:pPr>
+        <w:tabs>
+          <w:tab w:val="num" w:pos="720"/>
+        </w:tabs>
+        <w:ind w:left="720" w:hanging="360"/>
+      </w:pPr>
+      <w:rPr>
+        <w:rFonts w:ascii="Symbol" w:hAnsi="Symbol" w:hint="default"/>
+        <w:sz w:val="20"/>
+      </w:rPr>
+    </w:lvl>
+    <w:lvl w:ilvl="1" w:tentative="1">
+      <w:start w:val="1"/>
+      <w:numFmt w:val="bullet"/>
+      <w:lvlText w:val="o"/>
+      <w:lvlJc w:val="left"/>
+      <w:pPr>
+        <w:tabs>
+          <w:tab w:val="num" w:pos="1440"/>
+        </w:tabs>
+        <w:ind w:left="1440" w:hanging="360"/>
+      </w:pPr>
+      <w:rPr>
+        <w:rFonts w:ascii="Courier New" w:hAnsi="Courier New" w:hint="default"/>
+        <w:sz w:val="20"/>
+      </w:rPr>
+    </w:lvl>
+    <w:lvl w:ilvl="2" w:tentative="1">
+      <w:start w:val="1"/>
+      <w:numFmt w:val="bullet"/>
+      <w:lvlText w:val=""/>
+      <w:lvlJc w:val="left"/>
+      <w:pPr>
+        <w:tabs>
+          <w:tab w:val="num" w:pos="2160"/>
+        </w:tabs>
+        <w:ind w:left="2160" w:hanging="360"/>
+      </w:pPr>
+      <w:rPr>
+        <w:rFonts w:ascii="Wingdings" w:hAnsi="Wingdings" w:hint="default"/>
+        <w:sz w:val="20"/>
+      </w:rPr>
+    </w:lvl>
+    <w:lvl w:ilvl="3" w:tentative="1">
+      <w:start w:val="1"/>
+      <w:numFmt w:val="bullet"/>
+      <w:lvlText w:val=""/>
+      <w:lvlJc w:val="left"/>
+      <w:pPr>
+        <w:tabs>
+          <w:tab w:val="num" w:pos="2880"/>
+        </w:tabs>
+        <w:ind w:left="2880" w:hanging="360"/>
+      </w:pPr>
+      <w:rPr>
+        <w:rFonts w:ascii="Wingdings" w:hAnsi="Wingdings" w:hint="default"/>
+        <w:sz w:val="20"/>
+      </w:rPr>
+    </w:lvl>
+    <w:lvl w:ilvl="4" w:tentative="1">
+      <w:start w:val="1"/>
+      <w:numFmt w:val="bullet"/>
+      <w:lvlText w:val=""/>
+      <w:lvlJc w:val="left"/>
+      <w:pPr>
+        <w:tabs>
+          <w:tab w:val="num" w:pos="3600"/>
+        </w:tabs>
+        <w:ind w:left="3600" w:hanging="360"/>
+      </w:pPr>
+      <w:rPr>
+        <w:rFonts w:ascii="Wingdings" w:hAnsi="Wingdings" w:hint="default"/>
+        <w:sz w:val="20"/>
+      </w:rPr>
+    </w:lvl>
+    <w:lvl w:ilvl="5" w:tentative="1">
+      <w:start w:val="1"/>
+      <w:numFmt w:val="bullet"/>
+      <w:lvlText w:val=""/>
+      <w:lvlJc w:val="left"/>
+      <w:pPr>
+        <w:tabs>
+          <w:tab w:val="num" w:pos="4320"/>
+        </w:tabs>
+        <w:ind w:left="4320" w:hanging="360"/>
+      </w:pPr>
+      <w:rPr>
+        <w:rFonts w:ascii="Wingdings" w:hAnsi="Wingdings" w:hint="default"/>
+        <w:sz w:val="20"/>
+      </w:rPr>
+    </w:lvl>
+    <w:lvl w:ilvl="6" w:tentative="1">
+      <w:start w:val="1"/>
+      <w:numFmt w:val="bullet"/>
+      <w:lvlText w:val=""/>
+      <w:lvlJc w:val="left"/>
+      <w:pPr>
+        <w:tabs>
+          <w:tab w:val="num" w:pos="5040"/>
+        </w:tabs>
+        <w:ind w:left="5040" w:hanging="360"/>
+      </w:pPr>
+      <w:rPr>
+        <w:rFonts w:ascii="Wingdings" w:hAnsi="Wingdings" w:hint="default"/>
+        <w:sz w:val="20"/>
+      </w:rPr>
+    </w:lvl>
+    <w:lvl w:ilvl="7" w:tentative="1">
+      <w:start w:val="1"/>
+      <w:numFmt w:val="bullet"/>
+      <w:lvlText w:val=""/>
+      <w:lvlJc w:val="left"/>
+      <w:pPr>
+        <w:tabs>
+          <w:tab w:val="num" w:pos="5760"/>
+        </w:tabs>
+        <w:ind w:left="5760" w:hanging="360"/>
+      </w:pPr>
+      <w:rPr>
+        <w:rFonts w:ascii="Wingdings" w:hAnsi="Wingdings" w:hint="default"/>
+        <w:sz w:val="20"/>
+      </w:rPr>
+    </w:lvl>
+    <w:lvl w:ilvl="8" w:tentative="1">
+      <w:start w:val="1"/>
+      <w:numFmt w:val="bullet"/>
+      <w:lvlText w:val=""/>
+      <w:lvlJc w:val="left"/>
+      <w:pPr>
+        <w:tabs>
+          <w:tab w:val="num" w:pos="6480"/>
+        </w:tabs>
+        <w:ind w:left="6480" w:hanging="360"/>
+      </w:pPr>
+      <w:rPr>
+        <w:rFonts w:ascii="Wingdings" w:hAnsi="Wingdings" w:hint="default"/>
+        <w:sz w:val="20"/>
+      </w:rPr>
+    </w:lvl>
+  </w:abstractNum>
   <w:num w:numId="1" w16cid:durableId="207304105">
-    <w:abstractNumId w:val="0"/>
+    <w:abstractNumId w:val="1"/>
   </w:num>
   <w:num w:numId="2" w16cid:durableId="1459761358">
+    <w:abstractNumId w:val="14"/>
+  </w:num>
+  <w:num w:numId="3" w16cid:durableId="963074050">
+    <w:abstractNumId w:val="4"/>
+  </w:num>
+  <w:num w:numId="4" w16cid:durableId="56831129">
+    <w:abstractNumId w:val="21"/>
+  </w:num>
+  <w:num w:numId="5" w16cid:durableId="1639337746">
+    <w:abstractNumId w:val="22"/>
+  </w:num>
+  <w:num w:numId="6" w16cid:durableId="1516381623">
+    <w:abstractNumId w:val="9"/>
+  </w:num>
+  <w:num w:numId="7" w16cid:durableId="1381905450">
+    <w:abstractNumId w:val="18"/>
+  </w:num>
+  <w:num w:numId="8" w16cid:durableId="736706530">
+    <w:abstractNumId w:val="13"/>
+  </w:num>
+  <w:num w:numId="9" w16cid:durableId="1471090832">
+    <w:abstractNumId w:val="11"/>
+  </w:num>
+  <w:num w:numId="10" w16cid:durableId="1114642301">
+    <w:abstractNumId w:val="6"/>
+  </w:num>
+  <w:num w:numId="11" w16cid:durableId="1405641026">
+    <w:abstractNumId w:val="20"/>
+  </w:num>
+  <w:num w:numId="12" w16cid:durableId="1874729619">
+    <w:abstractNumId w:val="16"/>
+  </w:num>
+  <w:num w:numId="13" w16cid:durableId="273707331">
     <w:abstractNumId w:val="8"/>
   </w:num>
-  <w:num w:numId="3" w16cid:durableId="963074050">
+  <w:num w:numId="14" w16cid:durableId="2029406577">
     <w:abstractNumId w:val="2"/>
   </w:num>
-  <w:num w:numId="4" w16cid:durableId="56831129">
+  <w:num w:numId="15" w16cid:durableId="155659207">
+    <w:abstractNumId w:val="23"/>
+  </w:num>
+  <w:num w:numId="16" w16cid:durableId="43526862">
+    <w:abstractNumId w:val="24"/>
+  </w:num>
+  <w:num w:numId="17" w16cid:durableId="834103755">
+    <w:abstractNumId w:val="25"/>
+  </w:num>
+  <w:num w:numId="18" w16cid:durableId="2070497800">
+    <w:abstractNumId w:val="10"/>
+  </w:num>
+  <w:num w:numId="19" w16cid:durableId="1601714565">
+    <w:abstractNumId w:val="17"/>
+  </w:num>
+  <w:num w:numId="20" w16cid:durableId="1075665781">
     <w:abstractNumId w:val="12"/>
   </w:num>
-  <w:num w:numId="5" w16cid:durableId="1639337746">
-    <w:abstractNumId w:val="13"/>
+  <w:num w:numId="21" w16cid:durableId="1573006143">
+    <w:abstractNumId w:val="19"/>
   </w:num>
-  <w:num w:numId="6" w16cid:durableId="1516381623">
+  <w:num w:numId="22" w16cid:durableId="1499996957">
+    <w:abstractNumId w:val="15"/>
+  </w:num>
+  <w:num w:numId="23" w16cid:durableId="635525821">
+    <w:abstractNumId w:val="3"/>
+  </w:num>
+  <w:num w:numId="24" w16cid:durableId="253325101">
     <w:abstractNumId w:val="5"/>
   </w:num>
-  <w:num w:numId="7" w16cid:durableId="1381905450">
-    <w:abstractNumId w:val="10"/>
-  </w:num>
-  <w:num w:numId="8" w16cid:durableId="736706530">
+  <w:num w:numId="25" w16cid:durableId="1021516661">
     <w:abstractNumId w:val="7"/>
   </w:num>
-  <w:num w:numId="9" w16cid:durableId="1471090832">
-    <w:abstractNumId w:val="6"/>
-  </w:num>
-  <w:num w:numId="10" w16cid:durableId="1114642301">
-    <w:abstractNumId w:val="3"/>
-  </w:num>
-  <w:num w:numId="11" w16cid:durableId="1405641026">
-    <w:abstractNumId w:val="11"/>
-  </w:num>
-  <w:num w:numId="12" w16cid:durableId="1874729619">
-    <w:abstractNumId w:val="9"/>
-  </w:num>
-  <w:num w:numId="13" w16cid:durableId="273707331">
-    <w:abstractNumId w:val="4"/>
-  </w:num>
-  <w:num w:numId="14" w16cid:durableId="2029406577">
-    <w:abstractNumId w:val="1"/>
-  </w:num>
-  <w:num w:numId="15" w16cid:durableId="155659207">
-    <w:abstractNumId w:val="14"/>
+  <w:num w:numId="26" w16cid:durableId="1173959300">
+    <w:abstractNumId w:val="0"/>
   </w:num>
 </w:numbering>
 </file>

--- a/documentation/Step 7.docx
+++ b/documentation/Step 7.docx
@@ -7494,21 +7494,7 @@
           <w:b/>
           <w:bCs/>
         </w:rPr>
-        <w:t xml:space="preserve">STEP </w:t>
-      </w:r>
-      <w:r>
-        <w:rPr>
-          <w:b/>
-          <w:bCs/>
-        </w:rPr>
-        <w:t>7</w:t>
-      </w:r>
-      <w:r>
-        <w:rPr>
-          <w:b/>
-          <w:bCs/>
-        </w:rPr>
-        <w:t>.7 — TRANSACTION &amp; TEMPORAL ANALYSIS</w:t>
+        <w:t>STEP 7.7 — TRANSACTION &amp; TEMPORAL ANALYSIS</w:t>
       </w:r>
     </w:p>
     <w:p>
@@ -7563,14 +7549,7 @@
           <w:b/>
           <w:bCs/>
         </w:rPr>
-        <w:t xml:space="preserve">SQL </w:t>
-      </w:r>
-      <w:r>
-        <w:rPr>
-          <w:b/>
-          <w:bCs/>
-        </w:rPr>
-        <w:t>QUERY</w:t>
+        <w:t>SQL QUERY</w:t>
       </w:r>
       <w:r>
         <w:rPr>
@@ -7807,14 +7786,7 @@
           <w:b/>
           <w:bCs/>
         </w:rPr>
-        <w:t xml:space="preserve">SQL </w:t>
-      </w:r>
-      <w:r>
-        <w:rPr>
-          <w:b/>
-          <w:bCs/>
-        </w:rPr>
-        <w:t>QUERY</w:t>
+        <w:t>SQL QUERY</w:t>
       </w:r>
       <w:r>
         <w:rPr>
@@ -8032,14 +8004,7 @@
           <w:b/>
           <w:bCs/>
         </w:rPr>
-        <w:t xml:space="preserve">SQL </w:t>
-      </w:r>
-      <w:r>
-        <w:rPr>
-          <w:b/>
-          <w:bCs/>
-        </w:rPr>
-        <w:t>QUERY</w:t>
+        <w:t>SQL QUERY</w:t>
       </w:r>
       <w:r>
         <w:rPr>
@@ -8572,14 +8537,7 @@
           <w:b/>
           <w:bCs/>
         </w:rPr>
-        <w:t xml:space="preserve">SQL </w:t>
-      </w:r>
-      <w:r>
-        <w:rPr>
-          <w:b/>
-          <w:bCs/>
-        </w:rPr>
-        <w:t>QUERY</w:t>
+        <w:t>SQL QUERY</w:t>
       </w:r>
       <w:r>
         <w:rPr>
@@ -9030,13 +8988,7 @@
         <w:t xml:space="preserve">: </w:t>
       </w:r>
       <w:r>
-        <w:t>Sunday recorded the highest number of fraudulent transactions (1,590), followed by Saturday (1,493) and Monday (1,484). Wednesday recorded the lowest fraud activity, with 1,125 fraudulent transactions.</w:t>
-      </w:r>
-      <w:r>
-        <w:t xml:space="preserve"> </w:t>
-      </w:r>
-      <w:r>
-        <w:t>The results indicate that fraud activity varies across days of the week, with relatively higher fraud counts observed during the weekend and the beginning of the week.</w:t>
+        <w:t>Sunday recorded the highest number of fraudulent transactions (1,590), followed by Saturday (1,493) and Monday (1,484). Wednesday recorded the lowest fraud activity, with 1,125 fraudulent transactions. The results indicate that fraud activity varies across days of the week, with relatively higher fraud counts observed during the weekend and the beginning of the week.</w:t>
       </w:r>
     </w:p>
     <w:p>
@@ -9145,14 +9097,7 @@
           <w:b/>
           <w:bCs/>
         </w:rPr>
-        <w:t xml:space="preserve">SQL </w:t>
-      </w:r>
-      <w:r>
-        <w:rPr>
-          <w:b/>
-          <w:bCs/>
-        </w:rPr>
-        <w:t>QUERY</w:t>
+        <w:t>SQL QUERY</w:t>
       </w:r>
       <w:r>
         <w:rPr>
@@ -9746,31 +9691,358 @@
         <w:t>BUSINESS INSIGHT</w:t>
       </w:r>
       <w:r>
+        <w:t>: March recorded the highest number of fraudulent transactions (938), closely followed by May (935). July recorded the lowest fraud activity, with 652 fraudulent transactions. The results indicate variations in fraud activity across different months, with relatively higher fraud counts observed in March and May.</w:t>
+      </w:r>
+    </w:p>
+    <w:p>
+      <w:pPr>
+        <w:rPr>
+          <w:b/>
+          <w:bCs/>
+        </w:rPr>
+      </w:pPr>
+      <w:r>
+        <w:rPr>
+          <w:b/>
+          <w:bCs/>
+        </w:rPr>
+        <w:t>ANALYTICAL IMPORTANCE</w:t>
+      </w:r>
+      <w:r>
+        <w:rPr>
+          <w:b/>
+          <w:bCs/>
+        </w:rPr>
         <w:t xml:space="preserve">: </w:t>
       </w:r>
       <w:r>
-        <w:t>March recorded the highest number of fraudulent transactions (938), closely followed by May (935). July recorded the lowest fraud activity, with 652 fraudulent transactions.</w:t>
+        <w:t>This KPI helps organizations to</w:t>
+      </w:r>
+      <w:r>
+        <w:rPr>
+          <w:b/>
+          <w:bCs/>
+        </w:rPr>
+        <w:t xml:space="preserve"> i</w:t>
+      </w:r>
+      <w:r>
+        <w:t>dentify monthly variations in fraud activity</w:t>
+      </w:r>
+      <w:r>
+        <w:t>, s</w:t>
+      </w:r>
+      <w:r>
+        <w:t>upport seasonal fraud monitoring and analysis</w:t>
+      </w:r>
+      <w:r>
+        <w:t>, a</w:t>
+      </w:r>
+      <w:r>
+        <w:t>ssist in fraud prevention and investigation planning</w:t>
+      </w:r>
+      <w:r>
+        <w:t xml:space="preserve"> and i</w:t>
+      </w:r>
+      <w:r>
+        <w:t>dentify temporal patterns for dashboard reporting and decision-making.</w:t>
+      </w:r>
+    </w:p>
+    <w:p>
+      <w:pPr>
+        <w:rPr>
+          <w:b/>
+          <w:bCs/>
+        </w:rPr>
+      </w:pPr>
+      <w:r>
+        <w:rPr>
+          <w:b/>
+          <w:bCs/>
+        </w:rPr>
+        <w:t xml:space="preserve">STEP </w:t>
+      </w:r>
+      <w:r>
+        <w:rPr>
+          <w:b/>
+          <w:bCs/>
+        </w:rPr>
+        <w:t>7</w:t>
+      </w:r>
+      <w:r>
+        <w:rPr>
+          <w:b/>
+          <w:bCs/>
+        </w:rPr>
+        <w:t>.8 — RISK &amp; ALERT ANALYSIS</w:t>
+      </w:r>
+    </w:p>
+    <w:p>
+      <w:pPr>
+        <w:rPr>
+          <w:b/>
+          <w:bCs/>
+        </w:rPr>
+      </w:pPr>
+      <w:r>
+        <w:rPr>
+          <w:b/>
+          <w:bCs/>
+        </w:rPr>
+        <w:t>KPI 21 — AVERAGE RISK SCORE</w:t>
+      </w:r>
+    </w:p>
+    <w:p>
+      <w:pPr>
+        <w:rPr>
+          <w:b/>
+          <w:bCs/>
+        </w:rPr>
+      </w:pPr>
+      <w:r>
+        <w:rPr>
+          <w:b/>
+          <w:bCs/>
+        </w:rPr>
+        <w:t>OBJECTIVE</w:t>
+      </w:r>
+      <w:r>
+        <w:rPr>
+          <w:b/>
+          <w:bCs/>
+        </w:rPr>
+        <w:t xml:space="preserve">: </w:t>
+      </w:r>
+      <w:r>
+        <w:t>Calculate the average predicted fraud risk score across all transactions evaluated by the machine learning model.</w:t>
+      </w:r>
+    </w:p>
+    <w:p>
+      <w:pPr>
+        <w:rPr>
+          <w:b/>
+          <w:bCs/>
+        </w:rPr>
+      </w:pPr>
+    </w:p>
+    <w:p>
+      <w:pPr>
+        <w:rPr>
+          <w:b/>
+          <w:bCs/>
+        </w:rPr>
+      </w:pPr>
+    </w:p>
+    <w:p>
+      <w:pPr>
+        <w:rPr>
+          <w:b/>
+          <w:bCs/>
+        </w:rPr>
+      </w:pPr>
+    </w:p>
+    <w:p>
+      <w:pPr>
+        <w:rPr>
+          <w:b/>
+          <w:bCs/>
+        </w:rPr>
+      </w:pPr>
+      <w:r>
+        <w:rPr>
+          <w:b/>
+          <w:bCs/>
+        </w:rPr>
+        <w:lastRenderedPageBreak/>
+        <w:t>SQL QUERY</w:t>
+      </w:r>
+      <w:r>
+        <w:rPr>
+          <w:b/>
+          <w:bCs/>
+        </w:rPr>
+        <w:t>:</w:t>
+      </w:r>
+    </w:p>
+    <w:p>
+      <w:pPr>
+        <w:rPr>
+          <w:b/>
+          <w:bCs/>
+        </w:rPr>
+      </w:pPr>
+      <w:r>
+        <w:t>SELECT</w:t>
+      </w:r>
+      <w:r>
+        <w:br/>
+        <w:t xml:space="preserve">    ROUND(</w:t>
+      </w:r>
+      <w:proofErr w:type="gramStart"/>
+      <w:r>
+        <w:t>AVG(</w:t>
+      </w:r>
+      <w:proofErr w:type="spellStart"/>
+      <w:proofErr w:type="gramEnd"/>
+      <w:r>
+        <w:t>risk_score</w:t>
+      </w:r>
+      <w:proofErr w:type="spellEnd"/>
+      <w:r>
+        <w:t xml:space="preserve">), 2) AS </w:t>
+      </w:r>
+      <w:proofErr w:type="spellStart"/>
+      <w:r>
+        <w:t>average_risk_score</w:t>
+      </w:r>
+      <w:proofErr w:type="spellEnd"/>
+      <w:r>
+        <w:br/>
+        <w:t xml:space="preserve">FROM </w:t>
+      </w:r>
+      <w:proofErr w:type="spellStart"/>
+      <w:r>
+        <w:t>fraud_risk_scores</w:t>
+      </w:r>
+      <w:proofErr w:type="spellEnd"/>
+      <w:r>
+        <w:t>;</w:t>
+      </w:r>
+    </w:p>
+    <w:p>
+      <w:pPr>
+        <w:rPr>
+          <w:b/>
+          <w:bCs/>
+        </w:rPr>
+      </w:pPr>
+      <w:r>
+        <w:rPr>
+          <w:b/>
+          <w:bCs/>
+        </w:rPr>
+        <w:t>RESULT</w:t>
+      </w:r>
+      <w:r>
+        <w:rPr>
+          <w:b/>
+          <w:bCs/>
+        </w:rPr>
+        <w:t xml:space="preserve">: </w:t>
+      </w:r>
+      <w:r>
+        <w:t>0.80</w:t>
+      </w:r>
+    </w:p>
+    <w:p>
+      <w:pPr>
+        <w:rPr>
+          <w:b/>
+          <w:bCs/>
+        </w:rPr>
+      </w:pPr>
+      <w:r>
+        <w:rPr>
+          <w:b/>
+          <w:bCs/>
+        </w:rPr>
+        <w:t>BUSINESS INSIGHT</w:t>
+      </w:r>
+      <w:r>
+        <w:rPr>
+          <w:b/>
+          <w:bCs/>
+        </w:rPr>
+        <w:t xml:space="preserve">: </w:t>
+      </w:r>
+      <w:r>
+        <w:t>The average fraud risk score across all evaluated transactions was 0.80 out of 100. The low average score reflects the highly imbalanced nature of the dataset, where legitimate transactions significantly outnumber fraudulent transactions and most transactions receive low predicted fraud probabilities.</w:t>
+      </w:r>
+    </w:p>
+    <w:p>
+      <w:r>
+        <w:rPr>
+          <w:b/>
+          <w:bCs/>
+        </w:rPr>
+        <w:t>ANALYTICAL IMPORTANCE</w:t>
+      </w:r>
+      <w:r>
+        <w:rPr>
+          <w:b/>
+          <w:bCs/>
+        </w:rPr>
+        <w:t xml:space="preserve">: </w:t>
+      </w:r>
+      <w:r>
+        <w:t>This KPI helps organizations to</w:t>
+      </w:r>
+      <w:r>
+        <w:t xml:space="preserve"> m</w:t>
+      </w:r>
+      <w:r>
+        <w:t>easure the overall risk level across evaluated transactions</w:t>
+      </w:r>
+      <w:r>
+        <w:t>, u</w:t>
+      </w:r>
+      <w:r>
+        <w:t>nderstand the general distribution of model-generated fraud risk</w:t>
+      </w:r>
+      <w:r>
+        <w:t>, p</w:t>
+      </w:r>
+      <w:r>
+        <w:t>rovide a high-level summary of the fraud detection system's risk assessment</w:t>
+      </w:r>
+      <w:r>
+        <w:t xml:space="preserve"> and s</w:t>
+      </w:r>
+      <w:r>
+        <w:t>upport monitoring of changes in overall transaction risk over time. One important interview point</w:t>
       </w:r>
       <w:r>
         <w:t xml:space="preserve"> </w:t>
       </w:r>
       <w:r>
-        <w:t>The results indicate variations in fraud activity across different months, with relatively higher fraud counts observed in March and May.</w:t>
-      </w:r>
-    </w:p>
-    <w:p>
-      <w:pPr>
-        <w:rPr>
-          <w:b/>
-          <w:bCs/>
-        </w:rPr>
-      </w:pPr>
-      <w:r>
-        <w:rPr>
-          <w:b/>
-          <w:bCs/>
-        </w:rPr>
-        <w:t>ANALYTICAL IMPORTANCE</w:t>
+        <w:t xml:space="preserve">0.80 does not mean 80% risk. Our </w:t>
+      </w:r>
+      <w:proofErr w:type="spellStart"/>
+      <w:r>
+        <w:t>risk_score</w:t>
+      </w:r>
+      <w:proofErr w:type="spellEnd"/>
+      <w:r>
+        <w:t xml:space="preserve"> was created by multiplying the model's fraud probability by 100, so the scale is 0–100. Therefore, 0.80 means an average predicted fraud probability of approximately 0.8%.</w:t>
+      </w:r>
+    </w:p>
+    <w:p>
+      <w:pPr>
+        <w:rPr>
+          <w:b/>
+          <w:bCs/>
+        </w:rPr>
+      </w:pPr>
+      <w:r>
+        <w:rPr>
+          <w:b/>
+          <w:bCs/>
+        </w:rPr>
+        <w:t>KPI 22 — RISK CATEGORY DISTRIBUTION</w:t>
+      </w:r>
+    </w:p>
+    <w:p>
+      <w:pPr>
+        <w:rPr>
+          <w:b/>
+          <w:bCs/>
+        </w:rPr>
+      </w:pPr>
+      <w:r>
+        <w:rPr>
+          <w:b/>
+          <w:bCs/>
+        </w:rPr>
+        <w:t>OBJECTIVE</w:t>
       </w:r>
       <w:r>
         <w:rPr>
@@ -9779,349 +10051,6 @@
         </w:rPr>
         <w:t xml:space="preserve">: </w:t>
       </w:r>
-      <w:r>
-        <w:t>This KPI helps organizations to</w:t>
-      </w:r>
-      <w:r>
-        <w:rPr>
-          <w:b/>
-          <w:bCs/>
-        </w:rPr>
-        <w:t xml:space="preserve"> i</w:t>
-      </w:r>
-      <w:r>
-        <w:t>dentify monthly variations in fraud activity</w:t>
-      </w:r>
-      <w:r>
-        <w:t>, s</w:t>
-      </w:r>
-      <w:r>
-        <w:t>upport seasonal fraud monitoring and analysis</w:t>
-      </w:r>
-      <w:r>
-        <w:t>, a</w:t>
-      </w:r>
-      <w:r>
-        <w:t>ssist in fraud prevention and investigation planning</w:t>
-      </w:r>
-      <w:r>
-        <w:t xml:space="preserve"> and i</w:t>
-      </w:r>
-      <w:r>
-        <w:t>dentify temporal patterns for dashboard reporting and decision-making.</w:t>
-      </w:r>
-    </w:p>
-    <w:p>
-      <w:pPr>
-        <w:rPr>
-          <w:b/>
-          <w:bCs/>
-        </w:rPr>
-      </w:pPr>
-      <w:r>
-        <w:rPr>
-          <w:b/>
-          <w:bCs/>
-        </w:rPr>
-        <w:t xml:space="preserve">STEP </w:t>
-      </w:r>
-      <w:r>
-        <w:rPr>
-          <w:b/>
-          <w:bCs/>
-        </w:rPr>
-        <w:t>7</w:t>
-      </w:r>
-      <w:r>
-        <w:rPr>
-          <w:b/>
-          <w:bCs/>
-        </w:rPr>
-        <w:t>.8 — RISK &amp; ALERT ANALYSIS</w:t>
-      </w:r>
-    </w:p>
-    <w:p>
-      <w:pPr>
-        <w:rPr>
-          <w:b/>
-          <w:bCs/>
-        </w:rPr>
-      </w:pPr>
-      <w:r>
-        <w:rPr>
-          <w:b/>
-          <w:bCs/>
-        </w:rPr>
-        <w:t>KPI 21 — AVERAGE RISK SCORE</w:t>
-      </w:r>
-    </w:p>
-    <w:p>
-      <w:pPr>
-        <w:rPr>
-          <w:b/>
-          <w:bCs/>
-        </w:rPr>
-      </w:pPr>
-      <w:r>
-        <w:rPr>
-          <w:b/>
-          <w:bCs/>
-        </w:rPr>
-        <w:t>OBJECTIVE</w:t>
-      </w:r>
-      <w:r>
-        <w:rPr>
-          <w:b/>
-          <w:bCs/>
-        </w:rPr>
-        <w:t xml:space="preserve">: </w:t>
-      </w:r>
-      <w:r>
-        <w:t>Calculate the average predicted fraud risk score across all transactions evaluated by the machine learning model.</w:t>
-      </w:r>
-    </w:p>
-    <w:p>
-      <w:pPr>
-        <w:rPr>
-          <w:b/>
-          <w:bCs/>
-        </w:rPr>
-      </w:pPr>
-    </w:p>
-    <w:p>
-      <w:pPr>
-        <w:rPr>
-          <w:b/>
-          <w:bCs/>
-        </w:rPr>
-      </w:pPr>
-    </w:p>
-    <w:p>
-      <w:pPr>
-        <w:rPr>
-          <w:b/>
-          <w:bCs/>
-        </w:rPr>
-      </w:pPr>
-    </w:p>
-    <w:p>
-      <w:pPr>
-        <w:rPr>
-          <w:b/>
-          <w:bCs/>
-        </w:rPr>
-      </w:pPr>
-      <w:r>
-        <w:rPr>
-          <w:b/>
-          <w:bCs/>
-        </w:rPr>
-        <w:lastRenderedPageBreak/>
-        <w:t xml:space="preserve">SQL </w:t>
-      </w:r>
-      <w:r>
-        <w:rPr>
-          <w:b/>
-          <w:bCs/>
-        </w:rPr>
-        <w:t>QUERY</w:t>
-      </w:r>
-      <w:r>
-        <w:rPr>
-          <w:b/>
-          <w:bCs/>
-        </w:rPr>
-        <w:t>:</w:t>
-      </w:r>
-    </w:p>
-    <w:p>
-      <w:pPr>
-        <w:rPr>
-          <w:b/>
-          <w:bCs/>
-        </w:rPr>
-      </w:pPr>
-      <w:r>
-        <w:t>SELECT</w:t>
-      </w:r>
-      <w:r>
-        <w:br/>
-        <w:t xml:space="preserve">    ROUND(</w:t>
-      </w:r>
-      <w:proofErr w:type="gramStart"/>
-      <w:r>
-        <w:t>AVG(</w:t>
-      </w:r>
-      <w:proofErr w:type="spellStart"/>
-      <w:proofErr w:type="gramEnd"/>
-      <w:r>
-        <w:t>risk_score</w:t>
-      </w:r>
-      <w:proofErr w:type="spellEnd"/>
-      <w:r>
-        <w:t xml:space="preserve">), 2) AS </w:t>
-      </w:r>
-      <w:proofErr w:type="spellStart"/>
-      <w:r>
-        <w:t>average_risk_score</w:t>
-      </w:r>
-      <w:proofErr w:type="spellEnd"/>
-      <w:r>
-        <w:br/>
-        <w:t xml:space="preserve">FROM </w:t>
-      </w:r>
-      <w:proofErr w:type="spellStart"/>
-      <w:r>
-        <w:t>fraud_risk_scores</w:t>
-      </w:r>
-      <w:proofErr w:type="spellEnd"/>
-      <w:r>
-        <w:t>;</w:t>
-      </w:r>
-    </w:p>
-    <w:p>
-      <w:pPr>
-        <w:rPr>
-          <w:b/>
-          <w:bCs/>
-        </w:rPr>
-      </w:pPr>
-      <w:r>
-        <w:rPr>
-          <w:b/>
-          <w:bCs/>
-        </w:rPr>
-        <w:t>RESULT</w:t>
-      </w:r>
-      <w:r>
-        <w:rPr>
-          <w:b/>
-          <w:bCs/>
-        </w:rPr>
-        <w:t xml:space="preserve">: </w:t>
-      </w:r>
-      <w:r>
-        <w:t>0.80</w:t>
-      </w:r>
-    </w:p>
-    <w:p>
-      <w:pPr>
-        <w:rPr>
-          <w:b/>
-          <w:bCs/>
-        </w:rPr>
-      </w:pPr>
-      <w:r>
-        <w:rPr>
-          <w:b/>
-          <w:bCs/>
-        </w:rPr>
-        <w:t>BUSINESS INSIGHT</w:t>
-      </w:r>
-      <w:r>
-        <w:rPr>
-          <w:b/>
-          <w:bCs/>
-        </w:rPr>
-        <w:t xml:space="preserve">: </w:t>
-      </w:r>
-      <w:r>
-        <w:t>The average fraud risk score across all evaluated transactions was 0.80 out of 100. The low average score reflects the highly imbalanced nature of the dataset, where legitimate transactions significantly outnumber fraudulent transactions and most transactions receive low predicted fraud probabilities.</w:t>
-      </w:r>
-    </w:p>
-    <w:p>
-      <w:r>
-        <w:rPr>
-          <w:b/>
-          <w:bCs/>
-        </w:rPr>
-        <w:t>ANALYTICAL IMPORTANCE</w:t>
-      </w:r>
-      <w:r>
-        <w:rPr>
-          <w:b/>
-          <w:bCs/>
-        </w:rPr>
-        <w:t xml:space="preserve">: </w:t>
-      </w:r>
-      <w:r>
-        <w:t>This KPI helps organizations to</w:t>
-      </w:r>
-      <w:r>
-        <w:t xml:space="preserve"> m</w:t>
-      </w:r>
-      <w:r>
-        <w:t>easure the overall risk level across evaluated transactions</w:t>
-      </w:r>
-      <w:r>
-        <w:t>, u</w:t>
-      </w:r>
-      <w:r>
-        <w:t>nderstand the general distribution of model-generated fraud risk</w:t>
-      </w:r>
-      <w:r>
-        <w:t>, p</w:t>
-      </w:r>
-      <w:r>
-        <w:t>rovide a high-level summary of the fraud detection system's risk assessment</w:t>
-      </w:r>
-      <w:r>
-        <w:t xml:space="preserve"> and s</w:t>
-      </w:r>
-      <w:r>
-        <w:t>upport monitoring of changes in overall transaction risk over time. One important interview point</w:t>
-      </w:r>
-      <w:r>
-        <w:t xml:space="preserve"> </w:t>
-      </w:r>
-      <w:r>
-        <w:t xml:space="preserve">0.80 does not mean 80% risk. Our </w:t>
-      </w:r>
-      <w:proofErr w:type="spellStart"/>
-      <w:r>
-        <w:t>risk_score</w:t>
-      </w:r>
-      <w:proofErr w:type="spellEnd"/>
-      <w:r>
-        <w:t xml:space="preserve"> was created by multiplying the model's fraud probability by 100, so the scale is 0–100. Therefore, 0.80 means an average predicted fraud probability of approximately 0.8%.</w:t>
-      </w:r>
-    </w:p>
-    <w:p>
-      <w:pPr>
-        <w:rPr>
-          <w:b/>
-          <w:bCs/>
-        </w:rPr>
-      </w:pPr>
-      <w:r>
-        <w:rPr>
-          <w:b/>
-          <w:bCs/>
-        </w:rPr>
-        <w:t>KPI 22 — RISK CATEGORY DISTRIBUTION</w:t>
-      </w:r>
-    </w:p>
-    <w:p>
-      <w:pPr>
-        <w:rPr>
-          <w:b/>
-          <w:bCs/>
-        </w:rPr>
-      </w:pPr>
-      <w:r>
-        <w:rPr>
-          <w:b/>
-          <w:bCs/>
-        </w:rPr>
-        <w:t>OBJECTIVE</w:t>
-      </w:r>
-      <w:r>
-        <w:rPr>
-          <w:b/>
-          <w:bCs/>
-        </w:rPr>
-        <w:t xml:space="preserve">: </w:t>
-      </w:r>
       <w:proofErr w:type="spellStart"/>
       <w:r>
         <w:t>Analyze</w:t>
@@ -10143,14 +10072,7 @@
           <w:b/>
           <w:bCs/>
         </w:rPr>
-        <w:t xml:space="preserve">SQL </w:t>
-      </w:r>
-      <w:r>
-        <w:rPr>
-          <w:b/>
-          <w:bCs/>
-        </w:rPr>
-        <w:t>QUERY</w:t>
+        <w:t>SQL QUERY</w:t>
       </w:r>
       <w:r>
         <w:rPr>
@@ -10438,22 +10360,90 @@
         <w:t xml:space="preserve">: </w:t>
       </w:r>
       <w:r>
-        <w:t>The majority of evaluated transactions (361,872) were classified as Low Risk, while significantly fewer transactions were categorized as Medium, High, or Critical Risk. Among the elevated-risk categories, Medium Risk contained the highest number of transactions, followed by Critical and High Risk.</w:t>
-      </w:r>
-      <w:r>
+        <w:t>The majority of evaluated transactions (361,872) were classified as Low Risk, while significantly fewer transactions were categorized as Medium, High, or Critical Risk. Among the elevated-risk categories, Medium Risk contained the highest number of transactions, followed by Critical and High Risk. This distribution is consistent with the highly imbalanced nature of the fraud dataset, where legitimate transactions significantly outnumber fraudulent transactions.</w:t>
+      </w:r>
+    </w:p>
+    <w:p>
+      <w:r>
+        <w:rPr>
+          <w:b/>
+          <w:bCs/>
+        </w:rPr>
+        <w:t>ANALYTICAL IMPORTANCE</w:t>
+      </w:r>
+      <w:r>
+        <w:rPr>
+          <w:b/>
+          <w:bCs/>
+        </w:rPr>
+        <w:t xml:space="preserve">: </w:t>
+      </w:r>
+      <w:r>
+        <w:t>This KPI helps organizations to</w:t>
+      </w:r>
+      <w:r>
+        <w:t xml:space="preserve"> u</w:t>
+      </w:r>
+      <w:r>
+        <w:t>nderstand the overall distribution of model-generated fraud risk levels</w:t>
+      </w:r>
+      <w:r>
+        <w:t>, i</w:t>
+      </w:r>
+      <w:r>
+        <w:t>dentify the volume of transactions requiring additional monitoring or investigation</w:t>
+      </w:r>
+      <w:r>
+        <w:t>, s</w:t>
+      </w:r>
+      <w:r>
+        <w:t>upport prioritization of transactions based on risk severity</w:t>
+      </w:r>
+      <w:r>
+        <w:t xml:space="preserve"> and p</w:t>
+      </w:r>
+      <w:r>
+        <w:t xml:space="preserve">rovide a high-level view of the fraud detection system's risk segmentation. </w:t>
+      </w:r>
+      <w:r>
+        <w:rPr>
+          <w:b/>
+          <w:bCs/>
+        </w:rPr>
         <w:t xml:space="preserve"> </w:t>
       </w:r>
       <w:r>
-        <w:t>This distribution is consistent with the highly imbalanced nature of the fraud dataset, where legitimate transactions significantly outnumber fraudulent transactions.</w:t>
-      </w:r>
-    </w:p>
-    <w:p>
-      <w:r>
-        <w:rPr>
-          <w:b/>
-          <w:bCs/>
-        </w:rPr>
-        <w:t>ANALYTICAL IMPORTANCE</w:t>
+        <w:t>One important thing I want you to remember for interviews: these categories did not magically come from the Random Forest model. The model generated fraud probabilities, we converted those probabilities into a 0–100 risk score, and we manually defined business thresholds to create Low, Medium, High, and Critical categories.</w:t>
+      </w:r>
+    </w:p>
+    <w:p>
+      <w:pPr>
+        <w:rPr>
+          <w:b/>
+          <w:bCs/>
+        </w:rPr>
+      </w:pPr>
+      <w:r>
+        <w:rPr>
+          <w:b/>
+          <w:bCs/>
+        </w:rPr>
+        <w:t>KPI 23 — RISK CATEGORY PERCENTAGE DISTRIBUTION</w:t>
+      </w:r>
+    </w:p>
+    <w:p>
+      <w:pPr>
+        <w:rPr>
+          <w:b/>
+          <w:bCs/>
+        </w:rPr>
+      </w:pPr>
+      <w:r>
+        <w:rPr>
+          <w:b/>
+          <w:bCs/>
+        </w:rPr>
+        <w:t>OBJECTIVE</w:t>
       </w:r>
       <w:r>
         <w:rPr>
@@ -10463,80 +10453,6 @@
         <w:t xml:space="preserve">: </w:t>
       </w:r>
       <w:r>
-        <w:t>This KPI helps organizations to</w:t>
-      </w:r>
-      <w:r>
-        <w:t xml:space="preserve"> u</w:t>
-      </w:r>
-      <w:r>
-        <w:t>nderstand the overall distribution of model-generated fraud risk levels</w:t>
-      </w:r>
-      <w:r>
-        <w:t>, i</w:t>
-      </w:r>
-      <w:r>
-        <w:t>dentify the volume of transactions requiring additional monitoring or investigation</w:t>
-      </w:r>
-      <w:r>
-        <w:t>, s</w:t>
-      </w:r>
-      <w:r>
-        <w:t>upport prioritization of transactions based on risk severity</w:t>
-      </w:r>
-      <w:r>
-        <w:t xml:space="preserve"> and p</w:t>
-      </w:r>
-      <w:r>
-        <w:t xml:space="preserve">rovide a high-level view of the fraud detection system's risk segmentation. </w:t>
-      </w:r>
-      <w:r>
-        <w:rPr>
-          <w:b/>
-          <w:bCs/>
-        </w:rPr>
-        <w:t xml:space="preserve"> </w:t>
-      </w:r>
-      <w:r>
-        <w:t>One important thing I want you to remember for interviews: these categories did not magically come from the Random Forest model. The model generated fraud probabilities, we converted those probabilities into a 0–100 risk score, and we manually defined business thresholds to create Low, Medium, High, and Critical categories.</w:t>
-      </w:r>
-    </w:p>
-    <w:p>
-      <w:pPr>
-        <w:rPr>
-          <w:b/>
-          <w:bCs/>
-        </w:rPr>
-      </w:pPr>
-      <w:r>
-        <w:rPr>
-          <w:b/>
-          <w:bCs/>
-        </w:rPr>
-        <w:t>KPI 23 — RISK CATEGORY PERCENTAGE DISTRIBUTION</w:t>
-      </w:r>
-    </w:p>
-    <w:p>
-      <w:pPr>
-        <w:rPr>
-          <w:b/>
-          <w:bCs/>
-        </w:rPr>
-      </w:pPr>
-      <w:r>
-        <w:rPr>
-          <w:b/>
-          <w:bCs/>
-        </w:rPr>
-        <w:t>OBJECTIVE</w:t>
-      </w:r>
-      <w:r>
-        <w:rPr>
-          <w:b/>
-          <w:bCs/>
-        </w:rPr>
-        <w:t xml:space="preserve">: </w:t>
-      </w:r>
-      <w:r>
         <w:t>Calculate the percentage of evaluated transactions belonging to each risk category to understand the relative distribution of model-generated fraud risk levels.</w:t>
       </w:r>
     </w:p>
@@ -10552,14 +10468,7 @@
           <w:b/>
           <w:bCs/>
         </w:rPr>
-        <w:t xml:space="preserve">SQL </w:t>
-      </w:r>
-      <w:r>
-        <w:rPr>
-          <w:b/>
-          <w:bCs/>
-        </w:rPr>
-        <w:t>QUERY</w:t>
+        <w:t>SQL QUERY</w:t>
       </w:r>
       <w:r>
         <w:rPr>
@@ -10983,13 +10892,7 @@
       </w:r>
       <w:proofErr w:type="gramEnd"/>
       <w:r>
-        <w:t xml:space="preserve"> transactions represented 0.34% of the evaluated dataset.</w:t>
-      </w:r>
-      <w:r>
-        <w:t xml:space="preserve"> </w:t>
-      </w:r>
-      <w:r>
-        <w:t>This indicates that the risk-scoring system assigns elevated risk levels to a relatively small subset of transactions, allowing fraud monitoring and investigation efforts to focus on a narrower group of potentially suspicious transactions.</w:t>
+        <w:t xml:space="preserve"> transactions represented 0.34% of the evaluated dataset. This indicates that the risk-scoring system assigns elevated risk levels to a relatively small subset of transactions, allowing fraud monitoring and investigation efforts to focus on a narrower group of potentially suspicious transactions.</w:t>
       </w:r>
     </w:p>
     <w:p>
@@ -11092,14 +10995,7 @@
           <w:b/>
           <w:bCs/>
         </w:rPr>
-        <w:t xml:space="preserve">SQL </w:t>
-      </w:r>
-      <w:r>
-        <w:rPr>
-          <w:b/>
-          <w:bCs/>
-        </w:rPr>
-        <w:t>QUERY</w:t>
+        <w:t>SQL QUERY</w:t>
       </w:r>
       <w:r>
         <w:rPr>
@@ -11496,14 +11392,7 @@
           <w:b/>
           <w:bCs/>
         </w:rPr>
-        <w:t xml:space="preserve">SQL </w:t>
-      </w:r>
-      <w:r>
-        <w:rPr>
-          <w:b/>
-          <w:bCs/>
-        </w:rPr>
-        <w:t>QUERY</w:t>
+        <w:t>SQL QUERY</w:t>
       </w:r>
       <w:r>
         <w:rPr>
@@ -11796,13 +11685,7 @@
         <w:t xml:space="preserve">: </w:t>
       </w:r>
       <w:r>
-        <w:t>The majority of confirmed fraudulent transactions were concentrated within the higher-risk categories. Out of 1,930 actual fraud transactions, 1,512 were classified as Critical Risk and 211 as High Risk. Only 122 actual fraud transactions were categorized as Medium Risk and 85 as Low Risk.</w:t>
-      </w:r>
-      <w:r>
-        <w:t xml:space="preserve"> </w:t>
-      </w:r>
-      <w:r>
-        <w:t>This indicates that the risk-scoring system successfully concentrated a substantial proportion of confirmed fraud cases within the higher-risk categories, allowing investigation efforts to prioritize transactions with greater predicted fraud risk.</w:t>
+        <w:t>The majority of confirmed fraudulent transactions were concentrated within the higher-risk categories. Out of 1,930 actual fraud transactions, 1,512 were classified as Critical Risk and 211 as High Risk. Only 122 actual fraud transactions were categorized as Medium Risk and 85 as Low Risk. This indicates that the risk-scoring system successfully concentrated a substantial proportion of confirmed fraud cases within the higher-risk categories, allowing investigation efforts to prioritize transactions with greater predicted fraud risk.</w:t>
       </w:r>
     </w:p>
     <w:p>
@@ -11958,14 +11841,7 @@
           <w:b/>
           <w:bCs/>
         </w:rPr>
-        <w:t xml:space="preserve">SQL </w:t>
-      </w:r>
-      <w:r>
-        <w:rPr>
-          <w:b/>
-          <w:bCs/>
-        </w:rPr>
-        <w:t>QUERY</w:t>
+        <w:t>SQL QUERY</w:t>
       </w:r>
       <w:r>
         <w:rPr>
@@ -12532,6 +12408,4336 @@
         <w:t>The core KPI view was successfully created and verified against the previously calculated standalone SQL results. All KPI values matched, confirming that the finalized business logic was correctly consolidated into the reusable SQL view.</w:t>
       </w:r>
     </w:p>
+    <w:p>
+      <w:pPr>
+        <w:rPr>
+          <w:b/>
+          <w:bCs/>
+        </w:rPr>
+      </w:pPr>
+      <w:r>
+        <w:rPr>
+          <w:b/>
+          <w:bCs/>
+        </w:rPr>
+        <w:t xml:space="preserve">STEP </w:t>
+      </w:r>
+      <w:r>
+        <w:rPr>
+          <w:b/>
+          <w:bCs/>
+        </w:rPr>
+        <w:t>7</w:t>
+      </w:r>
+      <w:r>
+        <w:rPr>
+          <w:b/>
+          <w:bCs/>
+        </w:rPr>
+        <w:t>.9.2 — CREATE GEOGRAPHIC ANALYSIS VIEW</w:t>
+      </w:r>
+    </w:p>
+    <w:p>
+      <w:pPr>
+        <w:rPr>
+          <w:b/>
+          <w:bCs/>
+        </w:rPr>
+      </w:pPr>
+      <w:r>
+        <w:rPr>
+          <w:b/>
+          <w:bCs/>
+        </w:rPr>
+        <w:t>OBJECTIVE</w:t>
+      </w:r>
+      <w:r>
+        <w:rPr>
+          <w:b/>
+          <w:bCs/>
+        </w:rPr>
+        <w:t xml:space="preserve">: </w:t>
+      </w:r>
+      <w:r>
+        <w:t>Create a reusable SQL view containing transaction volume, fraud count, fraud value, and fraud rate metrics for each state to support geographic fraud analysis in Power BI.</w:t>
+      </w:r>
+    </w:p>
+    <w:p>
+      <w:pPr>
+        <w:rPr>
+          <w:b/>
+          <w:bCs/>
+        </w:rPr>
+      </w:pPr>
+      <w:r>
+        <w:rPr>
+          <w:b/>
+          <w:bCs/>
+        </w:rPr>
+        <w:t xml:space="preserve">SQL </w:t>
+      </w:r>
+      <w:r>
+        <w:rPr>
+          <w:b/>
+          <w:bCs/>
+        </w:rPr>
+        <w:t>QUERY</w:t>
+      </w:r>
+      <w:r>
+        <w:rPr>
+          <w:b/>
+          <w:bCs/>
+        </w:rPr>
+        <w:t>:</w:t>
+      </w:r>
+    </w:p>
+    <w:p>
+      <w:r>
+        <w:t xml:space="preserve">CREATE VIEW </w:t>
+      </w:r>
+      <w:proofErr w:type="spellStart"/>
+      <w:r>
+        <w:t>vw_geographic_analysis</w:t>
+      </w:r>
+      <w:proofErr w:type="spellEnd"/>
+      <w:r>
+        <w:t xml:space="preserve"> AS</w:t>
+      </w:r>
+      <w:r>
+        <w:br/>
+        <w:t>SELECT</w:t>
+      </w:r>
+      <w:r>
+        <w:br/>
+        <w:t xml:space="preserve">    state,</w:t>
+      </w:r>
+      <w:r>
+        <w:br/>
+        <w:t xml:space="preserve">    COUNT(*) AS </w:t>
+      </w:r>
+      <w:proofErr w:type="spellStart"/>
+      <w:r>
+        <w:t>total_transactions</w:t>
+      </w:r>
+      <w:proofErr w:type="spellEnd"/>
+      <w:r>
+        <w:t>,</w:t>
+      </w:r>
+      <w:r>
+        <w:br/>
+        <w:t xml:space="preserve">    COUNT(CASE WHEN </w:t>
+      </w:r>
+      <w:proofErr w:type="spellStart"/>
+      <w:r>
+        <w:t>is_fraud</w:t>
+      </w:r>
+      <w:proofErr w:type="spellEnd"/>
+      <w:r>
+        <w:t xml:space="preserve"> = 1 THEN 1 END) AS </w:t>
+      </w:r>
+      <w:proofErr w:type="spellStart"/>
+      <w:r>
+        <w:t>fraud_transactions</w:t>
+      </w:r>
+      <w:proofErr w:type="spellEnd"/>
+      <w:r>
+        <w:t>,</w:t>
+      </w:r>
+      <w:r>
+        <w:br/>
+        <w:t xml:space="preserve">    ROUND(</w:t>
+      </w:r>
+      <w:r>
+        <w:br/>
+        <w:t xml:space="preserve">        SUM(CASE WHEN </w:t>
+      </w:r>
+      <w:proofErr w:type="spellStart"/>
+      <w:r>
+        <w:t>is_fraud</w:t>
+      </w:r>
+      <w:proofErr w:type="spellEnd"/>
+      <w:r>
+        <w:t xml:space="preserve"> = 1 THEN amt ELSE 0 END),</w:t>
+      </w:r>
+      <w:r>
+        <w:br/>
+        <w:t xml:space="preserve">        2</w:t>
+      </w:r>
+      <w:r>
+        <w:br/>
+        <w:t xml:space="preserve">    ) AS </w:t>
+      </w:r>
+      <w:proofErr w:type="spellStart"/>
+      <w:r>
+        <w:t>total_fraud_value</w:t>
+      </w:r>
+      <w:proofErr w:type="spellEnd"/>
+      <w:r>
+        <w:t>,</w:t>
+      </w:r>
+      <w:r>
+        <w:br/>
+        <w:t xml:space="preserve">    ROUND(</w:t>
+      </w:r>
+      <w:r>
+        <w:br/>
+        <w:t xml:space="preserve">        COUNT(CASE WHEN </w:t>
+      </w:r>
+      <w:proofErr w:type="spellStart"/>
+      <w:r>
+        <w:t>is_fraud</w:t>
+      </w:r>
+      <w:proofErr w:type="spellEnd"/>
+      <w:r>
+        <w:t xml:space="preserve"> = 1 THEN 1 END)</w:t>
+      </w:r>
+      <w:r>
+        <w:br/>
+        <w:t xml:space="preserve">        * 100.0 / COUNT(*),</w:t>
+      </w:r>
+      <w:r>
+        <w:br/>
+        <w:t xml:space="preserve">        2</w:t>
+      </w:r>
+      <w:r>
+        <w:br/>
+        <w:t xml:space="preserve">    ) AS </w:t>
+      </w:r>
+      <w:proofErr w:type="spellStart"/>
+      <w:r>
+        <w:t>fraud_rate_percentage</w:t>
+      </w:r>
+      <w:proofErr w:type="spellEnd"/>
+      <w:r>
+        <w:br/>
+        <w:t xml:space="preserve">FROM </w:t>
+      </w:r>
+      <w:proofErr w:type="spellStart"/>
+      <w:r>
+        <w:t>transactions_master</w:t>
+      </w:r>
+      <w:proofErr w:type="spellEnd"/>
+      <w:r>
+        <w:br/>
+        <w:t>GROUP BY state;</w:t>
+      </w:r>
+    </w:p>
+    <w:p>
+      <w:pPr>
+        <w:rPr>
+          <w:b/>
+          <w:bCs/>
+        </w:rPr>
+      </w:pPr>
+      <w:r>
+        <w:rPr>
+          <w:b/>
+          <w:bCs/>
+        </w:rPr>
+        <w:t>VIEW VERIFICATION</w:t>
+      </w:r>
+      <w:r>
+        <w:rPr>
+          <w:b/>
+          <w:bCs/>
+        </w:rPr>
+        <w:t xml:space="preserve">: </w:t>
+      </w:r>
+      <w:r>
+        <w:t>SELECT *</w:t>
+      </w:r>
+      <w:r>
+        <w:t xml:space="preserve"> </w:t>
+      </w:r>
+      <w:r>
+        <w:t xml:space="preserve">FROM </w:t>
+      </w:r>
+      <w:proofErr w:type="spellStart"/>
+      <w:r>
+        <w:t>vw_geographic_analysis</w:t>
+      </w:r>
+      <w:proofErr w:type="spellEnd"/>
+      <w:r>
+        <w:t xml:space="preserve"> </w:t>
+      </w:r>
+      <w:r>
+        <w:t xml:space="preserve">ORDER BY </w:t>
+      </w:r>
+      <w:proofErr w:type="spellStart"/>
+      <w:r>
+        <w:t>fraud_transactions</w:t>
+      </w:r>
+      <w:proofErr w:type="spellEnd"/>
+      <w:r>
+        <w:t xml:space="preserve"> DESC;</w:t>
+      </w:r>
+    </w:p>
+    <w:p>
+      <w:pPr>
+        <w:rPr>
+          <w:b/>
+          <w:bCs/>
+        </w:rPr>
+      </w:pPr>
+      <w:r>
+        <w:rPr>
+          <w:b/>
+          <w:bCs/>
+        </w:rPr>
+        <w:t>RESULT</w:t>
+      </w:r>
+      <w:r>
+        <w:rPr>
+          <w:b/>
+          <w:bCs/>
+        </w:rPr>
+        <w:t xml:space="preserve">: </w:t>
+      </w:r>
+      <w:r>
+        <w:t>The view successfully generated state-level fraud analytics containing</w:t>
+      </w:r>
+      <w:r>
+        <w:t xml:space="preserve"> S</w:t>
+      </w:r>
+      <w:r>
+        <w:t>tate</w:t>
+      </w:r>
+      <w:r>
+        <w:t xml:space="preserve">, </w:t>
+      </w:r>
+      <w:r>
+        <w:t>Total Transactions</w:t>
+      </w:r>
+      <w:r>
+        <w:t xml:space="preserve">, </w:t>
+      </w:r>
+      <w:r>
+        <w:t>Fraud Transactions</w:t>
+      </w:r>
+      <w:r>
+        <w:t xml:space="preserve">, </w:t>
+      </w:r>
+      <w:r>
+        <w:t>Total Fraud Value</w:t>
+      </w:r>
+      <w:r>
+        <w:t xml:space="preserve"> and </w:t>
+      </w:r>
+      <w:r>
+        <w:t>Fraud Rate Percentage</w:t>
+      </w:r>
+      <w:r>
+        <w:t xml:space="preserve">. </w:t>
+      </w:r>
+      <w:r>
+        <w:t>The results were verified against the previously calculated standalone geographic KPIs.</w:t>
+      </w:r>
+    </w:p>
+    <w:p>
+      <w:pPr>
+        <w:rPr>
+          <w:b/>
+          <w:bCs/>
+        </w:rPr>
+      </w:pPr>
+      <w:r>
+        <w:rPr>
+          <w:b/>
+          <w:bCs/>
+        </w:rPr>
+        <w:t>PURPOSE</w:t>
+      </w:r>
+      <w:r>
+        <w:rPr>
+          <w:b/>
+          <w:bCs/>
+        </w:rPr>
+        <w:t xml:space="preserve">: </w:t>
+      </w:r>
+      <w:r>
+        <w:t xml:space="preserve">The </w:t>
+      </w:r>
+      <w:proofErr w:type="spellStart"/>
+      <w:r>
+        <w:t>vw_geographic_analysis</w:t>
+      </w:r>
+      <w:proofErr w:type="spellEnd"/>
+      <w:r>
+        <w:t xml:space="preserve"> view consolidates multiple state-level fraud metrics into a single reusable database object. This allows Power BI to perform geographic fraud analysis without recalculating the underlying business logic.</w:t>
+      </w:r>
+    </w:p>
+    <w:p>
+      <w:pPr>
+        <w:rPr>
+          <w:b/>
+          <w:bCs/>
+        </w:rPr>
+      </w:pPr>
+      <w:r>
+        <w:rPr>
+          <w:b/>
+          <w:bCs/>
+        </w:rPr>
+        <w:t>POWER BI USAGE</w:t>
+      </w:r>
+      <w:r>
+        <w:rPr>
+          <w:b/>
+          <w:bCs/>
+        </w:rPr>
+        <w:t xml:space="preserve">: </w:t>
+      </w:r>
+      <w:r>
+        <w:t>This view can support:</w:t>
+      </w:r>
+      <w:r>
+        <w:rPr>
+          <w:b/>
+          <w:bCs/>
+        </w:rPr>
+        <w:t xml:space="preserve"> </w:t>
+      </w:r>
+      <w:r>
+        <w:t>Top States by Fraud Transactions</w:t>
+      </w:r>
+      <w:r>
+        <w:t xml:space="preserve">, </w:t>
+      </w:r>
+      <w:r>
+        <w:t>Top States by Fraud Value</w:t>
+      </w:r>
+      <w:r>
+        <w:t xml:space="preserve">, </w:t>
+      </w:r>
+      <w:r>
+        <w:t>States with Highest Fraud Rate</w:t>
+      </w:r>
+      <w:r>
+        <w:t xml:space="preserve">, </w:t>
+      </w:r>
+      <w:r>
+        <w:t xml:space="preserve">Geographic Fraud Maps </w:t>
+      </w:r>
+      <w:r>
+        <w:t xml:space="preserve">and </w:t>
+      </w:r>
+      <w:r>
+        <w:t>State-Level Filters and Comparisons</w:t>
+      </w:r>
+      <w:r>
+        <w:t>.</w:t>
+      </w:r>
+    </w:p>
+    <w:p>
+      <w:r>
+        <w:rPr>
+          <w:b/>
+          <w:bCs/>
+        </w:rPr>
+        <w:lastRenderedPageBreak/>
+        <w:t>CONCLUSION</w:t>
+      </w:r>
+      <w:r>
+        <w:rPr>
+          <w:b/>
+          <w:bCs/>
+        </w:rPr>
+        <w:t xml:space="preserve">: </w:t>
+      </w:r>
+      <w:r>
+        <w:t>The geographic analysis view was successfully created and verified. By retaining data for all states, the view provides flexibility for different dashboard analyses while allowing specific filters, ranking rules, and minimum transaction thresholds to be applied within Power BI where required.</w:t>
+      </w:r>
+    </w:p>
+    <w:p>
+      <w:pPr>
+        <w:rPr>
+          <w:b/>
+          <w:bCs/>
+        </w:rPr>
+      </w:pPr>
+      <w:r>
+        <w:rPr>
+          <w:b/>
+          <w:bCs/>
+        </w:rPr>
+        <w:t xml:space="preserve">STEP </w:t>
+      </w:r>
+      <w:r>
+        <w:rPr>
+          <w:b/>
+          <w:bCs/>
+        </w:rPr>
+        <w:t>7</w:t>
+      </w:r>
+      <w:r>
+        <w:rPr>
+          <w:b/>
+          <w:bCs/>
+        </w:rPr>
+        <w:t>.9.3 — CREATE MERCHANT CATEGORY ANALYSIS VIEW</w:t>
+      </w:r>
+    </w:p>
+    <w:p>
+      <w:pPr>
+        <w:rPr>
+          <w:b/>
+          <w:bCs/>
+        </w:rPr>
+      </w:pPr>
+      <w:r>
+        <w:rPr>
+          <w:b/>
+          <w:bCs/>
+        </w:rPr>
+        <w:t>OBJECTIVE</w:t>
+      </w:r>
+      <w:r>
+        <w:rPr>
+          <w:b/>
+          <w:bCs/>
+        </w:rPr>
+        <w:t xml:space="preserve">: </w:t>
+      </w:r>
+      <w:r>
+        <w:t>Create a reusable SQL view containing transaction volume, fraud count, fraud value, and fraud rate metrics for each merchant category to support category-level fraud analysis in Power BI.</w:t>
+      </w:r>
+    </w:p>
+    <w:p>
+      <w:pPr>
+        <w:rPr>
+          <w:b/>
+          <w:bCs/>
+        </w:rPr>
+      </w:pPr>
+      <w:r>
+        <w:rPr>
+          <w:b/>
+          <w:bCs/>
+        </w:rPr>
+        <w:t xml:space="preserve">SQL </w:t>
+      </w:r>
+      <w:r>
+        <w:rPr>
+          <w:b/>
+          <w:bCs/>
+        </w:rPr>
+        <w:t>QUERY</w:t>
+      </w:r>
+      <w:r>
+        <w:rPr>
+          <w:b/>
+          <w:bCs/>
+        </w:rPr>
+        <w:t>:</w:t>
+      </w:r>
+    </w:p>
+    <w:p>
+      <w:r>
+        <w:t xml:space="preserve">CREATE VIEW </w:t>
+      </w:r>
+      <w:proofErr w:type="spellStart"/>
+      <w:r>
+        <w:t>vw_category_analysis</w:t>
+      </w:r>
+      <w:proofErr w:type="spellEnd"/>
+      <w:r>
+        <w:t xml:space="preserve"> AS</w:t>
+      </w:r>
+      <w:r>
+        <w:br/>
+        <w:t>SELECT</w:t>
+      </w:r>
+      <w:r>
+        <w:br/>
+        <w:t xml:space="preserve">    category,</w:t>
+      </w:r>
+      <w:r>
+        <w:br/>
+        <w:t xml:space="preserve">    COUNT(*) AS </w:t>
+      </w:r>
+      <w:proofErr w:type="spellStart"/>
+      <w:r>
+        <w:t>total_transactions</w:t>
+      </w:r>
+      <w:proofErr w:type="spellEnd"/>
+      <w:r>
+        <w:t>,</w:t>
+      </w:r>
+      <w:r>
+        <w:br/>
+        <w:t xml:space="preserve">    COUNT(CASE WHEN </w:t>
+      </w:r>
+      <w:proofErr w:type="spellStart"/>
+      <w:r>
+        <w:t>is_fraud</w:t>
+      </w:r>
+      <w:proofErr w:type="spellEnd"/>
+      <w:r>
+        <w:t xml:space="preserve"> = 1 THEN 1 END) AS </w:t>
+      </w:r>
+      <w:proofErr w:type="spellStart"/>
+      <w:r>
+        <w:t>fraud_transactions</w:t>
+      </w:r>
+      <w:proofErr w:type="spellEnd"/>
+      <w:r>
+        <w:t>,</w:t>
+      </w:r>
+      <w:r>
+        <w:br/>
+        <w:t xml:space="preserve">    ROUND(</w:t>
+      </w:r>
+      <w:r>
+        <w:br/>
+        <w:t xml:space="preserve">        SUM(CASE WHEN </w:t>
+      </w:r>
+      <w:proofErr w:type="spellStart"/>
+      <w:r>
+        <w:t>is_fraud</w:t>
+      </w:r>
+      <w:proofErr w:type="spellEnd"/>
+      <w:r>
+        <w:t xml:space="preserve"> = 1 THEN amt ELSE 0 END),</w:t>
+      </w:r>
+      <w:r>
+        <w:br/>
+        <w:t xml:space="preserve">        2</w:t>
+      </w:r>
+      <w:r>
+        <w:br/>
+        <w:t xml:space="preserve">    ) AS </w:t>
+      </w:r>
+      <w:proofErr w:type="spellStart"/>
+      <w:r>
+        <w:t>total_fraud_value</w:t>
+      </w:r>
+      <w:proofErr w:type="spellEnd"/>
+      <w:r>
+        <w:t>,</w:t>
+      </w:r>
+      <w:r>
+        <w:br/>
+        <w:t xml:space="preserve">    ROUND(</w:t>
+      </w:r>
+      <w:r>
+        <w:br/>
+        <w:t xml:space="preserve">        COUNT(CASE WHEN </w:t>
+      </w:r>
+      <w:proofErr w:type="spellStart"/>
+      <w:r>
+        <w:t>is_fraud</w:t>
+      </w:r>
+      <w:proofErr w:type="spellEnd"/>
+      <w:r>
+        <w:t xml:space="preserve"> = 1 THEN 1 END)</w:t>
+      </w:r>
+      <w:r>
+        <w:br/>
+        <w:t xml:space="preserve">        * 100.0 / COUNT(*),</w:t>
+      </w:r>
+      <w:r>
+        <w:br/>
+        <w:t xml:space="preserve">        2</w:t>
+      </w:r>
+      <w:r>
+        <w:br/>
+        <w:t xml:space="preserve">    ) AS </w:t>
+      </w:r>
+      <w:proofErr w:type="spellStart"/>
+      <w:r>
+        <w:t>fraud_rate_percentage</w:t>
+      </w:r>
+      <w:proofErr w:type="spellEnd"/>
+      <w:r>
+        <w:br/>
+        <w:t xml:space="preserve">FROM </w:t>
+      </w:r>
+      <w:proofErr w:type="spellStart"/>
+      <w:r>
+        <w:t>transactions_master</w:t>
+      </w:r>
+      <w:proofErr w:type="spellEnd"/>
+      <w:r>
+        <w:br/>
+        <w:t>GROUP BY category;</w:t>
+      </w:r>
+    </w:p>
+    <w:p>
+      <w:r>
+        <w:rPr>
+          <w:b/>
+          <w:bCs/>
+        </w:rPr>
+        <w:t>VIEW VERIFICATION</w:t>
+      </w:r>
+      <w:r>
+        <w:rPr>
+          <w:b/>
+          <w:bCs/>
+        </w:rPr>
+        <w:t xml:space="preserve">: </w:t>
+      </w:r>
+      <w:r>
+        <w:t>SELECT *</w:t>
+      </w:r>
+      <w:r>
+        <w:t xml:space="preserve"> </w:t>
+      </w:r>
+      <w:r>
+        <w:t xml:space="preserve">FROM </w:t>
+      </w:r>
+      <w:proofErr w:type="spellStart"/>
+      <w:r>
+        <w:t>vw_category_analysis</w:t>
+      </w:r>
+      <w:proofErr w:type="spellEnd"/>
+      <w:r>
+        <w:t xml:space="preserve"> </w:t>
+      </w:r>
+      <w:r>
+        <w:t xml:space="preserve">ORDER BY </w:t>
+      </w:r>
+      <w:proofErr w:type="spellStart"/>
+      <w:r>
+        <w:t>fraud_transactions</w:t>
+      </w:r>
+      <w:proofErr w:type="spellEnd"/>
+      <w:r>
+        <w:t xml:space="preserve"> DESC;</w:t>
+      </w:r>
+    </w:p>
+    <w:p>
+      <w:pPr>
+        <w:rPr>
+          <w:b/>
+          <w:bCs/>
+        </w:rPr>
+      </w:pPr>
+      <w:r>
+        <w:rPr>
+          <w:b/>
+          <w:bCs/>
+        </w:rPr>
+        <w:t>RESULT</w:t>
+      </w:r>
+      <w:r>
+        <w:rPr>
+          <w:b/>
+          <w:bCs/>
+        </w:rPr>
+        <w:t xml:space="preserve">: </w:t>
+      </w:r>
+      <w:r>
+        <w:t>The view successfully generated merchant category-level fraud analytics containing:</w:t>
+      </w:r>
+      <w:r>
+        <w:rPr>
+          <w:b/>
+          <w:bCs/>
+        </w:rPr>
+        <w:t xml:space="preserve"> </w:t>
+      </w:r>
+      <w:r>
+        <w:t>Merchant Category</w:t>
+      </w:r>
+      <w:r>
+        <w:t xml:space="preserve">, </w:t>
+      </w:r>
+      <w:r>
+        <w:t>Total Transactions</w:t>
+      </w:r>
+      <w:r>
+        <w:t xml:space="preserve">, </w:t>
+      </w:r>
+      <w:r>
+        <w:t>Fraud Transactions</w:t>
+      </w:r>
+      <w:r>
+        <w:t xml:space="preserve">, </w:t>
+      </w:r>
+      <w:r>
+        <w:t xml:space="preserve">Total Fraud Value </w:t>
+      </w:r>
+      <w:r>
+        <w:t xml:space="preserve">and </w:t>
+      </w:r>
+      <w:r>
+        <w:t>Fraud Rate Percentage</w:t>
+      </w:r>
+      <w:r>
+        <w:t xml:space="preserve">. </w:t>
+      </w:r>
+      <w:r>
+        <w:t>The results were verified against the previously calculated standalone merchant category KPIs.</w:t>
+      </w:r>
+    </w:p>
+    <w:p>
+      <w:pPr>
+        <w:rPr>
+          <w:b/>
+          <w:bCs/>
+        </w:rPr>
+      </w:pPr>
+      <w:r>
+        <w:rPr>
+          <w:b/>
+          <w:bCs/>
+        </w:rPr>
+        <w:t>PURPOSE</w:t>
+      </w:r>
+      <w:r>
+        <w:rPr>
+          <w:b/>
+          <w:bCs/>
+        </w:rPr>
+        <w:t xml:space="preserve">: </w:t>
+      </w:r>
+      <w:r>
+        <w:t xml:space="preserve">The </w:t>
+      </w:r>
+      <w:proofErr w:type="spellStart"/>
+      <w:r>
+        <w:t>vw_category_analysis</w:t>
+      </w:r>
+      <w:proofErr w:type="spellEnd"/>
+      <w:r>
+        <w:t xml:space="preserve"> view consolidates multiple merchant category-level fraud metrics into a single reusable database object. This allows Power BI to </w:t>
+      </w:r>
+      <w:proofErr w:type="spellStart"/>
+      <w:r>
+        <w:t>analyze</w:t>
+      </w:r>
+      <w:proofErr w:type="spellEnd"/>
+      <w:r>
+        <w:t xml:space="preserve"> fraud frequency, financial impact, and relative fraud risk across merchant categories without recalculating the underlying business logic.</w:t>
+      </w:r>
+    </w:p>
+    <w:p>
+      <w:pPr>
+        <w:rPr>
+          <w:b/>
+          <w:bCs/>
+        </w:rPr>
+      </w:pPr>
+      <w:r>
+        <w:rPr>
+          <w:b/>
+          <w:bCs/>
+        </w:rPr>
+        <w:lastRenderedPageBreak/>
+        <w:t>POWER BI USAGE</w:t>
+      </w:r>
+      <w:r>
+        <w:rPr>
+          <w:b/>
+          <w:bCs/>
+        </w:rPr>
+        <w:t xml:space="preserve">: </w:t>
+      </w:r>
+      <w:r>
+        <w:t>This view can support:</w:t>
+      </w:r>
+      <w:r>
+        <w:rPr>
+          <w:b/>
+          <w:bCs/>
+        </w:rPr>
+        <w:t xml:space="preserve"> </w:t>
+      </w:r>
+      <w:r>
+        <w:t>Fraud Transactions by Merchant Category</w:t>
+      </w:r>
+      <w:r>
+        <w:t xml:space="preserve">, </w:t>
+      </w:r>
+      <w:r>
+        <w:t>Fraud Value by Merchant Category</w:t>
+      </w:r>
+      <w:r>
+        <w:t xml:space="preserve">, </w:t>
+      </w:r>
+      <w:r>
+        <w:t>Fraud Rate by Merchant Category</w:t>
+      </w:r>
+      <w:r>
+        <w:t xml:space="preserve">, </w:t>
+      </w:r>
+      <w:r>
+        <w:t xml:space="preserve">Category-Level Comparisons </w:t>
+      </w:r>
+      <w:r>
+        <w:t xml:space="preserve">and </w:t>
+      </w:r>
+      <w:r>
+        <w:t xml:space="preserve">Merchant Category Filters and Rankings </w:t>
+      </w:r>
+    </w:p>
+    <w:p>
+      <w:pPr>
+        <w:rPr>
+          <w:b/>
+          <w:bCs/>
+        </w:rPr>
+      </w:pPr>
+      <w:r>
+        <w:rPr>
+          <w:b/>
+          <w:bCs/>
+        </w:rPr>
+        <w:t>CONCLUSION</w:t>
+      </w:r>
+      <w:r>
+        <w:rPr>
+          <w:b/>
+          <w:bCs/>
+        </w:rPr>
+        <w:t xml:space="preserve">: </w:t>
+      </w:r>
+      <w:r>
+        <w:t>The merchant category analysis view was successfully created and verified. The view provides a consolidated dataset for comparing fraud frequency, financial exposure, and fraud rates across all merchant categories and can be directly used for Power BI dashboard development.</w:t>
+      </w:r>
+    </w:p>
+    <w:p>
+      <w:pPr>
+        <w:rPr>
+          <w:b/>
+          <w:bCs/>
+        </w:rPr>
+      </w:pPr>
+      <w:r>
+        <w:rPr>
+          <w:b/>
+          <w:bCs/>
+        </w:rPr>
+        <w:t xml:space="preserve">STEP </w:t>
+      </w:r>
+      <w:r>
+        <w:rPr>
+          <w:b/>
+          <w:bCs/>
+        </w:rPr>
+        <w:t>7</w:t>
+      </w:r>
+      <w:r>
+        <w:rPr>
+          <w:b/>
+          <w:bCs/>
+        </w:rPr>
+        <w:t>.9.4 — CREATE CUSTOMER/GENDER ANALYSIS VIEW</w:t>
+      </w:r>
+    </w:p>
+    <w:p>
+      <w:pPr>
+        <w:rPr>
+          <w:b/>
+          <w:bCs/>
+        </w:rPr>
+      </w:pPr>
+      <w:r>
+        <w:rPr>
+          <w:b/>
+          <w:bCs/>
+        </w:rPr>
+        <w:t>OBJECTIVE</w:t>
+      </w:r>
+      <w:r>
+        <w:rPr>
+          <w:b/>
+          <w:bCs/>
+        </w:rPr>
+        <w:t xml:space="preserve">: </w:t>
+      </w:r>
+      <w:r>
+        <w:t>Create a reusable SQL view containing transaction volume, fraud count, fraud value, and fraud rate metrics across customer genders to support demographic fraud analysis in Power BI.</w:t>
+      </w:r>
+    </w:p>
+    <w:p>
+      <w:pPr>
+        <w:rPr>
+          <w:b/>
+          <w:bCs/>
+        </w:rPr>
+      </w:pPr>
+      <w:r>
+        <w:rPr>
+          <w:b/>
+          <w:bCs/>
+        </w:rPr>
+        <w:t xml:space="preserve">SQL </w:t>
+      </w:r>
+      <w:r>
+        <w:rPr>
+          <w:b/>
+          <w:bCs/>
+        </w:rPr>
+        <w:t>QUERY</w:t>
+      </w:r>
+      <w:r>
+        <w:rPr>
+          <w:b/>
+          <w:bCs/>
+        </w:rPr>
+        <w:t>:</w:t>
+      </w:r>
+    </w:p>
+    <w:p>
+      <w:r>
+        <w:t xml:space="preserve">CREATE VIEW </w:t>
+      </w:r>
+      <w:proofErr w:type="spellStart"/>
+      <w:r>
+        <w:t>vw_gender_analysis</w:t>
+      </w:r>
+      <w:proofErr w:type="spellEnd"/>
+      <w:r>
+        <w:t xml:space="preserve"> AS</w:t>
+      </w:r>
+      <w:r>
+        <w:br/>
+        <w:t>SELECT</w:t>
+      </w:r>
+      <w:r>
+        <w:br/>
+        <w:t xml:space="preserve">    gender,</w:t>
+      </w:r>
+      <w:r>
+        <w:br/>
+        <w:t xml:space="preserve">    COUNT(*) AS </w:t>
+      </w:r>
+      <w:proofErr w:type="spellStart"/>
+      <w:r>
+        <w:t>total_transactions</w:t>
+      </w:r>
+      <w:proofErr w:type="spellEnd"/>
+      <w:r>
+        <w:t>,</w:t>
+      </w:r>
+      <w:r>
+        <w:br/>
+        <w:t xml:space="preserve">    COUNT(CASE WHEN </w:t>
+      </w:r>
+      <w:proofErr w:type="spellStart"/>
+      <w:r>
+        <w:t>is_fraud</w:t>
+      </w:r>
+      <w:proofErr w:type="spellEnd"/>
+      <w:r>
+        <w:t xml:space="preserve"> = 1 THEN 1 END) AS </w:t>
+      </w:r>
+      <w:proofErr w:type="spellStart"/>
+      <w:r>
+        <w:t>fraud_transactions</w:t>
+      </w:r>
+      <w:proofErr w:type="spellEnd"/>
+      <w:r>
+        <w:t>,</w:t>
+      </w:r>
+      <w:r>
+        <w:br/>
+        <w:t xml:space="preserve">    ROUND(</w:t>
+      </w:r>
+      <w:r>
+        <w:br/>
+        <w:t xml:space="preserve">        SUM(CASE WHEN </w:t>
+      </w:r>
+      <w:proofErr w:type="spellStart"/>
+      <w:r>
+        <w:t>is_fraud</w:t>
+      </w:r>
+      <w:proofErr w:type="spellEnd"/>
+      <w:r>
+        <w:t xml:space="preserve"> = 1 THEN amt ELSE 0 END),</w:t>
+      </w:r>
+      <w:r>
+        <w:br/>
+        <w:t xml:space="preserve">        2</w:t>
+      </w:r>
+      <w:r>
+        <w:br/>
+        <w:t xml:space="preserve">    ) AS </w:t>
+      </w:r>
+      <w:proofErr w:type="spellStart"/>
+      <w:r>
+        <w:t>total_fraud_value</w:t>
+      </w:r>
+      <w:proofErr w:type="spellEnd"/>
+      <w:r>
+        <w:t>,</w:t>
+      </w:r>
+      <w:r>
+        <w:br/>
+        <w:t xml:space="preserve">    ROUND(</w:t>
+      </w:r>
+      <w:r>
+        <w:br/>
+        <w:t xml:space="preserve">        COUNT(CASE WHEN </w:t>
+      </w:r>
+      <w:proofErr w:type="spellStart"/>
+      <w:r>
+        <w:t>is_fraud</w:t>
+      </w:r>
+      <w:proofErr w:type="spellEnd"/>
+      <w:r>
+        <w:t xml:space="preserve"> = 1 THEN 1 END)</w:t>
+      </w:r>
+      <w:r>
+        <w:br/>
+        <w:t xml:space="preserve">        * 100.0 / COUNT(*),</w:t>
+      </w:r>
+      <w:r>
+        <w:br/>
+        <w:t xml:space="preserve">        2</w:t>
+      </w:r>
+      <w:r>
+        <w:br/>
+        <w:t xml:space="preserve">    ) AS </w:t>
+      </w:r>
+      <w:proofErr w:type="spellStart"/>
+      <w:r>
+        <w:t>fraud_rate_percentage</w:t>
+      </w:r>
+      <w:proofErr w:type="spellEnd"/>
+      <w:r>
+        <w:br/>
+        <w:t xml:space="preserve">FROM </w:t>
+      </w:r>
+      <w:proofErr w:type="spellStart"/>
+      <w:r>
+        <w:t>transactions_master</w:t>
+      </w:r>
+      <w:proofErr w:type="spellEnd"/>
+      <w:r>
+        <w:br/>
+        <w:t>GROUP BY gender;</w:t>
+      </w:r>
+    </w:p>
+    <w:p>
+      <w:r>
+        <w:rPr>
+          <w:b/>
+          <w:bCs/>
+        </w:rPr>
+        <w:t>VIEW VERIFICATION</w:t>
+      </w:r>
+      <w:r>
+        <w:rPr>
+          <w:b/>
+          <w:bCs/>
+        </w:rPr>
+        <w:t xml:space="preserve">: </w:t>
+      </w:r>
+      <w:r>
+        <w:t>SELECT *</w:t>
+      </w:r>
+      <w:r>
+        <w:t xml:space="preserve"> </w:t>
+      </w:r>
+      <w:r>
+        <w:t xml:space="preserve">FROM </w:t>
+      </w:r>
+      <w:proofErr w:type="spellStart"/>
+      <w:r>
+        <w:t>vw_gender_analysis</w:t>
+      </w:r>
+      <w:proofErr w:type="spellEnd"/>
+      <w:r>
+        <w:t xml:space="preserve"> </w:t>
+      </w:r>
+      <w:r>
+        <w:t xml:space="preserve">ORDER BY </w:t>
+      </w:r>
+      <w:proofErr w:type="spellStart"/>
+      <w:r>
+        <w:t>fraud_transactions</w:t>
+      </w:r>
+      <w:proofErr w:type="spellEnd"/>
+      <w:r>
+        <w:t xml:space="preserve"> DESC;</w:t>
+      </w:r>
+    </w:p>
+    <w:p>
+      <w:pPr>
+        <w:rPr>
+          <w:b/>
+          <w:bCs/>
+        </w:rPr>
+      </w:pPr>
+      <w:r>
+        <w:rPr>
+          <w:b/>
+          <w:bCs/>
+        </w:rPr>
+        <w:t>RESULT</w:t>
+      </w:r>
+      <w:r>
+        <w:rPr>
+          <w:b/>
+          <w:bCs/>
+        </w:rPr>
+        <w:t>:</w:t>
+      </w:r>
+    </w:p>
+    <w:tbl>
+      <w:tblPr>
+        <w:tblStyle w:val="TableGrid"/>
+        <w:tblW w:w="0" w:type="auto"/>
+        <w:tblLook w:val="04A0" w:firstRow="1" w:lastRow="0" w:firstColumn="1" w:lastColumn="0" w:noHBand="0" w:noVBand="1"/>
+      </w:tblPr>
+      <w:tblGrid>
+        <w:gridCol w:w="944"/>
+        <w:gridCol w:w="1910"/>
+        <w:gridCol w:w="1989"/>
+        <w:gridCol w:w="1856"/>
+        <w:gridCol w:w="2317"/>
+      </w:tblGrid>
+      <w:tr>
+        <w:tc>
+          <w:tcPr>
+            <w:tcW w:w="0" w:type="auto"/>
+            <w:hideMark/>
+          </w:tcPr>
+          <w:p>
+            <w:pPr>
+              <w:spacing w:after="160" w:line="278" w:lineRule="auto"/>
+            </w:pPr>
+            <w:r>
+              <w:t>Gender</w:t>
+            </w:r>
+          </w:p>
+        </w:tc>
+        <w:tc>
+          <w:tcPr>
+            <w:tcW w:w="0" w:type="auto"/>
+            <w:hideMark/>
+          </w:tcPr>
+          <w:p>
+            <w:pPr>
+              <w:spacing w:after="160" w:line="278" w:lineRule="auto"/>
+            </w:pPr>
+            <w:r>
+              <w:t>Total Transactions</w:t>
+            </w:r>
+          </w:p>
+        </w:tc>
+        <w:tc>
+          <w:tcPr>
+            <w:tcW w:w="0" w:type="auto"/>
+            <w:hideMark/>
+          </w:tcPr>
+          <w:p>
+            <w:pPr>
+              <w:spacing w:after="160" w:line="278" w:lineRule="auto"/>
+            </w:pPr>
+            <w:r>
+              <w:t>Fraud Transactions</w:t>
+            </w:r>
+          </w:p>
+        </w:tc>
+        <w:tc>
+          <w:tcPr>
+            <w:tcW w:w="0" w:type="auto"/>
+            <w:hideMark/>
+          </w:tcPr>
+          <w:p>
+            <w:pPr>
+              <w:spacing w:after="160" w:line="278" w:lineRule="auto"/>
+            </w:pPr>
+            <w:r>
+              <w:t>Total Fraud Value</w:t>
+            </w:r>
+          </w:p>
+        </w:tc>
+        <w:tc>
+          <w:tcPr>
+            <w:tcW w:w="0" w:type="auto"/>
+            <w:hideMark/>
+          </w:tcPr>
+          <w:p>
+            <w:pPr>
+              <w:spacing w:after="160" w:line="278" w:lineRule="auto"/>
+            </w:pPr>
+            <w:r>
+              <w:t>Fraud Rate Percentage</w:t>
+            </w:r>
+          </w:p>
+        </w:tc>
+      </w:tr>
+      <w:tr>
+        <w:tc>
+          <w:tcPr>
+            <w:tcW w:w="0" w:type="auto"/>
+            <w:hideMark/>
+          </w:tcPr>
+          <w:p>
+            <w:pPr>
+              <w:spacing w:after="160" w:line="278" w:lineRule="auto"/>
+            </w:pPr>
+            <w:r>
+              <w:t>Female</w:t>
+            </w:r>
+          </w:p>
+        </w:tc>
+        <w:tc>
+          <w:tcPr>
+            <w:tcW w:w="0" w:type="auto"/>
+            <w:hideMark/>
+          </w:tcPr>
+          <w:p>
+            <w:pPr>
+              <w:spacing w:after="160" w:line="278" w:lineRule="auto"/>
+            </w:pPr>
+            <w:r>
+              <w:t>1,014,749</w:t>
+            </w:r>
+          </w:p>
+        </w:tc>
+        <w:tc>
+          <w:tcPr>
+            <w:tcW w:w="0" w:type="auto"/>
+            <w:hideMark/>
+          </w:tcPr>
+          <w:p>
+            <w:pPr>
+              <w:spacing w:after="160" w:line="278" w:lineRule="auto"/>
+            </w:pPr>
+            <w:r>
+              <w:t>4,899</w:t>
+            </w:r>
+          </w:p>
+        </w:tc>
+        <w:tc>
+          <w:tcPr>
+            <w:tcW w:w="0" w:type="auto"/>
+            <w:hideMark/>
+          </w:tcPr>
+          <w:p>
+            <w:pPr>
+              <w:spacing w:after="160" w:line="278" w:lineRule="auto"/>
+            </w:pPr>
+            <w:r>
+              <w:t>2,402,746.58</w:t>
+            </w:r>
+          </w:p>
+        </w:tc>
+        <w:tc>
+          <w:tcPr>
+            <w:tcW w:w="0" w:type="auto"/>
+            <w:hideMark/>
+          </w:tcPr>
+          <w:p>
+            <w:pPr>
+              <w:spacing w:after="160" w:line="278" w:lineRule="auto"/>
+            </w:pPr>
+            <w:r>
+              <w:t>0.48%</w:t>
+            </w:r>
+          </w:p>
+        </w:tc>
+      </w:tr>
+      <w:tr>
+        <w:tc>
+          <w:tcPr>
+            <w:tcW w:w="0" w:type="auto"/>
+            <w:hideMark/>
+          </w:tcPr>
+          <w:p>
+            <w:pPr>
+              <w:spacing w:after="160" w:line="278" w:lineRule="auto"/>
+            </w:pPr>
+            <w:r>
+              <w:t>Male</w:t>
+            </w:r>
+          </w:p>
+        </w:tc>
+        <w:tc>
+          <w:tcPr>
+            <w:tcW w:w="0" w:type="auto"/>
+            <w:hideMark/>
+          </w:tcPr>
+          <w:p>
+            <w:pPr>
+              <w:spacing w:after="160" w:line="278" w:lineRule="auto"/>
+            </w:pPr>
+            <w:r>
+              <w:t>837,645</w:t>
+            </w:r>
+          </w:p>
+        </w:tc>
+        <w:tc>
+          <w:tcPr>
+            <w:tcW w:w="0" w:type="auto"/>
+            <w:hideMark/>
+          </w:tcPr>
+          <w:p>
+            <w:pPr>
+              <w:spacing w:after="160" w:line="278" w:lineRule="auto"/>
+            </w:pPr>
+            <w:r>
+              <w:t>4,752</w:t>
+            </w:r>
+          </w:p>
+        </w:tc>
+        <w:tc>
+          <w:tcPr>
+            <w:tcW w:w="0" w:type="auto"/>
+            <w:hideMark/>
+          </w:tcPr>
+          <w:p>
+            <w:pPr>
+              <w:spacing w:after="160" w:line="278" w:lineRule="auto"/>
+            </w:pPr>
+            <w:r>
+              <w:t>2,718,666.71</w:t>
+            </w:r>
+          </w:p>
+        </w:tc>
+        <w:tc>
+          <w:tcPr>
+            <w:tcW w:w="0" w:type="auto"/>
+            <w:hideMark/>
+          </w:tcPr>
+          <w:p>
+            <w:pPr>
+              <w:spacing w:after="160" w:line="278" w:lineRule="auto"/>
+            </w:pPr>
+            <w:r>
+              <w:t>0.57%</w:t>
+            </w:r>
+          </w:p>
+        </w:tc>
+      </w:tr>
+    </w:tbl>
+    <w:p>
+      <w:pPr>
+        <w:rPr>
+          <w:b/>
+          <w:bCs/>
+        </w:rPr>
+      </w:pPr>
+      <w:r>
+        <w:rPr>
+          <w:b/>
+          <w:bCs/>
+        </w:rPr>
+        <w:lastRenderedPageBreak/>
+        <w:t>PURPOSE</w:t>
+      </w:r>
+      <w:r>
+        <w:rPr>
+          <w:b/>
+          <w:bCs/>
+        </w:rPr>
+        <w:t xml:space="preserve">: </w:t>
+      </w:r>
+      <w:r>
+        <w:t xml:space="preserve">The </w:t>
+      </w:r>
+      <w:proofErr w:type="spellStart"/>
+      <w:r>
+        <w:t>vw_gender_analysis</w:t>
+      </w:r>
+      <w:proofErr w:type="spellEnd"/>
+      <w:r>
+        <w:t xml:space="preserve"> view consolidates multiple gender-level fraud metrics into a single reusable database object. This allows Power BI to compare transaction activity, fraud frequency, financial impact, and relative fraud rates across customer genders without recalculating the underlying business logic.</w:t>
+      </w:r>
+    </w:p>
+    <w:p>
+      <w:pPr>
+        <w:rPr>
+          <w:b/>
+          <w:bCs/>
+        </w:rPr>
+      </w:pPr>
+      <w:r>
+        <w:rPr>
+          <w:b/>
+          <w:bCs/>
+        </w:rPr>
+        <w:t>POWER BI USAGE</w:t>
+      </w:r>
+      <w:r>
+        <w:rPr>
+          <w:b/>
+          <w:bCs/>
+        </w:rPr>
+        <w:t xml:space="preserve">: </w:t>
+      </w:r>
+      <w:r>
+        <w:t>This view can support:</w:t>
+      </w:r>
+      <w:r>
+        <w:rPr>
+          <w:b/>
+          <w:bCs/>
+        </w:rPr>
+        <w:t xml:space="preserve"> </w:t>
+      </w:r>
+      <w:r>
+        <w:t>Fraud Transactions by Gender</w:t>
+      </w:r>
+      <w:r>
+        <w:t xml:space="preserve">, </w:t>
+      </w:r>
+      <w:r>
+        <w:t>Fraud Value by Gender</w:t>
+      </w:r>
+      <w:r>
+        <w:t xml:space="preserve">, </w:t>
+      </w:r>
+      <w:r>
+        <w:t xml:space="preserve">Fraud Rate by Gender </w:t>
+      </w:r>
+      <w:r>
+        <w:t xml:space="preserve">and </w:t>
+      </w:r>
+      <w:r>
+        <w:t>Gender-Level Fraud Comparisons</w:t>
+      </w:r>
+      <w:r>
+        <w:t>.</w:t>
+      </w:r>
+    </w:p>
+    <w:p>
+      <w:r>
+        <w:rPr>
+          <w:b/>
+          <w:bCs/>
+        </w:rPr>
+        <w:t>CONCLUSION</w:t>
+      </w:r>
+      <w:r>
+        <w:rPr>
+          <w:b/>
+          <w:bCs/>
+        </w:rPr>
+        <w:t xml:space="preserve">: </w:t>
+      </w:r>
+      <w:r>
+        <w:t xml:space="preserve">The customer/gender analysis view was successfully created and verified against the previously calculated standalone KPIs. The view provides a consolidated dataset for </w:t>
+      </w:r>
+      <w:proofErr w:type="spellStart"/>
+      <w:r>
+        <w:t>analyzing</w:t>
+      </w:r>
+      <w:proofErr w:type="spellEnd"/>
+      <w:r>
+        <w:t xml:space="preserve"> fraud frequency, financial exposure, and relative fraud risk across customer genders.</w:t>
+      </w:r>
+    </w:p>
+    <w:p>
+      <w:pPr>
+        <w:rPr>
+          <w:b/>
+          <w:bCs/>
+        </w:rPr>
+      </w:pPr>
+      <w:r>
+        <w:rPr>
+          <w:b/>
+          <w:bCs/>
+        </w:rPr>
+        <w:t xml:space="preserve">STEP </w:t>
+      </w:r>
+      <w:r>
+        <w:rPr>
+          <w:b/>
+          <w:bCs/>
+        </w:rPr>
+        <w:t>7</w:t>
+      </w:r>
+      <w:r>
+        <w:rPr>
+          <w:b/>
+          <w:bCs/>
+        </w:rPr>
+        <w:t>.9.5 — CREATE HOURLY FRAUD ANALYSIS VIEW</w:t>
+      </w:r>
+    </w:p>
+    <w:p>
+      <w:pPr>
+        <w:rPr>
+          <w:b/>
+          <w:bCs/>
+        </w:rPr>
+      </w:pPr>
+      <w:r>
+        <w:rPr>
+          <w:b/>
+          <w:bCs/>
+        </w:rPr>
+        <w:t>OBJECTIVE</w:t>
+      </w:r>
+      <w:r>
+        <w:rPr>
+          <w:b/>
+          <w:bCs/>
+        </w:rPr>
+        <w:t xml:space="preserve">: </w:t>
+      </w:r>
+      <w:r>
+        <w:t>Create a reusable SQL view containing hourly fraud transaction counts to support time-based fraud analysis in Power BI.</w:t>
+      </w:r>
+    </w:p>
+    <w:p>
+      <w:pPr>
+        <w:rPr>
+          <w:b/>
+          <w:bCs/>
+        </w:rPr>
+      </w:pPr>
+      <w:r>
+        <w:rPr>
+          <w:b/>
+          <w:bCs/>
+        </w:rPr>
+        <w:t xml:space="preserve">SQL </w:t>
+      </w:r>
+      <w:r>
+        <w:rPr>
+          <w:b/>
+          <w:bCs/>
+        </w:rPr>
+        <w:t>QUERY</w:t>
+      </w:r>
+      <w:r>
+        <w:rPr>
+          <w:b/>
+          <w:bCs/>
+        </w:rPr>
+        <w:t>:</w:t>
+      </w:r>
+    </w:p>
+    <w:p>
+      <w:r>
+        <w:t xml:space="preserve">CREATE VIEW </w:t>
+      </w:r>
+      <w:proofErr w:type="spellStart"/>
+      <w:r>
+        <w:t>vw_hourly_fraud_analysis</w:t>
+      </w:r>
+      <w:proofErr w:type="spellEnd"/>
+      <w:r>
+        <w:t xml:space="preserve"> AS</w:t>
+      </w:r>
+      <w:r>
+        <w:br/>
+        <w:t>SELECT</w:t>
+      </w:r>
+      <w:r>
+        <w:br/>
+        <w:t xml:space="preserve">    </w:t>
+      </w:r>
+      <w:proofErr w:type="gramStart"/>
+      <w:r>
+        <w:t>HOUR(</w:t>
+      </w:r>
+      <w:proofErr w:type="gramEnd"/>
+      <w:r>
+        <w:br/>
+        <w:t xml:space="preserve">        STR_TO_</w:t>
+      </w:r>
+      <w:proofErr w:type="gramStart"/>
+      <w:r>
+        <w:t>DATE(</w:t>
+      </w:r>
+      <w:proofErr w:type="gramEnd"/>
+      <w:r>
+        <w:br/>
+        <w:t xml:space="preserve">            </w:t>
+      </w:r>
+      <w:proofErr w:type="spellStart"/>
+      <w:r>
+        <w:t>trans_date_trans_time</w:t>
+      </w:r>
+      <w:proofErr w:type="spellEnd"/>
+      <w:r>
+        <w:t>,</w:t>
+      </w:r>
+      <w:r>
+        <w:br/>
+        <w:t xml:space="preserve">            '%Y-%m-%d %</w:t>
+      </w:r>
+      <w:proofErr w:type="gramStart"/>
+      <w:r>
+        <w:t>H:%</w:t>
+      </w:r>
+      <w:proofErr w:type="spellStart"/>
+      <w:r>
+        <w:t>i</w:t>
+      </w:r>
+      <w:proofErr w:type="spellEnd"/>
+      <w:r>
+        <w:t>:%</w:t>
+      </w:r>
+      <w:proofErr w:type="gramEnd"/>
+      <w:r>
+        <w:t>s'</w:t>
+      </w:r>
+      <w:r>
+        <w:br/>
+        <w:t xml:space="preserve">      </w:t>
+      </w:r>
+      <w:proofErr w:type="gramStart"/>
+      <w:r>
+        <w:t xml:space="preserve">  )</w:t>
+      </w:r>
+      <w:proofErr w:type="gramEnd"/>
+      <w:r>
+        <w:br/>
+        <w:t xml:space="preserve">  </w:t>
+      </w:r>
+      <w:proofErr w:type="gramStart"/>
+      <w:r>
+        <w:t xml:space="preserve">  )</w:t>
+      </w:r>
+      <w:proofErr w:type="gramEnd"/>
+      <w:r>
+        <w:t xml:space="preserve"> AS </w:t>
+      </w:r>
+      <w:proofErr w:type="spellStart"/>
+      <w:r>
+        <w:t>transaction_hour</w:t>
+      </w:r>
+      <w:proofErr w:type="spellEnd"/>
+      <w:r>
+        <w:t>,</w:t>
+      </w:r>
+      <w:r>
+        <w:br/>
+        <w:t xml:space="preserve">    </w:t>
+      </w:r>
+      <w:proofErr w:type="gramStart"/>
+      <w:r>
+        <w:t>COUNT(</w:t>
+      </w:r>
+      <w:proofErr w:type="gramEnd"/>
+      <w:r>
+        <w:t xml:space="preserve">*) AS </w:t>
+      </w:r>
+      <w:proofErr w:type="spellStart"/>
+      <w:r>
+        <w:t>fraud_transactions</w:t>
+      </w:r>
+      <w:proofErr w:type="spellEnd"/>
+      <w:r>
+        <w:br/>
+        <w:t xml:space="preserve">FROM </w:t>
+      </w:r>
+      <w:proofErr w:type="spellStart"/>
+      <w:r>
+        <w:t>transactions_master</w:t>
+      </w:r>
+      <w:proofErr w:type="spellEnd"/>
+      <w:r>
+        <w:br/>
+        <w:t xml:space="preserve">WHERE </w:t>
+      </w:r>
+      <w:proofErr w:type="spellStart"/>
+      <w:r>
+        <w:t>is_fraud</w:t>
+      </w:r>
+      <w:proofErr w:type="spellEnd"/>
+      <w:r>
+        <w:t xml:space="preserve"> = 1</w:t>
+      </w:r>
+      <w:r>
+        <w:br/>
+        <w:t xml:space="preserve">GROUP BY </w:t>
+      </w:r>
+      <w:proofErr w:type="spellStart"/>
+      <w:r>
+        <w:t>transaction_hour</w:t>
+      </w:r>
+      <w:proofErr w:type="spellEnd"/>
+      <w:r>
+        <w:t>;</w:t>
+      </w:r>
+    </w:p>
+    <w:p>
+      <w:pPr>
+        <w:rPr>
+          <w:b/>
+          <w:bCs/>
+        </w:rPr>
+      </w:pPr>
+      <w:r>
+        <w:rPr>
+          <w:b/>
+          <w:bCs/>
+        </w:rPr>
+        <w:t>VIEW VERIFICATION</w:t>
+      </w:r>
+      <w:r>
+        <w:rPr>
+          <w:b/>
+          <w:bCs/>
+        </w:rPr>
+        <w:t xml:space="preserve">: </w:t>
+      </w:r>
+      <w:r>
+        <w:t>SELECT *</w:t>
+      </w:r>
+      <w:r>
+        <w:t xml:space="preserve"> </w:t>
+      </w:r>
+      <w:r>
+        <w:t xml:space="preserve">FROM </w:t>
+      </w:r>
+      <w:proofErr w:type="spellStart"/>
+      <w:r>
+        <w:t>vw_hourly_fraud_analysis</w:t>
+      </w:r>
+      <w:proofErr w:type="spellEnd"/>
+      <w:r>
+        <w:t xml:space="preserve"> </w:t>
+      </w:r>
+      <w:r>
+        <w:t>ORDER BY</w:t>
+      </w:r>
+      <w:r>
+        <w:t xml:space="preserve"> </w:t>
+      </w:r>
+      <w:proofErr w:type="spellStart"/>
+      <w:r>
+        <w:t>fraud_transactions</w:t>
+      </w:r>
+      <w:proofErr w:type="spellEnd"/>
+      <w:r>
+        <w:t xml:space="preserve"> DESC;</w:t>
+      </w:r>
+    </w:p>
+    <w:p>
+      <w:pPr>
+        <w:rPr>
+          <w:b/>
+          <w:bCs/>
+        </w:rPr>
+      </w:pPr>
+      <w:r>
+        <w:rPr>
+          <w:b/>
+          <w:bCs/>
+        </w:rPr>
+        <w:t>RESULT</w:t>
+      </w:r>
+      <w:r>
+        <w:rPr>
+          <w:b/>
+          <w:bCs/>
+        </w:rPr>
+        <w:t xml:space="preserve">: </w:t>
+      </w:r>
+      <w:r>
+        <w:t>The view successfully generated hourly fraud transaction counts across all 24 hours of the day.</w:t>
+      </w:r>
+      <w:r>
+        <w:rPr>
+          <w:b/>
+          <w:bCs/>
+        </w:rPr>
+        <w:t xml:space="preserve"> </w:t>
+      </w:r>
+      <w:r>
+        <w:t>The highest fraud activity was recorded at:</w:t>
+      </w:r>
+      <w:r>
+        <w:rPr>
+          <w:b/>
+          <w:bCs/>
+        </w:rPr>
+        <w:t xml:space="preserve"> </w:t>
+      </w:r>
+      <w:r>
+        <w:t>22:00 — 2,481 fraud transactions</w:t>
+      </w:r>
+      <w:r>
+        <w:t xml:space="preserve"> and </w:t>
+      </w:r>
+      <w:r>
+        <w:t>23:00 — 2,442 fraud transactions</w:t>
+      </w:r>
+      <w:r>
+        <w:t>.</w:t>
+      </w:r>
+      <w:r>
+        <w:rPr>
+          <w:b/>
+          <w:bCs/>
+        </w:rPr>
+        <w:t xml:space="preserve"> </w:t>
+      </w:r>
+      <w:r>
+        <w:t>The results were verified against the previously calculated standalone hourly fraud KPI.</w:t>
+      </w:r>
+    </w:p>
+    <w:p>
+      <w:pPr>
+        <w:rPr>
+          <w:b/>
+          <w:bCs/>
+        </w:rPr>
+      </w:pPr>
+      <w:r>
+        <w:rPr>
+          <w:b/>
+          <w:bCs/>
+        </w:rPr>
+        <w:t>PURPOSE</w:t>
+      </w:r>
+      <w:r>
+        <w:rPr>
+          <w:b/>
+          <w:bCs/>
+        </w:rPr>
+        <w:t xml:space="preserve">: </w:t>
+      </w:r>
+      <w:r>
+        <w:t xml:space="preserve">The </w:t>
+      </w:r>
+      <w:proofErr w:type="spellStart"/>
+      <w:r>
+        <w:t>vw_hourly_fraud_analysis</w:t>
+      </w:r>
+      <w:proofErr w:type="spellEnd"/>
+      <w:r>
+        <w:t xml:space="preserve"> view provides a reusable dataset containing fraud transaction counts by hour of day. This allows Power BI to </w:t>
+      </w:r>
+      <w:proofErr w:type="spellStart"/>
+      <w:r>
+        <w:t>analyze</w:t>
+      </w:r>
+      <w:proofErr w:type="spellEnd"/>
+      <w:r>
+        <w:t xml:space="preserve"> hourly fraud patterns without recalculating the underlying datetime conversion and aggregation logic.</w:t>
+      </w:r>
+    </w:p>
+    <w:p>
+      <w:pPr>
+        <w:rPr>
+          <w:b/>
+          <w:bCs/>
+        </w:rPr>
+      </w:pPr>
+      <w:r>
+        <w:rPr>
+          <w:b/>
+          <w:bCs/>
+        </w:rPr>
+        <w:lastRenderedPageBreak/>
+        <w:t>POWER BI USAGE</w:t>
+      </w:r>
+      <w:r>
+        <w:rPr>
+          <w:b/>
+          <w:bCs/>
+        </w:rPr>
+        <w:t xml:space="preserve">: </w:t>
+      </w:r>
+      <w:r>
+        <w:t>This view can support:</w:t>
+      </w:r>
+      <w:r>
+        <w:rPr>
+          <w:b/>
+          <w:bCs/>
+        </w:rPr>
+        <w:t xml:space="preserve"> </w:t>
+      </w:r>
+      <w:r>
+        <w:t>Fraud Transactions by Hour</w:t>
+      </w:r>
+      <w:r>
+        <w:t xml:space="preserve">, </w:t>
+      </w:r>
+      <w:r>
+        <w:t>Hourly Fraud Trend Charts</w:t>
+      </w:r>
+      <w:r>
+        <w:t xml:space="preserve">, </w:t>
+      </w:r>
+      <w:r>
+        <w:t xml:space="preserve">Identification of Peak Fraud Hours </w:t>
+      </w:r>
+      <w:r>
+        <w:t xml:space="preserve">and </w:t>
+      </w:r>
+      <w:r>
+        <w:t>Time-Based Fraud Monitoring Analysis</w:t>
+      </w:r>
+      <w:r>
+        <w:t>.</w:t>
+      </w:r>
+    </w:p>
+    <w:p>
+      <w:pPr>
+        <w:rPr>
+          <w:b/>
+          <w:bCs/>
+        </w:rPr>
+      </w:pPr>
+      <w:r>
+        <w:rPr>
+          <w:b/>
+          <w:bCs/>
+        </w:rPr>
+        <w:t>CONCLUSION</w:t>
+      </w:r>
+      <w:r>
+        <w:rPr>
+          <w:b/>
+          <w:bCs/>
+        </w:rPr>
+        <w:t xml:space="preserve">: </w:t>
+      </w:r>
+      <w:r>
+        <w:t>The hourly fraud analysis view was successfully created and verified. The view provides a Power BI-ready dataset for identifying hourly fraud patterns and periods with elevated fraud activity.</w:t>
+      </w:r>
+    </w:p>
+    <w:p>
+      <w:pPr>
+        <w:rPr>
+          <w:b/>
+          <w:bCs/>
+        </w:rPr>
+      </w:pPr>
+      <w:r>
+        <w:rPr>
+          <w:b/>
+          <w:bCs/>
+        </w:rPr>
+        <w:t xml:space="preserve">STEP </w:t>
+      </w:r>
+      <w:r>
+        <w:rPr>
+          <w:b/>
+          <w:bCs/>
+        </w:rPr>
+        <w:t>7</w:t>
+      </w:r>
+      <w:r>
+        <w:rPr>
+          <w:b/>
+          <w:bCs/>
+        </w:rPr>
+        <w:t>.9.6 — CREATE DAILY FRAUD ANALYSIS VIEW</w:t>
+      </w:r>
+    </w:p>
+    <w:p>
+      <w:pPr>
+        <w:rPr>
+          <w:b/>
+          <w:bCs/>
+        </w:rPr>
+      </w:pPr>
+      <w:r>
+        <w:rPr>
+          <w:b/>
+          <w:bCs/>
+        </w:rPr>
+        <w:t>OBJECTIVE</w:t>
+      </w:r>
+      <w:r>
+        <w:rPr>
+          <w:b/>
+          <w:bCs/>
+        </w:rPr>
+        <w:t xml:space="preserve">: </w:t>
+      </w:r>
+      <w:r>
+        <w:t>Create a reusable SQL view containing fraud transaction counts by day of the week to support temporal fraud analysis in Power BI.</w:t>
+      </w:r>
+    </w:p>
+    <w:p>
+      <w:pPr>
+        <w:rPr>
+          <w:b/>
+          <w:bCs/>
+        </w:rPr>
+      </w:pPr>
+      <w:r>
+        <w:rPr>
+          <w:b/>
+          <w:bCs/>
+        </w:rPr>
+        <w:t xml:space="preserve">SQL </w:t>
+      </w:r>
+      <w:r>
+        <w:rPr>
+          <w:b/>
+          <w:bCs/>
+        </w:rPr>
+        <w:t>QUERY</w:t>
+      </w:r>
+      <w:r>
+        <w:rPr>
+          <w:b/>
+          <w:bCs/>
+        </w:rPr>
+        <w:t>:</w:t>
+      </w:r>
+    </w:p>
+    <w:p>
+      <w:r>
+        <w:t xml:space="preserve">CREATE VIEW </w:t>
+      </w:r>
+      <w:proofErr w:type="spellStart"/>
+      <w:r>
+        <w:t>vw_daily_fraud_analysis</w:t>
+      </w:r>
+      <w:proofErr w:type="spellEnd"/>
+      <w:r>
+        <w:t xml:space="preserve"> AS</w:t>
+      </w:r>
+      <w:r>
+        <w:br/>
+        <w:t>SELECT</w:t>
+      </w:r>
+      <w:r>
+        <w:br/>
+        <w:t xml:space="preserve">    </w:t>
+      </w:r>
+      <w:proofErr w:type="gramStart"/>
+      <w:r>
+        <w:t>DAYNAME(</w:t>
+      </w:r>
+      <w:proofErr w:type="gramEnd"/>
+      <w:r>
+        <w:br/>
+        <w:t xml:space="preserve">        STR_TO_</w:t>
+      </w:r>
+      <w:proofErr w:type="gramStart"/>
+      <w:r>
+        <w:t>DATE(</w:t>
+      </w:r>
+      <w:proofErr w:type="gramEnd"/>
+      <w:r>
+        <w:br/>
+        <w:t xml:space="preserve">            </w:t>
+      </w:r>
+      <w:proofErr w:type="spellStart"/>
+      <w:r>
+        <w:t>trans_date_trans_time</w:t>
+      </w:r>
+      <w:proofErr w:type="spellEnd"/>
+      <w:r>
+        <w:t>,</w:t>
+      </w:r>
+      <w:r>
+        <w:br/>
+        <w:t xml:space="preserve">            '%Y-%m-%d %</w:t>
+      </w:r>
+      <w:proofErr w:type="gramStart"/>
+      <w:r>
+        <w:t>H:%</w:t>
+      </w:r>
+      <w:proofErr w:type="spellStart"/>
+      <w:r>
+        <w:t>i</w:t>
+      </w:r>
+      <w:proofErr w:type="spellEnd"/>
+      <w:r>
+        <w:t>:%</w:t>
+      </w:r>
+      <w:proofErr w:type="gramEnd"/>
+      <w:r>
+        <w:t>s'</w:t>
+      </w:r>
+      <w:r>
+        <w:br/>
+        <w:t xml:space="preserve">      </w:t>
+      </w:r>
+      <w:proofErr w:type="gramStart"/>
+      <w:r>
+        <w:t xml:space="preserve">  )</w:t>
+      </w:r>
+      <w:proofErr w:type="gramEnd"/>
+      <w:r>
+        <w:br/>
+        <w:t xml:space="preserve">  </w:t>
+      </w:r>
+      <w:proofErr w:type="gramStart"/>
+      <w:r>
+        <w:t xml:space="preserve">  )</w:t>
+      </w:r>
+      <w:proofErr w:type="gramEnd"/>
+      <w:r>
+        <w:t xml:space="preserve"> AS </w:t>
+      </w:r>
+      <w:proofErr w:type="spellStart"/>
+      <w:r>
+        <w:t>transaction_day</w:t>
+      </w:r>
+      <w:proofErr w:type="spellEnd"/>
+      <w:r>
+        <w:t>,</w:t>
+      </w:r>
+      <w:r>
+        <w:br/>
+        <w:t xml:space="preserve">    </w:t>
+      </w:r>
+      <w:proofErr w:type="gramStart"/>
+      <w:r>
+        <w:t>COUNT(</w:t>
+      </w:r>
+      <w:proofErr w:type="gramEnd"/>
+      <w:r>
+        <w:t xml:space="preserve">*) AS </w:t>
+      </w:r>
+      <w:proofErr w:type="spellStart"/>
+      <w:r>
+        <w:t>fraud_transactions</w:t>
+      </w:r>
+      <w:proofErr w:type="spellEnd"/>
+      <w:r>
+        <w:br/>
+        <w:t xml:space="preserve">FROM </w:t>
+      </w:r>
+      <w:proofErr w:type="spellStart"/>
+      <w:r>
+        <w:t>transactions_master</w:t>
+      </w:r>
+      <w:proofErr w:type="spellEnd"/>
+      <w:r>
+        <w:br/>
+        <w:t xml:space="preserve">WHERE </w:t>
+      </w:r>
+      <w:proofErr w:type="spellStart"/>
+      <w:r>
+        <w:t>is_fraud</w:t>
+      </w:r>
+      <w:proofErr w:type="spellEnd"/>
+      <w:r>
+        <w:t xml:space="preserve"> = 1</w:t>
+      </w:r>
+      <w:r>
+        <w:br/>
+        <w:t xml:space="preserve">GROUP BY </w:t>
+      </w:r>
+      <w:proofErr w:type="spellStart"/>
+      <w:r>
+        <w:t>transaction_day</w:t>
+      </w:r>
+      <w:proofErr w:type="spellEnd"/>
+      <w:r>
+        <w:t>;</w:t>
+      </w:r>
+    </w:p>
+    <w:p>
+      <w:pPr>
+        <w:rPr>
+          <w:b/>
+          <w:bCs/>
+        </w:rPr>
+      </w:pPr>
+      <w:r>
+        <w:rPr>
+          <w:b/>
+          <w:bCs/>
+        </w:rPr>
+        <w:t>VIEW VERIFICATION</w:t>
+      </w:r>
+      <w:r>
+        <w:rPr>
+          <w:b/>
+          <w:bCs/>
+        </w:rPr>
+        <w:t xml:space="preserve">: </w:t>
+      </w:r>
+      <w:r>
+        <w:t>SELECT *</w:t>
+      </w:r>
+      <w:r>
+        <w:t xml:space="preserve"> </w:t>
+      </w:r>
+      <w:r>
+        <w:t xml:space="preserve">FROM </w:t>
+      </w:r>
+      <w:proofErr w:type="spellStart"/>
+      <w:r>
+        <w:t>vw_daily_fraud_analysis</w:t>
+      </w:r>
+      <w:proofErr w:type="spellEnd"/>
+      <w:r>
+        <w:t xml:space="preserve"> </w:t>
+      </w:r>
+      <w:r>
+        <w:t xml:space="preserve">ORDER BY </w:t>
+      </w:r>
+      <w:proofErr w:type="spellStart"/>
+      <w:r>
+        <w:t>fraud_transactions</w:t>
+      </w:r>
+      <w:proofErr w:type="spellEnd"/>
+      <w:r>
+        <w:t xml:space="preserve"> DESC;</w:t>
+      </w:r>
+    </w:p>
+    <w:p>
+      <w:pPr>
+        <w:rPr>
+          <w:b/>
+          <w:bCs/>
+        </w:rPr>
+      </w:pPr>
+      <w:r>
+        <w:rPr>
+          <w:b/>
+          <w:bCs/>
+        </w:rPr>
+        <w:t>RESULT</w:t>
+      </w:r>
+      <w:r>
+        <w:rPr>
+          <w:b/>
+          <w:bCs/>
+        </w:rPr>
+        <w:t>:</w:t>
+      </w:r>
+    </w:p>
+    <w:tbl>
+      <w:tblPr>
+        <w:tblStyle w:val="TableGrid"/>
+        <w:tblW w:w="0" w:type="auto"/>
+        <w:tblLook w:val="04A0" w:firstRow="1" w:lastRow="0" w:firstColumn="1" w:lastColumn="0" w:noHBand="0" w:noVBand="1"/>
+      </w:tblPr>
+      <w:tblGrid>
+        <w:gridCol w:w="1756"/>
+        <w:gridCol w:w="2039"/>
+      </w:tblGrid>
+      <w:tr>
+        <w:tc>
+          <w:tcPr>
+            <w:tcW w:w="0" w:type="auto"/>
+            <w:hideMark/>
+          </w:tcPr>
+          <w:p>
+            <w:pPr>
+              <w:spacing w:after="160" w:line="278" w:lineRule="auto"/>
+            </w:pPr>
+            <w:r>
+              <w:t>Transaction Day</w:t>
+            </w:r>
+          </w:p>
+        </w:tc>
+        <w:tc>
+          <w:tcPr>
+            <w:tcW w:w="0" w:type="auto"/>
+            <w:hideMark/>
+          </w:tcPr>
+          <w:p>
+            <w:pPr>
+              <w:spacing w:after="160" w:line="278" w:lineRule="auto"/>
+            </w:pPr>
+            <w:r>
+              <w:t>Fraud Transactions</w:t>
+            </w:r>
+          </w:p>
+        </w:tc>
+      </w:tr>
+      <w:tr>
+        <w:tc>
+          <w:tcPr>
+            <w:tcW w:w="0" w:type="auto"/>
+            <w:hideMark/>
+          </w:tcPr>
+          <w:p>
+            <w:pPr>
+              <w:spacing w:after="160" w:line="278" w:lineRule="auto"/>
+            </w:pPr>
+            <w:r>
+              <w:t>Sunday</w:t>
+            </w:r>
+          </w:p>
+        </w:tc>
+        <w:tc>
+          <w:tcPr>
+            <w:tcW w:w="0" w:type="auto"/>
+            <w:hideMark/>
+          </w:tcPr>
+          <w:p>
+            <w:pPr>
+              <w:spacing w:after="160" w:line="278" w:lineRule="auto"/>
+            </w:pPr>
+            <w:r>
+              <w:t>1,590</w:t>
+            </w:r>
+          </w:p>
+        </w:tc>
+      </w:tr>
+      <w:tr>
+        <w:tc>
+          <w:tcPr>
+            <w:tcW w:w="0" w:type="auto"/>
+            <w:hideMark/>
+          </w:tcPr>
+          <w:p>
+            <w:pPr>
+              <w:spacing w:after="160" w:line="278" w:lineRule="auto"/>
+            </w:pPr>
+            <w:r>
+              <w:t>Saturday</w:t>
+            </w:r>
+          </w:p>
+        </w:tc>
+        <w:tc>
+          <w:tcPr>
+            <w:tcW w:w="0" w:type="auto"/>
+            <w:hideMark/>
+          </w:tcPr>
+          <w:p>
+            <w:pPr>
+              <w:spacing w:after="160" w:line="278" w:lineRule="auto"/>
+            </w:pPr>
+            <w:r>
+              <w:t>1,493</w:t>
+            </w:r>
+          </w:p>
+        </w:tc>
+      </w:tr>
+      <w:tr>
+        <w:tc>
+          <w:tcPr>
+            <w:tcW w:w="0" w:type="auto"/>
+            <w:hideMark/>
+          </w:tcPr>
+          <w:p>
+            <w:pPr>
+              <w:spacing w:after="160" w:line="278" w:lineRule="auto"/>
+            </w:pPr>
+            <w:r>
+              <w:t>Monday</w:t>
+            </w:r>
+          </w:p>
+        </w:tc>
+        <w:tc>
+          <w:tcPr>
+            <w:tcW w:w="0" w:type="auto"/>
+            <w:hideMark/>
+          </w:tcPr>
+          <w:p>
+            <w:pPr>
+              <w:spacing w:after="160" w:line="278" w:lineRule="auto"/>
+            </w:pPr>
+            <w:r>
+              <w:t>1,484</w:t>
+            </w:r>
+          </w:p>
+        </w:tc>
+      </w:tr>
+      <w:tr>
+        <w:tc>
+          <w:tcPr>
+            <w:tcW w:w="0" w:type="auto"/>
+            <w:hideMark/>
+          </w:tcPr>
+          <w:p>
+            <w:pPr>
+              <w:spacing w:after="160" w:line="278" w:lineRule="auto"/>
+            </w:pPr>
+            <w:r>
+              <w:t>Friday</w:t>
+            </w:r>
+          </w:p>
+        </w:tc>
+        <w:tc>
+          <w:tcPr>
+            <w:tcW w:w="0" w:type="auto"/>
+            <w:hideMark/>
+          </w:tcPr>
+          <w:p>
+            <w:pPr>
+              <w:spacing w:after="160" w:line="278" w:lineRule="auto"/>
+            </w:pPr>
+            <w:r>
+              <w:t>1,376</w:t>
+            </w:r>
+          </w:p>
+        </w:tc>
+      </w:tr>
+      <w:tr>
+        <w:tc>
+          <w:tcPr>
+            <w:tcW w:w="0" w:type="auto"/>
+            <w:hideMark/>
+          </w:tcPr>
+          <w:p>
+            <w:pPr>
+              <w:spacing w:after="160" w:line="278" w:lineRule="auto"/>
+            </w:pPr>
+            <w:r>
+              <w:t>Thursday</w:t>
+            </w:r>
+          </w:p>
+        </w:tc>
+        <w:tc>
+          <w:tcPr>
+            <w:tcW w:w="0" w:type="auto"/>
+            <w:hideMark/>
+          </w:tcPr>
+          <w:p>
+            <w:pPr>
+              <w:spacing w:after="160" w:line="278" w:lineRule="auto"/>
+            </w:pPr>
+            <w:r>
+              <w:t>1,317</w:t>
+            </w:r>
+          </w:p>
+        </w:tc>
+      </w:tr>
+      <w:tr>
+        <w:tc>
+          <w:tcPr>
+            <w:tcW w:w="0" w:type="auto"/>
+            <w:hideMark/>
+          </w:tcPr>
+          <w:p>
+            <w:pPr>
+              <w:spacing w:after="160" w:line="278" w:lineRule="auto"/>
+            </w:pPr>
+            <w:r>
+              <w:t>Tuesday</w:t>
+            </w:r>
+          </w:p>
+        </w:tc>
+        <w:tc>
+          <w:tcPr>
+            <w:tcW w:w="0" w:type="auto"/>
+            <w:hideMark/>
+          </w:tcPr>
+          <w:p>
+            <w:pPr>
+              <w:spacing w:after="160" w:line="278" w:lineRule="auto"/>
+            </w:pPr>
+            <w:r>
+              <w:t>1,266</w:t>
+            </w:r>
+          </w:p>
+        </w:tc>
+      </w:tr>
+      <w:tr>
+        <w:tc>
+          <w:tcPr>
+            <w:tcW w:w="0" w:type="auto"/>
+            <w:hideMark/>
+          </w:tcPr>
+          <w:p>
+            <w:pPr>
+              <w:spacing w:after="160" w:line="278" w:lineRule="auto"/>
+            </w:pPr>
+            <w:r>
+              <w:t>Wednesday</w:t>
+            </w:r>
+          </w:p>
+        </w:tc>
+        <w:tc>
+          <w:tcPr>
+            <w:tcW w:w="0" w:type="auto"/>
+            <w:hideMark/>
+          </w:tcPr>
+          <w:p>
+            <w:pPr>
+              <w:spacing w:after="160" w:line="278" w:lineRule="auto"/>
+            </w:pPr>
+            <w:r>
+              <w:t>1,125</w:t>
+            </w:r>
+          </w:p>
+        </w:tc>
+      </w:tr>
+    </w:tbl>
+    <w:p>
+      <w:pPr>
+        <w:rPr>
+          <w:b/>
+          <w:bCs/>
+        </w:rPr>
+      </w:pPr>
+    </w:p>
+    <w:p>
+      <w:pPr>
+        <w:rPr>
+          <w:b/>
+          <w:bCs/>
+        </w:rPr>
+      </w:pPr>
+      <w:r>
+        <w:rPr>
+          <w:b/>
+          <w:bCs/>
+        </w:rPr>
+        <w:lastRenderedPageBreak/>
+        <w:t>PURPOSE</w:t>
+      </w:r>
+      <w:r>
+        <w:rPr>
+          <w:b/>
+          <w:bCs/>
+        </w:rPr>
+        <w:t xml:space="preserve">: </w:t>
+      </w:r>
+      <w:r>
+        <w:t xml:space="preserve">The </w:t>
+      </w:r>
+      <w:proofErr w:type="spellStart"/>
+      <w:r>
+        <w:t>vw_daily_fraud_analysis</w:t>
+      </w:r>
+      <w:proofErr w:type="spellEnd"/>
+      <w:r>
+        <w:t xml:space="preserve"> view provides a reusable dataset containing fraud transaction counts across different days of the week. This allows Power BI to </w:t>
+      </w:r>
+      <w:proofErr w:type="spellStart"/>
+      <w:r>
+        <w:t>analyze</w:t>
+      </w:r>
+      <w:proofErr w:type="spellEnd"/>
+      <w:r>
+        <w:t xml:space="preserve"> daily fraud patterns without recalculating the datetime conversion and aggregation logic.</w:t>
+      </w:r>
+    </w:p>
+    <w:p>
+      <w:pPr>
+        <w:rPr>
+          <w:b/>
+          <w:bCs/>
+        </w:rPr>
+      </w:pPr>
+      <w:r>
+        <w:rPr>
+          <w:b/>
+          <w:bCs/>
+        </w:rPr>
+        <w:t>POWER BI USAGE</w:t>
+      </w:r>
+      <w:r>
+        <w:rPr>
+          <w:b/>
+          <w:bCs/>
+        </w:rPr>
+        <w:t xml:space="preserve">: </w:t>
+      </w:r>
+      <w:r>
+        <w:t>This view can support:</w:t>
+      </w:r>
+      <w:r>
+        <w:rPr>
+          <w:b/>
+          <w:bCs/>
+        </w:rPr>
+        <w:t xml:space="preserve"> </w:t>
+      </w:r>
+      <w:r>
+        <w:t>Fraud Transactions by Day of Week</w:t>
+      </w:r>
+      <w:r>
+        <w:t xml:space="preserve">, </w:t>
+      </w:r>
+      <w:r>
+        <w:t>Daily Fraud Comparison Charts</w:t>
+      </w:r>
+      <w:r>
+        <w:t xml:space="preserve">, </w:t>
+      </w:r>
+      <w:r>
+        <w:t xml:space="preserve">Identification of Days with Higher Fraud Activity </w:t>
+      </w:r>
+      <w:r>
+        <w:t xml:space="preserve">and </w:t>
+      </w:r>
+      <w:r>
+        <w:t>Temporal Fraud Monitoring Analysis</w:t>
+      </w:r>
+      <w:r>
+        <w:t>.</w:t>
+      </w:r>
+    </w:p>
+    <w:p>
+      <w:pPr>
+        <w:rPr>
+          <w:b/>
+          <w:bCs/>
+        </w:rPr>
+      </w:pPr>
+      <w:r>
+        <w:rPr>
+          <w:b/>
+          <w:bCs/>
+        </w:rPr>
+        <w:t>CONCLUSION</w:t>
+      </w:r>
+      <w:r>
+        <w:rPr>
+          <w:b/>
+          <w:bCs/>
+        </w:rPr>
+        <w:t xml:space="preserve">: </w:t>
+      </w:r>
+      <w:r>
+        <w:t>The daily fraud analysis view was successfully created and verified against the previously calculated standalone KPI. The view provides a Power BI-ready dataset for comparing fraud activity across different days of the week.</w:t>
+      </w:r>
+    </w:p>
+    <w:p>
+      <w:pPr>
+        <w:rPr>
+          <w:b/>
+          <w:bCs/>
+        </w:rPr>
+      </w:pPr>
+      <w:r>
+        <w:rPr>
+          <w:b/>
+          <w:bCs/>
+        </w:rPr>
+        <w:t xml:space="preserve">STEP </w:t>
+      </w:r>
+      <w:r>
+        <w:rPr>
+          <w:b/>
+          <w:bCs/>
+        </w:rPr>
+        <w:t>7</w:t>
+      </w:r>
+      <w:r>
+        <w:rPr>
+          <w:b/>
+          <w:bCs/>
+        </w:rPr>
+        <w:t>.9.7 — CREATE MONTHLY FRAUD ANALYSIS VIEW</w:t>
+      </w:r>
+    </w:p>
+    <w:p>
+      <w:pPr>
+        <w:rPr>
+          <w:b/>
+          <w:bCs/>
+        </w:rPr>
+      </w:pPr>
+      <w:r>
+        <w:rPr>
+          <w:b/>
+          <w:bCs/>
+        </w:rPr>
+        <w:t>OBJECTIVE</w:t>
+      </w:r>
+      <w:r>
+        <w:rPr>
+          <w:b/>
+          <w:bCs/>
+        </w:rPr>
+        <w:t xml:space="preserve">: </w:t>
+      </w:r>
+      <w:r>
+        <w:t>Create a reusable SQL view containing fraud transaction counts by month to support monthly temporal fraud analysis in Power BI.</w:t>
+      </w:r>
+    </w:p>
+    <w:p>
+      <w:pPr>
+        <w:rPr>
+          <w:b/>
+          <w:bCs/>
+        </w:rPr>
+      </w:pPr>
+      <w:r>
+        <w:rPr>
+          <w:b/>
+          <w:bCs/>
+        </w:rPr>
+        <w:t xml:space="preserve">SQL </w:t>
+      </w:r>
+      <w:r>
+        <w:rPr>
+          <w:b/>
+          <w:bCs/>
+        </w:rPr>
+        <w:t>QUERY</w:t>
+      </w:r>
+      <w:r>
+        <w:rPr>
+          <w:b/>
+          <w:bCs/>
+        </w:rPr>
+        <w:t>:</w:t>
+      </w:r>
+    </w:p>
+    <w:p>
+      <w:r>
+        <w:t xml:space="preserve">CREATE VIEW </w:t>
+      </w:r>
+      <w:proofErr w:type="spellStart"/>
+      <w:r>
+        <w:t>vw_monthly_fraud_analysis</w:t>
+      </w:r>
+      <w:proofErr w:type="spellEnd"/>
+      <w:r>
+        <w:t xml:space="preserve"> AS</w:t>
+      </w:r>
+      <w:r>
+        <w:br/>
+        <w:t>SELECT</w:t>
+      </w:r>
+      <w:r>
+        <w:br/>
+        <w:t xml:space="preserve">    </w:t>
+      </w:r>
+      <w:proofErr w:type="gramStart"/>
+      <w:r>
+        <w:t>MONTHNAME(</w:t>
+      </w:r>
+      <w:proofErr w:type="gramEnd"/>
+      <w:r>
+        <w:br/>
+        <w:t xml:space="preserve">        STR_TO_</w:t>
+      </w:r>
+      <w:proofErr w:type="gramStart"/>
+      <w:r>
+        <w:t>DATE(</w:t>
+      </w:r>
+      <w:proofErr w:type="gramEnd"/>
+      <w:r>
+        <w:br/>
+        <w:t xml:space="preserve">            </w:t>
+      </w:r>
+      <w:proofErr w:type="spellStart"/>
+      <w:r>
+        <w:t>trans_date_trans_time</w:t>
+      </w:r>
+      <w:proofErr w:type="spellEnd"/>
+      <w:r>
+        <w:t>,</w:t>
+      </w:r>
+      <w:r>
+        <w:br/>
+        <w:t xml:space="preserve">            '%Y-%m-%d %</w:t>
+      </w:r>
+      <w:proofErr w:type="gramStart"/>
+      <w:r>
+        <w:t>H:%</w:t>
+      </w:r>
+      <w:proofErr w:type="spellStart"/>
+      <w:r>
+        <w:t>i</w:t>
+      </w:r>
+      <w:proofErr w:type="spellEnd"/>
+      <w:r>
+        <w:t>:%</w:t>
+      </w:r>
+      <w:proofErr w:type="gramEnd"/>
+      <w:r>
+        <w:t>s'</w:t>
+      </w:r>
+      <w:r>
+        <w:br/>
+        <w:t xml:space="preserve">      </w:t>
+      </w:r>
+      <w:proofErr w:type="gramStart"/>
+      <w:r>
+        <w:t xml:space="preserve">  )</w:t>
+      </w:r>
+      <w:proofErr w:type="gramEnd"/>
+      <w:r>
+        <w:br/>
+        <w:t xml:space="preserve">  </w:t>
+      </w:r>
+      <w:proofErr w:type="gramStart"/>
+      <w:r>
+        <w:t xml:space="preserve">  )</w:t>
+      </w:r>
+      <w:proofErr w:type="gramEnd"/>
+      <w:r>
+        <w:t xml:space="preserve"> AS </w:t>
+      </w:r>
+      <w:proofErr w:type="spellStart"/>
+      <w:r>
+        <w:t>transaction_month</w:t>
+      </w:r>
+      <w:proofErr w:type="spellEnd"/>
+      <w:r>
+        <w:t>,</w:t>
+      </w:r>
+      <w:r>
+        <w:br/>
+        <w:t xml:space="preserve">    </w:t>
+      </w:r>
+      <w:proofErr w:type="gramStart"/>
+      <w:r>
+        <w:t>COUNT(</w:t>
+      </w:r>
+      <w:proofErr w:type="gramEnd"/>
+      <w:r>
+        <w:t xml:space="preserve">*) AS </w:t>
+      </w:r>
+      <w:proofErr w:type="spellStart"/>
+      <w:r>
+        <w:t>fraud_transactions</w:t>
+      </w:r>
+      <w:proofErr w:type="spellEnd"/>
+      <w:r>
+        <w:br/>
+        <w:t xml:space="preserve">FROM </w:t>
+      </w:r>
+      <w:proofErr w:type="spellStart"/>
+      <w:r>
+        <w:t>transactions_master</w:t>
+      </w:r>
+      <w:proofErr w:type="spellEnd"/>
+      <w:r>
+        <w:br/>
+        <w:t xml:space="preserve">WHERE </w:t>
+      </w:r>
+      <w:proofErr w:type="spellStart"/>
+      <w:r>
+        <w:t>is_fraud</w:t>
+      </w:r>
+      <w:proofErr w:type="spellEnd"/>
+      <w:r>
+        <w:t xml:space="preserve"> = 1</w:t>
+      </w:r>
+      <w:r>
+        <w:br/>
+        <w:t xml:space="preserve">GROUP BY </w:t>
+      </w:r>
+      <w:proofErr w:type="spellStart"/>
+      <w:r>
+        <w:t>transaction_month</w:t>
+      </w:r>
+      <w:proofErr w:type="spellEnd"/>
+      <w:r>
+        <w:t>;</w:t>
+      </w:r>
+    </w:p>
+    <w:p>
+      <w:pPr>
+        <w:rPr>
+          <w:b/>
+          <w:bCs/>
+        </w:rPr>
+      </w:pPr>
+      <w:r>
+        <w:rPr>
+          <w:b/>
+          <w:bCs/>
+        </w:rPr>
+        <w:t>VIEW VERIFICATION</w:t>
+      </w:r>
+      <w:r>
+        <w:rPr>
+          <w:b/>
+          <w:bCs/>
+        </w:rPr>
+        <w:t xml:space="preserve">: </w:t>
+      </w:r>
+      <w:r>
+        <w:t>SELECT *</w:t>
+      </w:r>
+      <w:r>
+        <w:t xml:space="preserve"> </w:t>
+      </w:r>
+      <w:r>
+        <w:t xml:space="preserve">FROM </w:t>
+      </w:r>
+      <w:proofErr w:type="spellStart"/>
+      <w:r>
+        <w:t>vw_monthly_fraud_analysis</w:t>
+      </w:r>
+      <w:proofErr w:type="spellEnd"/>
+      <w:r>
+        <w:t xml:space="preserve"> </w:t>
+      </w:r>
+      <w:r>
+        <w:t>ORDER BY</w:t>
+      </w:r>
+      <w:r>
+        <w:t xml:space="preserve"> </w:t>
+      </w:r>
+      <w:proofErr w:type="spellStart"/>
+      <w:r>
+        <w:t>fraud_transactions</w:t>
+      </w:r>
+      <w:proofErr w:type="spellEnd"/>
+      <w:r>
+        <w:t xml:space="preserve"> DESC;</w:t>
+      </w:r>
+    </w:p>
+    <w:p>
+      <w:pPr>
+        <w:rPr>
+          <w:b/>
+          <w:bCs/>
+        </w:rPr>
+      </w:pPr>
+      <w:r>
+        <w:rPr>
+          <w:b/>
+          <w:bCs/>
+        </w:rPr>
+        <w:t>RESULT</w:t>
+      </w:r>
+      <w:r>
+        <w:rPr>
+          <w:b/>
+          <w:bCs/>
+        </w:rPr>
+        <w:t>:</w:t>
+      </w:r>
+    </w:p>
+    <w:tbl>
+      <w:tblPr>
+        <w:tblStyle w:val="TableGrid"/>
+        <w:tblW w:w="0" w:type="auto"/>
+        <w:tblLook w:val="04A0" w:firstRow="1" w:lastRow="0" w:firstColumn="1" w:lastColumn="0" w:noHBand="0" w:noVBand="1"/>
+      </w:tblPr>
+      <w:tblGrid>
+        <w:gridCol w:w="2051"/>
+        <w:gridCol w:w="2039"/>
+      </w:tblGrid>
+      <w:tr>
+        <w:tc>
+          <w:tcPr>
+            <w:tcW w:w="0" w:type="auto"/>
+            <w:hideMark/>
+          </w:tcPr>
+          <w:p>
+            <w:pPr>
+              <w:spacing w:after="160" w:line="278" w:lineRule="auto"/>
+            </w:pPr>
+            <w:r>
+              <w:t>Transaction Month</w:t>
+            </w:r>
+          </w:p>
+        </w:tc>
+        <w:tc>
+          <w:tcPr>
+            <w:tcW w:w="0" w:type="auto"/>
+            <w:hideMark/>
+          </w:tcPr>
+          <w:p>
+            <w:pPr>
+              <w:spacing w:after="160" w:line="278" w:lineRule="auto"/>
+            </w:pPr>
+            <w:r>
+              <w:t>Fraud Transactions</w:t>
+            </w:r>
+          </w:p>
+        </w:tc>
+      </w:tr>
+      <w:tr>
+        <w:tc>
+          <w:tcPr>
+            <w:tcW w:w="0" w:type="auto"/>
+            <w:hideMark/>
+          </w:tcPr>
+          <w:p>
+            <w:pPr>
+              <w:spacing w:after="160" w:line="278" w:lineRule="auto"/>
+            </w:pPr>
+            <w:r>
+              <w:t>March</w:t>
+            </w:r>
+          </w:p>
+        </w:tc>
+        <w:tc>
+          <w:tcPr>
+            <w:tcW w:w="0" w:type="auto"/>
+            <w:hideMark/>
+          </w:tcPr>
+          <w:p>
+            <w:pPr>
+              <w:spacing w:after="160" w:line="278" w:lineRule="auto"/>
+            </w:pPr>
+            <w:r>
+              <w:t>938</w:t>
+            </w:r>
+          </w:p>
+        </w:tc>
+      </w:tr>
+      <w:tr>
+        <w:tc>
+          <w:tcPr>
+            <w:tcW w:w="0" w:type="auto"/>
+            <w:hideMark/>
+          </w:tcPr>
+          <w:p>
+            <w:pPr>
+              <w:spacing w:after="160" w:line="278" w:lineRule="auto"/>
+            </w:pPr>
+            <w:r>
+              <w:t>May</w:t>
+            </w:r>
+          </w:p>
+        </w:tc>
+        <w:tc>
+          <w:tcPr>
+            <w:tcW w:w="0" w:type="auto"/>
+            <w:hideMark/>
+          </w:tcPr>
+          <w:p>
+            <w:pPr>
+              <w:spacing w:after="160" w:line="278" w:lineRule="auto"/>
+            </w:pPr>
+            <w:r>
+              <w:t>935</w:t>
+            </w:r>
+          </w:p>
+        </w:tc>
+      </w:tr>
+      <w:tr>
+        <w:tc>
+          <w:tcPr>
+            <w:tcW w:w="0" w:type="auto"/>
+            <w:hideMark/>
+          </w:tcPr>
+          <w:p>
+            <w:pPr>
+              <w:spacing w:after="160" w:line="278" w:lineRule="auto"/>
+            </w:pPr>
+            <w:r>
+              <w:t>February</w:t>
+            </w:r>
+          </w:p>
+        </w:tc>
+        <w:tc>
+          <w:tcPr>
+            <w:tcW w:w="0" w:type="auto"/>
+            <w:hideMark/>
+          </w:tcPr>
+          <w:p>
+            <w:pPr>
+              <w:spacing w:after="160" w:line="278" w:lineRule="auto"/>
+            </w:pPr>
+            <w:r>
+              <w:t>853</w:t>
+            </w:r>
+          </w:p>
+        </w:tc>
+      </w:tr>
+      <w:tr>
+        <w:tc>
+          <w:tcPr>
+            <w:tcW w:w="0" w:type="auto"/>
+            <w:hideMark/>
+          </w:tcPr>
+          <w:p>
+            <w:pPr>
+              <w:spacing w:after="160" w:line="278" w:lineRule="auto"/>
+            </w:pPr>
+            <w:r>
+              <w:t>December</w:t>
+            </w:r>
+          </w:p>
+        </w:tc>
+        <w:tc>
+          <w:tcPr>
+            <w:tcW w:w="0" w:type="auto"/>
+            <w:hideMark/>
+          </w:tcPr>
+          <w:p>
+            <w:pPr>
+              <w:spacing w:after="160" w:line="278" w:lineRule="auto"/>
+            </w:pPr>
+            <w:r>
+              <w:t>850</w:t>
+            </w:r>
+          </w:p>
+        </w:tc>
+      </w:tr>
+      <w:tr>
+        <w:tc>
+          <w:tcPr>
+            <w:tcW w:w="0" w:type="auto"/>
+            <w:hideMark/>
+          </w:tcPr>
+          <w:p>
+            <w:pPr>
+              <w:spacing w:after="160" w:line="278" w:lineRule="auto"/>
+            </w:pPr>
+            <w:r>
+              <w:lastRenderedPageBreak/>
+              <w:t>January</w:t>
+            </w:r>
+          </w:p>
+        </w:tc>
+        <w:tc>
+          <w:tcPr>
+            <w:tcW w:w="0" w:type="auto"/>
+            <w:hideMark/>
+          </w:tcPr>
+          <w:p>
+            <w:pPr>
+              <w:spacing w:after="160" w:line="278" w:lineRule="auto"/>
+            </w:pPr>
+            <w:r>
+              <w:t>849</w:t>
+            </w:r>
+          </w:p>
+        </w:tc>
+      </w:tr>
+      <w:tr>
+        <w:tc>
+          <w:tcPr>
+            <w:tcW w:w="0" w:type="auto"/>
+            <w:hideMark/>
+          </w:tcPr>
+          <w:p>
+            <w:pPr>
+              <w:spacing w:after="160" w:line="278" w:lineRule="auto"/>
+            </w:pPr>
+            <w:r>
+              <w:t>October</w:t>
+            </w:r>
+          </w:p>
+        </w:tc>
+        <w:tc>
+          <w:tcPr>
+            <w:tcW w:w="0" w:type="auto"/>
+            <w:hideMark/>
+          </w:tcPr>
+          <w:p>
+            <w:pPr>
+              <w:spacing w:after="160" w:line="278" w:lineRule="auto"/>
+            </w:pPr>
+            <w:r>
+              <w:t>838</w:t>
+            </w:r>
+          </w:p>
+        </w:tc>
+      </w:tr>
+      <w:tr>
+        <w:tc>
+          <w:tcPr>
+            <w:tcW w:w="0" w:type="auto"/>
+            <w:hideMark/>
+          </w:tcPr>
+          <w:p>
+            <w:pPr>
+              <w:spacing w:after="160" w:line="278" w:lineRule="auto"/>
+            </w:pPr>
+            <w:r>
+              <w:t>June</w:t>
+            </w:r>
+          </w:p>
+        </w:tc>
+        <w:tc>
+          <w:tcPr>
+            <w:tcW w:w="0" w:type="auto"/>
+            <w:hideMark/>
+          </w:tcPr>
+          <w:p>
+            <w:pPr>
+              <w:spacing w:after="160" w:line="278" w:lineRule="auto"/>
+            </w:pPr>
+            <w:r>
+              <w:t>821</w:t>
+            </w:r>
+          </w:p>
+        </w:tc>
+      </w:tr>
+      <w:tr>
+        <w:tc>
+          <w:tcPr>
+            <w:tcW w:w="0" w:type="auto"/>
+            <w:hideMark/>
+          </w:tcPr>
+          <w:p>
+            <w:pPr>
+              <w:spacing w:after="160" w:line="278" w:lineRule="auto"/>
+            </w:pPr>
+            <w:r>
+              <w:t>August</w:t>
+            </w:r>
+          </w:p>
+        </w:tc>
+        <w:tc>
+          <w:tcPr>
+            <w:tcW w:w="0" w:type="auto"/>
+            <w:hideMark/>
+          </w:tcPr>
+          <w:p>
+            <w:pPr>
+              <w:spacing w:after="160" w:line="278" w:lineRule="auto"/>
+            </w:pPr>
+            <w:r>
+              <w:t>797</w:t>
+            </w:r>
+          </w:p>
+        </w:tc>
+      </w:tr>
+      <w:tr>
+        <w:tc>
+          <w:tcPr>
+            <w:tcW w:w="0" w:type="auto"/>
+            <w:hideMark/>
+          </w:tcPr>
+          <w:p>
+            <w:pPr>
+              <w:spacing w:after="160" w:line="278" w:lineRule="auto"/>
+            </w:pPr>
+            <w:r>
+              <w:t>September</w:t>
+            </w:r>
+          </w:p>
+        </w:tc>
+        <w:tc>
+          <w:tcPr>
+            <w:tcW w:w="0" w:type="auto"/>
+            <w:hideMark/>
+          </w:tcPr>
+          <w:p>
+            <w:pPr>
+              <w:spacing w:after="160" w:line="278" w:lineRule="auto"/>
+            </w:pPr>
+            <w:r>
+              <w:t>758</w:t>
+            </w:r>
+          </w:p>
+        </w:tc>
+      </w:tr>
+      <w:tr>
+        <w:tc>
+          <w:tcPr>
+            <w:tcW w:w="0" w:type="auto"/>
+            <w:hideMark/>
+          </w:tcPr>
+          <w:p>
+            <w:pPr>
+              <w:spacing w:after="160" w:line="278" w:lineRule="auto"/>
+            </w:pPr>
+            <w:r>
+              <w:t>November</w:t>
+            </w:r>
+          </w:p>
+        </w:tc>
+        <w:tc>
+          <w:tcPr>
+            <w:tcW w:w="0" w:type="auto"/>
+            <w:hideMark/>
+          </w:tcPr>
+          <w:p>
+            <w:pPr>
+              <w:spacing w:after="160" w:line="278" w:lineRule="auto"/>
+            </w:pPr>
+            <w:r>
+              <w:t>682</w:t>
+            </w:r>
+          </w:p>
+        </w:tc>
+      </w:tr>
+      <w:tr>
+        <w:tc>
+          <w:tcPr>
+            <w:tcW w:w="0" w:type="auto"/>
+            <w:hideMark/>
+          </w:tcPr>
+          <w:p>
+            <w:pPr>
+              <w:spacing w:after="160" w:line="278" w:lineRule="auto"/>
+            </w:pPr>
+            <w:r>
+              <w:t>April</w:t>
+            </w:r>
+          </w:p>
+        </w:tc>
+        <w:tc>
+          <w:tcPr>
+            <w:tcW w:w="0" w:type="auto"/>
+            <w:hideMark/>
+          </w:tcPr>
+          <w:p>
+            <w:pPr>
+              <w:spacing w:after="160" w:line="278" w:lineRule="auto"/>
+            </w:pPr>
+            <w:r>
+              <w:t>678</w:t>
+            </w:r>
+          </w:p>
+        </w:tc>
+      </w:tr>
+      <w:tr>
+        <w:tc>
+          <w:tcPr>
+            <w:tcW w:w="0" w:type="auto"/>
+            <w:hideMark/>
+          </w:tcPr>
+          <w:p>
+            <w:pPr>
+              <w:spacing w:after="160" w:line="278" w:lineRule="auto"/>
+            </w:pPr>
+            <w:r>
+              <w:t>July</w:t>
+            </w:r>
+          </w:p>
+        </w:tc>
+        <w:tc>
+          <w:tcPr>
+            <w:tcW w:w="0" w:type="auto"/>
+            <w:hideMark/>
+          </w:tcPr>
+          <w:p>
+            <w:pPr>
+              <w:spacing w:after="160" w:line="278" w:lineRule="auto"/>
+            </w:pPr>
+            <w:r>
+              <w:t>652</w:t>
+            </w:r>
+          </w:p>
+        </w:tc>
+      </w:tr>
+    </w:tbl>
+    <w:p>
+      <w:pPr>
+        <w:rPr>
+          <w:b/>
+          <w:bCs/>
+        </w:rPr>
+      </w:pPr>
+    </w:p>
+    <w:p>
+      <w:pPr>
+        <w:rPr>
+          <w:b/>
+          <w:bCs/>
+        </w:rPr>
+      </w:pPr>
+      <w:r>
+        <w:rPr>
+          <w:b/>
+          <w:bCs/>
+        </w:rPr>
+        <w:t>PURPOSE</w:t>
+      </w:r>
+      <w:r>
+        <w:rPr>
+          <w:b/>
+          <w:bCs/>
+        </w:rPr>
+        <w:t xml:space="preserve">: </w:t>
+      </w:r>
+      <w:r>
+        <w:t xml:space="preserve">The </w:t>
+      </w:r>
+      <w:proofErr w:type="spellStart"/>
+      <w:r>
+        <w:t>vw_monthly_fraud_analysis</w:t>
+      </w:r>
+      <w:proofErr w:type="spellEnd"/>
+      <w:r>
+        <w:t xml:space="preserve"> view provides a reusable dataset containing fraud transaction counts across different months. This allows Power BI to </w:t>
+      </w:r>
+      <w:proofErr w:type="spellStart"/>
+      <w:r>
+        <w:t>analyze</w:t>
+      </w:r>
+      <w:proofErr w:type="spellEnd"/>
+      <w:r>
+        <w:t xml:space="preserve"> monthly fraud patterns without recalculating the datetime conversion and aggregation logic.</w:t>
+      </w:r>
+    </w:p>
+    <w:p>
+      <w:pPr>
+        <w:rPr>
+          <w:b/>
+          <w:bCs/>
+        </w:rPr>
+      </w:pPr>
+      <w:r>
+        <w:rPr>
+          <w:b/>
+          <w:bCs/>
+        </w:rPr>
+        <w:t>POWER BI USAGE</w:t>
+      </w:r>
+      <w:r>
+        <w:rPr>
+          <w:b/>
+          <w:bCs/>
+        </w:rPr>
+        <w:t xml:space="preserve">: </w:t>
+      </w:r>
+      <w:r>
+        <w:t>This view can support:</w:t>
+      </w:r>
+      <w:r>
+        <w:rPr>
+          <w:b/>
+          <w:bCs/>
+        </w:rPr>
+        <w:t xml:space="preserve"> </w:t>
+      </w:r>
+      <w:r>
+        <w:t>Fraud Transactions by Month</w:t>
+      </w:r>
+      <w:r>
+        <w:t xml:space="preserve">, </w:t>
+      </w:r>
+      <w:r>
+        <w:t>Monthly Fraud Comparison Charts</w:t>
+      </w:r>
+      <w:r>
+        <w:t xml:space="preserve">, </w:t>
+      </w:r>
+      <w:r>
+        <w:t xml:space="preserve">Identification of Months with Higher Fraud Activity </w:t>
+      </w:r>
+      <w:r>
+        <w:t xml:space="preserve">and </w:t>
+      </w:r>
+      <w:r>
+        <w:t>Temporal Fraud Monitoring Analysis</w:t>
+      </w:r>
+      <w:r>
+        <w:t>:</w:t>
+      </w:r>
+    </w:p>
+    <w:p>
+      <w:pPr>
+        <w:rPr>
+          <w:b/>
+          <w:bCs/>
+        </w:rPr>
+      </w:pPr>
+      <w:r>
+        <w:rPr>
+          <w:b/>
+          <w:bCs/>
+        </w:rPr>
+        <w:t>CONCLUSION</w:t>
+      </w:r>
+      <w:r>
+        <w:rPr>
+          <w:b/>
+          <w:bCs/>
+        </w:rPr>
+        <w:t xml:space="preserve">: </w:t>
+      </w:r>
+      <w:r>
+        <w:t>The monthly fraud analysis view was successfully created and verified against the previously calculated standalone KPI. The view provides a Power BI-ready dataset for comparing fraud activity across different months.</w:t>
+      </w:r>
+    </w:p>
+    <w:p>
+      <w:pPr>
+        <w:rPr>
+          <w:b/>
+          <w:bCs/>
+        </w:rPr>
+      </w:pPr>
+      <w:r>
+        <w:rPr>
+          <w:b/>
+          <w:bCs/>
+        </w:rPr>
+        <w:t>STEP 6.9.8 — CREATE RISK ANALYSIS VIEW</w:t>
+      </w:r>
+    </w:p>
+    <w:p>
+      <w:pPr>
+        <w:rPr>
+          <w:b/>
+          <w:bCs/>
+        </w:rPr>
+      </w:pPr>
+      <w:r>
+        <w:rPr>
+          <w:b/>
+          <w:bCs/>
+        </w:rPr>
+        <w:t>OBJECTIVE</w:t>
+      </w:r>
+      <w:r>
+        <w:rPr>
+          <w:b/>
+          <w:bCs/>
+        </w:rPr>
+        <w:t xml:space="preserve">: </w:t>
+      </w:r>
+      <w:r>
+        <w:t>Create a reusable SQL view containing risk category distribution, percentage distribution, operational alerts, and actual fraud transactions to support model risk and alert analysis in Power BI.</w:t>
+      </w:r>
+    </w:p>
+    <w:p>
+      <w:pPr>
+        <w:rPr>
+          <w:b/>
+          <w:bCs/>
+        </w:rPr>
+      </w:pPr>
+      <w:r>
+        <w:rPr>
+          <w:b/>
+          <w:bCs/>
+        </w:rPr>
+        <w:t>SQL Query</w:t>
+      </w:r>
+    </w:p>
+    <w:p>
+      <w:r>
+        <w:t xml:space="preserve">CREATE VIEW </w:t>
+      </w:r>
+      <w:proofErr w:type="spellStart"/>
+      <w:r>
+        <w:t>vw_risk_analysis</w:t>
+      </w:r>
+      <w:proofErr w:type="spellEnd"/>
+      <w:r>
+        <w:t xml:space="preserve"> AS</w:t>
+      </w:r>
+      <w:r>
+        <w:br/>
+        <w:t>SELECT</w:t>
+      </w:r>
+      <w:r>
+        <w:br/>
+        <w:t xml:space="preserve">    </w:t>
+      </w:r>
+      <w:proofErr w:type="spellStart"/>
+      <w:r>
+        <w:t>risk_category</w:t>
+      </w:r>
+      <w:proofErr w:type="spellEnd"/>
+      <w:r>
+        <w:t>,</w:t>
+      </w:r>
+      <w:r>
+        <w:br/>
+        <w:t xml:space="preserve">    alert,</w:t>
+      </w:r>
+      <w:r>
+        <w:br/>
+        <w:t xml:space="preserve">    </w:t>
+      </w:r>
+      <w:proofErr w:type="gramStart"/>
+      <w:r>
+        <w:t>COUNT(</w:t>
+      </w:r>
+      <w:proofErr w:type="gramEnd"/>
+      <w:r>
+        <w:t xml:space="preserve">*) AS </w:t>
+      </w:r>
+      <w:proofErr w:type="spellStart"/>
+      <w:r>
+        <w:t>transaction_count</w:t>
+      </w:r>
+      <w:proofErr w:type="spellEnd"/>
+      <w:r>
+        <w:t>,</w:t>
+      </w:r>
+      <w:r>
+        <w:br/>
+        <w:t xml:space="preserve">    </w:t>
+      </w:r>
+      <w:proofErr w:type="gramStart"/>
+      <w:r>
+        <w:t>ROUND(</w:t>
+      </w:r>
+      <w:proofErr w:type="gramEnd"/>
+      <w:r>
+        <w:br/>
+        <w:t xml:space="preserve">        </w:t>
+      </w:r>
+      <w:proofErr w:type="gramStart"/>
+      <w:r>
+        <w:t>COUNT(</w:t>
+      </w:r>
+      <w:proofErr w:type="gramEnd"/>
+      <w:r>
+        <w:t>*) * 100.0</w:t>
+      </w:r>
+      <w:r>
+        <w:br/>
+        <w:t xml:space="preserve">        / (SELECT </w:t>
+      </w:r>
+      <w:proofErr w:type="gramStart"/>
+      <w:r>
+        <w:t>COUNT(</w:t>
+      </w:r>
+      <w:proofErr w:type="gramEnd"/>
+      <w:r>
+        <w:t xml:space="preserve">*) FROM </w:t>
+      </w:r>
+      <w:proofErr w:type="spellStart"/>
+      <w:r>
+        <w:t>fraud_risk_scores</w:t>
+      </w:r>
+      <w:proofErr w:type="spellEnd"/>
+      <w:r>
+        <w:t>),</w:t>
+      </w:r>
+      <w:r>
+        <w:br/>
+        <w:t xml:space="preserve">        2</w:t>
+      </w:r>
+      <w:r>
+        <w:br/>
+        <w:t xml:space="preserve">  </w:t>
+      </w:r>
+      <w:proofErr w:type="gramStart"/>
+      <w:r>
+        <w:t xml:space="preserve">  )</w:t>
+      </w:r>
+      <w:proofErr w:type="gramEnd"/>
+      <w:r>
+        <w:t xml:space="preserve"> AS </w:t>
+      </w:r>
+      <w:proofErr w:type="spellStart"/>
+      <w:r>
+        <w:t>percentage_distribution,</w:t>
+      </w:r>
+      <w:proofErr w:type="spellEnd"/>
+    </w:p>
+    <w:p>
+      <w:r>
+        <w:lastRenderedPageBreak/>
+        <w:t xml:space="preserve">       </w:t>
+      </w:r>
+      <w:proofErr w:type="gramStart"/>
+      <w:r>
+        <w:t>COUNT</w:t>
+      </w:r>
+      <w:r>
+        <w:t>(</w:t>
+      </w:r>
+      <w:proofErr w:type="gramEnd"/>
+      <w:r>
+        <w:t xml:space="preserve">CASE WHEN </w:t>
+      </w:r>
+      <w:proofErr w:type="spellStart"/>
+      <w:r>
+        <w:t>actual_fraud</w:t>
+      </w:r>
+      <w:proofErr w:type="spellEnd"/>
+      <w:r>
+        <w:t xml:space="preserve"> = 1 THEN 1 END) AS </w:t>
+      </w:r>
+      <w:proofErr w:type="spellStart"/>
+      <w:r>
+        <w:t>actual_fraud_transactions</w:t>
+      </w:r>
+      <w:proofErr w:type="spellEnd"/>
+      <w:r>
+        <w:br/>
+        <w:t xml:space="preserve">FROM </w:t>
+      </w:r>
+      <w:proofErr w:type="spellStart"/>
+      <w:r>
+        <w:t>fraud_risk_scores</w:t>
+      </w:r>
+      <w:proofErr w:type="spellEnd"/>
+      <w:r>
+        <w:br/>
+        <w:t>GROUP B</w:t>
+      </w:r>
+      <w:r>
+        <w:t xml:space="preserve">Y </w:t>
+      </w:r>
+      <w:proofErr w:type="spellStart"/>
+      <w:r>
+        <w:t>risk_category</w:t>
+      </w:r>
+      <w:proofErr w:type="spellEnd"/>
+      <w:r>
+        <w:t>,</w:t>
+      </w:r>
+      <w:r>
+        <w:t xml:space="preserve"> </w:t>
+      </w:r>
+      <w:r>
+        <w:t>alert;</w:t>
+      </w:r>
+    </w:p>
+    <w:p>
+      <w:pPr>
+        <w:rPr>
+          <w:b/>
+          <w:bCs/>
+        </w:rPr>
+      </w:pPr>
+      <w:r>
+        <w:rPr>
+          <w:b/>
+          <w:bCs/>
+        </w:rPr>
+        <w:t>VIEW VERIFICATION</w:t>
+      </w:r>
+      <w:r>
+        <w:rPr>
+          <w:b/>
+          <w:bCs/>
+        </w:rPr>
+        <w:t xml:space="preserve">: </w:t>
+      </w:r>
+      <w:r>
+        <w:t>SELECT *</w:t>
+      </w:r>
+      <w:r>
+        <w:t xml:space="preserve"> </w:t>
+      </w:r>
+      <w:r>
+        <w:t xml:space="preserve">FROM </w:t>
+      </w:r>
+      <w:proofErr w:type="spellStart"/>
+      <w:r>
+        <w:t>vw_risk_analysis</w:t>
+      </w:r>
+      <w:proofErr w:type="spellEnd"/>
+      <w:r>
+        <w:t xml:space="preserve"> </w:t>
+      </w:r>
+      <w:r>
+        <w:t xml:space="preserve">ORDER BY </w:t>
+      </w:r>
+      <w:proofErr w:type="spellStart"/>
+      <w:r>
+        <w:t>transaction_count</w:t>
+      </w:r>
+      <w:proofErr w:type="spellEnd"/>
+      <w:r>
+        <w:t xml:space="preserve"> DESC;</w:t>
+      </w:r>
+    </w:p>
+    <w:p>
+      <w:pPr>
+        <w:rPr>
+          <w:b/>
+          <w:bCs/>
+        </w:rPr>
+      </w:pPr>
+      <w:r>
+        <w:rPr>
+          <w:b/>
+          <w:bCs/>
+        </w:rPr>
+        <w:t>RESULT</w:t>
+      </w:r>
+      <w:r>
+        <w:rPr>
+          <w:b/>
+          <w:bCs/>
+        </w:rPr>
+        <w:t>:</w:t>
+      </w:r>
+    </w:p>
+    <w:tbl>
+      <w:tblPr>
+        <w:tblStyle w:val="TableGrid"/>
+        <w:tblW w:w="0" w:type="auto"/>
+        <w:tblLook w:val="04A0" w:firstRow="1" w:lastRow="0" w:firstColumn="1" w:lastColumn="0" w:noHBand="0" w:noVBand="1"/>
+      </w:tblPr>
+      <w:tblGrid>
+        <w:gridCol w:w="1330"/>
+        <w:gridCol w:w="1860"/>
+        <w:gridCol w:w="1689"/>
+        <w:gridCol w:w="1999"/>
+        <w:gridCol w:w="2138"/>
+      </w:tblGrid>
+      <w:tr>
+        <w:tc>
+          <w:tcPr>
+            <w:tcW w:w="0" w:type="auto"/>
+            <w:hideMark/>
+          </w:tcPr>
+          <w:p>
+            <w:pPr>
+              <w:spacing w:after="160" w:line="278" w:lineRule="auto"/>
+            </w:pPr>
+            <w:r>
+              <w:t>Risk Category</w:t>
+            </w:r>
+          </w:p>
+        </w:tc>
+        <w:tc>
+          <w:tcPr>
+            <w:tcW w:w="0" w:type="auto"/>
+            <w:hideMark/>
+          </w:tcPr>
+          <w:p>
+            <w:pPr>
+              <w:spacing w:after="160" w:line="278" w:lineRule="auto"/>
+            </w:pPr>
+            <w:r>
+              <w:t>Alert</w:t>
+            </w:r>
+          </w:p>
+        </w:tc>
+        <w:tc>
+          <w:tcPr>
+            <w:tcW w:w="0" w:type="auto"/>
+            <w:hideMark/>
+          </w:tcPr>
+          <w:p>
+            <w:pPr>
+              <w:spacing w:after="160" w:line="278" w:lineRule="auto"/>
+            </w:pPr>
+            <w:r>
+              <w:t>Transaction Count</w:t>
+            </w:r>
+          </w:p>
+        </w:tc>
+        <w:tc>
+          <w:tcPr>
+            <w:tcW w:w="0" w:type="auto"/>
+            <w:hideMark/>
+          </w:tcPr>
+          <w:p>
+            <w:pPr>
+              <w:spacing w:after="160" w:line="278" w:lineRule="auto"/>
+            </w:pPr>
+            <w:r>
+              <w:t>Percentage Distribution</w:t>
+            </w:r>
+          </w:p>
+        </w:tc>
+        <w:tc>
+          <w:tcPr>
+            <w:tcW w:w="0" w:type="auto"/>
+            <w:hideMark/>
+          </w:tcPr>
+          <w:p>
+            <w:pPr>
+              <w:spacing w:after="160" w:line="278" w:lineRule="auto"/>
+            </w:pPr>
+            <w:r>
+              <w:t>Actual Fraud Transactions</w:t>
+            </w:r>
+          </w:p>
+        </w:tc>
+      </w:tr>
+      <w:tr>
+        <w:tc>
+          <w:tcPr>
+            <w:tcW w:w="0" w:type="auto"/>
+            <w:hideMark/>
+          </w:tcPr>
+          <w:p>
+            <w:pPr>
+              <w:spacing w:after="160" w:line="278" w:lineRule="auto"/>
+            </w:pPr>
+            <w:r>
+              <w:t>Low</w:t>
+            </w:r>
+          </w:p>
+        </w:tc>
+        <w:tc>
+          <w:tcPr>
+            <w:tcW w:w="0" w:type="auto"/>
+            <w:hideMark/>
+          </w:tcPr>
+          <w:p>
+            <w:pPr>
+              <w:spacing w:after="160" w:line="278" w:lineRule="auto"/>
+            </w:pPr>
+            <w:r>
+              <w:t>LOW RISK</w:t>
+            </w:r>
+          </w:p>
+        </w:tc>
+        <w:tc>
+          <w:tcPr>
+            <w:tcW w:w="0" w:type="auto"/>
+            <w:hideMark/>
+          </w:tcPr>
+          <w:p>
+            <w:pPr>
+              <w:spacing w:after="160" w:line="278" w:lineRule="auto"/>
+            </w:pPr>
+            <w:r>
+              <w:t>361,872</w:t>
+            </w:r>
+          </w:p>
+        </w:tc>
+        <w:tc>
+          <w:tcPr>
+            <w:tcW w:w="0" w:type="auto"/>
+            <w:hideMark/>
+          </w:tcPr>
+          <w:p>
+            <w:pPr>
+              <w:spacing w:after="160" w:line="278" w:lineRule="auto"/>
+            </w:pPr>
+            <w:r>
+              <w:t>97.68%</w:t>
+            </w:r>
+          </w:p>
+        </w:tc>
+        <w:tc>
+          <w:tcPr>
+            <w:tcW w:w="0" w:type="auto"/>
+            <w:hideMark/>
+          </w:tcPr>
+          <w:p>
+            <w:pPr>
+              <w:spacing w:after="160" w:line="278" w:lineRule="auto"/>
+            </w:pPr>
+            <w:r>
+              <w:t>85</w:t>
+            </w:r>
+          </w:p>
+        </w:tc>
+      </w:tr>
+      <w:tr>
+        <w:tc>
+          <w:tcPr>
+            <w:tcW w:w="0" w:type="auto"/>
+            <w:hideMark/>
+          </w:tcPr>
+          <w:p>
+            <w:pPr>
+              <w:spacing w:after="160" w:line="278" w:lineRule="auto"/>
+            </w:pPr>
+            <w:r>
+              <w:t>Medium</w:t>
+            </w:r>
+          </w:p>
+        </w:tc>
+        <w:tc>
+          <w:tcPr>
+            <w:tcW w:w="0" w:type="auto"/>
+            <w:hideMark/>
+          </w:tcPr>
+          <w:p>
+            <w:pPr>
+              <w:spacing w:after="160" w:line="278" w:lineRule="auto"/>
+            </w:pPr>
+            <w:r>
+              <w:t>MEDIUM RISK ALERT</w:t>
+            </w:r>
+          </w:p>
+        </w:tc>
+        <w:tc>
+          <w:tcPr>
+            <w:tcW w:w="0" w:type="auto"/>
+            <w:hideMark/>
+          </w:tcPr>
+          <w:p>
+            <w:pPr>
+              <w:spacing w:after="160" w:line="278" w:lineRule="auto"/>
+            </w:pPr>
+            <w:r>
+              <w:t>5,587</w:t>
+            </w:r>
+          </w:p>
+        </w:tc>
+        <w:tc>
+          <w:tcPr>
+            <w:tcW w:w="0" w:type="auto"/>
+            <w:hideMark/>
+          </w:tcPr>
+          <w:p>
+            <w:pPr>
+              <w:spacing w:after="160" w:line="278" w:lineRule="auto"/>
+            </w:pPr>
+            <w:r>
+              <w:t>1.51%</w:t>
+            </w:r>
+          </w:p>
+        </w:tc>
+        <w:tc>
+          <w:tcPr>
+            <w:tcW w:w="0" w:type="auto"/>
+            <w:hideMark/>
+          </w:tcPr>
+          <w:p>
+            <w:pPr>
+              <w:spacing w:after="160" w:line="278" w:lineRule="auto"/>
+            </w:pPr>
+            <w:r>
+              <w:t>122</w:t>
+            </w:r>
+          </w:p>
+        </w:tc>
+      </w:tr>
+      <w:tr>
+        <w:tc>
+          <w:tcPr>
+            <w:tcW w:w="0" w:type="auto"/>
+            <w:hideMark/>
+          </w:tcPr>
+          <w:p>
+            <w:pPr>
+              <w:spacing w:after="160" w:line="278" w:lineRule="auto"/>
+            </w:pPr>
+            <w:r>
+              <w:t>Critical</w:t>
+            </w:r>
+          </w:p>
+        </w:tc>
+        <w:tc>
+          <w:tcPr>
+            <w:tcW w:w="0" w:type="auto"/>
+            <w:hideMark/>
+          </w:tcPr>
+          <w:p>
+            <w:pPr>
+              <w:spacing w:after="160" w:line="278" w:lineRule="auto"/>
+            </w:pPr>
+            <w:r>
+              <w:t>CRITICAL FRAUD ALERT</w:t>
+            </w:r>
+          </w:p>
+        </w:tc>
+        <w:tc>
+          <w:tcPr>
+            <w:tcW w:w="0" w:type="auto"/>
+            <w:hideMark/>
+          </w:tcPr>
+          <w:p>
+            <w:pPr>
+              <w:spacing w:after="160" w:line="278" w:lineRule="auto"/>
+            </w:pPr>
+            <w:r>
+              <w:t>1,765</w:t>
+            </w:r>
+          </w:p>
+        </w:tc>
+        <w:tc>
+          <w:tcPr>
+            <w:tcW w:w="0" w:type="auto"/>
+            <w:hideMark/>
+          </w:tcPr>
+          <w:p>
+            <w:pPr>
+              <w:spacing w:after="160" w:line="278" w:lineRule="auto"/>
+            </w:pPr>
+            <w:r>
+              <w:t>0.48%</w:t>
+            </w:r>
+          </w:p>
+        </w:tc>
+        <w:tc>
+          <w:tcPr>
+            <w:tcW w:w="0" w:type="auto"/>
+            <w:hideMark/>
+          </w:tcPr>
+          <w:p>
+            <w:pPr>
+              <w:spacing w:after="160" w:line="278" w:lineRule="auto"/>
+            </w:pPr>
+            <w:r>
+              <w:t>1,512</w:t>
+            </w:r>
+          </w:p>
+        </w:tc>
+      </w:tr>
+      <w:tr>
+        <w:tc>
+          <w:tcPr>
+            <w:tcW w:w="0" w:type="auto"/>
+            <w:hideMark/>
+          </w:tcPr>
+          <w:p>
+            <w:pPr>
+              <w:spacing w:after="160" w:line="278" w:lineRule="auto"/>
+            </w:pPr>
+            <w:r>
+              <w:t>High</w:t>
+            </w:r>
+          </w:p>
+        </w:tc>
+        <w:tc>
+          <w:tcPr>
+            <w:tcW w:w="0" w:type="auto"/>
+            <w:hideMark/>
+          </w:tcPr>
+          <w:p>
+            <w:pPr>
+              <w:spacing w:after="160" w:line="278" w:lineRule="auto"/>
+            </w:pPr>
+            <w:r>
+              <w:t>HIGH RISK ALERT</w:t>
+            </w:r>
+          </w:p>
+        </w:tc>
+        <w:tc>
+          <w:tcPr>
+            <w:tcW w:w="0" w:type="auto"/>
+            <w:hideMark/>
+          </w:tcPr>
+          <w:p>
+            <w:pPr>
+              <w:spacing w:after="160" w:line="278" w:lineRule="auto"/>
+            </w:pPr>
+            <w:r>
+              <w:t>1,255</w:t>
+            </w:r>
+          </w:p>
+        </w:tc>
+        <w:tc>
+          <w:tcPr>
+            <w:tcW w:w="0" w:type="auto"/>
+            <w:hideMark/>
+          </w:tcPr>
+          <w:p>
+            <w:pPr>
+              <w:spacing w:after="160" w:line="278" w:lineRule="auto"/>
+            </w:pPr>
+            <w:r>
+              <w:t>0.34%</w:t>
+            </w:r>
+          </w:p>
+        </w:tc>
+        <w:tc>
+          <w:tcPr>
+            <w:tcW w:w="0" w:type="auto"/>
+            <w:hideMark/>
+          </w:tcPr>
+          <w:p>
+            <w:pPr>
+              <w:spacing w:after="160" w:line="278" w:lineRule="auto"/>
+            </w:pPr>
+            <w:r>
+              <w:t>211</w:t>
+            </w:r>
+          </w:p>
+        </w:tc>
+      </w:tr>
+    </w:tbl>
+    <w:p>
+      <w:pPr>
+        <w:rPr>
+          <w:b/>
+          <w:bCs/>
+        </w:rPr>
+      </w:pPr>
+    </w:p>
+    <w:p>
+      <w:pPr>
+        <w:rPr>
+          <w:b/>
+          <w:bCs/>
+        </w:rPr>
+      </w:pPr>
+      <w:r>
+        <w:rPr>
+          <w:b/>
+          <w:bCs/>
+        </w:rPr>
+        <w:t>PURPOSE</w:t>
+      </w:r>
+      <w:r>
+        <w:rPr>
+          <w:b/>
+          <w:bCs/>
+        </w:rPr>
+        <w:t xml:space="preserve">: </w:t>
+      </w:r>
+      <w:r>
+        <w:t xml:space="preserve">The </w:t>
+      </w:r>
+      <w:proofErr w:type="spellStart"/>
+      <w:r>
+        <w:t>vw_risk_analysis</w:t>
+      </w:r>
+      <w:proofErr w:type="spellEnd"/>
+      <w:r>
+        <w:t xml:space="preserve"> view consolidates multiple model-generated risk and alert metrics into a single reusable database object. This allows Power BI to </w:t>
+      </w:r>
+      <w:proofErr w:type="spellStart"/>
+      <w:r>
+        <w:t>analyze</w:t>
+      </w:r>
+      <w:proofErr w:type="spellEnd"/>
+      <w:r>
+        <w:t xml:space="preserve"> transaction risk segmentation, alert distribution, and the concentration of confirmed fraud cases across different risk categories without recalculating the underlying business logic.</w:t>
+      </w:r>
+    </w:p>
+    <w:p>
+      <w:pPr>
+        <w:rPr>
+          <w:b/>
+          <w:bCs/>
+        </w:rPr>
+      </w:pPr>
+      <w:r>
+        <w:rPr>
+          <w:b/>
+          <w:bCs/>
+        </w:rPr>
+        <w:t>POWER BI USAGE</w:t>
+      </w:r>
+      <w:r>
+        <w:rPr>
+          <w:b/>
+          <w:bCs/>
+        </w:rPr>
+        <w:t xml:space="preserve">: </w:t>
+      </w:r>
+      <w:r>
+        <w:t>This view can support:</w:t>
+      </w:r>
+      <w:r>
+        <w:rPr>
+          <w:b/>
+          <w:bCs/>
+        </w:rPr>
+        <w:t xml:space="preserve"> </w:t>
+      </w:r>
+      <w:r>
+        <w:t>Transaction Distribution by Risk Category</w:t>
+      </w:r>
+      <w:r>
+        <w:t xml:space="preserve">, </w:t>
+      </w:r>
+      <w:r>
+        <w:t>Risk Category Percentage Distribution</w:t>
+      </w:r>
+      <w:r>
+        <w:t xml:space="preserve">, </w:t>
+      </w:r>
+      <w:r>
+        <w:t>Alert Distribution</w:t>
+      </w:r>
+      <w:r>
+        <w:t xml:space="preserve">, </w:t>
+      </w:r>
+      <w:r>
+        <w:t xml:space="preserve">Actual Fraud Transactions by Risk Category </w:t>
+      </w:r>
+      <w:r>
+        <w:t xml:space="preserve">and </w:t>
+      </w:r>
+      <w:r>
+        <w:t>Comparison of Transaction Volume and Confirmed Fraud Across Risk Segments</w:t>
+      </w:r>
+      <w:r>
+        <w:t>.</w:t>
+      </w:r>
+    </w:p>
+    <w:p>
+      <w:pPr>
+        <w:rPr>
+          <w:b/>
+          <w:bCs/>
+        </w:rPr>
+      </w:pPr>
+      <w:r>
+        <w:rPr>
+          <w:b/>
+          <w:bCs/>
+        </w:rPr>
+        <w:t>CONCLUSION</w:t>
+      </w:r>
+      <w:r>
+        <w:rPr>
+          <w:b/>
+          <w:bCs/>
+        </w:rPr>
+        <w:t xml:space="preserve">: </w:t>
+      </w:r>
+      <w:r>
+        <w:t xml:space="preserve">The risk analysis view was successfully created and verified against the previously calculated standalone KPIs. The view provides a consolidated Power BI-ready dataset for </w:t>
+      </w:r>
+      <w:proofErr w:type="spellStart"/>
+      <w:r>
+        <w:t>analyzing</w:t>
+      </w:r>
+      <w:proofErr w:type="spellEnd"/>
+      <w:r>
+        <w:t xml:space="preserve"> model-generated risk levels, operational alerts, and the distribution of confirmed fraudulent transactions across different risk categories</w:t>
+      </w:r>
+      <w:r>
+        <w:t>.</w:t>
+      </w:r>
+    </w:p>
+    <w:p/>
+    <w:p/>
+    <w:p/>
     <w:p>
       <w:pPr>
         <w:rPr>
@@ -13895,6 +18101,155 @@
     </w:lvl>
   </w:abstractNum>
   <w:abstractNum w:abstractNumId="9" w15:restartNumberingAfterBreak="0">
+    <w:nsid w:val="2A652F92"/>
+    <w:multiLevelType w:val="multilevel"/>
+    <w:tmpl w:val="4EA80A80"/>
+    <w:lvl w:ilvl="0">
+      <w:start w:val="1"/>
+      <w:numFmt w:val="bullet"/>
+      <w:lvlText w:val=""/>
+      <w:lvlJc w:val="left"/>
+      <w:pPr>
+        <w:tabs>
+          <w:tab w:val="num" w:pos="720"/>
+        </w:tabs>
+        <w:ind w:left="720" w:hanging="360"/>
+      </w:pPr>
+      <w:rPr>
+        <w:rFonts w:ascii="Symbol" w:hAnsi="Symbol" w:hint="default"/>
+        <w:sz w:val="20"/>
+      </w:rPr>
+    </w:lvl>
+    <w:lvl w:ilvl="1" w:tentative="1">
+      <w:start w:val="1"/>
+      <w:numFmt w:val="bullet"/>
+      <w:lvlText w:val="o"/>
+      <w:lvlJc w:val="left"/>
+      <w:pPr>
+        <w:tabs>
+          <w:tab w:val="num" w:pos="1440"/>
+        </w:tabs>
+        <w:ind w:left="1440" w:hanging="360"/>
+      </w:pPr>
+      <w:rPr>
+        <w:rFonts w:ascii="Courier New" w:hAnsi="Courier New" w:hint="default"/>
+        <w:sz w:val="20"/>
+      </w:rPr>
+    </w:lvl>
+    <w:lvl w:ilvl="2" w:tentative="1">
+      <w:start w:val="1"/>
+      <w:numFmt w:val="bullet"/>
+      <w:lvlText w:val=""/>
+      <w:lvlJc w:val="left"/>
+      <w:pPr>
+        <w:tabs>
+          <w:tab w:val="num" w:pos="2160"/>
+        </w:tabs>
+        <w:ind w:left="2160" w:hanging="360"/>
+      </w:pPr>
+      <w:rPr>
+        <w:rFonts w:ascii="Wingdings" w:hAnsi="Wingdings" w:hint="default"/>
+        <w:sz w:val="20"/>
+      </w:rPr>
+    </w:lvl>
+    <w:lvl w:ilvl="3" w:tentative="1">
+      <w:start w:val="1"/>
+      <w:numFmt w:val="bullet"/>
+      <w:lvlText w:val=""/>
+      <w:lvlJc w:val="left"/>
+      <w:pPr>
+        <w:tabs>
+          <w:tab w:val="num" w:pos="2880"/>
+        </w:tabs>
+        <w:ind w:left="2880" w:hanging="360"/>
+      </w:pPr>
+      <w:rPr>
+        <w:rFonts w:ascii="Wingdings" w:hAnsi="Wingdings" w:hint="default"/>
+        <w:sz w:val="20"/>
+      </w:rPr>
+    </w:lvl>
+    <w:lvl w:ilvl="4" w:tentative="1">
+      <w:start w:val="1"/>
+      <w:numFmt w:val="bullet"/>
+      <w:lvlText w:val=""/>
+      <w:lvlJc w:val="left"/>
+      <w:pPr>
+        <w:tabs>
+          <w:tab w:val="num" w:pos="3600"/>
+        </w:tabs>
+        <w:ind w:left="3600" w:hanging="360"/>
+      </w:pPr>
+      <w:rPr>
+        <w:rFonts w:ascii="Wingdings" w:hAnsi="Wingdings" w:hint="default"/>
+        <w:sz w:val="20"/>
+      </w:rPr>
+    </w:lvl>
+    <w:lvl w:ilvl="5" w:tentative="1">
+      <w:start w:val="1"/>
+      <w:numFmt w:val="bullet"/>
+      <w:lvlText w:val=""/>
+      <w:lvlJc w:val="left"/>
+      <w:pPr>
+        <w:tabs>
+          <w:tab w:val="num" w:pos="4320"/>
+        </w:tabs>
+        <w:ind w:left="4320" w:hanging="360"/>
+      </w:pPr>
+      <w:rPr>
+        <w:rFonts w:ascii="Wingdings" w:hAnsi="Wingdings" w:hint="default"/>
+        <w:sz w:val="20"/>
+      </w:rPr>
+    </w:lvl>
+    <w:lvl w:ilvl="6" w:tentative="1">
+      <w:start w:val="1"/>
+      <w:numFmt w:val="bullet"/>
+      <w:lvlText w:val=""/>
+      <w:lvlJc w:val="left"/>
+      <w:pPr>
+        <w:tabs>
+          <w:tab w:val="num" w:pos="5040"/>
+        </w:tabs>
+        <w:ind w:left="5040" w:hanging="360"/>
+      </w:pPr>
+      <w:rPr>
+        <w:rFonts w:ascii="Wingdings" w:hAnsi="Wingdings" w:hint="default"/>
+        <w:sz w:val="20"/>
+      </w:rPr>
+    </w:lvl>
+    <w:lvl w:ilvl="7" w:tentative="1">
+      <w:start w:val="1"/>
+      <w:numFmt w:val="bullet"/>
+      <w:lvlText w:val=""/>
+      <w:lvlJc w:val="left"/>
+      <w:pPr>
+        <w:tabs>
+          <w:tab w:val="num" w:pos="5760"/>
+        </w:tabs>
+        <w:ind w:left="5760" w:hanging="360"/>
+      </w:pPr>
+      <w:rPr>
+        <w:rFonts w:ascii="Wingdings" w:hAnsi="Wingdings" w:hint="default"/>
+        <w:sz w:val="20"/>
+      </w:rPr>
+    </w:lvl>
+    <w:lvl w:ilvl="8" w:tentative="1">
+      <w:start w:val="1"/>
+      <w:numFmt w:val="bullet"/>
+      <w:lvlText w:val=""/>
+      <w:lvlJc w:val="left"/>
+      <w:pPr>
+        <w:tabs>
+          <w:tab w:val="num" w:pos="6480"/>
+        </w:tabs>
+        <w:ind w:left="6480" w:hanging="360"/>
+      </w:pPr>
+      <w:rPr>
+        <w:rFonts w:ascii="Wingdings" w:hAnsi="Wingdings" w:hint="default"/>
+        <w:sz w:val="20"/>
+      </w:rPr>
+    </w:lvl>
+  </w:abstractNum>
+  <w:abstractNum w:abstractNumId="10" w15:restartNumberingAfterBreak="0">
     <w:nsid w:val="322E4EFA"/>
     <w:multiLevelType w:val="multilevel"/>
     <w:tmpl w:val="1F94BAC6"/>
@@ -14043,7 +18398,7 @@
       </w:rPr>
     </w:lvl>
   </w:abstractNum>
-  <w:abstractNum w:abstractNumId="10" w15:restartNumberingAfterBreak="0">
+  <w:abstractNum w:abstractNumId="11" w15:restartNumberingAfterBreak="0">
     <w:nsid w:val="338F214E"/>
     <w:multiLevelType w:val="multilevel"/>
     <w:tmpl w:val="E2DE066E"/>
@@ -14192,7 +18547,7 @@
       </w:rPr>
     </w:lvl>
   </w:abstractNum>
-  <w:abstractNum w:abstractNumId="11" w15:restartNumberingAfterBreak="0">
+  <w:abstractNum w:abstractNumId="12" w15:restartNumberingAfterBreak="0">
     <w:nsid w:val="37B7137D"/>
     <w:multiLevelType w:val="multilevel"/>
     <w:tmpl w:val="BED69D94"/>
@@ -14341,7 +18696,7 @@
       </w:rPr>
     </w:lvl>
   </w:abstractNum>
-  <w:abstractNum w:abstractNumId="12" w15:restartNumberingAfterBreak="0">
+  <w:abstractNum w:abstractNumId="13" w15:restartNumberingAfterBreak="0">
     <w:nsid w:val="3CFF3742"/>
     <w:multiLevelType w:val="multilevel"/>
     <w:tmpl w:val="31609564"/>
@@ -14490,7 +18845,7 @@
       </w:rPr>
     </w:lvl>
   </w:abstractNum>
-  <w:abstractNum w:abstractNumId="13" w15:restartNumberingAfterBreak="0">
+  <w:abstractNum w:abstractNumId="14" w15:restartNumberingAfterBreak="0">
     <w:nsid w:val="3EF56BB3"/>
     <w:multiLevelType w:val="multilevel"/>
     <w:tmpl w:val="E488FB46"/>
@@ -14639,7 +18994,7 @@
       </w:rPr>
     </w:lvl>
   </w:abstractNum>
-  <w:abstractNum w:abstractNumId="14" w15:restartNumberingAfterBreak="0">
+  <w:abstractNum w:abstractNumId="15" w15:restartNumberingAfterBreak="0">
     <w:nsid w:val="43770020"/>
     <w:multiLevelType w:val="multilevel"/>
     <w:tmpl w:val="0E2AE1D8"/>
@@ -14788,7 +19143,7 @@
       </w:rPr>
     </w:lvl>
   </w:abstractNum>
-  <w:abstractNum w:abstractNumId="15" w15:restartNumberingAfterBreak="0">
+  <w:abstractNum w:abstractNumId="16" w15:restartNumberingAfterBreak="0">
     <w:nsid w:val="44984584"/>
     <w:multiLevelType w:val="multilevel"/>
     <w:tmpl w:val="4C6C4718"/>
@@ -14937,7 +19292,7 @@
       </w:rPr>
     </w:lvl>
   </w:abstractNum>
-  <w:abstractNum w:abstractNumId="16" w15:restartNumberingAfterBreak="0">
+  <w:abstractNum w:abstractNumId="17" w15:restartNumberingAfterBreak="0">
     <w:nsid w:val="45FC121C"/>
     <w:multiLevelType w:val="multilevel"/>
     <w:tmpl w:val="BC3CFD3E"/>
@@ -15086,7 +19441,156 @@
       </w:rPr>
     </w:lvl>
   </w:abstractNum>
-  <w:abstractNum w:abstractNumId="17" w15:restartNumberingAfterBreak="0">
+  <w:abstractNum w:abstractNumId="18" w15:restartNumberingAfterBreak="0">
+    <w:nsid w:val="4CCD2864"/>
+    <w:multiLevelType w:val="multilevel"/>
+    <w:tmpl w:val="6C8A49E6"/>
+    <w:lvl w:ilvl="0">
+      <w:start w:val="1"/>
+      <w:numFmt w:val="bullet"/>
+      <w:lvlText w:val=""/>
+      <w:lvlJc w:val="left"/>
+      <w:pPr>
+        <w:tabs>
+          <w:tab w:val="num" w:pos="720"/>
+        </w:tabs>
+        <w:ind w:left="720" w:hanging="360"/>
+      </w:pPr>
+      <w:rPr>
+        <w:rFonts w:ascii="Symbol" w:hAnsi="Symbol" w:hint="default"/>
+        <w:sz w:val="20"/>
+      </w:rPr>
+    </w:lvl>
+    <w:lvl w:ilvl="1" w:tentative="1">
+      <w:start w:val="1"/>
+      <w:numFmt w:val="bullet"/>
+      <w:lvlText w:val="o"/>
+      <w:lvlJc w:val="left"/>
+      <w:pPr>
+        <w:tabs>
+          <w:tab w:val="num" w:pos="1440"/>
+        </w:tabs>
+        <w:ind w:left="1440" w:hanging="360"/>
+      </w:pPr>
+      <w:rPr>
+        <w:rFonts w:ascii="Courier New" w:hAnsi="Courier New" w:hint="default"/>
+        <w:sz w:val="20"/>
+      </w:rPr>
+    </w:lvl>
+    <w:lvl w:ilvl="2" w:tentative="1">
+      <w:start w:val="1"/>
+      <w:numFmt w:val="bullet"/>
+      <w:lvlText w:val=""/>
+      <w:lvlJc w:val="left"/>
+      <w:pPr>
+        <w:tabs>
+          <w:tab w:val="num" w:pos="2160"/>
+        </w:tabs>
+        <w:ind w:left="2160" w:hanging="360"/>
+      </w:pPr>
+      <w:rPr>
+        <w:rFonts w:ascii="Wingdings" w:hAnsi="Wingdings" w:hint="default"/>
+        <w:sz w:val="20"/>
+      </w:rPr>
+    </w:lvl>
+    <w:lvl w:ilvl="3" w:tentative="1">
+      <w:start w:val="1"/>
+      <w:numFmt w:val="bullet"/>
+      <w:lvlText w:val=""/>
+      <w:lvlJc w:val="left"/>
+      <w:pPr>
+        <w:tabs>
+          <w:tab w:val="num" w:pos="2880"/>
+        </w:tabs>
+        <w:ind w:left="2880" w:hanging="360"/>
+      </w:pPr>
+      <w:rPr>
+        <w:rFonts w:ascii="Wingdings" w:hAnsi="Wingdings" w:hint="default"/>
+        <w:sz w:val="20"/>
+      </w:rPr>
+    </w:lvl>
+    <w:lvl w:ilvl="4" w:tentative="1">
+      <w:start w:val="1"/>
+      <w:numFmt w:val="bullet"/>
+      <w:lvlText w:val=""/>
+      <w:lvlJc w:val="left"/>
+      <w:pPr>
+        <w:tabs>
+          <w:tab w:val="num" w:pos="3600"/>
+        </w:tabs>
+        <w:ind w:left="3600" w:hanging="360"/>
+      </w:pPr>
+      <w:rPr>
+        <w:rFonts w:ascii="Wingdings" w:hAnsi="Wingdings" w:hint="default"/>
+        <w:sz w:val="20"/>
+      </w:rPr>
+    </w:lvl>
+    <w:lvl w:ilvl="5" w:tentative="1">
+      <w:start w:val="1"/>
+      <w:numFmt w:val="bullet"/>
+      <w:lvlText w:val=""/>
+      <w:lvlJc w:val="left"/>
+      <w:pPr>
+        <w:tabs>
+          <w:tab w:val="num" w:pos="4320"/>
+        </w:tabs>
+        <w:ind w:left="4320" w:hanging="360"/>
+      </w:pPr>
+      <w:rPr>
+        <w:rFonts w:ascii="Wingdings" w:hAnsi="Wingdings" w:hint="default"/>
+        <w:sz w:val="20"/>
+      </w:rPr>
+    </w:lvl>
+    <w:lvl w:ilvl="6" w:tentative="1">
+      <w:start w:val="1"/>
+      <w:numFmt w:val="bullet"/>
+      <w:lvlText w:val=""/>
+      <w:lvlJc w:val="left"/>
+      <w:pPr>
+        <w:tabs>
+          <w:tab w:val="num" w:pos="5040"/>
+        </w:tabs>
+        <w:ind w:left="5040" w:hanging="360"/>
+      </w:pPr>
+      <w:rPr>
+        <w:rFonts w:ascii="Wingdings" w:hAnsi="Wingdings" w:hint="default"/>
+        <w:sz w:val="20"/>
+      </w:rPr>
+    </w:lvl>
+    <w:lvl w:ilvl="7" w:tentative="1">
+      <w:start w:val="1"/>
+      <w:numFmt w:val="bullet"/>
+      <w:lvlText w:val=""/>
+      <w:lvlJc w:val="left"/>
+      <w:pPr>
+        <w:tabs>
+          <w:tab w:val="num" w:pos="5760"/>
+        </w:tabs>
+        <w:ind w:left="5760" w:hanging="360"/>
+      </w:pPr>
+      <w:rPr>
+        <w:rFonts w:ascii="Wingdings" w:hAnsi="Wingdings" w:hint="default"/>
+        <w:sz w:val="20"/>
+      </w:rPr>
+    </w:lvl>
+    <w:lvl w:ilvl="8" w:tentative="1">
+      <w:start w:val="1"/>
+      <w:numFmt w:val="bullet"/>
+      <w:lvlText w:val=""/>
+      <w:lvlJc w:val="left"/>
+      <w:pPr>
+        <w:tabs>
+          <w:tab w:val="num" w:pos="6480"/>
+        </w:tabs>
+        <w:ind w:left="6480" w:hanging="360"/>
+      </w:pPr>
+      <w:rPr>
+        <w:rFonts w:ascii="Wingdings" w:hAnsi="Wingdings" w:hint="default"/>
+        <w:sz w:val="20"/>
+      </w:rPr>
+    </w:lvl>
+  </w:abstractNum>
+  <w:abstractNum w:abstractNumId="19" w15:restartNumberingAfterBreak="0">
     <w:nsid w:val="4CF10361"/>
     <w:multiLevelType w:val="multilevel"/>
     <w:tmpl w:val="A156080A"/>
@@ -15235,7 +19739,603 @@
       </w:rPr>
     </w:lvl>
   </w:abstractNum>
-  <w:abstractNum w:abstractNumId="18" w15:restartNumberingAfterBreak="0">
+  <w:abstractNum w:abstractNumId="20" w15:restartNumberingAfterBreak="0">
+    <w:nsid w:val="51950DAA"/>
+    <w:multiLevelType w:val="multilevel"/>
+    <w:tmpl w:val="B5DADAFC"/>
+    <w:lvl w:ilvl="0">
+      <w:start w:val="1"/>
+      <w:numFmt w:val="bullet"/>
+      <w:lvlText w:val=""/>
+      <w:lvlJc w:val="left"/>
+      <w:pPr>
+        <w:tabs>
+          <w:tab w:val="num" w:pos="720"/>
+        </w:tabs>
+        <w:ind w:left="720" w:hanging="360"/>
+      </w:pPr>
+      <w:rPr>
+        <w:rFonts w:ascii="Symbol" w:hAnsi="Symbol" w:hint="default"/>
+        <w:sz w:val="20"/>
+      </w:rPr>
+    </w:lvl>
+    <w:lvl w:ilvl="1" w:tentative="1">
+      <w:start w:val="1"/>
+      <w:numFmt w:val="bullet"/>
+      <w:lvlText w:val="o"/>
+      <w:lvlJc w:val="left"/>
+      <w:pPr>
+        <w:tabs>
+          <w:tab w:val="num" w:pos="1440"/>
+        </w:tabs>
+        <w:ind w:left="1440" w:hanging="360"/>
+      </w:pPr>
+      <w:rPr>
+        <w:rFonts w:ascii="Courier New" w:hAnsi="Courier New" w:hint="default"/>
+        <w:sz w:val="20"/>
+      </w:rPr>
+    </w:lvl>
+    <w:lvl w:ilvl="2" w:tentative="1">
+      <w:start w:val="1"/>
+      <w:numFmt w:val="bullet"/>
+      <w:lvlText w:val=""/>
+      <w:lvlJc w:val="left"/>
+      <w:pPr>
+        <w:tabs>
+          <w:tab w:val="num" w:pos="2160"/>
+        </w:tabs>
+        <w:ind w:left="2160" w:hanging="360"/>
+      </w:pPr>
+      <w:rPr>
+        <w:rFonts w:ascii="Wingdings" w:hAnsi="Wingdings" w:hint="default"/>
+        <w:sz w:val="20"/>
+      </w:rPr>
+    </w:lvl>
+    <w:lvl w:ilvl="3" w:tentative="1">
+      <w:start w:val="1"/>
+      <w:numFmt w:val="bullet"/>
+      <w:lvlText w:val=""/>
+      <w:lvlJc w:val="left"/>
+      <w:pPr>
+        <w:tabs>
+          <w:tab w:val="num" w:pos="2880"/>
+        </w:tabs>
+        <w:ind w:left="2880" w:hanging="360"/>
+      </w:pPr>
+      <w:rPr>
+        <w:rFonts w:ascii="Wingdings" w:hAnsi="Wingdings" w:hint="default"/>
+        <w:sz w:val="20"/>
+      </w:rPr>
+    </w:lvl>
+    <w:lvl w:ilvl="4" w:tentative="1">
+      <w:start w:val="1"/>
+      <w:numFmt w:val="bullet"/>
+      <w:lvlText w:val=""/>
+      <w:lvlJc w:val="left"/>
+      <w:pPr>
+        <w:tabs>
+          <w:tab w:val="num" w:pos="3600"/>
+        </w:tabs>
+        <w:ind w:left="3600" w:hanging="360"/>
+      </w:pPr>
+      <w:rPr>
+        <w:rFonts w:ascii="Wingdings" w:hAnsi="Wingdings" w:hint="default"/>
+        <w:sz w:val="20"/>
+      </w:rPr>
+    </w:lvl>
+    <w:lvl w:ilvl="5" w:tentative="1">
+      <w:start w:val="1"/>
+      <w:numFmt w:val="bullet"/>
+      <w:lvlText w:val=""/>
+      <w:lvlJc w:val="left"/>
+      <w:pPr>
+        <w:tabs>
+          <w:tab w:val="num" w:pos="4320"/>
+        </w:tabs>
+        <w:ind w:left="4320" w:hanging="360"/>
+      </w:pPr>
+      <w:rPr>
+        <w:rFonts w:ascii="Wingdings" w:hAnsi="Wingdings" w:hint="default"/>
+        <w:sz w:val="20"/>
+      </w:rPr>
+    </w:lvl>
+    <w:lvl w:ilvl="6" w:tentative="1">
+      <w:start w:val="1"/>
+      <w:numFmt w:val="bullet"/>
+      <w:lvlText w:val=""/>
+      <w:lvlJc w:val="left"/>
+      <w:pPr>
+        <w:tabs>
+          <w:tab w:val="num" w:pos="5040"/>
+        </w:tabs>
+        <w:ind w:left="5040" w:hanging="360"/>
+      </w:pPr>
+      <w:rPr>
+        <w:rFonts w:ascii="Wingdings" w:hAnsi="Wingdings" w:hint="default"/>
+        <w:sz w:val="20"/>
+      </w:rPr>
+    </w:lvl>
+    <w:lvl w:ilvl="7" w:tentative="1">
+      <w:start w:val="1"/>
+      <w:numFmt w:val="bullet"/>
+      <w:lvlText w:val=""/>
+      <w:lvlJc w:val="left"/>
+      <w:pPr>
+        <w:tabs>
+          <w:tab w:val="num" w:pos="5760"/>
+        </w:tabs>
+        <w:ind w:left="5760" w:hanging="360"/>
+      </w:pPr>
+      <w:rPr>
+        <w:rFonts w:ascii="Wingdings" w:hAnsi="Wingdings" w:hint="default"/>
+        <w:sz w:val="20"/>
+      </w:rPr>
+    </w:lvl>
+    <w:lvl w:ilvl="8" w:tentative="1">
+      <w:start w:val="1"/>
+      <w:numFmt w:val="bullet"/>
+      <w:lvlText w:val=""/>
+      <w:lvlJc w:val="left"/>
+      <w:pPr>
+        <w:tabs>
+          <w:tab w:val="num" w:pos="6480"/>
+        </w:tabs>
+        <w:ind w:left="6480" w:hanging="360"/>
+      </w:pPr>
+      <w:rPr>
+        <w:rFonts w:ascii="Wingdings" w:hAnsi="Wingdings" w:hint="default"/>
+        <w:sz w:val="20"/>
+      </w:rPr>
+    </w:lvl>
+  </w:abstractNum>
+  <w:abstractNum w:abstractNumId="21" w15:restartNumberingAfterBreak="0">
+    <w:nsid w:val="53564572"/>
+    <w:multiLevelType w:val="multilevel"/>
+    <w:tmpl w:val="C20E04AC"/>
+    <w:lvl w:ilvl="0">
+      <w:start w:val="1"/>
+      <w:numFmt w:val="bullet"/>
+      <w:lvlText w:val=""/>
+      <w:lvlJc w:val="left"/>
+      <w:pPr>
+        <w:tabs>
+          <w:tab w:val="num" w:pos="720"/>
+        </w:tabs>
+        <w:ind w:left="720" w:hanging="360"/>
+      </w:pPr>
+      <w:rPr>
+        <w:rFonts w:ascii="Symbol" w:hAnsi="Symbol" w:hint="default"/>
+        <w:sz w:val="20"/>
+      </w:rPr>
+    </w:lvl>
+    <w:lvl w:ilvl="1" w:tentative="1">
+      <w:start w:val="1"/>
+      <w:numFmt w:val="bullet"/>
+      <w:lvlText w:val="o"/>
+      <w:lvlJc w:val="left"/>
+      <w:pPr>
+        <w:tabs>
+          <w:tab w:val="num" w:pos="1440"/>
+        </w:tabs>
+        <w:ind w:left="1440" w:hanging="360"/>
+      </w:pPr>
+      <w:rPr>
+        <w:rFonts w:ascii="Courier New" w:hAnsi="Courier New" w:hint="default"/>
+        <w:sz w:val="20"/>
+      </w:rPr>
+    </w:lvl>
+    <w:lvl w:ilvl="2" w:tentative="1">
+      <w:start w:val="1"/>
+      <w:numFmt w:val="bullet"/>
+      <w:lvlText w:val=""/>
+      <w:lvlJc w:val="left"/>
+      <w:pPr>
+        <w:tabs>
+          <w:tab w:val="num" w:pos="2160"/>
+        </w:tabs>
+        <w:ind w:left="2160" w:hanging="360"/>
+      </w:pPr>
+      <w:rPr>
+        <w:rFonts w:ascii="Wingdings" w:hAnsi="Wingdings" w:hint="default"/>
+        <w:sz w:val="20"/>
+      </w:rPr>
+    </w:lvl>
+    <w:lvl w:ilvl="3" w:tentative="1">
+      <w:start w:val="1"/>
+      <w:numFmt w:val="bullet"/>
+      <w:lvlText w:val=""/>
+      <w:lvlJc w:val="left"/>
+      <w:pPr>
+        <w:tabs>
+          <w:tab w:val="num" w:pos="2880"/>
+        </w:tabs>
+        <w:ind w:left="2880" w:hanging="360"/>
+      </w:pPr>
+      <w:rPr>
+        <w:rFonts w:ascii="Wingdings" w:hAnsi="Wingdings" w:hint="default"/>
+        <w:sz w:val="20"/>
+      </w:rPr>
+    </w:lvl>
+    <w:lvl w:ilvl="4" w:tentative="1">
+      <w:start w:val="1"/>
+      <w:numFmt w:val="bullet"/>
+      <w:lvlText w:val=""/>
+      <w:lvlJc w:val="left"/>
+      <w:pPr>
+        <w:tabs>
+          <w:tab w:val="num" w:pos="3600"/>
+        </w:tabs>
+        <w:ind w:left="3600" w:hanging="360"/>
+      </w:pPr>
+      <w:rPr>
+        <w:rFonts w:ascii="Wingdings" w:hAnsi="Wingdings" w:hint="default"/>
+        <w:sz w:val="20"/>
+      </w:rPr>
+    </w:lvl>
+    <w:lvl w:ilvl="5" w:tentative="1">
+      <w:start w:val="1"/>
+      <w:numFmt w:val="bullet"/>
+      <w:lvlText w:val=""/>
+      <w:lvlJc w:val="left"/>
+      <w:pPr>
+        <w:tabs>
+          <w:tab w:val="num" w:pos="4320"/>
+        </w:tabs>
+        <w:ind w:left="4320" w:hanging="360"/>
+      </w:pPr>
+      <w:rPr>
+        <w:rFonts w:ascii="Wingdings" w:hAnsi="Wingdings" w:hint="default"/>
+        <w:sz w:val="20"/>
+      </w:rPr>
+    </w:lvl>
+    <w:lvl w:ilvl="6" w:tentative="1">
+      <w:start w:val="1"/>
+      <w:numFmt w:val="bullet"/>
+      <w:lvlText w:val=""/>
+      <w:lvlJc w:val="left"/>
+      <w:pPr>
+        <w:tabs>
+          <w:tab w:val="num" w:pos="5040"/>
+        </w:tabs>
+        <w:ind w:left="5040" w:hanging="360"/>
+      </w:pPr>
+      <w:rPr>
+        <w:rFonts w:ascii="Wingdings" w:hAnsi="Wingdings" w:hint="default"/>
+        <w:sz w:val="20"/>
+      </w:rPr>
+    </w:lvl>
+    <w:lvl w:ilvl="7" w:tentative="1">
+      <w:start w:val="1"/>
+      <w:numFmt w:val="bullet"/>
+      <w:lvlText w:val=""/>
+      <w:lvlJc w:val="left"/>
+      <w:pPr>
+        <w:tabs>
+          <w:tab w:val="num" w:pos="5760"/>
+        </w:tabs>
+        <w:ind w:left="5760" w:hanging="360"/>
+      </w:pPr>
+      <w:rPr>
+        <w:rFonts w:ascii="Wingdings" w:hAnsi="Wingdings" w:hint="default"/>
+        <w:sz w:val="20"/>
+      </w:rPr>
+    </w:lvl>
+    <w:lvl w:ilvl="8" w:tentative="1">
+      <w:start w:val="1"/>
+      <w:numFmt w:val="bullet"/>
+      <w:lvlText w:val=""/>
+      <w:lvlJc w:val="left"/>
+      <w:pPr>
+        <w:tabs>
+          <w:tab w:val="num" w:pos="6480"/>
+        </w:tabs>
+        <w:ind w:left="6480" w:hanging="360"/>
+      </w:pPr>
+      <w:rPr>
+        <w:rFonts w:ascii="Wingdings" w:hAnsi="Wingdings" w:hint="default"/>
+        <w:sz w:val="20"/>
+      </w:rPr>
+    </w:lvl>
+  </w:abstractNum>
+  <w:abstractNum w:abstractNumId="22" w15:restartNumberingAfterBreak="0">
+    <w:nsid w:val="54754507"/>
+    <w:multiLevelType w:val="multilevel"/>
+    <w:tmpl w:val="B346F36A"/>
+    <w:lvl w:ilvl="0">
+      <w:start w:val="1"/>
+      <w:numFmt w:val="bullet"/>
+      <w:lvlText w:val=""/>
+      <w:lvlJc w:val="left"/>
+      <w:pPr>
+        <w:tabs>
+          <w:tab w:val="num" w:pos="720"/>
+        </w:tabs>
+        <w:ind w:left="720" w:hanging="360"/>
+      </w:pPr>
+      <w:rPr>
+        <w:rFonts w:ascii="Symbol" w:hAnsi="Symbol" w:hint="default"/>
+        <w:sz w:val="20"/>
+      </w:rPr>
+    </w:lvl>
+    <w:lvl w:ilvl="1" w:tentative="1">
+      <w:start w:val="1"/>
+      <w:numFmt w:val="bullet"/>
+      <w:lvlText w:val="o"/>
+      <w:lvlJc w:val="left"/>
+      <w:pPr>
+        <w:tabs>
+          <w:tab w:val="num" w:pos="1440"/>
+        </w:tabs>
+        <w:ind w:left="1440" w:hanging="360"/>
+      </w:pPr>
+      <w:rPr>
+        <w:rFonts w:ascii="Courier New" w:hAnsi="Courier New" w:hint="default"/>
+        <w:sz w:val="20"/>
+      </w:rPr>
+    </w:lvl>
+    <w:lvl w:ilvl="2" w:tentative="1">
+      <w:start w:val="1"/>
+      <w:numFmt w:val="bullet"/>
+      <w:lvlText w:val=""/>
+      <w:lvlJc w:val="left"/>
+      <w:pPr>
+        <w:tabs>
+          <w:tab w:val="num" w:pos="2160"/>
+        </w:tabs>
+        <w:ind w:left="2160" w:hanging="360"/>
+      </w:pPr>
+      <w:rPr>
+        <w:rFonts w:ascii="Wingdings" w:hAnsi="Wingdings" w:hint="default"/>
+        <w:sz w:val="20"/>
+      </w:rPr>
+    </w:lvl>
+    <w:lvl w:ilvl="3" w:tentative="1">
+      <w:start w:val="1"/>
+      <w:numFmt w:val="bullet"/>
+      <w:lvlText w:val=""/>
+      <w:lvlJc w:val="left"/>
+      <w:pPr>
+        <w:tabs>
+          <w:tab w:val="num" w:pos="2880"/>
+        </w:tabs>
+        <w:ind w:left="2880" w:hanging="360"/>
+      </w:pPr>
+      <w:rPr>
+        <w:rFonts w:ascii="Wingdings" w:hAnsi="Wingdings" w:hint="default"/>
+        <w:sz w:val="20"/>
+      </w:rPr>
+    </w:lvl>
+    <w:lvl w:ilvl="4" w:tentative="1">
+      <w:start w:val="1"/>
+      <w:numFmt w:val="bullet"/>
+      <w:lvlText w:val=""/>
+      <w:lvlJc w:val="left"/>
+      <w:pPr>
+        <w:tabs>
+          <w:tab w:val="num" w:pos="3600"/>
+        </w:tabs>
+        <w:ind w:left="3600" w:hanging="360"/>
+      </w:pPr>
+      <w:rPr>
+        <w:rFonts w:ascii="Wingdings" w:hAnsi="Wingdings" w:hint="default"/>
+        <w:sz w:val="20"/>
+      </w:rPr>
+    </w:lvl>
+    <w:lvl w:ilvl="5" w:tentative="1">
+      <w:start w:val="1"/>
+      <w:numFmt w:val="bullet"/>
+      <w:lvlText w:val=""/>
+      <w:lvlJc w:val="left"/>
+      <w:pPr>
+        <w:tabs>
+          <w:tab w:val="num" w:pos="4320"/>
+        </w:tabs>
+        <w:ind w:left="4320" w:hanging="360"/>
+      </w:pPr>
+      <w:rPr>
+        <w:rFonts w:ascii="Wingdings" w:hAnsi="Wingdings" w:hint="default"/>
+        <w:sz w:val="20"/>
+      </w:rPr>
+    </w:lvl>
+    <w:lvl w:ilvl="6" w:tentative="1">
+      <w:start w:val="1"/>
+      <w:numFmt w:val="bullet"/>
+      <w:lvlText w:val=""/>
+      <w:lvlJc w:val="left"/>
+      <w:pPr>
+        <w:tabs>
+          <w:tab w:val="num" w:pos="5040"/>
+        </w:tabs>
+        <w:ind w:left="5040" w:hanging="360"/>
+      </w:pPr>
+      <w:rPr>
+        <w:rFonts w:ascii="Wingdings" w:hAnsi="Wingdings" w:hint="default"/>
+        <w:sz w:val="20"/>
+      </w:rPr>
+    </w:lvl>
+    <w:lvl w:ilvl="7" w:tentative="1">
+      <w:start w:val="1"/>
+      <w:numFmt w:val="bullet"/>
+      <w:lvlText w:val=""/>
+      <w:lvlJc w:val="left"/>
+      <w:pPr>
+        <w:tabs>
+          <w:tab w:val="num" w:pos="5760"/>
+        </w:tabs>
+        <w:ind w:left="5760" w:hanging="360"/>
+      </w:pPr>
+      <w:rPr>
+        <w:rFonts w:ascii="Wingdings" w:hAnsi="Wingdings" w:hint="default"/>
+        <w:sz w:val="20"/>
+      </w:rPr>
+    </w:lvl>
+    <w:lvl w:ilvl="8" w:tentative="1">
+      <w:start w:val="1"/>
+      <w:numFmt w:val="bullet"/>
+      <w:lvlText w:val=""/>
+      <w:lvlJc w:val="left"/>
+      <w:pPr>
+        <w:tabs>
+          <w:tab w:val="num" w:pos="6480"/>
+        </w:tabs>
+        <w:ind w:left="6480" w:hanging="360"/>
+      </w:pPr>
+      <w:rPr>
+        <w:rFonts w:ascii="Wingdings" w:hAnsi="Wingdings" w:hint="default"/>
+        <w:sz w:val="20"/>
+      </w:rPr>
+    </w:lvl>
+  </w:abstractNum>
+  <w:abstractNum w:abstractNumId="23" w15:restartNumberingAfterBreak="0">
+    <w:nsid w:val="583D73D5"/>
+    <w:multiLevelType w:val="multilevel"/>
+    <w:tmpl w:val="00AC2AB4"/>
+    <w:lvl w:ilvl="0">
+      <w:start w:val="1"/>
+      <w:numFmt w:val="bullet"/>
+      <w:lvlText w:val=""/>
+      <w:lvlJc w:val="left"/>
+      <w:pPr>
+        <w:tabs>
+          <w:tab w:val="num" w:pos="720"/>
+        </w:tabs>
+        <w:ind w:left="720" w:hanging="360"/>
+      </w:pPr>
+      <w:rPr>
+        <w:rFonts w:ascii="Symbol" w:hAnsi="Symbol" w:hint="default"/>
+        <w:sz w:val="20"/>
+      </w:rPr>
+    </w:lvl>
+    <w:lvl w:ilvl="1" w:tentative="1">
+      <w:start w:val="1"/>
+      <w:numFmt w:val="bullet"/>
+      <w:lvlText w:val="o"/>
+      <w:lvlJc w:val="left"/>
+      <w:pPr>
+        <w:tabs>
+          <w:tab w:val="num" w:pos="1440"/>
+        </w:tabs>
+        <w:ind w:left="1440" w:hanging="360"/>
+      </w:pPr>
+      <w:rPr>
+        <w:rFonts w:ascii="Courier New" w:hAnsi="Courier New" w:hint="default"/>
+        <w:sz w:val="20"/>
+      </w:rPr>
+    </w:lvl>
+    <w:lvl w:ilvl="2" w:tentative="1">
+      <w:start w:val="1"/>
+      <w:numFmt w:val="bullet"/>
+      <w:lvlText w:val=""/>
+      <w:lvlJc w:val="left"/>
+      <w:pPr>
+        <w:tabs>
+          <w:tab w:val="num" w:pos="2160"/>
+        </w:tabs>
+        <w:ind w:left="2160" w:hanging="360"/>
+      </w:pPr>
+      <w:rPr>
+        <w:rFonts w:ascii="Wingdings" w:hAnsi="Wingdings" w:hint="default"/>
+        <w:sz w:val="20"/>
+      </w:rPr>
+    </w:lvl>
+    <w:lvl w:ilvl="3" w:tentative="1">
+      <w:start w:val="1"/>
+      <w:numFmt w:val="bullet"/>
+      <w:lvlText w:val=""/>
+      <w:lvlJc w:val="left"/>
+      <w:pPr>
+        <w:tabs>
+          <w:tab w:val="num" w:pos="2880"/>
+        </w:tabs>
+        <w:ind w:left="2880" w:hanging="360"/>
+      </w:pPr>
+      <w:rPr>
+        <w:rFonts w:ascii="Wingdings" w:hAnsi="Wingdings" w:hint="default"/>
+        <w:sz w:val="20"/>
+      </w:rPr>
+    </w:lvl>
+    <w:lvl w:ilvl="4" w:tentative="1">
+      <w:start w:val="1"/>
+      <w:numFmt w:val="bullet"/>
+      <w:lvlText w:val=""/>
+      <w:lvlJc w:val="left"/>
+      <w:pPr>
+        <w:tabs>
+          <w:tab w:val="num" w:pos="3600"/>
+        </w:tabs>
+        <w:ind w:left="3600" w:hanging="360"/>
+      </w:pPr>
+      <w:rPr>
+        <w:rFonts w:ascii="Wingdings" w:hAnsi="Wingdings" w:hint="default"/>
+        <w:sz w:val="20"/>
+      </w:rPr>
+    </w:lvl>
+    <w:lvl w:ilvl="5" w:tentative="1">
+      <w:start w:val="1"/>
+      <w:numFmt w:val="bullet"/>
+      <w:lvlText w:val=""/>
+      <w:lvlJc w:val="left"/>
+      <w:pPr>
+        <w:tabs>
+          <w:tab w:val="num" w:pos="4320"/>
+        </w:tabs>
+        <w:ind w:left="4320" w:hanging="360"/>
+      </w:pPr>
+      <w:rPr>
+        <w:rFonts w:ascii="Wingdings" w:hAnsi="Wingdings" w:hint="default"/>
+        <w:sz w:val="20"/>
+      </w:rPr>
+    </w:lvl>
+    <w:lvl w:ilvl="6" w:tentative="1">
+      <w:start w:val="1"/>
+      <w:numFmt w:val="bullet"/>
+      <w:lvlText w:val=""/>
+      <w:lvlJc w:val="left"/>
+      <w:pPr>
+        <w:tabs>
+          <w:tab w:val="num" w:pos="5040"/>
+        </w:tabs>
+        <w:ind w:left="5040" w:hanging="360"/>
+      </w:pPr>
+      <w:rPr>
+        <w:rFonts w:ascii="Wingdings" w:hAnsi="Wingdings" w:hint="default"/>
+        <w:sz w:val="20"/>
+      </w:rPr>
+    </w:lvl>
+    <w:lvl w:ilvl="7" w:tentative="1">
+      <w:start w:val="1"/>
+      <w:numFmt w:val="bullet"/>
+      <w:lvlText w:val=""/>
+      <w:lvlJc w:val="left"/>
+      <w:pPr>
+        <w:tabs>
+          <w:tab w:val="num" w:pos="5760"/>
+        </w:tabs>
+        <w:ind w:left="5760" w:hanging="360"/>
+      </w:pPr>
+      <w:rPr>
+        <w:rFonts w:ascii="Wingdings" w:hAnsi="Wingdings" w:hint="default"/>
+        <w:sz w:val="20"/>
+      </w:rPr>
+    </w:lvl>
+    <w:lvl w:ilvl="8" w:tentative="1">
+      <w:start w:val="1"/>
+      <w:numFmt w:val="bullet"/>
+      <w:lvlText w:val=""/>
+      <w:lvlJc w:val="left"/>
+      <w:pPr>
+        <w:tabs>
+          <w:tab w:val="num" w:pos="6480"/>
+        </w:tabs>
+        <w:ind w:left="6480" w:hanging="360"/>
+      </w:pPr>
+      <w:rPr>
+        <w:rFonts w:ascii="Wingdings" w:hAnsi="Wingdings" w:hint="default"/>
+        <w:sz w:val="20"/>
+      </w:rPr>
+    </w:lvl>
+  </w:abstractNum>
+  <w:abstractNum w:abstractNumId="24" w15:restartNumberingAfterBreak="0">
     <w:nsid w:val="58517171"/>
     <w:multiLevelType w:val="multilevel"/>
     <w:tmpl w:val="7E1C615C"/>
@@ -15384,7 +20484,305 @@
       </w:rPr>
     </w:lvl>
   </w:abstractNum>
-  <w:abstractNum w:abstractNumId="19" w15:restartNumberingAfterBreak="0">
+  <w:abstractNum w:abstractNumId="25" w15:restartNumberingAfterBreak="0">
+    <w:nsid w:val="5B1510E7"/>
+    <w:multiLevelType w:val="multilevel"/>
+    <w:tmpl w:val="4D52CBFC"/>
+    <w:lvl w:ilvl="0">
+      <w:start w:val="1"/>
+      <w:numFmt w:val="bullet"/>
+      <w:lvlText w:val=""/>
+      <w:lvlJc w:val="left"/>
+      <w:pPr>
+        <w:tabs>
+          <w:tab w:val="num" w:pos="720"/>
+        </w:tabs>
+        <w:ind w:left="720" w:hanging="360"/>
+      </w:pPr>
+      <w:rPr>
+        <w:rFonts w:ascii="Symbol" w:hAnsi="Symbol" w:hint="default"/>
+        <w:sz w:val="20"/>
+      </w:rPr>
+    </w:lvl>
+    <w:lvl w:ilvl="1" w:tentative="1">
+      <w:start w:val="1"/>
+      <w:numFmt w:val="bullet"/>
+      <w:lvlText w:val="o"/>
+      <w:lvlJc w:val="left"/>
+      <w:pPr>
+        <w:tabs>
+          <w:tab w:val="num" w:pos="1440"/>
+        </w:tabs>
+        <w:ind w:left="1440" w:hanging="360"/>
+      </w:pPr>
+      <w:rPr>
+        <w:rFonts w:ascii="Courier New" w:hAnsi="Courier New" w:hint="default"/>
+        <w:sz w:val="20"/>
+      </w:rPr>
+    </w:lvl>
+    <w:lvl w:ilvl="2" w:tentative="1">
+      <w:start w:val="1"/>
+      <w:numFmt w:val="bullet"/>
+      <w:lvlText w:val=""/>
+      <w:lvlJc w:val="left"/>
+      <w:pPr>
+        <w:tabs>
+          <w:tab w:val="num" w:pos="2160"/>
+        </w:tabs>
+        <w:ind w:left="2160" w:hanging="360"/>
+      </w:pPr>
+      <w:rPr>
+        <w:rFonts w:ascii="Wingdings" w:hAnsi="Wingdings" w:hint="default"/>
+        <w:sz w:val="20"/>
+      </w:rPr>
+    </w:lvl>
+    <w:lvl w:ilvl="3" w:tentative="1">
+      <w:start w:val="1"/>
+      <w:numFmt w:val="bullet"/>
+      <w:lvlText w:val=""/>
+      <w:lvlJc w:val="left"/>
+      <w:pPr>
+        <w:tabs>
+          <w:tab w:val="num" w:pos="2880"/>
+        </w:tabs>
+        <w:ind w:left="2880" w:hanging="360"/>
+      </w:pPr>
+      <w:rPr>
+        <w:rFonts w:ascii="Wingdings" w:hAnsi="Wingdings" w:hint="default"/>
+        <w:sz w:val="20"/>
+      </w:rPr>
+    </w:lvl>
+    <w:lvl w:ilvl="4" w:tentative="1">
+      <w:start w:val="1"/>
+      <w:numFmt w:val="bullet"/>
+      <w:lvlText w:val=""/>
+      <w:lvlJc w:val="left"/>
+      <w:pPr>
+        <w:tabs>
+          <w:tab w:val="num" w:pos="3600"/>
+        </w:tabs>
+        <w:ind w:left="3600" w:hanging="360"/>
+      </w:pPr>
+      <w:rPr>
+        <w:rFonts w:ascii="Wingdings" w:hAnsi="Wingdings" w:hint="default"/>
+        <w:sz w:val="20"/>
+      </w:rPr>
+    </w:lvl>
+    <w:lvl w:ilvl="5" w:tentative="1">
+      <w:start w:val="1"/>
+      <w:numFmt w:val="bullet"/>
+      <w:lvlText w:val=""/>
+      <w:lvlJc w:val="left"/>
+      <w:pPr>
+        <w:tabs>
+          <w:tab w:val="num" w:pos="4320"/>
+        </w:tabs>
+        <w:ind w:left="4320" w:hanging="360"/>
+      </w:pPr>
+      <w:rPr>
+        <w:rFonts w:ascii="Wingdings" w:hAnsi="Wingdings" w:hint="default"/>
+        <w:sz w:val="20"/>
+      </w:rPr>
+    </w:lvl>
+    <w:lvl w:ilvl="6" w:tentative="1">
+      <w:start w:val="1"/>
+      <w:numFmt w:val="bullet"/>
+      <w:lvlText w:val=""/>
+      <w:lvlJc w:val="left"/>
+      <w:pPr>
+        <w:tabs>
+          <w:tab w:val="num" w:pos="5040"/>
+        </w:tabs>
+        <w:ind w:left="5040" w:hanging="360"/>
+      </w:pPr>
+      <w:rPr>
+        <w:rFonts w:ascii="Wingdings" w:hAnsi="Wingdings" w:hint="default"/>
+        <w:sz w:val="20"/>
+      </w:rPr>
+    </w:lvl>
+    <w:lvl w:ilvl="7" w:tentative="1">
+      <w:start w:val="1"/>
+      <w:numFmt w:val="bullet"/>
+      <w:lvlText w:val=""/>
+      <w:lvlJc w:val="left"/>
+      <w:pPr>
+        <w:tabs>
+          <w:tab w:val="num" w:pos="5760"/>
+        </w:tabs>
+        <w:ind w:left="5760" w:hanging="360"/>
+      </w:pPr>
+      <w:rPr>
+        <w:rFonts w:ascii="Wingdings" w:hAnsi="Wingdings" w:hint="default"/>
+        <w:sz w:val="20"/>
+      </w:rPr>
+    </w:lvl>
+    <w:lvl w:ilvl="8" w:tentative="1">
+      <w:start w:val="1"/>
+      <w:numFmt w:val="bullet"/>
+      <w:lvlText w:val=""/>
+      <w:lvlJc w:val="left"/>
+      <w:pPr>
+        <w:tabs>
+          <w:tab w:val="num" w:pos="6480"/>
+        </w:tabs>
+        <w:ind w:left="6480" w:hanging="360"/>
+      </w:pPr>
+      <w:rPr>
+        <w:rFonts w:ascii="Wingdings" w:hAnsi="Wingdings" w:hint="default"/>
+        <w:sz w:val="20"/>
+      </w:rPr>
+    </w:lvl>
+  </w:abstractNum>
+  <w:abstractNum w:abstractNumId="26" w15:restartNumberingAfterBreak="0">
+    <w:nsid w:val="5C88057B"/>
+    <w:multiLevelType w:val="multilevel"/>
+    <w:tmpl w:val="E8082DAA"/>
+    <w:lvl w:ilvl="0">
+      <w:start w:val="1"/>
+      <w:numFmt w:val="bullet"/>
+      <w:lvlText w:val=""/>
+      <w:lvlJc w:val="left"/>
+      <w:pPr>
+        <w:tabs>
+          <w:tab w:val="num" w:pos="720"/>
+        </w:tabs>
+        <w:ind w:left="720" w:hanging="360"/>
+      </w:pPr>
+      <w:rPr>
+        <w:rFonts w:ascii="Symbol" w:hAnsi="Symbol" w:hint="default"/>
+        <w:sz w:val="20"/>
+      </w:rPr>
+    </w:lvl>
+    <w:lvl w:ilvl="1" w:tentative="1">
+      <w:start w:val="1"/>
+      <w:numFmt w:val="bullet"/>
+      <w:lvlText w:val="o"/>
+      <w:lvlJc w:val="left"/>
+      <w:pPr>
+        <w:tabs>
+          <w:tab w:val="num" w:pos="1440"/>
+        </w:tabs>
+        <w:ind w:left="1440" w:hanging="360"/>
+      </w:pPr>
+      <w:rPr>
+        <w:rFonts w:ascii="Courier New" w:hAnsi="Courier New" w:hint="default"/>
+        <w:sz w:val="20"/>
+      </w:rPr>
+    </w:lvl>
+    <w:lvl w:ilvl="2" w:tentative="1">
+      <w:start w:val="1"/>
+      <w:numFmt w:val="bullet"/>
+      <w:lvlText w:val=""/>
+      <w:lvlJc w:val="left"/>
+      <w:pPr>
+        <w:tabs>
+          <w:tab w:val="num" w:pos="2160"/>
+        </w:tabs>
+        <w:ind w:left="2160" w:hanging="360"/>
+      </w:pPr>
+      <w:rPr>
+        <w:rFonts w:ascii="Wingdings" w:hAnsi="Wingdings" w:hint="default"/>
+        <w:sz w:val="20"/>
+      </w:rPr>
+    </w:lvl>
+    <w:lvl w:ilvl="3" w:tentative="1">
+      <w:start w:val="1"/>
+      <w:numFmt w:val="bullet"/>
+      <w:lvlText w:val=""/>
+      <w:lvlJc w:val="left"/>
+      <w:pPr>
+        <w:tabs>
+          <w:tab w:val="num" w:pos="2880"/>
+        </w:tabs>
+        <w:ind w:left="2880" w:hanging="360"/>
+      </w:pPr>
+      <w:rPr>
+        <w:rFonts w:ascii="Wingdings" w:hAnsi="Wingdings" w:hint="default"/>
+        <w:sz w:val="20"/>
+      </w:rPr>
+    </w:lvl>
+    <w:lvl w:ilvl="4" w:tentative="1">
+      <w:start w:val="1"/>
+      <w:numFmt w:val="bullet"/>
+      <w:lvlText w:val=""/>
+      <w:lvlJc w:val="left"/>
+      <w:pPr>
+        <w:tabs>
+          <w:tab w:val="num" w:pos="3600"/>
+        </w:tabs>
+        <w:ind w:left="3600" w:hanging="360"/>
+      </w:pPr>
+      <w:rPr>
+        <w:rFonts w:ascii="Wingdings" w:hAnsi="Wingdings" w:hint="default"/>
+        <w:sz w:val="20"/>
+      </w:rPr>
+    </w:lvl>
+    <w:lvl w:ilvl="5" w:tentative="1">
+      <w:start w:val="1"/>
+      <w:numFmt w:val="bullet"/>
+      <w:lvlText w:val=""/>
+      <w:lvlJc w:val="left"/>
+      <w:pPr>
+        <w:tabs>
+          <w:tab w:val="num" w:pos="4320"/>
+        </w:tabs>
+        <w:ind w:left="4320" w:hanging="360"/>
+      </w:pPr>
+      <w:rPr>
+        <w:rFonts w:ascii="Wingdings" w:hAnsi="Wingdings" w:hint="default"/>
+        <w:sz w:val="20"/>
+      </w:rPr>
+    </w:lvl>
+    <w:lvl w:ilvl="6" w:tentative="1">
+      <w:start w:val="1"/>
+      <w:numFmt w:val="bullet"/>
+      <w:lvlText w:val=""/>
+      <w:lvlJc w:val="left"/>
+      <w:pPr>
+        <w:tabs>
+          <w:tab w:val="num" w:pos="5040"/>
+        </w:tabs>
+        <w:ind w:left="5040" w:hanging="360"/>
+      </w:pPr>
+      <w:rPr>
+        <w:rFonts w:ascii="Wingdings" w:hAnsi="Wingdings" w:hint="default"/>
+        <w:sz w:val="20"/>
+      </w:rPr>
+    </w:lvl>
+    <w:lvl w:ilvl="7" w:tentative="1">
+      <w:start w:val="1"/>
+      <w:numFmt w:val="bullet"/>
+      <w:lvlText w:val=""/>
+      <w:lvlJc w:val="left"/>
+      <w:pPr>
+        <w:tabs>
+          <w:tab w:val="num" w:pos="5760"/>
+        </w:tabs>
+        <w:ind w:left="5760" w:hanging="360"/>
+      </w:pPr>
+      <w:rPr>
+        <w:rFonts w:ascii="Wingdings" w:hAnsi="Wingdings" w:hint="default"/>
+        <w:sz w:val="20"/>
+      </w:rPr>
+    </w:lvl>
+    <w:lvl w:ilvl="8" w:tentative="1">
+      <w:start w:val="1"/>
+      <w:numFmt w:val="bullet"/>
+      <w:lvlText w:val=""/>
+      <w:lvlJc w:val="left"/>
+      <w:pPr>
+        <w:tabs>
+          <w:tab w:val="num" w:pos="6480"/>
+        </w:tabs>
+        <w:ind w:left="6480" w:hanging="360"/>
+      </w:pPr>
+      <w:rPr>
+        <w:rFonts w:ascii="Wingdings" w:hAnsi="Wingdings" w:hint="default"/>
+        <w:sz w:val="20"/>
+      </w:rPr>
+    </w:lvl>
+  </w:abstractNum>
+  <w:abstractNum w:abstractNumId="27" w15:restartNumberingAfterBreak="0">
     <w:nsid w:val="5D1C427B"/>
     <w:multiLevelType w:val="multilevel"/>
     <w:tmpl w:val="4B24222E"/>
@@ -15533,7 +20931,7 @@
       </w:rPr>
     </w:lvl>
   </w:abstractNum>
-  <w:abstractNum w:abstractNumId="20" w15:restartNumberingAfterBreak="0">
+  <w:abstractNum w:abstractNumId="28" w15:restartNumberingAfterBreak="0">
     <w:nsid w:val="62B806D5"/>
     <w:multiLevelType w:val="multilevel"/>
     <w:tmpl w:val="872AE7FE"/>
@@ -15682,7 +21080,7 @@
       </w:rPr>
     </w:lvl>
   </w:abstractNum>
-  <w:abstractNum w:abstractNumId="21" w15:restartNumberingAfterBreak="0">
+  <w:abstractNum w:abstractNumId="29" w15:restartNumberingAfterBreak="0">
     <w:nsid w:val="65204D1B"/>
     <w:multiLevelType w:val="multilevel"/>
     <w:tmpl w:val="96E4344E"/>
@@ -15831,7 +21229,7 @@
       </w:rPr>
     </w:lvl>
   </w:abstractNum>
-  <w:abstractNum w:abstractNumId="22" w15:restartNumberingAfterBreak="0">
+  <w:abstractNum w:abstractNumId="30" w15:restartNumberingAfterBreak="0">
     <w:nsid w:val="6FE446C8"/>
     <w:multiLevelType w:val="multilevel"/>
     <w:tmpl w:val="47804F18"/>
@@ -15980,7 +21378,156 @@
       </w:rPr>
     </w:lvl>
   </w:abstractNum>
-  <w:abstractNum w:abstractNumId="23" w15:restartNumberingAfterBreak="0">
+  <w:abstractNum w:abstractNumId="31" w15:restartNumberingAfterBreak="0">
+    <w:nsid w:val="747169B7"/>
+    <w:multiLevelType w:val="multilevel"/>
+    <w:tmpl w:val="BF909842"/>
+    <w:lvl w:ilvl="0">
+      <w:start w:val="1"/>
+      <w:numFmt w:val="bullet"/>
+      <w:lvlText w:val=""/>
+      <w:lvlJc w:val="left"/>
+      <w:pPr>
+        <w:tabs>
+          <w:tab w:val="num" w:pos="720"/>
+        </w:tabs>
+        <w:ind w:left="720" w:hanging="360"/>
+      </w:pPr>
+      <w:rPr>
+        <w:rFonts w:ascii="Symbol" w:hAnsi="Symbol" w:hint="default"/>
+        <w:sz w:val="20"/>
+      </w:rPr>
+    </w:lvl>
+    <w:lvl w:ilvl="1" w:tentative="1">
+      <w:start w:val="1"/>
+      <w:numFmt w:val="bullet"/>
+      <w:lvlText w:val="o"/>
+      <w:lvlJc w:val="left"/>
+      <w:pPr>
+        <w:tabs>
+          <w:tab w:val="num" w:pos="1440"/>
+        </w:tabs>
+        <w:ind w:left="1440" w:hanging="360"/>
+      </w:pPr>
+      <w:rPr>
+        <w:rFonts w:ascii="Courier New" w:hAnsi="Courier New" w:hint="default"/>
+        <w:sz w:val="20"/>
+      </w:rPr>
+    </w:lvl>
+    <w:lvl w:ilvl="2" w:tentative="1">
+      <w:start w:val="1"/>
+      <w:numFmt w:val="bullet"/>
+      <w:lvlText w:val=""/>
+      <w:lvlJc w:val="left"/>
+      <w:pPr>
+        <w:tabs>
+          <w:tab w:val="num" w:pos="2160"/>
+        </w:tabs>
+        <w:ind w:left="2160" w:hanging="360"/>
+      </w:pPr>
+      <w:rPr>
+        <w:rFonts w:ascii="Wingdings" w:hAnsi="Wingdings" w:hint="default"/>
+        <w:sz w:val="20"/>
+      </w:rPr>
+    </w:lvl>
+    <w:lvl w:ilvl="3" w:tentative="1">
+      <w:start w:val="1"/>
+      <w:numFmt w:val="bullet"/>
+      <w:lvlText w:val=""/>
+      <w:lvlJc w:val="left"/>
+      <w:pPr>
+        <w:tabs>
+          <w:tab w:val="num" w:pos="2880"/>
+        </w:tabs>
+        <w:ind w:left="2880" w:hanging="360"/>
+      </w:pPr>
+      <w:rPr>
+        <w:rFonts w:ascii="Wingdings" w:hAnsi="Wingdings" w:hint="default"/>
+        <w:sz w:val="20"/>
+      </w:rPr>
+    </w:lvl>
+    <w:lvl w:ilvl="4" w:tentative="1">
+      <w:start w:val="1"/>
+      <w:numFmt w:val="bullet"/>
+      <w:lvlText w:val=""/>
+      <w:lvlJc w:val="left"/>
+      <w:pPr>
+        <w:tabs>
+          <w:tab w:val="num" w:pos="3600"/>
+        </w:tabs>
+        <w:ind w:left="3600" w:hanging="360"/>
+      </w:pPr>
+      <w:rPr>
+        <w:rFonts w:ascii="Wingdings" w:hAnsi="Wingdings" w:hint="default"/>
+        <w:sz w:val="20"/>
+      </w:rPr>
+    </w:lvl>
+    <w:lvl w:ilvl="5" w:tentative="1">
+      <w:start w:val="1"/>
+      <w:numFmt w:val="bullet"/>
+      <w:lvlText w:val=""/>
+      <w:lvlJc w:val="left"/>
+      <w:pPr>
+        <w:tabs>
+          <w:tab w:val="num" w:pos="4320"/>
+        </w:tabs>
+        <w:ind w:left="4320" w:hanging="360"/>
+      </w:pPr>
+      <w:rPr>
+        <w:rFonts w:ascii="Wingdings" w:hAnsi="Wingdings" w:hint="default"/>
+        <w:sz w:val="20"/>
+      </w:rPr>
+    </w:lvl>
+    <w:lvl w:ilvl="6" w:tentative="1">
+      <w:start w:val="1"/>
+      <w:numFmt w:val="bullet"/>
+      <w:lvlText w:val=""/>
+      <w:lvlJc w:val="left"/>
+      <w:pPr>
+        <w:tabs>
+          <w:tab w:val="num" w:pos="5040"/>
+        </w:tabs>
+        <w:ind w:left="5040" w:hanging="360"/>
+      </w:pPr>
+      <w:rPr>
+        <w:rFonts w:ascii="Wingdings" w:hAnsi="Wingdings" w:hint="default"/>
+        <w:sz w:val="20"/>
+      </w:rPr>
+    </w:lvl>
+    <w:lvl w:ilvl="7" w:tentative="1">
+      <w:start w:val="1"/>
+      <w:numFmt w:val="bullet"/>
+      <w:lvlText w:val=""/>
+      <w:lvlJc w:val="left"/>
+      <w:pPr>
+        <w:tabs>
+          <w:tab w:val="num" w:pos="5760"/>
+        </w:tabs>
+        <w:ind w:left="5760" w:hanging="360"/>
+      </w:pPr>
+      <w:rPr>
+        <w:rFonts w:ascii="Wingdings" w:hAnsi="Wingdings" w:hint="default"/>
+        <w:sz w:val="20"/>
+      </w:rPr>
+    </w:lvl>
+    <w:lvl w:ilvl="8" w:tentative="1">
+      <w:start w:val="1"/>
+      <w:numFmt w:val="bullet"/>
+      <w:lvlText w:val=""/>
+      <w:lvlJc w:val="left"/>
+      <w:pPr>
+        <w:tabs>
+          <w:tab w:val="num" w:pos="6480"/>
+        </w:tabs>
+        <w:ind w:left="6480" w:hanging="360"/>
+      </w:pPr>
+      <w:rPr>
+        <w:rFonts w:ascii="Wingdings" w:hAnsi="Wingdings" w:hint="default"/>
+        <w:sz w:val="20"/>
+      </w:rPr>
+    </w:lvl>
+  </w:abstractNum>
+  <w:abstractNum w:abstractNumId="32" w15:restartNumberingAfterBreak="0">
     <w:nsid w:val="75871D22"/>
     <w:multiLevelType w:val="multilevel"/>
     <w:tmpl w:val="B25C240A"/>
@@ -16129,7 +21676,7 @@
       </w:rPr>
     </w:lvl>
   </w:abstractNum>
-  <w:abstractNum w:abstractNumId="24" w15:restartNumberingAfterBreak="0">
+  <w:abstractNum w:abstractNumId="33" w15:restartNumberingAfterBreak="0">
     <w:nsid w:val="79D24596"/>
     <w:multiLevelType w:val="multilevel"/>
     <w:tmpl w:val="922C3C1A"/>
@@ -16278,10 +21825,159 @@
       </w:rPr>
     </w:lvl>
   </w:abstractNum>
-  <w:abstractNum w:abstractNumId="25" w15:restartNumberingAfterBreak="0">
+  <w:abstractNum w:abstractNumId="34" w15:restartNumberingAfterBreak="0">
     <w:nsid w:val="7EA549B9"/>
     <w:multiLevelType w:val="multilevel"/>
     <w:tmpl w:val="18B432DA"/>
+    <w:lvl w:ilvl="0">
+      <w:start w:val="1"/>
+      <w:numFmt w:val="bullet"/>
+      <w:lvlText w:val=""/>
+      <w:lvlJc w:val="left"/>
+      <w:pPr>
+        <w:tabs>
+          <w:tab w:val="num" w:pos="720"/>
+        </w:tabs>
+        <w:ind w:left="720" w:hanging="360"/>
+      </w:pPr>
+      <w:rPr>
+        <w:rFonts w:ascii="Symbol" w:hAnsi="Symbol" w:hint="default"/>
+        <w:sz w:val="20"/>
+      </w:rPr>
+    </w:lvl>
+    <w:lvl w:ilvl="1" w:tentative="1">
+      <w:start w:val="1"/>
+      <w:numFmt w:val="bullet"/>
+      <w:lvlText w:val="o"/>
+      <w:lvlJc w:val="left"/>
+      <w:pPr>
+        <w:tabs>
+          <w:tab w:val="num" w:pos="1440"/>
+        </w:tabs>
+        <w:ind w:left="1440" w:hanging="360"/>
+      </w:pPr>
+      <w:rPr>
+        <w:rFonts w:ascii="Courier New" w:hAnsi="Courier New" w:hint="default"/>
+        <w:sz w:val="20"/>
+      </w:rPr>
+    </w:lvl>
+    <w:lvl w:ilvl="2" w:tentative="1">
+      <w:start w:val="1"/>
+      <w:numFmt w:val="bullet"/>
+      <w:lvlText w:val=""/>
+      <w:lvlJc w:val="left"/>
+      <w:pPr>
+        <w:tabs>
+          <w:tab w:val="num" w:pos="2160"/>
+        </w:tabs>
+        <w:ind w:left="2160" w:hanging="360"/>
+      </w:pPr>
+      <w:rPr>
+        <w:rFonts w:ascii="Wingdings" w:hAnsi="Wingdings" w:hint="default"/>
+        <w:sz w:val="20"/>
+      </w:rPr>
+    </w:lvl>
+    <w:lvl w:ilvl="3" w:tentative="1">
+      <w:start w:val="1"/>
+      <w:numFmt w:val="bullet"/>
+      <w:lvlText w:val=""/>
+      <w:lvlJc w:val="left"/>
+      <w:pPr>
+        <w:tabs>
+          <w:tab w:val="num" w:pos="2880"/>
+        </w:tabs>
+        <w:ind w:left="2880" w:hanging="360"/>
+      </w:pPr>
+      <w:rPr>
+        <w:rFonts w:ascii="Wingdings" w:hAnsi="Wingdings" w:hint="default"/>
+        <w:sz w:val="20"/>
+      </w:rPr>
+    </w:lvl>
+    <w:lvl w:ilvl="4" w:tentative="1">
+      <w:start w:val="1"/>
+      <w:numFmt w:val="bullet"/>
+      <w:lvlText w:val=""/>
+      <w:lvlJc w:val="left"/>
+      <w:pPr>
+        <w:tabs>
+          <w:tab w:val="num" w:pos="3600"/>
+        </w:tabs>
+        <w:ind w:left="3600" w:hanging="360"/>
+      </w:pPr>
+      <w:rPr>
+        <w:rFonts w:ascii="Wingdings" w:hAnsi="Wingdings" w:hint="default"/>
+        <w:sz w:val="20"/>
+      </w:rPr>
+    </w:lvl>
+    <w:lvl w:ilvl="5" w:tentative="1">
+      <w:start w:val="1"/>
+      <w:numFmt w:val="bullet"/>
+      <w:lvlText w:val=""/>
+      <w:lvlJc w:val="left"/>
+      <w:pPr>
+        <w:tabs>
+          <w:tab w:val="num" w:pos="4320"/>
+        </w:tabs>
+        <w:ind w:left="4320" w:hanging="360"/>
+      </w:pPr>
+      <w:rPr>
+        <w:rFonts w:ascii="Wingdings" w:hAnsi="Wingdings" w:hint="default"/>
+        <w:sz w:val="20"/>
+      </w:rPr>
+    </w:lvl>
+    <w:lvl w:ilvl="6" w:tentative="1">
+      <w:start w:val="1"/>
+      <w:numFmt w:val="bullet"/>
+      <w:lvlText w:val=""/>
+      <w:lvlJc w:val="left"/>
+      <w:pPr>
+        <w:tabs>
+          <w:tab w:val="num" w:pos="5040"/>
+        </w:tabs>
+        <w:ind w:left="5040" w:hanging="360"/>
+      </w:pPr>
+      <w:rPr>
+        <w:rFonts w:ascii="Wingdings" w:hAnsi="Wingdings" w:hint="default"/>
+        <w:sz w:val="20"/>
+      </w:rPr>
+    </w:lvl>
+    <w:lvl w:ilvl="7" w:tentative="1">
+      <w:start w:val="1"/>
+      <w:numFmt w:val="bullet"/>
+      <w:lvlText w:val=""/>
+      <w:lvlJc w:val="left"/>
+      <w:pPr>
+        <w:tabs>
+          <w:tab w:val="num" w:pos="5760"/>
+        </w:tabs>
+        <w:ind w:left="5760" w:hanging="360"/>
+      </w:pPr>
+      <w:rPr>
+        <w:rFonts w:ascii="Wingdings" w:hAnsi="Wingdings" w:hint="default"/>
+        <w:sz w:val="20"/>
+      </w:rPr>
+    </w:lvl>
+    <w:lvl w:ilvl="8" w:tentative="1">
+      <w:start w:val="1"/>
+      <w:numFmt w:val="bullet"/>
+      <w:lvlText w:val=""/>
+      <w:lvlJc w:val="left"/>
+      <w:pPr>
+        <w:tabs>
+          <w:tab w:val="num" w:pos="6480"/>
+        </w:tabs>
+        <w:ind w:left="6480" w:hanging="360"/>
+      </w:pPr>
+      <w:rPr>
+        <w:rFonts w:ascii="Wingdings" w:hAnsi="Wingdings" w:hint="default"/>
+        <w:sz w:val="20"/>
+      </w:rPr>
+    </w:lvl>
+  </w:abstractNum>
+  <w:abstractNum w:abstractNumId="35" w15:restartNumberingAfterBreak="0">
+    <w:nsid w:val="7FA3640D"/>
+    <w:multiLevelType w:val="multilevel"/>
+    <w:tmpl w:val="0D30535E"/>
     <w:lvl w:ilvl="0">
       <w:start w:val="1"/>
       <w:numFmt w:val="bullet"/>
@@ -16431,37 +22127,37 @@
     <w:abstractNumId w:val="1"/>
   </w:num>
   <w:num w:numId="2" w16cid:durableId="1459761358">
-    <w:abstractNumId w:val="14"/>
+    <w:abstractNumId w:val="15"/>
   </w:num>
   <w:num w:numId="3" w16cid:durableId="963074050">
     <w:abstractNumId w:val="4"/>
   </w:num>
   <w:num w:numId="4" w16cid:durableId="56831129">
-    <w:abstractNumId w:val="21"/>
+    <w:abstractNumId w:val="29"/>
   </w:num>
   <w:num w:numId="5" w16cid:durableId="1639337746">
-    <w:abstractNumId w:val="22"/>
+    <w:abstractNumId w:val="30"/>
   </w:num>
   <w:num w:numId="6" w16cid:durableId="1516381623">
-    <w:abstractNumId w:val="9"/>
+    <w:abstractNumId w:val="10"/>
   </w:num>
   <w:num w:numId="7" w16cid:durableId="1381905450">
-    <w:abstractNumId w:val="18"/>
+    <w:abstractNumId w:val="24"/>
   </w:num>
   <w:num w:numId="8" w16cid:durableId="736706530">
-    <w:abstractNumId w:val="13"/>
+    <w:abstractNumId w:val="14"/>
   </w:num>
   <w:num w:numId="9" w16cid:durableId="1471090832">
-    <w:abstractNumId w:val="11"/>
+    <w:abstractNumId w:val="12"/>
   </w:num>
   <w:num w:numId="10" w16cid:durableId="1114642301">
     <w:abstractNumId w:val="6"/>
   </w:num>
   <w:num w:numId="11" w16cid:durableId="1405641026">
-    <w:abstractNumId w:val="20"/>
+    <w:abstractNumId w:val="28"/>
   </w:num>
   <w:num w:numId="12" w16cid:durableId="1874729619">
-    <w:abstractNumId w:val="16"/>
+    <w:abstractNumId w:val="17"/>
   </w:num>
   <w:num w:numId="13" w16cid:durableId="273707331">
     <w:abstractNumId w:val="8"/>
@@ -16470,28 +22166,28 @@
     <w:abstractNumId w:val="2"/>
   </w:num>
   <w:num w:numId="15" w16cid:durableId="155659207">
-    <w:abstractNumId w:val="23"/>
+    <w:abstractNumId w:val="32"/>
   </w:num>
   <w:num w:numId="16" w16cid:durableId="43526862">
-    <w:abstractNumId w:val="24"/>
+    <w:abstractNumId w:val="33"/>
   </w:num>
   <w:num w:numId="17" w16cid:durableId="834103755">
-    <w:abstractNumId w:val="25"/>
+    <w:abstractNumId w:val="34"/>
   </w:num>
   <w:num w:numId="18" w16cid:durableId="2070497800">
-    <w:abstractNumId w:val="10"/>
+    <w:abstractNumId w:val="11"/>
   </w:num>
   <w:num w:numId="19" w16cid:durableId="1601714565">
-    <w:abstractNumId w:val="17"/>
+    <w:abstractNumId w:val="19"/>
   </w:num>
   <w:num w:numId="20" w16cid:durableId="1075665781">
-    <w:abstractNumId w:val="12"/>
+    <w:abstractNumId w:val="13"/>
   </w:num>
   <w:num w:numId="21" w16cid:durableId="1573006143">
-    <w:abstractNumId w:val="19"/>
+    <w:abstractNumId w:val="27"/>
   </w:num>
   <w:num w:numId="22" w16cid:durableId="1499996957">
-    <w:abstractNumId w:val="15"/>
+    <w:abstractNumId w:val="16"/>
   </w:num>
   <w:num w:numId="23" w16cid:durableId="635525821">
     <w:abstractNumId w:val="3"/>
@@ -16504,6 +22200,36 @@
   </w:num>
   <w:num w:numId="26" w16cid:durableId="1173959300">
     <w:abstractNumId w:val="0"/>
+  </w:num>
+  <w:num w:numId="27" w16cid:durableId="1013648059">
+    <w:abstractNumId w:val="21"/>
+  </w:num>
+  <w:num w:numId="28" w16cid:durableId="1135370968">
+    <w:abstractNumId w:val="20"/>
+  </w:num>
+  <w:num w:numId="29" w16cid:durableId="1429042552">
+    <w:abstractNumId w:val="31"/>
+  </w:num>
+  <w:num w:numId="30" w16cid:durableId="1614894790">
+    <w:abstractNumId w:val="23"/>
+  </w:num>
+  <w:num w:numId="31" w16cid:durableId="526137867">
+    <w:abstractNumId w:val="9"/>
+  </w:num>
+  <w:num w:numId="32" w16cid:durableId="1454440843">
+    <w:abstractNumId w:val="22"/>
+  </w:num>
+  <w:num w:numId="33" w16cid:durableId="664431171">
+    <w:abstractNumId w:val="26"/>
+  </w:num>
+  <w:num w:numId="34" w16cid:durableId="1047875162">
+    <w:abstractNumId w:val="18"/>
+  </w:num>
+  <w:num w:numId="35" w16cid:durableId="2081898410">
+    <w:abstractNumId w:val="25"/>
+  </w:num>
+  <w:num w:numId="36" w16cid:durableId="1763145358">
+    <w:abstractNumId w:val="35"/>
   </w:num>
 </w:numbering>
 </file>
